--- a/research/technical_report.docx
+++ b/research/technical_report.docx
@@ -4,7 +4,7 @@
   <w:body>
     <w:p>
       <w:pPr>
-        <w:spacing w:before="280" w:after="80"/>
+        <w:spacing w:before="240" w:after="80"/>
         <w:jc w:val="center"/>
       </w:pPr>
       <w:r>
@@ -12,41 +12,55 @@
           <w:rFonts w:ascii="Arial" w:hAnsi="Arial"/>
           <w:b/>
           <w:color w:val="0B1D3A"/>
-          <w:sz w:val="40"/>
+          <w:sz w:val="36"/>
         </w:rPr>
         <w:t>TECHNICAL REPORT &amp; DEPLOYMENT SPECIFICATION</w:t>
       </w:r>
     </w:p>
     <w:p>
       <w:pPr>
-        <w:spacing w:after="360"/>
+        <w:spacing w:after="280"/>
         <w:jc w:val="center"/>
       </w:pPr>
       <w:r>
         <w:rPr>
           <w:rFonts w:ascii="Arial" w:hAnsi="Arial"/>
           <w:i/>
-          <w:color w:val="475569"/>
-          <w:sz w:val="23"/>
+          <w:color w:val="64748B"/>
+          <w:sz w:val="22"/>
         </w:rPr>
-        <w:t>Securing the Digital Mine: Edge-Ready Metaheuristic Optimized Deep Learning Intrusion Detection</w:t>
+        <w:t>Securing the Digital Mine: Edge-Ready Metaheuristic-Optimized Deep Learning Intrusion Detection</w:t>
+        <w:br/>
+        <w:t>UNESCO Russian-African Forum of Young Scientists 2026</w:t>
       </w:r>
     </w:p>
     <w:p>
       <w:pPr>
-        <w:spacing w:after="400"/>
+        <w:spacing w:after="40"/>
         <w:jc w:val="center"/>
       </w:pPr>
       <w:r>
         <w:rPr>
           <w:rFonts w:ascii="Times New Roman" w:hAnsi="Times New Roman"/>
           <w:b/>
-          <w:color w:val="00529B"/>
-          <w:sz w:val="20"/>
+          <w:sz w:val="22"/>
         </w:rPr>
         <w:t>Engineering Delegation: John Okyere, Ezekeil Baah, Clement Baffour, Parker Paa Annobil, George Akwesi Bonnah</w:t>
-        <w:br/>
-        <w:t>University of Education, Winneba &amp; Kayaba Labs | UNESCO Russian-African Forum 2026</w:t>
+      </w:r>
+    </w:p>
+    <w:p>
+      <w:pPr>
+        <w:spacing w:after="320"/>
+        <w:jc w:val="center"/>
+      </w:pPr>
+      <w:r>
+        <w:rPr>
+          <w:rFonts w:ascii="Times New Roman" w:hAnsi="Times New Roman"/>
+          <w:i/>
+          <w:color w:val="64748B"/>
+          <w:sz w:val="19"/>
+        </w:rPr>
+        <w:t>Department of ICT, University of Education, Winneba &amp; Kayaba Labs | Version 3.0.0</w:t>
       </w:r>
     </w:p>
     <w:p>
@@ -59,46 +73,46 @@
           <w:rFonts w:ascii="Arial" w:hAnsi="Arial"/>
           <w:b/>
           <w:color w:val="00529B"/>
-          <w:sz w:val="27"/>
+          <w:sz w:val="28"/>
         </w:rPr>
         <w:t>1. EXECUTIVE SUMMARY</w:t>
       </w:r>
     </w:p>
     <w:p>
       <w:pPr>
-        <w:spacing w:line="312" w:lineRule="auto" w:after="120"/>
+        <w:spacing w:line="360" w:lineRule="auto" w:after="120"/>
         <w:jc w:val="both"/>
       </w:pPr>
       <w:r>
         <w:rPr>
           <w:rFonts w:ascii="Times New Roman" w:hAnsi="Times New Roman"/>
-          <w:sz w:val="21"/>
+          <w:sz w:val="24"/>
         </w:rPr>
-        <w:t>Modern mineral resource operations across Africa and the Russian Federation are undergoing rapid digital transformation under 'Smart Subsoil' initiatives. Heavy mining equipment—including ball mills, cone crushers, autonomous haul trucks, and tailings pumps—are increasingly connected to operational technology (OT) SCADA networks. While this connectivity drives massive productivity and safety gains, it creates severe vulnerabilities to malicious cyber disruption. Unplanned industrial downtime in mining facilities costs between USD $50,000 and $500,000 per hour, while cyber-physical attacks on ventilation or tailings management represent direct threats to human life.</w:t>
+        <w:t>Modern mineral resource operations across Africa and the Russian Federation are undergoing rapid digital transformation under 'Smart Subsoil' initiatives. Heavy mining equipment (including semi-autogenous grinding (SAG) mills, cone crushers, autonomous haul trucks, and tailings pumps) are increasingly networked into operational technology (OT) SCADA networks. While this connectivity drives massive productivity and safety gains, it creates severe vulnerabilities to malicious cyber disruption. Unplanned industrial downtime in mining facilities costs between USD $50,000 and $500,000 per hour, while cyber-physical attacks on ventilation or tailings management represent direct threats to human life.</w:t>
       </w:r>
     </w:p>
     <w:p>
       <w:pPr>
-        <w:spacing w:line="312" w:lineRule="auto" w:after="120"/>
+        <w:spacing w:line="360" w:lineRule="auto" w:after="120"/>
         <w:jc w:val="both"/>
       </w:pPr>
       <w:r>
         <w:rPr>
           <w:rFonts w:ascii="Times New Roman" w:hAnsi="Times New Roman"/>
-          <w:sz w:val="21"/>
+          <w:sz w:val="24"/>
         </w:rPr>
         <w:t>Commercial enterprise cybersecurity solutions cannot solve this problem because they rely on static signatures, cloud-based inspection requiring high-bandwidth links, and heavy computation that exceeds the 100-millisecond control loop deadlines of industrial PLCs. Remote African mining operations operating on solar power and satellite links require lightweight, offline-capable, real-time edge security.</w:t>
       </w:r>
     </w:p>
     <w:p>
       <w:pPr>
-        <w:spacing w:line="312" w:lineRule="auto" w:after="120"/>
+        <w:spacing w:line="360" w:lineRule="auto" w:after="120"/>
         <w:jc w:val="both"/>
       </w:pPr>
       <w:r>
         <w:rPr>
           <w:rFonts w:ascii="Times New Roman" w:hAnsi="Times New Roman"/>
-          <w:sz w:val="21"/>
+          <w:sz w:val="24"/>
         </w:rPr>
         <w:t>This technical report details the architecture, implementation, and deployment of a three-tier intrusion detection framework combining Binary Whale Optimization (BWOA) with a spatial-temporal CNN-LSTM neural network. By pruning network telemetry from 41 features to 10 (75.61% reduction) and applying Float16 quantization, the system achieves an inference latency of 0.76 milliseconds on a standard Raspberry Pi 4 edge device while maintaining 70.56% multi-class accuracy and 96.89% precision on benign flows. The complete open-source solution enables mining operators to achieve immediate cyber resilience at negligible capital cost.</w:t>
       </w:r>
@@ -113,14 +127,14 @@
           <w:rFonts w:ascii="Arial" w:hAnsi="Arial"/>
           <w:b/>
           <w:color w:val="00529B"/>
-          <w:sz w:val="27"/>
+          <w:sz w:val="28"/>
         </w:rPr>
         <w:t>2. TECHNICAL ARCHITECTURE &amp; DEEP DIVE</w:t>
       </w:r>
     </w:p>
     <w:p>
       <w:pPr>
-        <w:spacing w:before="120" w:after="40"/>
+        <w:spacing w:before="160" w:after="40"/>
         <w:jc w:val="center"/>
       </w:pPr>
       <w:r>
@@ -160,15 +174,15 @@
     </w:p>
     <w:p>
       <w:pPr>
-        <w:spacing w:after="160"/>
+        <w:spacing w:after="200"/>
         <w:jc w:val="center"/>
       </w:pPr>
       <w:r>
         <w:rPr>
           <w:rFonts w:ascii="Times New Roman" w:hAnsi="Times New Roman"/>
           <w:i/>
-          <w:color w:val="475569"/>
-          <w:sz w:val="18"/>
+          <w:color w:val="64748B"/>
+          <w:sz w:val="20"/>
         </w:rPr>
         <w:t>Figure 2.1: Four-Layer End-to-End System Architecture</w:t>
       </w:r>
@@ -182,21 +196,21 @@
         <w:rPr>
           <w:rFonts w:ascii="Arial" w:hAnsi="Arial"/>
           <w:b/>
-          <w:color w:val="0F172A"/>
-          <w:sz w:val="23"/>
+          <w:color w:val="1E293B"/>
+          <w:sz w:val="25"/>
         </w:rPr>
         <w:t>2.1 Layer 1: Edge Telemetry Ingestion Agent</w:t>
       </w:r>
     </w:p>
     <w:p>
       <w:pPr>
-        <w:spacing w:line="312" w:lineRule="auto" w:after="120"/>
+        <w:spacing w:line="360" w:lineRule="auto" w:after="120"/>
         <w:jc w:val="both"/>
       </w:pPr>
       <w:r>
         <w:rPr>
           <w:rFonts w:ascii="Times New Roman" w:hAnsi="Times New Roman"/>
-          <w:sz w:val="21"/>
+          <w:sz w:val="24"/>
         </w:rPr>
         <w:t>The edge telemetry ingestion agent (@mhiskall282/unesco-mine-sec-cli) is packaged as a high-performance Node.js service designed to run directly on edge gateways, micro-PLCs, or local aggregation servers. It captures raw network frames from promiscuous network adapters (Ethernet, Wi-Fi, TAP bridges), parses IP/TCP/UDP headers, and streams structured JSON payloads containing the 10 BWOA-selected features over HTTP/HTTPS.</w:t>
       </w:r>
@@ -210,28 +224,28 @@
         <w:rPr>
           <w:rFonts w:ascii="Arial" w:hAnsi="Arial"/>
           <w:b/>
-          <w:color w:val="0F172A"/>
-          <w:sz w:val="23"/>
+          <w:color w:val="1E293B"/>
+          <w:sz w:val="25"/>
         </w:rPr>
         <w:t>2.2 Layer 2: BWOA Feature Selection Engine</w:t>
       </w:r>
     </w:p>
     <w:p>
       <w:pPr>
-        <w:spacing w:line="312" w:lineRule="auto" w:after="120"/>
+        <w:spacing w:line="360" w:lineRule="auto" w:after="120"/>
         <w:jc w:val="both"/>
       </w:pPr>
       <w:r>
         <w:rPr>
           <w:rFonts w:ascii="Times New Roman" w:hAnsi="Times New Roman"/>
-          <w:sz w:val="21"/>
+          <w:sz w:val="24"/>
         </w:rPr>
         <w:t>The Binary Whale Optimization Algorithm (BWOA) conducts metaheuristic exploration of the 2^41 discrete feature space. Continuous velocity vectors are mapped to bit-flip probabilities using a V-shaped transfer function with a strict 75% accuracy floor constraint to ensure high discrimination on minority attack classes.</w:t>
       </w:r>
     </w:p>
     <w:p>
       <w:pPr>
-        <w:spacing w:before="120" w:after="40"/>
+        <w:spacing w:before="160" w:after="40"/>
         <w:jc w:val="center"/>
       </w:pPr>
       <w:r>
@@ -271,15 +285,15 @@
     </w:p>
     <w:p>
       <w:pPr>
-        <w:spacing w:after="160"/>
+        <w:spacing w:after="200"/>
         <w:jc w:val="center"/>
       </w:pPr>
       <w:r>
         <w:rPr>
           <w:rFonts w:ascii="Times New Roman" w:hAnsi="Times New Roman"/>
           <w:i/>
-          <w:color w:val="475569"/>
-          <w:sz w:val="18"/>
+          <w:color w:val="64748B"/>
+          <w:sz w:val="20"/>
         </w:rPr>
         <w:t>Figure 2.2: BWOA Optimization Convergence across 100 Iterations</w:t>
       </w:r>
@@ -293,28 +307,28 @@
         <w:rPr>
           <w:rFonts w:ascii="Arial" w:hAnsi="Arial"/>
           <w:b/>
-          <w:color w:val="0F172A"/>
-          <w:sz w:val="23"/>
+          <w:color w:val="1E293B"/>
+          <w:sz w:val="25"/>
         </w:rPr>
         <w:t>2.3 Layer 3: Spatial-Temporal CNN-LSTM Classifier</w:t>
       </w:r>
     </w:p>
     <w:p>
       <w:pPr>
-        <w:spacing w:line="312" w:lineRule="auto" w:after="120"/>
+        <w:spacing w:line="360" w:lineRule="auto" w:after="120"/>
         <w:jc w:val="both"/>
       </w:pPr>
       <w:r>
         <w:rPr>
           <w:rFonts w:ascii="Times New Roman" w:hAnsi="Times New Roman"/>
-          <w:sz w:val="21"/>
+          <w:sz w:val="24"/>
         </w:rPr>
         <w:t>The deep learning engine combines a 1D Convolutional Neural Network (Conv1D) layer (64 filters, kernel size 3) with a Long Short-Term Memory (LSTM) layer (256 units). The Conv1D filters isolate local spatial relationships between byte values, while the LSTM recurrent units track temporal state transitions across sequential polling cycles.</w:t>
       </w:r>
     </w:p>
     <w:p>
       <w:pPr>
-        <w:spacing w:before="120" w:after="40"/>
+        <w:spacing w:before="160" w:after="40"/>
         <w:jc w:val="center"/>
       </w:pPr>
       <w:r>
@@ -354,15 +368,15 @@
     </w:p>
     <w:p>
       <w:pPr>
-        <w:spacing w:after="160"/>
+        <w:spacing w:after="200"/>
         <w:jc w:val="center"/>
       </w:pPr>
       <w:r>
         <w:rPr>
           <w:rFonts w:ascii="Times New Roman" w:hAnsi="Times New Roman"/>
           <w:i/>
-          <w:color w:val="475569"/>
-          <w:sz w:val="18"/>
+          <w:color w:val="64748B"/>
+          <w:sz w:val="20"/>
         </w:rPr>
         <w:t>Figure 2.3: CNN-LSTM Neural Network Architecture Flowchart</w:t>
       </w:r>
@@ -376,21 +390,21 @@
         <w:rPr>
           <w:rFonts w:ascii="Arial" w:hAnsi="Arial"/>
           <w:b/>
-          <w:color w:val="0F172A"/>
-          <w:sz w:val="23"/>
+          <w:color w:val="1E293B"/>
+          <w:sz w:val="25"/>
         </w:rPr>
         <w:t>2.4 Layer 4: Model Server &amp; SaaS Livewire Dashboard</w:t>
       </w:r>
     </w:p>
     <w:p>
       <w:pPr>
-        <w:spacing w:line="312" w:lineRule="auto" w:after="120"/>
+        <w:spacing w:line="360" w:lineRule="auto" w:after="120"/>
         <w:jc w:val="both"/>
       </w:pPr>
       <w:r>
         <w:rPr>
           <w:rFonts w:ascii="Times New Roman" w:hAnsi="Times New Roman"/>
-          <w:sz w:val="21"/>
+          <w:sz w:val="24"/>
         </w:rPr>
         <w:t>The inference microservice runs an asynchronous FastAPI server (port 8001) executing the quantized Float16 TFLite model. Threat predictions are ingested by a multi-tenant Laravel 12 Livewire SaaS dashboard that broadcasts live alerts, maps device telemetry, and registers incident logs.</w:t>
       </w:r>
@@ -405,7 +419,7 @@
           <w:rFonts w:ascii="Arial" w:hAnsi="Arial"/>
           <w:b/>
           <w:color w:val="00529B"/>
-          <w:sz w:val="27"/>
+          <w:sz w:val="28"/>
         </w:rPr>
         <w:t>3. DEPLOYMENT &amp; INSTALLATION GUIDE</w:t>
       </w:r>
@@ -419,21 +433,21 @@
         <w:rPr>
           <w:rFonts w:ascii="Arial" w:hAnsi="Arial"/>
           <w:b/>
-          <w:color w:val="0F172A"/>
-          <w:sz w:val="23"/>
+          <w:color w:val="1E293B"/>
+          <w:sz w:val="25"/>
         </w:rPr>
         <w:t>3.1 Edge Gateway Deployment (Raspberry Pi 4B / Pi 5)</w:t>
       </w:r>
     </w:p>
     <w:p>
       <w:pPr>
-        <w:spacing w:line="312" w:lineRule="auto" w:after="120"/>
+        <w:spacing w:line="360" w:lineRule="auto" w:after="120"/>
         <w:jc w:val="both"/>
       </w:pPr>
       <w:r>
         <w:rPr>
           <w:rFonts w:ascii="Times New Roman" w:hAnsi="Times New Roman"/>
-          <w:sz w:val="21"/>
+          <w:sz w:val="24"/>
         </w:rPr>
         <w:t>Follow these steps to deploy the complete intrusion detection stack on a Linux edge gateway:</w:t>
       </w:r>
@@ -443,6 +457,14 @@
         <w:tblW w:type="auto" w:w="0"/>
         <w:jc w:val="center"/>
         <w:tblLook w:firstColumn="1" w:firstRow="1" w:lastColumn="0" w:lastRow="0" w:noHBand="0" w:noVBand="1" w:val="04A0"/>
+        <w:tblBorders>
+          <w:top w:val="single" w:sz="6" w:space="0" w:color="334155"/>
+          <w:bottom w:val="single" w:sz="6" w:space="0" w:color="334155"/>
+          <w:left w:val="single" w:sz="6" w:space="0" w:color="334155"/>
+          <w:right w:val="single" w:sz="6" w:space="0" w:color="334155"/>
+          <w:insideH w:val="single" w:sz="6" w:space="0" w:color="334155"/>
+          <w:insideV w:val="single" w:sz="6" w:space="0" w:color="334155"/>
+        </w:tblBorders>
       </w:tblPr>
       <w:tblGrid>
         <w:gridCol w:w="9360"/>
@@ -461,13 +483,13 @@
           </w:tcPr>
           <w:p>
             <w:pPr>
-              <w:spacing w:after="40"/>
+              <w:spacing w:after="40" w:line="276" w:lineRule="auto"/>
             </w:pPr>
             <w:r>
               <w:rPr>
                 <w:rFonts w:ascii="Consolas" w:hAnsi="Consolas"/>
                 <w:color w:val="E2E8F0"/>
-                <w:sz w:val="17"/>
+                <w:sz w:val="18"/>
               </w:rPr>
               <w:t># 1. Clone the project repository</w:t>
               <w:br/>
@@ -509,8 +531,8 @@
         <w:rPr>
           <w:rFonts w:ascii="Arial" w:hAnsi="Arial"/>
           <w:b/>
-          <w:color w:val="0F172A"/>
-          <w:sz w:val="23"/>
+          <w:color w:val="1E293B"/>
+          <w:sz w:val="25"/>
         </w:rPr>
         <w:t>3.2 Cloud Inference Server Deployment (AWS EC2 / Ubuntu 22.04)</w:t>
       </w:r>
@@ -520,6 +542,14 @@
         <w:tblW w:type="auto" w:w="0"/>
         <w:jc w:val="center"/>
         <w:tblLook w:firstColumn="1" w:firstRow="1" w:lastColumn="0" w:lastRow="0" w:noHBand="0" w:noVBand="1" w:val="04A0"/>
+        <w:tblBorders>
+          <w:top w:val="single" w:sz="6" w:space="0" w:color="334155"/>
+          <w:bottom w:val="single" w:sz="6" w:space="0" w:color="334155"/>
+          <w:left w:val="single" w:sz="6" w:space="0" w:color="334155"/>
+          <w:right w:val="single" w:sz="6" w:space="0" w:color="334155"/>
+          <w:insideH w:val="single" w:sz="6" w:space="0" w:color="334155"/>
+          <w:insideV w:val="single" w:sz="6" w:space="0" w:color="334155"/>
+        </w:tblBorders>
       </w:tblPr>
       <w:tblGrid>
         <w:gridCol w:w="9360"/>
@@ -538,13 +568,13 @@
           </w:tcPr>
           <w:p>
             <w:pPr>
-              <w:spacing w:after="40"/>
+              <w:spacing w:after="40" w:line="276" w:lineRule="auto"/>
             </w:pPr>
             <w:r>
               <w:rPr>
                 <w:rFonts w:ascii="Consolas" w:hAnsi="Consolas"/>
                 <w:color w:val="E2E8F0"/>
-                <w:sz w:val="17"/>
+                <w:sz w:val="18"/>
               </w:rPr>
               <w:t># 1. Provision Ubuntu 22.04 LTS instance (t3.medium recommended)</w:t>
               <w:br/>
@@ -584,7 +614,7 @@
           <w:rFonts w:ascii="Arial" w:hAnsi="Arial"/>
           <w:b/>
           <w:color w:val="00529B"/>
-          <w:sz w:val="27"/>
+          <w:sz w:val="28"/>
         </w:rPr>
         <w:t>4. COMPREHENSIVE EVALUATION RESULTS</w:t>
       </w:r>
@@ -595,6 +625,14 @@
         <w:jc w:val="center"/>
         <w:tblLayout w:type="fixed"/>
         <w:tblLook w:firstColumn="1" w:firstRow="1" w:lastColumn="0" w:lastRow="0" w:noHBand="0" w:noVBand="1" w:val="04A0"/>
+        <w:tblBorders>
+          <w:top w:val="single" w:sz="4" w:space="0" w:color="CBD5E1"/>
+          <w:bottom w:val="single" w:sz="4" w:space="0" w:color="CBD5E1"/>
+          <w:left w:val="single" w:sz="4" w:space="0" w:color="CBD5E1"/>
+          <w:right w:val="single" w:sz="4" w:space="0" w:color="CBD5E1"/>
+          <w:insideH w:val="single" w:sz="4" w:space="0" w:color="CBD5E1"/>
+          <w:insideV w:val="single" w:sz="4" w:space="0" w:color="CBD5E1"/>
+        </w:tblBorders>
       </w:tblPr>
       <w:tblGrid>
         <w:gridCol w:w="1872"/>
@@ -609,10 +647,10 @@
             <w:tcW w:type="dxa" w:w="2592"/>
             <w:shd w:fill="00529B"/>
             <w:tcMar>
-              <w:top w:w="100" w:type="dxa"/>
-              <w:bottom w:w="100" w:type="dxa"/>
-              <w:left w:w="120" w:type="dxa"/>
-              <w:right w:w="120" w:type="dxa"/>
+              <w:top w:w="120" w:type="dxa"/>
+              <w:bottom w:w="120" w:type="dxa"/>
+              <w:left w:w="140" w:type="dxa"/>
+              <w:right w:w="140" w:type="dxa"/>
             </w:tcMar>
           </w:tcPr>
           <w:p>
@@ -624,7 +662,7 @@
                 <w:rFonts w:ascii="Arial" w:hAnsi="Arial"/>
                 <w:b/>
                 <w:color w:val="FFFFFF"/>
-                <w:sz w:val="18"/>
+                <w:sz w:val="20"/>
               </w:rPr>
               <w:t>Metric Category</w:t>
             </w:r>
@@ -635,10 +673,10 @@
             <w:tcW w:type="dxa" w:w="1872"/>
             <w:shd w:fill="00529B"/>
             <w:tcMar>
-              <w:top w:w="100" w:type="dxa"/>
-              <w:bottom w:w="100" w:type="dxa"/>
-              <w:left w:w="120" w:type="dxa"/>
-              <w:right w:w="120" w:type="dxa"/>
+              <w:top w:w="120" w:type="dxa"/>
+              <w:bottom w:w="120" w:type="dxa"/>
+              <w:left w:w="140" w:type="dxa"/>
+              <w:right w:w="140" w:type="dxa"/>
             </w:tcMar>
           </w:tcPr>
           <w:p>
@@ -650,7 +688,7 @@
                 <w:rFonts w:ascii="Arial" w:hAnsi="Arial"/>
                 <w:b/>
                 <w:color w:val="FFFFFF"/>
-                <w:sz w:val="18"/>
+                <w:sz w:val="20"/>
               </w:rPr>
               <w:t>Baseline (41 Feat)</w:t>
             </w:r>
@@ -661,10 +699,10 @@
             <w:tcW w:type="dxa" w:w="1872"/>
             <w:shd w:fill="00529B"/>
             <w:tcMar>
-              <w:top w:w="100" w:type="dxa"/>
-              <w:bottom w:w="100" w:type="dxa"/>
-              <w:left w:w="120" w:type="dxa"/>
-              <w:right w:w="120" w:type="dxa"/>
+              <w:top w:w="120" w:type="dxa"/>
+              <w:bottom w:w="120" w:type="dxa"/>
+              <w:left w:w="140" w:type="dxa"/>
+              <w:right w:w="140" w:type="dxa"/>
             </w:tcMar>
           </w:tcPr>
           <w:p>
@@ -676,7 +714,7 @@
                 <w:rFonts w:ascii="Arial" w:hAnsi="Arial"/>
                 <w:b/>
                 <w:color w:val="FFFFFF"/>
-                <w:sz w:val="18"/>
+                <w:sz w:val="20"/>
               </w:rPr>
               <w:t>BWOA v3 (10 Feat)</w:t>
             </w:r>
@@ -687,10 +725,10 @@
             <w:tcW w:type="dxa" w:w="1872"/>
             <w:shd w:fill="00529B"/>
             <w:tcMar>
-              <w:top w:w="100" w:type="dxa"/>
-              <w:bottom w:w="100" w:type="dxa"/>
-              <w:left w:w="120" w:type="dxa"/>
-              <w:right w:w="120" w:type="dxa"/>
+              <w:top w:w="120" w:type="dxa"/>
+              <w:bottom w:w="120" w:type="dxa"/>
+              <w:left w:w="140" w:type="dxa"/>
+              <w:right w:w="140" w:type="dxa"/>
             </w:tcMar>
           </w:tcPr>
           <w:p>
@@ -702,7 +740,7 @@
                 <w:rFonts w:ascii="Arial" w:hAnsi="Arial"/>
                 <w:b/>
                 <w:color w:val="FFFFFF"/>
-                <w:sz w:val="18"/>
+                <w:sz w:val="20"/>
               </w:rPr>
               <w:t>BWOA Float16</w:t>
             </w:r>
@@ -713,10 +751,10 @@
             <w:tcW w:type="dxa" w:w="1872"/>
             <w:shd w:fill="00529B"/>
             <w:tcMar>
-              <w:top w:w="100" w:type="dxa"/>
-              <w:bottom w:w="100" w:type="dxa"/>
-              <w:left w:w="120" w:type="dxa"/>
-              <w:right w:w="120" w:type="dxa"/>
+              <w:top w:w="120" w:type="dxa"/>
+              <w:bottom w:w="120" w:type="dxa"/>
+              <w:left w:w="140" w:type="dxa"/>
+              <w:right w:w="140" w:type="dxa"/>
             </w:tcMar>
           </w:tcPr>
           <w:p>
@@ -728,7 +766,7 @@
                 <w:rFonts w:ascii="Arial" w:hAnsi="Arial"/>
                 <w:b/>
                 <w:color w:val="FFFFFF"/>
-                <w:sz w:val="18"/>
+                <w:sz w:val="20"/>
               </w:rPr>
               <w:t>SWaT Transfer</w:t>
             </w:r>
@@ -741,10 +779,10 @@
             <w:tcW w:type="dxa" w:w="2592"/>
             <w:shd w:fill="FFFFFF"/>
             <w:tcMar>
-              <w:top w:w="60" w:type="dxa"/>
-              <w:bottom w:w="60" w:type="dxa"/>
-              <w:left w:w="100" w:type="dxa"/>
-              <w:right w:w="100" w:type="dxa"/>
+              <w:top w:w="80" w:type="dxa"/>
+              <w:bottom w:w="80" w:type="dxa"/>
+              <w:left w:w="120" w:type="dxa"/>
+              <w:right w:w="120" w:type="dxa"/>
             </w:tcMar>
           </w:tcPr>
           <w:p>
@@ -754,7 +792,7 @@
             <w:r>
               <w:rPr>
                 <w:rFonts w:ascii="Times New Roman" w:hAnsi="Times New Roman"/>
-                <w:sz w:val="18"/>
+                <w:sz w:val="20"/>
               </w:rPr>
               <w:t>Input Dimensions</w:t>
             </w:r>
@@ -765,10 +803,10 @@
             <w:tcW w:type="dxa" w:w="1872"/>
             <w:shd w:fill="FFFFFF"/>
             <w:tcMar>
-              <w:top w:w="60" w:type="dxa"/>
-              <w:bottom w:w="60" w:type="dxa"/>
-              <w:left w:w="100" w:type="dxa"/>
-              <w:right w:w="100" w:type="dxa"/>
+              <w:top w:w="80" w:type="dxa"/>
+              <w:bottom w:w="80" w:type="dxa"/>
+              <w:left w:w="120" w:type="dxa"/>
+              <w:right w:w="120" w:type="dxa"/>
             </w:tcMar>
           </w:tcPr>
           <w:p>
@@ -778,7 +816,7 @@
             <w:r>
               <w:rPr>
                 <w:rFonts w:ascii="Times New Roman" w:hAnsi="Times New Roman"/>
-                <w:sz w:val="18"/>
+                <w:sz w:val="20"/>
               </w:rPr>
               <w:t>41 Features</w:t>
             </w:r>
@@ -789,10 +827,10 @@
             <w:tcW w:type="dxa" w:w="1872"/>
             <w:shd w:fill="FFFFFF"/>
             <w:tcMar>
-              <w:top w:w="60" w:type="dxa"/>
-              <w:bottom w:w="60" w:type="dxa"/>
-              <w:left w:w="100" w:type="dxa"/>
-              <w:right w:w="100" w:type="dxa"/>
+              <w:top w:w="80" w:type="dxa"/>
+              <w:bottom w:w="80" w:type="dxa"/>
+              <w:left w:w="120" w:type="dxa"/>
+              <w:right w:w="120" w:type="dxa"/>
             </w:tcMar>
           </w:tcPr>
           <w:p>
@@ -802,7 +840,7 @@
             <w:r>
               <w:rPr>
                 <w:rFonts w:ascii="Times New Roman" w:hAnsi="Times New Roman"/>
-                <w:sz w:val="18"/>
+                <w:sz w:val="20"/>
               </w:rPr>
               <w:t>10 Features</w:t>
             </w:r>
@@ -813,10 +851,10 @@
             <w:tcW w:type="dxa" w:w="1872"/>
             <w:shd w:fill="FFFFFF"/>
             <w:tcMar>
-              <w:top w:w="60" w:type="dxa"/>
-              <w:bottom w:w="60" w:type="dxa"/>
-              <w:left w:w="100" w:type="dxa"/>
-              <w:right w:w="100" w:type="dxa"/>
+              <w:top w:w="80" w:type="dxa"/>
+              <w:bottom w:w="80" w:type="dxa"/>
+              <w:left w:w="120" w:type="dxa"/>
+              <w:right w:w="120" w:type="dxa"/>
             </w:tcMar>
           </w:tcPr>
           <w:p>
@@ -826,7 +864,7 @@
             <w:r>
               <w:rPr>
                 <w:rFonts w:ascii="Times New Roman" w:hAnsi="Times New Roman"/>
-                <w:sz w:val="18"/>
+                <w:sz w:val="20"/>
               </w:rPr>
               <w:t>10 Features</w:t>
             </w:r>
@@ -837,10 +875,10 @@
             <w:tcW w:type="dxa" w:w="1872"/>
             <w:shd w:fill="FFFFFF"/>
             <w:tcMar>
-              <w:top w:w="60" w:type="dxa"/>
-              <w:bottom w:w="60" w:type="dxa"/>
-              <w:left w:w="100" w:type="dxa"/>
-              <w:right w:w="100" w:type="dxa"/>
+              <w:top w:w="80" w:type="dxa"/>
+              <w:bottom w:w="80" w:type="dxa"/>
+              <w:left w:w="120" w:type="dxa"/>
+              <w:right w:w="120" w:type="dxa"/>
             </w:tcMar>
           </w:tcPr>
           <w:p>
@@ -850,7 +888,7 @@
             <w:r>
               <w:rPr>
                 <w:rFonts w:ascii="Times New Roman" w:hAnsi="Times New Roman"/>
-                <w:sz w:val="18"/>
+                <w:sz w:val="20"/>
               </w:rPr>
               <w:t>51 Sensor Feat</w:t>
             </w:r>
@@ -863,10 +901,10 @@
             <w:tcW w:type="dxa" w:w="2592"/>
             <w:shd w:fill="F8FAFC"/>
             <w:tcMar>
-              <w:top w:w="60" w:type="dxa"/>
-              <w:bottom w:w="60" w:type="dxa"/>
-              <w:left w:w="100" w:type="dxa"/>
-              <w:right w:w="100" w:type="dxa"/>
+              <w:top w:w="80" w:type="dxa"/>
+              <w:bottom w:w="80" w:type="dxa"/>
+              <w:left w:w="120" w:type="dxa"/>
+              <w:right w:w="120" w:type="dxa"/>
             </w:tcMar>
           </w:tcPr>
           <w:p>
@@ -876,7 +914,7 @@
             <w:r>
               <w:rPr>
                 <w:rFonts w:ascii="Times New Roman" w:hAnsi="Times New Roman"/>
-                <w:sz w:val="18"/>
+                <w:sz w:val="20"/>
               </w:rPr>
               <w:t>Test Accuracy</w:t>
             </w:r>
@@ -887,10 +925,10 @@
             <w:tcW w:type="dxa" w:w="1872"/>
             <w:shd w:fill="F8FAFC"/>
             <w:tcMar>
-              <w:top w:w="60" w:type="dxa"/>
-              <w:bottom w:w="60" w:type="dxa"/>
-              <w:left w:w="100" w:type="dxa"/>
-              <w:right w:w="100" w:type="dxa"/>
+              <w:top w:w="80" w:type="dxa"/>
+              <w:bottom w:w="80" w:type="dxa"/>
+              <w:left w:w="120" w:type="dxa"/>
+              <w:right w:w="120" w:type="dxa"/>
             </w:tcMar>
           </w:tcPr>
           <w:p>
@@ -900,7 +938,7 @@
             <w:r>
               <w:rPr>
                 <w:rFonts w:ascii="Times New Roman" w:hAnsi="Times New Roman"/>
-                <w:sz w:val="18"/>
+                <w:sz w:val="20"/>
               </w:rPr>
               <w:t>77.70%</w:t>
             </w:r>
@@ -911,10 +949,10 @@
             <w:tcW w:type="dxa" w:w="1872"/>
             <w:shd w:fill="F8FAFC"/>
             <w:tcMar>
-              <w:top w:w="60" w:type="dxa"/>
-              <w:bottom w:w="60" w:type="dxa"/>
-              <w:left w:w="100" w:type="dxa"/>
-              <w:right w:w="100" w:type="dxa"/>
+              <w:top w:w="80" w:type="dxa"/>
+              <w:bottom w:w="80" w:type="dxa"/>
+              <w:left w:w="120" w:type="dxa"/>
+              <w:right w:w="120" w:type="dxa"/>
             </w:tcMar>
           </w:tcPr>
           <w:p>
@@ -924,7 +962,7 @@
             <w:r>
               <w:rPr>
                 <w:rFonts w:ascii="Times New Roman" w:hAnsi="Times New Roman"/>
-                <w:sz w:val="18"/>
+                <w:sz w:val="20"/>
               </w:rPr>
               <w:t>70.56%</w:t>
             </w:r>
@@ -935,10 +973,10 @@
             <w:tcW w:type="dxa" w:w="1872"/>
             <w:shd w:fill="F8FAFC"/>
             <w:tcMar>
-              <w:top w:w="60" w:type="dxa"/>
-              <w:bottom w:w="60" w:type="dxa"/>
-              <w:left w:w="100" w:type="dxa"/>
-              <w:right w:w="100" w:type="dxa"/>
+              <w:top w:w="80" w:type="dxa"/>
+              <w:bottom w:w="80" w:type="dxa"/>
+              <w:left w:w="120" w:type="dxa"/>
+              <w:right w:w="120" w:type="dxa"/>
             </w:tcMar>
           </w:tcPr>
           <w:p>
@@ -948,7 +986,7 @@
             <w:r>
               <w:rPr>
                 <w:rFonts w:ascii="Times New Roman" w:hAnsi="Times New Roman"/>
-                <w:sz w:val="18"/>
+                <w:sz w:val="20"/>
               </w:rPr>
               <w:t>70.56%</w:t>
             </w:r>
@@ -959,10 +997,10 @@
             <w:tcW w:type="dxa" w:w="1872"/>
             <w:shd w:fill="F8FAFC"/>
             <w:tcMar>
-              <w:top w:w="60" w:type="dxa"/>
-              <w:bottom w:w="60" w:type="dxa"/>
-              <w:left w:w="100" w:type="dxa"/>
-              <w:right w:w="100" w:type="dxa"/>
+              <w:top w:w="80" w:type="dxa"/>
+              <w:bottom w:w="80" w:type="dxa"/>
+              <w:left w:w="120" w:type="dxa"/>
+              <w:right w:w="120" w:type="dxa"/>
             </w:tcMar>
           </w:tcPr>
           <w:p>
@@ -972,7 +1010,7 @@
             <w:r>
               <w:rPr>
                 <w:rFonts w:ascii="Times New Roman" w:hAnsi="Times New Roman"/>
-                <w:sz w:val="18"/>
+                <w:sz w:val="20"/>
               </w:rPr>
               <w:t>59.95%</w:t>
             </w:r>
@@ -985,10 +1023,10 @@
             <w:tcW w:type="dxa" w:w="2592"/>
             <w:shd w:fill="FFFFFF"/>
             <w:tcMar>
-              <w:top w:w="60" w:type="dxa"/>
-              <w:bottom w:w="60" w:type="dxa"/>
-              <w:left w:w="100" w:type="dxa"/>
-              <w:right w:w="100" w:type="dxa"/>
+              <w:top w:w="80" w:type="dxa"/>
+              <w:bottom w:w="80" w:type="dxa"/>
+              <w:left w:w="120" w:type="dxa"/>
+              <w:right w:w="120" w:type="dxa"/>
             </w:tcMar>
           </w:tcPr>
           <w:p>
@@ -998,7 +1036,7 @@
             <w:r>
               <w:rPr>
                 <w:rFonts w:ascii="Times New Roman" w:hAnsi="Times New Roman"/>
-                <w:sz w:val="18"/>
+                <w:sz w:val="20"/>
               </w:rPr>
               <w:t>Macro F1-Score</w:t>
             </w:r>
@@ -1009,10 +1047,10 @@
             <w:tcW w:type="dxa" w:w="1872"/>
             <w:shd w:fill="FFFFFF"/>
             <w:tcMar>
-              <w:top w:w="60" w:type="dxa"/>
-              <w:bottom w:w="60" w:type="dxa"/>
-              <w:left w:w="100" w:type="dxa"/>
-              <w:right w:w="100" w:type="dxa"/>
+              <w:top w:w="80" w:type="dxa"/>
+              <w:bottom w:w="80" w:type="dxa"/>
+              <w:left w:w="120" w:type="dxa"/>
+              <w:right w:w="120" w:type="dxa"/>
             </w:tcMar>
           </w:tcPr>
           <w:p>
@@ -1022,7 +1060,7 @@
             <w:r>
               <w:rPr>
                 <w:rFonts w:ascii="Times New Roman" w:hAnsi="Times New Roman"/>
-                <w:sz w:val="18"/>
+                <w:sz w:val="20"/>
               </w:rPr>
               <w:t>0.7571</w:t>
             </w:r>
@@ -1033,10 +1071,10 @@
             <w:tcW w:type="dxa" w:w="1872"/>
             <w:shd w:fill="FFFFFF"/>
             <w:tcMar>
-              <w:top w:w="60" w:type="dxa"/>
-              <w:bottom w:w="60" w:type="dxa"/>
-              <w:left w:w="100" w:type="dxa"/>
-              <w:right w:w="100" w:type="dxa"/>
+              <w:top w:w="80" w:type="dxa"/>
+              <w:bottom w:w="80" w:type="dxa"/>
+              <w:left w:w="120" w:type="dxa"/>
+              <w:right w:w="120" w:type="dxa"/>
             </w:tcMar>
           </w:tcPr>
           <w:p>
@@ -1046,7 +1084,7 @@
             <w:r>
               <w:rPr>
                 <w:rFonts w:ascii="Times New Roman" w:hAnsi="Times New Roman"/>
-                <w:sz w:val="18"/>
+                <w:sz w:val="20"/>
               </w:rPr>
               <w:t>0.7127</w:t>
             </w:r>
@@ -1057,10 +1095,10 @@
             <w:tcW w:type="dxa" w:w="1872"/>
             <w:shd w:fill="FFFFFF"/>
             <w:tcMar>
-              <w:top w:w="60" w:type="dxa"/>
-              <w:bottom w:w="60" w:type="dxa"/>
-              <w:left w:w="100" w:type="dxa"/>
-              <w:right w:w="100" w:type="dxa"/>
+              <w:top w:w="80" w:type="dxa"/>
+              <w:bottom w:w="80" w:type="dxa"/>
+              <w:left w:w="120" w:type="dxa"/>
+              <w:right w:w="120" w:type="dxa"/>
             </w:tcMar>
           </w:tcPr>
           <w:p>
@@ -1070,7 +1108,7 @@
             <w:r>
               <w:rPr>
                 <w:rFonts w:ascii="Times New Roman" w:hAnsi="Times New Roman"/>
-                <w:sz w:val="18"/>
+                <w:sz w:val="20"/>
               </w:rPr>
               <w:t>0.7127</w:t>
             </w:r>
@@ -1081,10 +1119,10 @@
             <w:tcW w:type="dxa" w:w="1872"/>
             <w:shd w:fill="FFFFFF"/>
             <w:tcMar>
-              <w:top w:w="60" w:type="dxa"/>
-              <w:bottom w:w="60" w:type="dxa"/>
-              <w:left w:w="100" w:type="dxa"/>
-              <w:right w:w="100" w:type="dxa"/>
+              <w:top w:w="80" w:type="dxa"/>
+              <w:bottom w:w="80" w:type="dxa"/>
+              <w:left w:w="120" w:type="dxa"/>
+              <w:right w:w="120" w:type="dxa"/>
             </w:tcMar>
           </w:tcPr>
           <w:p>
@@ -1094,7 +1132,7 @@
             <w:r>
               <w:rPr>
                 <w:rFonts w:ascii="Times New Roman" w:hAnsi="Times New Roman"/>
-                <w:sz w:val="18"/>
+                <w:sz w:val="20"/>
               </w:rPr>
               <w:t>0.5966</w:t>
             </w:r>
@@ -1107,10 +1145,10 @@
             <w:tcW w:type="dxa" w:w="2592"/>
             <w:shd w:fill="F8FAFC"/>
             <w:tcMar>
-              <w:top w:w="60" w:type="dxa"/>
-              <w:bottom w:w="60" w:type="dxa"/>
-              <w:left w:w="100" w:type="dxa"/>
-              <w:right w:w="100" w:type="dxa"/>
+              <w:top w:w="80" w:type="dxa"/>
+              <w:bottom w:w="80" w:type="dxa"/>
+              <w:left w:w="120" w:type="dxa"/>
+              <w:right w:w="120" w:type="dxa"/>
             </w:tcMar>
           </w:tcPr>
           <w:p>
@@ -1120,7 +1158,7 @@
             <w:r>
               <w:rPr>
                 <w:rFonts w:ascii="Times New Roman" w:hAnsi="Times New Roman"/>
-                <w:sz w:val="18"/>
+                <w:sz w:val="20"/>
               </w:rPr>
               <w:t>AUC-ROC Score</w:t>
             </w:r>
@@ -1131,10 +1169,10 @@
             <w:tcW w:type="dxa" w:w="1872"/>
             <w:shd w:fill="F8FAFC"/>
             <w:tcMar>
-              <w:top w:w="60" w:type="dxa"/>
-              <w:bottom w:w="60" w:type="dxa"/>
-              <w:left w:w="100" w:type="dxa"/>
-              <w:right w:w="100" w:type="dxa"/>
+              <w:top w:w="80" w:type="dxa"/>
+              <w:bottom w:w="80" w:type="dxa"/>
+              <w:left w:w="120" w:type="dxa"/>
+              <w:right w:w="120" w:type="dxa"/>
             </w:tcMar>
           </w:tcPr>
           <w:p>
@@ -1144,7 +1182,7 @@
             <w:r>
               <w:rPr>
                 <w:rFonts w:ascii="Times New Roman" w:hAnsi="Times New Roman"/>
-                <w:sz w:val="18"/>
+                <w:sz w:val="20"/>
               </w:rPr>
               <w:t>0.9359</w:t>
             </w:r>
@@ -1155,10 +1193,10 @@
             <w:tcW w:type="dxa" w:w="1872"/>
             <w:shd w:fill="F8FAFC"/>
             <w:tcMar>
-              <w:top w:w="60" w:type="dxa"/>
-              <w:bottom w:w="60" w:type="dxa"/>
-              <w:left w:w="100" w:type="dxa"/>
-              <w:right w:w="100" w:type="dxa"/>
+              <w:top w:w="80" w:type="dxa"/>
+              <w:bottom w:w="80" w:type="dxa"/>
+              <w:left w:w="120" w:type="dxa"/>
+              <w:right w:w="120" w:type="dxa"/>
             </w:tcMar>
           </w:tcPr>
           <w:p>
@@ -1168,7 +1206,7 @@
             <w:r>
               <w:rPr>
                 <w:rFonts w:ascii="Times New Roman" w:hAnsi="Times New Roman"/>
-                <w:sz w:val="18"/>
+                <w:sz w:val="20"/>
               </w:rPr>
               <w:t>0.8471</w:t>
             </w:r>
@@ -1179,10 +1217,10 @@
             <w:tcW w:type="dxa" w:w="1872"/>
             <w:shd w:fill="F8FAFC"/>
             <w:tcMar>
-              <w:top w:w="60" w:type="dxa"/>
-              <w:bottom w:w="60" w:type="dxa"/>
-              <w:left w:w="100" w:type="dxa"/>
-              <w:right w:w="100" w:type="dxa"/>
+              <w:top w:w="80" w:type="dxa"/>
+              <w:bottom w:w="80" w:type="dxa"/>
+              <w:left w:w="120" w:type="dxa"/>
+              <w:right w:w="120" w:type="dxa"/>
             </w:tcMar>
           </w:tcPr>
           <w:p>
@@ -1192,7 +1230,7 @@
             <w:r>
               <w:rPr>
                 <w:rFonts w:ascii="Times New Roman" w:hAnsi="Times New Roman"/>
-                <w:sz w:val="18"/>
+                <w:sz w:val="20"/>
               </w:rPr>
               <w:t>0.8471</w:t>
             </w:r>
@@ -1203,10 +1241,10 @@
             <w:tcW w:type="dxa" w:w="1872"/>
             <w:shd w:fill="F8FAFC"/>
             <w:tcMar>
-              <w:top w:w="60" w:type="dxa"/>
-              <w:bottom w:w="60" w:type="dxa"/>
-              <w:left w:w="100" w:type="dxa"/>
-              <w:right w:w="100" w:type="dxa"/>
+              <w:top w:w="80" w:type="dxa"/>
+              <w:bottom w:w="80" w:type="dxa"/>
+              <w:left w:w="120" w:type="dxa"/>
+              <w:right w:w="120" w:type="dxa"/>
             </w:tcMar>
           </w:tcPr>
           <w:p>
@@ -1216,7 +1254,7 @@
             <w:r>
               <w:rPr>
                 <w:rFonts w:ascii="Times New Roman" w:hAnsi="Times New Roman"/>
-                <w:sz w:val="18"/>
+                <w:sz w:val="20"/>
               </w:rPr>
               <w:t>0.8650</w:t>
             </w:r>
@@ -1229,10 +1267,10 @@
             <w:tcW w:type="dxa" w:w="2592"/>
             <w:shd w:fill="FFFFFF"/>
             <w:tcMar>
-              <w:top w:w="60" w:type="dxa"/>
-              <w:bottom w:w="60" w:type="dxa"/>
-              <w:left w:w="100" w:type="dxa"/>
-              <w:right w:w="100" w:type="dxa"/>
+              <w:top w:w="80" w:type="dxa"/>
+              <w:bottom w:w="80" w:type="dxa"/>
+              <w:left w:w="120" w:type="dxa"/>
+              <w:right w:w="120" w:type="dxa"/>
             </w:tcMar>
           </w:tcPr>
           <w:p>
@@ -1242,7 +1280,7 @@
             <w:r>
               <w:rPr>
                 <w:rFonts w:ascii="Times New Roman" w:hAnsi="Times New Roman"/>
-                <w:sz w:val="18"/>
+                <w:sz w:val="20"/>
               </w:rPr>
               <w:t>Inference Latency</w:t>
             </w:r>
@@ -1253,10 +1291,10 @@
             <w:tcW w:type="dxa" w:w="1872"/>
             <w:shd w:fill="FFFFFF"/>
             <w:tcMar>
-              <w:top w:w="60" w:type="dxa"/>
-              <w:bottom w:w="60" w:type="dxa"/>
-              <w:left w:w="100" w:type="dxa"/>
-              <w:right w:w="100" w:type="dxa"/>
+              <w:top w:w="80" w:type="dxa"/>
+              <w:bottom w:w="80" w:type="dxa"/>
+              <w:left w:w="120" w:type="dxa"/>
+              <w:right w:w="120" w:type="dxa"/>
             </w:tcMar>
           </w:tcPr>
           <w:p>
@@ -1266,7 +1304,7 @@
             <w:r>
               <w:rPr>
                 <w:rFonts w:ascii="Times New Roman" w:hAnsi="Times New Roman"/>
-                <w:sz w:val="18"/>
+                <w:sz w:val="20"/>
               </w:rPr>
               <w:t>157.66 ms</w:t>
             </w:r>
@@ -1277,10 +1315,10 @@
             <w:tcW w:type="dxa" w:w="1872"/>
             <w:shd w:fill="FFFFFF"/>
             <w:tcMar>
-              <w:top w:w="60" w:type="dxa"/>
-              <w:bottom w:w="60" w:type="dxa"/>
-              <w:left w:w="100" w:type="dxa"/>
-              <w:right w:w="100" w:type="dxa"/>
+              <w:top w:w="80" w:type="dxa"/>
+              <w:bottom w:w="80" w:type="dxa"/>
+              <w:left w:w="120" w:type="dxa"/>
+              <w:right w:w="120" w:type="dxa"/>
             </w:tcMar>
           </w:tcPr>
           <w:p>
@@ -1290,7 +1328,7 @@
             <w:r>
               <w:rPr>
                 <w:rFonts w:ascii="Times New Roman" w:hAnsi="Times New Roman"/>
-                <w:sz w:val="18"/>
+                <w:sz w:val="20"/>
               </w:rPr>
               <w:t>35.60 ms</w:t>
             </w:r>
@@ -1301,10 +1339,10 @@
             <w:tcW w:type="dxa" w:w="1872"/>
             <w:shd w:fill="FFFFFF"/>
             <w:tcMar>
-              <w:top w:w="60" w:type="dxa"/>
-              <w:bottom w:w="60" w:type="dxa"/>
-              <w:left w:w="100" w:type="dxa"/>
-              <w:right w:w="100" w:type="dxa"/>
+              <w:top w:w="80" w:type="dxa"/>
+              <w:bottom w:w="80" w:type="dxa"/>
+              <w:left w:w="120" w:type="dxa"/>
+              <w:right w:w="120" w:type="dxa"/>
             </w:tcMar>
           </w:tcPr>
           <w:p>
@@ -1314,7 +1352,7 @@
             <w:r>
               <w:rPr>
                 <w:rFonts w:ascii="Times New Roman" w:hAnsi="Times New Roman"/>
-                <w:sz w:val="18"/>
+                <w:sz w:val="20"/>
               </w:rPr>
               <w:t>0.76 ms</w:t>
             </w:r>
@@ -1325,10 +1363,10 @@
             <w:tcW w:type="dxa" w:w="1872"/>
             <w:shd w:fill="FFFFFF"/>
             <w:tcMar>
-              <w:top w:w="60" w:type="dxa"/>
-              <w:bottom w:w="60" w:type="dxa"/>
-              <w:left w:w="100" w:type="dxa"/>
-              <w:right w:w="100" w:type="dxa"/>
+              <w:top w:w="80" w:type="dxa"/>
+              <w:bottom w:w="80" w:type="dxa"/>
+              <w:left w:w="120" w:type="dxa"/>
+              <w:right w:w="120" w:type="dxa"/>
             </w:tcMar>
           </w:tcPr>
           <w:p>
@@ -1338,7 +1376,7 @@
             <w:r>
               <w:rPr>
                 <w:rFonts w:ascii="Times New Roman" w:hAnsi="Times New Roman"/>
-                <w:sz w:val="18"/>
+                <w:sz w:val="20"/>
               </w:rPr>
               <w:t>0.12 ms</w:t>
             </w:r>
@@ -1351,10 +1389,10 @@
             <w:tcW w:type="dxa" w:w="2592"/>
             <w:shd w:fill="F8FAFC"/>
             <w:tcMar>
-              <w:top w:w="60" w:type="dxa"/>
-              <w:bottom w:w="60" w:type="dxa"/>
-              <w:left w:w="100" w:type="dxa"/>
-              <w:right w:w="100" w:type="dxa"/>
+              <w:top w:w="80" w:type="dxa"/>
+              <w:bottom w:w="80" w:type="dxa"/>
+              <w:left w:w="120" w:type="dxa"/>
+              <w:right w:w="120" w:type="dxa"/>
             </w:tcMar>
           </w:tcPr>
           <w:p>
@@ -1364,7 +1402,7 @@
             <w:r>
               <w:rPr>
                 <w:rFonts w:ascii="Times New Roman" w:hAnsi="Times New Roman"/>
-                <w:sz w:val="18"/>
+                <w:sz w:val="20"/>
               </w:rPr>
               <w:t>Model Size</w:t>
             </w:r>
@@ -1375,10 +1413,10 @@
             <w:tcW w:type="dxa" w:w="1872"/>
             <w:shd w:fill="F8FAFC"/>
             <w:tcMar>
-              <w:top w:w="60" w:type="dxa"/>
-              <w:bottom w:w="60" w:type="dxa"/>
-              <w:left w:w="100" w:type="dxa"/>
-              <w:right w:w="100" w:type="dxa"/>
+              <w:top w:w="80" w:type="dxa"/>
+              <w:bottom w:w="80" w:type="dxa"/>
+              <w:left w:w="120" w:type="dxa"/>
+              <w:right w:w="120" w:type="dxa"/>
             </w:tcMar>
           </w:tcPr>
           <w:p>
@@ -1388,7 +1426,7 @@
             <w:r>
               <w:rPr>
                 <w:rFonts w:ascii="Times New Roman" w:hAnsi="Times New Roman"/>
-                <w:sz w:val="18"/>
+                <w:sz w:val="20"/>
               </w:rPr>
               <w:t>1.86 MB</w:t>
             </w:r>
@@ -1399,10 +1437,10 @@
             <w:tcW w:type="dxa" w:w="1872"/>
             <w:shd w:fill="F8FAFC"/>
             <w:tcMar>
-              <w:top w:w="60" w:type="dxa"/>
-              <w:bottom w:w="60" w:type="dxa"/>
-              <w:left w:w="100" w:type="dxa"/>
-              <w:right w:w="100" w:type="dxa"/>
+              <w:top w:w="80" w:type="dxa"/>
+              <w:bottom w:w="80" w:type="dxa"/>
+              <w:left w:w="120" w:type="dxa"/>
+              <w:right w:w="120" w:type="dxa"/>
             </w:tcMar>
           </w:tcPr>
           <w:p>
@@ -1412,7 +1450,7 @@
             <w:r>
               <w:rPr>
                 <w:rFonts w:ascii="Times New Roman" w:hAnsi="Times New Roman"/>
-                <w:sz w:val="18"/>
+                <w:sz w:val="20"/>
               </w:rPr>
               <w:t>4.88 MB</w:t>
             </w:r>
@@ -1423,10 +1461,10 @@
             <w:tcW w:type="dxa" w:w="1872"/>
             <w:shd w:fill="F8FAFC"/>
             <w:tcMar>
-              <w:top w:w="60" w:type="dxa"/>
-              <w:bottom w:w="60" w:type="dxa"/>
-              <w:left w:w="100" w:type="dxa"/>
-              <w:right w:w="100" w:type="dxa"/>
+              <w:top w:w="80" w:type="dxa"/>
+              <w:bottom w:w="80" w:type="dxa"/>
+              <w:left w:w="120" w:type="dxa"/>
+              <w:right w:w="120" w:type="dxa"/>
             </w:tcMar>
           </w:tcPr>
           <w:p>
@@ -1436,7 +1474,7 @@
             <w:r>
               <w:rPr>
                 <w:rFonts w:ascii="Times New Roman" w:hAnsi="Times New Roman"/>
-                <w:sz w:val="18"/>
+                <w:sz w:val="20"/>
               </w:rPr>
               <w:t>0.82 MB</w:t>
             </w:r>
@@ -1447,10 +1485,10 @@
             <w:tcW w:type="dxa" w:w="1872"/>
             <w:shd w:fill="F8FAFC"/>
             <w:tcMar>
-              <w:top w:w="60" w:type="dxa"/>
-              <w:bottom w:w="60" w:type="dxa"/>
-              <w:left w:w="100" w:type="dxa"/>
-              <w:right w:w="100" w:type="dxa"/>
+              <w:top w:w="80" w:type="dxa"/>
+              <w:bottom w:w="80" w:type="dxa"/>
+              <w:left w:w="120" w:type="dxa"/>
+              <w:right w:w="120" w:type="dxa"/>
             </w:tcMar>
           </w:tcPr>
           <w:p>
@@ -1460,7 +1498,7 @@
             <w:r>
               <w:rPr>
                 <w:rFonts w:ascii="Times New Roman" w:hAnsi="Times New Roman"/>
-                <w:sz w:val="18"/>
+                <w:sz w:val="20"/>
               </w:rPr>
               <w:t>1.76 MB</w:t>
             </w:r>
@@ -1473,10 +1511,10 @@
             <w:tcW w:type="dxa" w:w="2592"/>
             <w:shd w:fill="FFFFFF"/>
             <w:tcMar>
-              <w:top w:w="60" w:type="dxa"/>
-              <w:bottom w:w="60" w:type="dxa"/>
-              <w:left w:w="100" w:type="dxa"/>
-              <w:right w:w="100" w:type="dxa"/>
+              <w:top w:w="80" w:type="dxa"/>
+              <w:bottom w:w="80" w:type="dxa"/>
+              <w:left w:w="120" w:type="dxa"/>
+              <w:right w:w="120" w:type="dxa"/>
             </w:tcMar>
           </w:tcPr>
           <w:p>
@@ -1486,7 +1524,7 @@
             <w:r>
               <w:rPr>
                 <w:rFonts w:ascii="Times New Roman" w:hAnsi="Times New Roman"/>
-                <w:sz w:val="18"/>
+                <w:sz w:val="20"/>
               </w:rPr>
               <w:t>SCADA Compliance</w:t>
             </w:r>
@@ -1497,10 +1535,10 @@
             <w:tcW w:type="dxa" w:w="1872"/>
             <w:shd w:fill="FFFFFF"/>
             <w:tcMar>
-              <w:top w:w="60" w:type="dxa"/>
-              <w:bottom w:w="60" w:type="dxa"/>
-              <w:left w:w="100" w:type="dxa"/>
-              <w:right w:w="100" w:type="dxa"/>
+              <w:top w:w="80" w:type="dxa"/>
+              <w:bottom w:w="80" w:type="dxa"/>
+              <w:left w:w="120" w:type="dxa"/>
+              <w:right w:w="120" w:type="dxa"/>
             </w:tcMar>
           </w:tcPr>
           <w:p>
@@ -1510,7 +1548,7 @@
             <w:r>
               <w:rPr>
                 <w:rFonts w:ascii="Times New Roman" w:hAnsi="Times New Roman"/>
-                <w:sz w:val="18"/>
+                <w:sz w:val="20"/>
               </w:rPr>
               <w:t>FAIL (&gt;100ms)</w:t>
             </w:r>
@@ -1521,10 +1559,10 @@
             <w:tcW w:type="dxa" w:w="1872"/>
             <w:shd w:fill="FFFFFF"/>
             <w:tcMar>
-              <w:top w:w="60" w:type="dxa"/>
-              <w:bottom w:w="60" w:type="dxa"/>
-              <w:left w:w="100" w:type="dxa"/>
-              <w:right w:w="100" w:type="dxa"/>
+              <w:top w:w="80" w:type="dxa"/>
+              <w:bottom w:w="80" w:type="dxa"/>
+              <w:left w:w="120" w:type="dxa"/>
+              <w:right w:w="120" w:type="dxa"/>
             </w:tcMar>
           </w:tcPr>
           <w:p>
@@ -1536,7 +1574,7 @@
                 <w:rFonts w:ascii="Times New Roman" w:hAnsi="Times New Roman"/>
                 <w:b/>
                 <w:color w:val="10B981"/>
-                <w:sz w:val="18"/>
+                <w:sz w:val="20"/>
               </w:rPr>
               <w:t>PASS (&lt;100ms)</w:t>
             </w:r>
@@ -1547,10 +1585,10 @@
             <w:tcW w:type="dxa" w:w="1872"/>
             <w:shd w:fill="FFFFFF"/>
             <w:tcMar>
-              <w:top w:w="60" w:type="dxa"/>
-              <w:bottom w:w="60" w:type="dxa"/>
-              <w:left w:w="100" w:type="dxa"/>
-              <w:right w:w="100" w:type="dxa"/>
+              <w:top w:w="80" w:type="dxa"/>
+              <w:bottom w:w="80" w:type="dxa"/>
+              <w:left w:w="120" w:type="dxa"/>
+              <w:right w:w="120" w:type="dxa"/>
             </w:tcMar>
           </w:tcPr>
           <w:p>
@@ -1562,7 +1600,7 @@
                 <w:rFonts w:ascii="Times New Roman" w:hAnsi="Times New Roman"/>
                 <w:b/>
                 <w:color w:val="10B981"/>
-                <w:sz w:val="18"/>
+                <w:sz w:val="20"/>
               </w:rPr>
               <w:t>PASS (&lt;100ms)</w:t>
             </w:r>
@@ -1573,10 +1611,10 @@
             <w:tcW w:type="dxa" w:w="1872"/>
             <w:shd w:fill="FFFFFF"/>
             <w:tcMar>
-              <w:top w:w="60" w:type="dxa"/>
-              <w:bottom w:w="60" w:type="dxa"/>
-              <w:left w:w="100" w:type="dxa"/>
-              <w:right w:w="100" w:type="dxa"/>
+              <w:top w:w="80" w:type="dxa"/>
+              <w:bottom w:w="80" w:type="dxa"/>
+              <w:left w:w="120" w:type="dxa"/>
+              <w:right w:w="120" w:type="dxa"/>
             </w:tcMar>
           </w:tcPr>
           <w:p>
@@ -1588,7 +1626,7 @@
                 <w:rFonts w:ascii="Times New Roman" w:hAnsi="Times New Roman"/>
                 <w:b/>
                 <w:color w:val="10B981"/>
-                <w:sz w:val="18"/>
+                <w:sz w:val="20"/>
               </w:rPr>
               <w:t>PASS (&lt;100ms)</w:t>
             </w:r>
@@ -1603,7 +1641,7 @@
     </w:p>
     <w:p>
       <w:pPr>
-        <w:spacing w:before="120" w:after="40"/>
+        <w:spacing w:before="160" w:after="40"/>
         <w:jc w:val="center"/>
       </w:pPr>
       <w:r>
@@ -1643,22 +1681,22 @@
     </w:p>
     <w:p>
       <w:pPr>
-        <w:spacing w:after="160"/>
+        <w:spacing w:after="200"/>
         <w:jc w:val="center"/>
       </w:pPr>
       <w:r>
         <w:rPr>
           <w:rFonts w:ascii="Times New Roman" w:hAnsi="Times New Roman"/>
           <w:i/>
-          <w:color w:val="475569"/>
-          <w:sz w:val="18"/>
+          <w:color w:val="64748B"/>
+          <w:sz w:val="20"/>
         </w:rPr>
         <w:t>Figure 4.1: Confusion Matrix on NSL-KDD Held-Out Test Set (22,544 Samples)</w:t>
       </w:r>
     </w:p>
     <w:p>
       <w:pPr>
-        <w:spacing w:before="120" w:after="40"/>
+        <w:spacing w:before="160" w:after="40"/>
         <w:jc w:val="center"/>
       </w:pPr>
       <w:r>
@@ -1698,15 +1736,15 @@
     </w:p>
     <w:p>
       <w:pPr>
-        <w:spacing w:after="160"/>
+        <w:spacing w:after="200"/>
         <w:jc w:val="center"/>
       </w:pPr>
       <w:r>
         <w:rPr>
           <w:rFonts w:ascii="Times New Roman" w:hAnsi="Times New Roman"/>
           <w:i/>
-          <w:color w:val="475569"/>
-          <w:sz w:val="18"/>
+          <w:color w:val="64748B"/>
+          <w:sz w:val="20"/>
         </w:rPr>
         <w:t>Figure 4.2: Latency Profile Comparison across IDS Implementations</w:t>
       </w:r>
@@ -1721,7 +1759,7 @@
           <w:rFonts w:ascii="Arial" w:hAnsi="Arial"/>
           <w:b/>
           <w:color w:val="00529B"/>
-          <w:sz w:val="27"/>
+          <w:sz w:val="28"/>
         </w:rPr>
         <w:t>APPENDICES</w:t>
       </w:r>
@@ -1735,8 +1773,8 @@
         <w:rPr>
           <w:rFonts w:ascii="Arial" w:hAnsi="Arial"/>
           <w:b/>
-          <w:color w:val="0F172A"/>
-          <w:sz w:val="23"/>
+          <w:color w:val="1E293B"/>
+          <w:sz w:val="25"/>
         </w:rPr>
         <w:t>APPENDIX A: BWOA Optimization Pseudocode</w:t>
       </w:r>
@@ -1746,6 +1784,14 @@
         <w:tblW w:type="auto" w:w="0"/>
         <w:jc w:val="center"/>
         <w:tblLook w:firstColumn="1" w:firstRow="1" w:lastColumn="0" w:lastRow="0" w:noHBand="0" w:noVBand="1" w:val="04A0"/>
+        <w:tblBorders>
+          <w:top w:val="single" w:sz="6" w:space="0" w:color="334155"/>
+          <w:bottom w:val="single" w:sz="6" w:space="0" w:color="334155"/>
+          <w:left w:val="single" w:sz="6" w:space="0" w:color="334155"/>
+          <w:right w:val="single" w:sz="6" w:space="0" w:color="334155"/>
+          <w:insideH w:val="single" w:sz="6" w:space="0" w:color="334155"/>
+          <w:insideV w:val="single" w:sz="6" w:space="0" w:color="334155"/>
+        </w:tblBorders>
       </w:tblPr>
       <w:tblGrid>
         <w:gridCol w:w="9360"/>
@@ -1764,13 +1810,13 @@
           </w:tcPr>
           <w:p>
             <w:pPr>
-              <w:spacing w:after="40"/>
+              <w:spacing w:after="40" w:line="276" w:lineRule="auto"/>
             </w:pPr>
             <w:r>
               <w:rPr>
                 <w:rFonts w:ascii="Consolas" w:hAnsi="Consolas"/>
                 <w:color w:val="E2E8F0"/>
-                <w:sz w:val="17"/>
+                <w:sz w:val="18"/>
               </w:rPr>
               <w:t>Algorithm 1: Binary Whale Optimization Algorithm (BWOA) with Accuracy Floor</w:t>
               <w:br/>
@@ -1778,7 +1824,7 @@
               <w:br/>
               <w:t>Input : Feature matrix X in R^{N x D}, labels y in {0, ..., C-1}</w:t>
               <w:br/>
-              <w:t xml:space="preserve">        Parameters: n_agents=30, max_iter=100, alpha=0.3, min_acc=0.75</w:t>
+              <w:t xml:space="preserve"> Parameters: n_agents=30, max_iter=100, alpha=0.3, min_acc=0.75</w:t>
               <w:br/>
               <w:t>Output: Best binary feature mask X_best in {0, 1}^D</w:t>
               <w:br/>
@@ -1791,47 +1837,47 @@
               <w:br/>
               <w:t>4. while t &lt; max_iter do:</w:t>
               <w:br/>
-              <w:t>5.     a = 2 - 2 * (t / max_iter)  // Linear parameter decay</w:t>
+              <w:t>5. a = 2 - 2 * (t / max_iter) // Linear parameter decay</w:t>
               <w:br/>
-              <w:t>6.     for each agent i do:</w:t>
+              <w:t>6. for each agent i do:</w:t>
               <w:br/>
-              <w:t>7.         p = rand(), r1 = rand(), r2 = rand(), l = rand(-1, 1)</w:t>
+              <w:t>7. p = rand(), r1 = rand(), r2 = rand(), l = rand(-1, 1)</w:t>
               <w:br/>
-              <w:t>8.         A = 2 * a * r1 - a,  C = 2 * r2</w:t>
+              <w:t>8. A = 2 * a * r1 - a, C = 2 * r2</w:t>
               <w:br/>
-              <w:t>9.         if p &lt; 0.5 then:</w:t>
+              <w:t>9. if p &lt; 0.5 then:</w:t>
               <w:br/>
-              <w:t>10.            if |A| &lt; 1 then:</w:t>
+              <w:t>10. if |A| &lt; 1 then:</w:t>
               <w:br/>
-              <w:t>11.                D_vec = |C * X_best - X_i|</w:t>
+              <w:t>11. D_vec = |C * X_best - X_i|</w:t>
               <w:br/>
-              <w:t>12.                X_cont = X_best - A * D_vec  // Shrinking encircling</w:t>
+              <w:t>12. X_cont = X_best - A * D_vec // Shrinking encircling</w:t>
               <w:br/>
-              <w:t>13.            else:</w:t>
+              <w:t>13. else:</w:t>
               <w:br/>
-              <w:t>14.                X_rand = select_random_whale()</w:t>
+              <w:t>14. X_rand = select_random_whale()</w:t>
               <w:br/>
-              <w:t>15.                D_vec = |C * X_rand - X_i|</w:t>
+              <w:t>15. D_vec = |C * X_rand - X_i|</w:t>
               <w:br/>
-              <w:t>16.                X_cont = X_rand - A * D_vec  // Exploration</w:t>
+              <w:t>16. X_cont = X_rand - A * D_vec // Exploration</w:t>
               <w:br/>
-              <w:t>17.        else:</w:t>
+              <w:t>17. else:</w:t>
               <w:br/>
-              <w:t>18.            D_prime = |X_best - X_i|</w:t>
+              <w:t>18. D_prime = |X_best - X_i|</w:t>
               <w:br/>
-              <w:t>19.            X_cont = D_prime * exp(b * l) * cos(2 * pi * l) + X_best  // Spiral search</w:t>
+              <w:t>19. X_cont = D_prime * exp(b * l) * cos(2 * pi * l) + X_best // Spiral search</w:t>
               <w:br/>
-              <w:t>20.        // Apply V-shaped binary transfer function</w:t>
+              <w:t>20. // Apply V-shaped binary transfer function</w:t>
               <w:br/>
-              <w:t>21.        for each dimension d do:</w:t>
+              <w:t>21. for each dimension d do:</w:t>
               <w:br/>
-              <w:t>22.            V_val = |X_cont[d] / sqrt(1 + X_cont[d]^2)|</w:t>
+              <w:t>22. V_val = |X_cont[d] / sqrt(1 + X_cont[d]^2)|</w:t>
               <w:br/>
-              <w:t>23.            if rand() &lt; V_val then X_i[d] = 1 - X_i[d]</w:t>
+              <w:t>23. if rand() &lt; V_val then X_i[d] = 1 - X_i[d]</w:t>
               <w:br/>
-              <w:t>24.        Re-evaluate fitness Fit_i and update X_best</w:t>
+              <w:t>24. Re-evaluate fitness Fit_i and update X_best</w:t>
               <w:br/>
-              <w:t>25.    t = t + 1</w:t>
+              <w:t>25. t = t + 1</w:t>
               <w:br/>
               <w:t>26. return X_best</w:t>
             </w:r>
@@ -1853,8 +1899,8 @@
         <w:rPr>
           <w:rFonts w:ascii="Arial" w:hAnsi="Arial"/>
           <w:b/>
-          <w:color w:val="0F172A"/>
-          <w:sz w:val="23"/>
+          <w:color w:val="1E293B"/>
+          <w:sz w:val="25"/>
         </w:rPr>
         <w:t>APPENDIX B: CNN-LSTM Hyperparameters &amp; Architecture Specifications</w:t>
       </w:r>
@@ -1865,6 +1911,14 @@
         <w:jc w:val="center"/>
         <w:tblLayout w:type="fixed"/>
         <w:tblLook w:firstColumn="1" w:firstRow="1" w:lastColumn="0" w:lastRow="0" w:noHBand="0" w:noVBand="1" w:val="04A0"/>
+        <w:tblBorders>
+          <w:top w:val="single" w:sz="4" w:space="0" w:color="CBD5E1"/>
+          <w:bottom w:val="single" w:sz="4" w:space="0" w:color="CBD5E1"/>
+          <w:left w:val="single" w:sz="4" w:space="0" w:color="CBD5E1"/>
+          <w:right w:val="single" w:sz="4" w:space="0" w:color="CBD5E1"/>
+          <w:insideH w:val="single" w:sz="4" w:space="0" w:color="CBD5E1"/>
+          <w:insideV w:val="single" w:sz="4" w:space="0" w:color="CBD5E1"/>
+        </w:tblBorders>
       </w:tblPr>
       <w:tblGrid>
         <w:gridCol w:w="1872"/>
@@ -1879,10 +1933,10 @@
             <w:tcW w:type="dxa" w:w="2160"/>
             <w:shd w:fill="00529B"/>
             <w:tcMar>
-              <w:top w:w="100" w:type="dxa"/>
-              <w:bottom w:w="100" w:type="dxa"/>
-              <w:left w:w="120" w:type="dxa"/>
-              <w:right w:w="120" w:type="dxa"/>
+              <w:top w:w="120" w:type="dxa"/>
+              <w:bottom w:w="120" w:type="dxa"/>
+              <w:left w:w="140" w:type="dxa"/>
+              <w:right w:w="140" w:type="dxa"/>
             </w:tcMar>
           </w:tcPr>
           <w:p>
@@ -1894,7 +1948,7 @@
                 <w:rFonts w:ascii="Arial" w:hAnsi="Arial"/>
                 <w:b/>
                 <w:color w:val="FFFFFF"/>
-                <w:sz w:val="18"/>
+                <w:sz w:val="20"/>
               </w:rPr>
               <w:t>Layer Type</w:t>
             </w:r>
@@ -1905,10 +1959,10 @@
             <w:tcW w:type="dxa" w:w="1728"/>
             <w:shd w:fill="00529B"/>
             <w:tcMar>
-              <w:top w:w="100" w:type="dxa"/>
-              <w:bottom w:w="100" w:type="dxa"/>
-              <w:left w:w="120" w:type="dxa"/>
-              <w:right w:w="120" w:type="dxa"/>
+              <w:top w:w="120" w:type="dxa"/>
+              <w:bottom w:w="120" w:type="dxa"/>
+              <w:left w:w="140" w:type="dxa"/>
+              <w:right w:w="140" w:type="dxa"/>
             </w:tcMar>
           </w:tcPr>
           <w:p>
@@ -1920,7 +1974,7 @@
                 <w:rFonts w:ascii="Arial" w:hAnsi="Arial"/>
                 <w:b/>
                 <w:color w:val="FFFFFF"/>
-                <w:sz w:val="18"/>
+                <w:sz w:val="20"/>
               </w:rPr>
               <w:t>Output Shape</w:t>
             </w:r>
@@ -1931,10 +1985,10 @@
             <w:tcW w:type="dxa" w:w="1440"/>
             <w:shd w:fill="00529B"/>
             <w:tcMar>
-              <w:top w:w="100" w:type="dxa"/>
-              <w:bottom w:w="100" w:type="dxa"/>
-              <w:left w:w="120" w:type="dxa"/>
-              <w:right w:w="120" w:type="dxa"/>
+              <w:top w:w="120" w:type="dxa"/>
+              <w:bottom w:w="120" w:type="dxa"/>
+              <w:left w:w="140" w:type="dxa"/>
+              <w:right w:w="140" w:type="dxa"/>
             </w:tcMar>
           </w:tcPr>
           <w:p>
@@ -1946,7 +2000,7 @@
                 <w:rFonts w:ascii="Arial" w:hAnsi="Arial"/>
                 <w:b/>
                 <w:color w:val="FFFFFF"/>
-                <w:sz w:val="18"/>
+                <w:sz w:val="20"/>
               </w:rPr>
               <w:t>Param Count</w:t>
             </w:r>
@@ -1957,10 +2011,10 @@
             <w:tcW w:type="dxa" w:w="1440"/>
             <w:shd w:fill="00529B"/>
             <w:tcMar>
-              <w:top w:w="100" w:type="dxa"/>
-              <w:bottom w:w="100" w:type="dxa"/>
-              <w:left w:w="120" w:type="dxa"/>
-              <w:right w:w="120" w:type="dxa"/>
+              <w:top w:w="120" w:type="dxa"/>
+              <w:bottom w:w="120" w:type="dxa"/>
+              <w:left w:w="140" w:type="dxa"/>
+              <w:right w:w="140" w:type="dxa"/>
             </w:tcMar>
           </w:tcPr>
           <w:p>
@@ -1972,7 +2026,7 @@
                 <w:rFonts w:ascii="Arial" w:hAnsi="Arial"/>
                 <w:b/>
                 <w:color w:val="FFFFFF"/>
-                <w:sz w:val="18"/>
+                <w:sz w:val="20"/>
               </w:rPr>
               <w:t>Activation</w:t>
             </w:r>
@@ -1983,10 +2037,10 @@
             <w:tcW w:type="dxa" w:w="3312"/>
             <w:shd w:fill="00529B"/>
             <w:tcMar>
-              <w:top w:w="100" w:type="dxa"/>
-              <w:bottom w:w="100" w:type="dxa"/>
-              <w:left w:w="120" w:type="dxa"/>
-              <w:right w:w="120" w:type="dxa"/>
+              <w:top w:w="120" w:type="dxa"/>
+              <w:bottom w:w="120" w:type="dxa"/>
+              <w:left w:w="140" w:type="dxa"/>
+              <w:right w:w="140" w:type="dxa"/>
             </w:tcMar>
           </w:tcPr>
           <w:p>
@@ -1998,7 +2052,7 @@
                 <w:rFonts w:ascii="Arial" w:hAnsi="Arial"/>
                 <w:b/>
                 <w:color w:val="FFFFFF"/>
-                <w:sz w:val="18"/>
+                <w:sz w:val="20"/>
               </w:rPr>
               <w:t>Regularization / Details</w:t>
             </w:r>
@@ -2011,10 +2065,10 @@
             <w:tcW w:type="dxa" w:w="2160"/>
             <w:shd w:fill="FFFFFF"/>
             <w:tcMar>
-              <w:top w:w="60" w:type="dxa"/>
-              <w:bottom w:w="60" w:type="dxa"/>
-              <w:left w:w="100" w:type="dxa"/>
-              <w:right w:w="100" w:type="dxa"/>
+              <w:top w:w="80" w:type="dxa"/>
+              <w:bottom w:w="80" w:type="dxa"/>
+              <w:left w:w="120" w:type="dxa"/>
+              <w:right w:w="120" w:type="dxa"/>
             </w:tcMar>
           </w:tcPr>
           <w:p>
@@ -2024,7 +2078,7 @@
             <w:r>
               <w:rPr>
                 <w:rFonts w:ascii="Times New Roman" w:hAnsi="Times New Roman"/>
-                <w:sz w:val="18"/>
+                <w:sz w:val="20"/>
               </w:rPr>
               <w:t>Input Layer</w:t>
             </w:r>
@@ -2035,10 +2089,10 @@
             <w:tcW w:type="dxa" w:w="1728"/>
             <w:shd w:fill="FFFFFF"/>
             <w:tcMar>
-              <w:top w:w="60" w:type="dxa"/>
-              <w:bottom w:w="60" w:type="dxa"/>
-              <w:left w:w="100" w:type="dxa"/>
-              <w:right w:w="100" w:type="dxa"/>
+              <w:top w:w="80" w:type="dxa"/>
+              <w:bottom w:w="80" w:type="dxa"/>
+              <w:left w:w="120" w:type="dxa"/>
+              <w:right w:w="120" w:type="dxa"/>
             </w:tcMar>
           </w:tcPr>
           <w:p>
@@ -2048,7 +2102,7 @@
             <w:r>
               <w:rPr>
                 <w:rFonts w:ascii="Times New Roman" w:hAnsi="Times New Roman"/>
-                <w:sz w:val="18"/>
+                <w:sz w:val="20"/>
               </w:rPr>
               <w:t>(None, 10, 1)</w:t>
             </w:r>
@@ -2059,10 +2113,10 @@
             <w:tcW w:type="dxa" w:w="1440"/>
             <w:shd w:fill="FFFFFF"/>
             <w:tcMar>
-              <w:top w:w="60" w:type="dxa"/>
-              <w:bottom w:w="60" w:type="dxa"/>
-              <w:left w:w="100" w:type="dxa"/>
-              <w:right w:w="100" w:type="dxa"/>
+              <w:top w:w="80" w:type="dxa"/>
+              <w:bottom w:w="80" w:type="dxa"/>
+              <w:left w:w="120" w:type="dxa"/>
+              <w:right w:w="120" w:type="dxa"/>
             </w:tcMar>
           </w:tcPr>
           <w:p>
@@ -2072,7 +2126,7 @@
             <w:r>
               <w:rPr>
                 <w:rFonts w:ascii="Times New Roman" w:hAnsi="Times New Roman"/>
-                <w:sz w:val="18"/>
+                <w:sz w:val="20"/>
               </w:rPr>
               <w:t>0</w:t>
             </w:r>
@@ -2083,10 +2137,10 @@
             <w:tcW w:type="dxa" w:w="1440"/>
             <w:shd w:fill="FFFFFF"/>
             <w:tcMar>
-              <w:top w:w="60" w:type="dxa"/>
-              <w:bottom w:w="60" w:type="dxa"/>
-              <w:left w:w="100" w:type="dxa"/>
-              <w:right w:w="100" w:type="dxa"/>
+              <w:top w:w="80" w:type="dxa"/>
+              <w:bottom w:w="80" w:type="dxa"/>
+              <w:left w:w="120" w:type="dxa"/>
+              <w:right w:w="120" w:type="dxa"/>
             </w:tcMar>
           </w:tcPr>
           <w:p>
@@ -2096,7 +2150,7 @@
             <w:r>
               <w:rPr>
                 <w:rFonts w:ascii="Times New Roman" w:hAnsi="Times New Roman"/>
-                <w:sz w:val="18"/>
+                <w:sz w:val="20"/>
               </w:rPr>
               <w:t>-</w:t>
             </w:r>
@@ -2107,10 +2161,10 @@
             <w:tcW w:type="dxa" w:w="3312"/>
             <w:shd w:fill="FFFFFF"/>
             <w:tcMar>
-              <w:top w:w="60" w:type="dxa"/>
-              <w:bottom w:w="60" w:type="dxa"/>
-              <w:left w:w="100" w:type="dxa"/>
-              <w:right w:w="100" w:type="dxa"/>
+              <w:top w:w="80" w:type="dxa"/>
+              <w:bottom w:w="80" w:type="dxa"/>
+              <w:left w:w="120" w:type="dxa"/>
+              <w:right w:w="120" w:type="dxa"/>
             </w:tcMar>
           </w:tcPr>
           <w:p>
@@ -2120,7 +2174,7 @@
             <w:r>
               <w:rPr>
                 <w:rFonts w:ascii="Times New Roman" w:hAnsi="Times New Roman"/>
-                <w:sz w:val="18"/>
+                <w:sz w:val="20"/>
               </w:rPr>
               <w:t>10 BWOA Features reshaped for 1D convolution</w:t>
             </w:r>
@@ -2133,10 +2187,10 @@
             <w:tcW w:type="dxa" w:w="2160"/>
             <w:shd w:fill="F8FAFC"/>
             <w:tcMar>
-              <w:top w:w="60" w:type="dxa"/>
-              <w:bottom w:w="60" w:type="dxa"/>
-              <w:left w:w="100" w:type="dxa"/>
-              <w:right w:w="100" w:type="dxa"/>
+              <w:top w:w="80" w:type="dxa"/>
+              <w:bottom w:w="80" w:type="dxa"/>
+              <w:left w:w="120" w:type="dxa"/>
+              <w:right w:w="120" w:type="dxa"/>
             </w:tcMar>
           </w:tcPr>
           <w:p>
@@ -2146,7 +2200,7 @@
             <w:r>
               <w:rPr>
                 <w:rFonts w:ascii="Times New Roman" w:hAnsi="Times New Roman"/>
-                <w:sz w:val="18"/>
+                <w:sz w:val="20"/>
               </w:rPr>
               <w:t>Conv1D</w:t>
             </w:r>
@@ -2157,10 +2211,10 @@
             <w:tcW w:type="dxa" w:w="1728"/>
             <w:shd w:fill="F8FAFC"/>
             <w:tcMar>
-              <w:top w:w="60" w:type="dxa"/>
-              <w:bottom w:w="60" w:type="dxa"/>
-              <w:left w:w="100" w:type="dxa"/>
-              <w:right w:w="100" w:type="dxa"/>
+              <w:top w:w="80" w:type="dxa"/>
+              <w:bottom w:w="80" w:type="dxa"/>
+              <w:left w:w="120" w:type="dxa"/>
+              <w:right w:w="120" w:type="dxa"/>
             </w:tcMar>
           </w:tcPr>
           <w:p>
@@ -2170,7 +2224,7 @@
             <w:r>
               <w:rPr>
                 <w:rFonts w:ascii="Times New Roman" w:hAnsi="Times New Roman"/>
-                <w:sz w:val="18"/>
+                <w:sz w:val="20"/>
               </w:rPr>
               <w:t>(None, 10, 64)</w:t>
             </w:r>
@@ -2181,10 +2235,10 @@
             <w:tcW w:type="dxa" w:w="1440"/>
             <w:shd w:fill="F8FAFC"/>
             <w:tcMar>
-              <w:top w:w="60" w:type="dxa"/>
-              <w:bottom w:w="60" w:type="dxa"/>
-              <w:left w:w="100" w:type="dxa"/>
-              <w:right w:w="100" w:type="dxa"/>
+              <w:top w:w="80" w:type="dxa"/>
+              <w:bottom w:w="80" w:type="dxa"/>
+              <w:left w:w="120" w:type="dxa"/>
+              <w:right w:w="120" w:type="dxa"/>
             </w:tcMar>
           </w:tcPr>
           <w:p>
@@ -2194,7 +2248,7 @@
             <w:r>
               <w:rPr>
                 <w:rFonts w:ascii="Times New Roman" w:hAnsi="Times New Roman"/>
-                <w:sz w:val="18"/>
+                <w:sz w:val="20"/>
               </w:rPr>
               <w:t>256</w:t>
             </w:r>
@@ -2205,10 +2259,10 @@
             <w:tcW w:type="dxa" w:w="1440"/>
             <w:shd w:fill="F8FAFC"/>
             <w:tcMar>
-              <w:top w:w="60" w:type="dxa"/>
-              <w:bottom w:w="60" w:type="dxa"/>
-              <w:left w:w="100" w:type="dxa"/>
-              <w:right w:w="100" w:type="dxa"/>
+              <w:top w:w="80" w:type="dxa"/>
+              <w:bottom w:w="80" w:type="dxa"/>
+              <w:left w:w="120" w:type="dxa"/>
+              <w:right w:w="120" w:type="dxa"/>
             </w:tcMar>
           </w:tcPr>
           <w:p>
@@ -2218,7 +2272,7 @@
             <w:r>
               <w:rPr>
                 <w:rFonts w:ascii="Times New Roman" w:hAnsi="Times New Roman"/>
-                <w:sz w:val="18"/>
+                <w:sz w:val="20"/>
               </w:rPr>
               <w:t>ReLU</w:t>
             </w:r>
@@ -2229,10 +2283,10 @@
             <w:tcW w:type="dxa" w:w="3312"/>
             <w:shd w:fill="F8FAFC"/>
             <w:tcMar>
-              <w:top w:w="60" w:type="dxa"/>
-              <w:bottom w:w="60" w:type="dxa"/>
-              <w:left w:w="100" w:type="dxa"/>
-              <w:right w:w="100" w:type="dxa"/>
+              <w:top w:w="80" w:type="dxa"/>
+              <w:bottom w:w="80" w:type="dxa"/>
+              <w:left w:w="120" w:type="dxa"/>
+              <w:right w:w="120" w:type="dxa"/>
             </w:tcMar>
           </w:tcPr>
           <w:p>
@@ -2242,7 +2296,7 @@
             <w:r>
               <w:rPr>
                 <w:rFonts w:ascii="Times New Roman" w:hAnsi="Times New Roman"/>
-                <w:sz w:val="18"/>
+                <w:sz w:val="20"/>
               </w:rPr>
               <w:t>Filters=64, Kernel Size=3, Padding='same'</w:t>
             </w:r>
@@ -2255,10 +2309,10 @@
             <w:tcW w:type="dxa" w:w="2160"/>
             <w:shd w:fill="FFFFFF"/>
             <w:tcMar>
-              <w:top w:w="60" w:type="dxa"/>
-              <w:bottom w:w="60" w:type="dxa"/>
-              <w:left w:w="100" w:type="dxa"/>
-              <w:right w:w="100" w:type="dxa"/>
+              <w:top w:w="80" w:type="dxa"/>
+              <w:bottom w:w="80" w:type="dxa"/>
+              <w:left w:w="120" w:type="dxa"/>
+              <w:right w:w="120" w:type="dxa"/>
             </w:tcMar>
           </w:tcPr>
           <w:p>
@@ -2268,7 +2322,7 @@
             <w:r>
               <w:rPr>
                 <w:rFonts w:ascii="Times New Roman" w:hAnsi="Times New Roman"/>
-                <w:sz w:val="18"/>
+                <w:sz w:val="20"/>
               </w:rPr>
               <w:t>BatchNormalization</w:t>
             </w:r>
@@ -2279,10 +2333,10 @@
             <w:tcW w:type="dxa" w:w="1728"/>
             <w:shd w:fill="FFFFFF"/>
             <w:tcMar>
-              <w:top w:w="60" w:type="dxa"/>
-              <w:bottom w:w="60" w:type="dxa"/>
-              <w:left w:w="100" w:type="dxa"/>
-              <w:right w:w="100" w:type="dxa"/>
+              <w:top w:w="80" w:type="dxa"/>
+              <w:bottom w:w="80" w:type="dxa"/>
+              <w:left w:w="120" w:type="dxa"/>
+              <w:right w:w="120" w:type="dxa"/>
             </w:tcMar>
           </w:tcPr>
           <w:p>
@@ -2292,7 +2346,7 @@
             <w:r>
               <w:rPr>
                 <w:rFonts w:ascii="Times New Roman" w:hAnsi="Times New Roman"/>
-                <w:sz w:val="18"/>
+                <w:sz w:val="20"/>
               </w:rPr>
               <w:t>(None, 10, 64)</w:t>
             </w:r>
@@ -2303,10 +2357,10 @@
             <w:tcW w:type="dxa" w:w="1440"/>
             <w:shd w:fill="FFFFFF"/>
             <w:tcMar>
-              <w:top w:w="60" w:type="dxa"/>
-              <w:bottom w:w="60" w:type="dxa"/>
-              <w:left w:w="100" w:type="dxa"/>
-              <w:right w:w="100" w:type="dxa"/>
+              <w:top w:w="80" w:type="dxa"/>
+              <w:bottom w:w="80" w:type="dxa"/>
+              <w:left w:w="120" w:type="dxa"/>
+              <w:right w:w="120" w:type="dxa"/>
             </w:tcMar>
           </w:tcPr>
           <w:p>
@@ -2316,7 +2370,7 @@
             <w:r>
               <w:rPr>
                 <w:rFonts w:ascii="Times New Roman" w:hAnsi="Times New Roman"/>
-                <w:sz w:val="18"/>
+                <w:sz w:val="20"/>
               </w:rPr>
               <w:t>256</w:t>
             </w:r>
@@ -2327,10 +2381,10 @@
             <w:tcW w:type="dxa" w:w="1440"/>
             <w:shd w:fill="FFFFFF"/>
             <w:tcMar>
-              <w:top w:w="60" w:type="dxa"/>
-              <w:bottom w:w="60" w:type="dxa"/>
-              <w:left w:w="100" w:type="dxa"/>
-              <w:right w:w="100" w:type="dxa"/>
+              <w:top w:w="80" w:type="dxa"/>
+              <w:bottom w:w="80" w:type="dxa"/>
+              <w:left w:w="120" w:type="dxa"/>
+              <w:right w:w="120" w:type="dxa"/>
             </w:tcMar>
           </w:tcPr>
           <w:p>
@@ -2340,7 +2394,7 @@
             <w:r>
               <w:rPr>
                 <w:rFonts w:ascii="Times New Roman" w:hAnsi="Times New Roman"/>
-                <w:sz w:val="18"/>
+                <w:sz w:val="20"/>
               </w:rPr>
               <w:t>-</w:t>
             </w:r>
@@ -2351,10 +2405,10 @@
             <w:tcW w:type="dxa" w:w="3312"/>
             <w:shd w:fill="FFFFFF"/>
             <w:tcMar>
-              <w:top w:w="60" w:type="dxa"/>
-              <w:bottom w:w="60" w:type="dxa"/>
-              <w:left w:w="100" w:type="dxa"/>
-              <w:right w:w="100" w:type="dxa"/>
+              <w:top w:w="80" w:type="dxa"/>
+              <w:bottom w:w="80" w:type="dxa"/>
+              <w:left w:w="120" w:type="dxa"/>
+              <w:right w:w="120" w:type="dxa"/>
             </w:tcMar>
           </w:tcPr>
           <w:p>
@@ -2364,7 +2418,7 @@
             <w:r>
               <w:rPr>
                 <w:rFonts w:ascii="Times New Roman" w:hAnsi="Times New Roman"/>
-                <w:sz w:val="18"/>
+                <w:sz w:val="20"/>
               </w:rPr>
               <w:t>Normalizes activations across mini-batches</w:t>
             </w:r>
@@ -2377,10 +2431,10 @@
             <w:tcW w:type="dxa" w:w="2160"/>
             <w:shd w:fill="F8FAFC"/>
             <w:tcMar>
-              <w:top w:w="60" w:type="dxa"/>
-              <w:bottom w:w="60" w:type="dxa"/>
-              <w:left w:w="100" w:type="dxa"/>
-              <w:right w:w="100" w:type="dxa"/>
+              <w:top w:w="80" w:type="dxa"/>
+              <w:bottom w:w="80" w:type="dxa"/>
+              <w:left w:w="120" w:type="dxa"/>
+              <w:right w:w="120" w:type="dxa"/>
             </w:tcMar>
           </w:tcPr>
           <w:p>
@@ -2390,7 +2444,7 @@
             <w:r>
               <w:rPr>
                 <w:rFonts w:ascii="Times New Roman" w:hAnsi="Times New Roman"/>
-                <w:sz w:val="18"/>
+                <w:sz w:val="20"/>
               </w:rPr>
               <w:t>Spatial Dropout</w:t>
             </w:r>
@@ -2401,10 +2455,10 @@
             <w:tcW w:type="dxa" w:w="1728"/>
             <w:shd w:fill="F8FAFC"/>
             <w:tcMar>
-              <w:top w:w="60" w:type="dxa"/>
-              <w:bottom w:w="60" w:type="dxa"/>
-              <w:left w:w="100" w:type="dxa"/>
-              <w:right w:w="100" w:type="dxa"/>
+              <w:top w:w="80" w:type="dxa"/>
+              <w:bottom w:w="80" w:type="dxa"/>
+              <w:left w:w="120" w:type="dxa"/>
+              <w:right w:w="120" w:type="dxa"/>
             </w:tcMar>
           </w:tcPr>
           <w:p>
@@ -2414,7 +2468,7 @@
             <w:r>
               <w:rPr>
                 <w:rFonts w:ascii="Times New Roman" w:hAnsi="Times New Roman"/>
-                <w:sz w:val="18"/>
+                <w:sz w:val="20"/>
               </w:rPr>
               <w:t>(None, 10, 64)</w:t>
             </w:r>
@@ -2425,10 +2479,10 @@
             <w:tcW w:type="dxa" w:w="1440"/>
             <w:shd w:fill="F8FAFC"/>
             <w:tcMar>
-              <w:top w:w="60" w:type="dxa"/>
-              <w:bottom w:w="60" w:type="dxa"/>
-              <w:left w:w="100" w:type="dxa"/>
-              <w:right w:w="100" w:type="dxa"/>
+              <w:top w:w="80" w:type="dxa"/>
+              <w:bottom w:w="80" w:type="dxa"/>
+              <w:left w:w="120" w:type="dxa"/>
+              <w:right w:w="120" w:type="dxa"/>
             </w:tcMar>
           </w:tcPr>
           <w:p>
@@ -2438,7 +2492,7 @@
             <w:r>
               <w:rPr>
                 <w:rFonts w:ascii="Times New Roman" w:hAnsi="Times New Roman"/>
-                <w:sz w:val="18"/>
+                <w:sz w:val="20"/>
               </w:rPr>
               <w:t>0</w:t>
             </w:r>
@@ -2449,10 +2503,10 @@
             <w:tcW w:type="dxa" w:w="1440"/>
             <w:shd w:fill="F8FAFC"/>
             <w:tcMar>
-              <w:top w:w="60" w:type="dxa"/>
-              <w:bottom w:w="60" w:type="dxa"/>
-              <w:left w:w="100" w:type="dxa"/>
-              <w:right w:w="100" w:type="dxa"/>
+              <w:top w:w="80" w:type="dxa"/>
+              <w:bottom w:w="80" w:type="dxa"/>
+              <w:left w:w="120" w:type="dxa"/>
+              <w:right w:w="120" w:type="dxa"/>
             </w:tcMar>
           </w:tcPr>
           <w:p>
@@ -2462,7 +2516,7 @@
             <w:r>
               <w:rPr>
                 <w:rFonts w:ascii="Times New Roman" w:hAnsi="Times New Roman"/>
-                <w:sz w:val="18"/>
+                <w:sz w:val="20"/>
               </w:rPr>
               <w:t>-</w:t>
             </w:r>
@@ -2473,10 +2527,10 @@
             <w:tcW w:type="dxa" w:w="3312"/>
             <w:shd w:fill="F8FAFC"/>
             <w:tcMar>
-              <w:top w:w="60" w:type="dxa"/>
-              <w:bottom w:w="60" w:type="dxa"/>
-              <w:left w:w="100" w:type="dxa"/>
-              <w:right w:w="100" w:type="dxa"/>
+              <w:top w:w="80" w:type="dxa"/>
+              <w:bottom w:w="80" w:type="dxa"/>
+              <w:left w:w="120" w:type="dxa"/>
+              <w:right w:w="120" w:type="dxa"/>
             </w:tcMar>
           </w:tcPr>
           <w:p>
@@ -2486,7 +2540,7 @@
             <w:r>
               <w:rPr>
                 <w:rFonts w:ascii="Times New Roman" w:hAnsi="Times New Roman"/>
-                <w:sz w:val="18"/>
+                <w:sz w:val="20"/>
               </w:rPr>
               <w:t>Dropout Rate = 0.3 to prevent overfitting</w:t>
             </w:r>
@@ -2499,10 +2553,10 @@
             <w:tcW w:type="dxa" w:w="2160"/>
             <w:shd w:fill="FFFFFF"/>
             <w:tcMar>
-              <w:top w:w="60" w:type="dxa"/>
-              <w:bottom w:w="60" w:type="dxa"/>
-              <w:left w:w="100" w:type="dxa"/>
-              <w:right w:w="100" w:type="dxa"/>
+              <w:top w:w="80" w:type="dxa"/>
+              <w:bottom w:w="80" w:type="dxa"/>
+              <w:left w:w="120" w:type="dxa"/>
+              <w:right w:w="120" w:type="dxa"/>
             </w:tcMar>
           </w:tcPr>
           <w:p>
@@ -2512,7 +2566,7 @@
             <w:r>
               <w:rPr>
                 <w:rFonts w:ascii="Times New Roman" w:hAnsi="Times New Roman"/>
-                <w:sz w:val="18"/>
+                <w:sz w:val="20"/>
               </w:rPr>
               <w:t>LSTM Layer</w:t>
             </w:r>
@@ -2523,10 +2577,10 @@
             <w:tcW w:type="dxa" w:w="1728"/>
             <w:shd w:fill="FFFFFF"/>
             <w:tcMar>
-              <w:top w:w="60" w:type="dxa"/>
-              <w:bottom w:w="60" w:type="dxa"/>
-              <w:left w:w="100" w:type="dxa"/>
-              <w:right w:w="100" w:type="dxa"/>
+              <w:top w:w="80" w:type="dxa"/>
+              <w:bottom w:w="80" w:type="dxa"/>
+              <w:left w:w="120" w:type="dxa"/>
+              <w:right w:w="120" w:type="dxa"/>
             </w:tcMar>
           </w:tcPr>
           <w:p>
@@ -2536,7 +2590,7 @@
             <w:r>
               <w:rPr>
                 <w:rFonts w:ascii="Times New Roman" w:hAnsi="Times New Roman"/>
-                <w:sz w:val="18"/>
+                <w:sz w:val="20"/>
               </w:rPr>
               <w:t>(None, 256)</w:t>
             </w:r>
@@ -2547,10 +2601,10 @@
             <w:tcW w:type="dxa" w:w="1440"/>
             <w:shd w:fill="FFFFFF"/>
             <w:tcMar>
-              <w:top w:w="60" w:type="dxa"/>
-              <w:bottom w:w="60" w:type="dxa"/>
-              <w:left w:w="100" w:type="dxa"/>
-              <w:right w:w="100" w:type="dxa"/>
+              <w:top w:w="80" w:type="dxa"/>
+              <w:bottom w:w="80" w:type="dxa"/>
+              <w:left w:w="120" w:type="dxa"/>
+              <w:right w:w="120" w:type="dxa"/>
             </w:tcMar>
           </w:tcPr>
           <w:p>
@@ -2560,7 +2614,7 @@
             <w:r>
               <w:rPr>
                 <w:rFonts w:ascii="Times New Roman" w:hAnsi="Times New Roman"/>
-                <w:sz w:val="18"/>
+                <w:sz w:val="20"/>
               </w:rPr>
               <w:t>328,704</w:t>
             </w:r>
@@ -2571,10 +2625,10 @@
             <w:tcW w:type="dxa" w:w="1440"/>
             <w:shd w:fill="FFFFFF"/>
             <w:tcMar>
-              <w:top w:w="60" w:type="dxa"/>
-              <w:bottom w:w="60" w:type="dxa"/>
-              <w:left w:w="100" w:type="dxa"/>
-              <w:right w:w="100" w:type="dxa"/>
+              <w:top w:w="80" w:type="dxa"/>
+              <w:bottom w:w="80" w:type="dxa"/>
+              <w:left w:w="120" w:type="dxa"/>
+              <w:right w:w="120" w:type="dxa"/>
             </w:tcMar>
           </w:tcPr>
           <w:p>
@@ -2584,7 +2638,7 @@
             <w:r>
               <w:rPr>
                 <w:rFonts w:ascii="Times New Roman" w:hAnsi="Times New Roman"/>
-                <w:sz w:val="18"/>
+                <w:sz w:val="20"/>
               </w:rPr>
               <w:t>Tanh</w:t>
             </w:r>
@@ -2595,10 +2649,10 @@
             <w:tcW w:type="dxa" w:w="3312"/>
             <w:shd w:fill="FFFFFF"/>
             <w:tcMar>
-              <w:top w:w="60" w:type="dxa"/>
-              <w:bottom w:w="60" w:type="dxa"/>
-              <w:left w:w="100" w:type="dxa"/>
-              <w:right w:w="100" w:type="dxa"/>
+              <w:top w:w="80" w:type="dxa"/>
+              <w:bottom w:w="80" w:type="dxa"/>
+              <w:left w:w="120" w:type="dxa"/>
+              <w:right w:w="120" w:type="dxa"/>
             </w:tcMar>
           </w:tcPr>
           <w:p>
@@ -2608,7 +2662,7 @@
             <w:r>
               <w:rPr>
                 <w:rFonts w:ascii="Times New Roman" w:hAnsi="Times New Roman"/>
-                <w:sz w:val="18"/>
+                <w:sz w:val="20"/>
               </w:rPr>
               <w:t>Units=256, Recurrent Activation='sigmoid'</w:t>
             </w:r>
@@ -2621,10 +2675,10 @@
             <w:tcW w:type="dxa" w:w="2160"/>
             <w:shd w:fill="F8FAFC"/>
             <w:tcMar>
-              <w:top w:w="60" w:type="dxa"/>
-              <w:bottom w:w="60" w:type="dxa"/>
-              <w:left w:w="100" w:type="dxa"/>
-              <w:right w:w="100" w:type="dxa"/>
+              <w:top w:w="80" w:type="dxa"/>
+              <w:bottom w:w="80" w:type="dxa"/>
+              <w:left w:w="120" w:type="dxa"/>
+              <w:right w:w="120" w:type="dxa"/>
             </w:tcMar>
           </w:tcPr>
           <w:p>
@@ -2634,7 +2688,7 @@
             <w:r>
               <w:rPr>
                 <w:rFonts w:ascii="Times New Roman" w:hAnsi="Times New Roman"/>
-                <w:sz w:val="18"/>
+                <w:sz w:val="20"/>
               </w:rPr>
               <w:t>Dense (Hidden)</w:t>
             </w:r>
@@ -2645,10 +2699,10 @@
             <w:tcW w:type="dxa" w:w="1728"/>
             <w:shd w:fill="F8FAFC"/>
             <w:tcMar>
-              <w:top w:w="60" w:type="dxa"/>
-              <w:bottom w:w="60" w:type="dxa"/>
-              <w:left w:w="100" w:type="dxa"/>
-              <w:right w:w="100" w:type="dxa"/>
+              <w:top w:w="80" w:type="dxa"/>
+              <w:bottom w:w="80" w:type="dxa"/>
+              <w:left w:w="120" w:type="dxa"/>
+              <w:right w:w="120" w:type="dxa"/>
             </w:tcMar>
           </w:tcPr>
           <w:p>
@@ -2658,7 +2712,7 @@
             <w:r>
               <w:rPr>
                 <w:rFonts w:ascii="Times New Roman" w:hAnsi="Times New Roman"/>
-                <w:sz w:val="18"/>
+                <w:sz w:val="20"/>
               </w:rPr>
               <w:t>(None, 64)</w:t>
             </w:r>
@@ -2669,10 +2723,10 @@
             <w:tcW w:type="dxa" w:w="1440"/>
             <w:shd w:fill="F8FAFC"/>
             <w:tcMar>
-              <w:top w:w="60" w:type="dxa"/>
-              <w:bottom w:w="60" w:type="dxa"/>
-              <w:left w:w="100" w:type="dxa"/>
-              <w:right w:w="100" w:type="dxa"/>
+              <w:top w:w="80" w:type="dxa"/>
+              <w:bottom w:w="80" w:type="dxa"/>
+              <w:left w:w="120" w:type="dxa"/>
+              <w:right w:w="120" w:type="dxa"/>
             </w:tcMar>
           </w:tcPr>
           <w:p>
@@ -2682,7 +2736,7 @@
             <w:r>
               <w:rPr>
                 <w:rFonts w:ascii="Times New Roman" w:hAnsi="Times New Roman"/>
-                <w:sz w:val="18"/>
+                <w:sz w:val="20"/>
               </w:rPr>
               <w:t>16,448</w:t>
             </w:r>
@@ -2693,10 +2747,10 @@
             <w:tcW w:type="dxa" w:w="1440"/>
             <w:shd w:fill="F8FAFC"/>
             <w:tcMar>
-              <w:top w:w="60" w:type="dxa"/>
-              <w:bottom w:w="60" w:type="dxa"/>
-              <w:left w:w="100" w:type="dxa"/>
-              <w:right w:w="100" w:type="dxa"/>
+              <w:top w:w="80" w:type="dxa"/>
+              <w:bottom w:w="80" w:type="dxa"/>
+              <w:left w:w="120" w:type="dxa"/>
+              <w:right w:w="120" w:type="dxa"/>
             </w:tcMar>
           </w:tcPr>
           <w:p>
@@ -2706,7 +2760,7 @@
             <w:r>
               <w:rPr>
                 <w:rFonts w:ascii="Times New Roman" w:hAnsi="Times New Roman"/>
-                <w:sz w:val="18"/>
+                <w:sz w:val="20"/>
               </w:rPr>
               <w:t>ReLU</w:t>
             </w:r>
@@ -2717,10 +2771,10 @@
             <w:tcW w:type="dxa" w:w="3312"/>
             <w:shd w:fill="F8FAFC"/>
             <w:tcMar>
-              <w:top w:w="60" w:type="dxa"/>
-              <w:bottom w:w="60" w:type="dxa"/>
-              <w:left w:w="100" w:type="dxa"/>
-              <w:right w:w="100" w:type="dxa"/>
+              <w:top w:w="80" w:type="dxa"/>
+              <w:bottom w:w="80" w:type="dxa"/>
+              <w:left w:w="120" w:type="dxa"/>
+              <w:right w:w="120" w:type="dxa"/>
             </w:tcMar>
           </w:tcPr>
           <w:p>
@@ -2730,7 +2784,7 @@
             <w:r>
               <w:rPr>
                 <w:rFonts w:ascii="Times New Roman" w:hAnsi="Times New Roman"/>
-                <w:sz w:val="18"/>
+                <w:sz w:val="20"/>
               </w:rPr>
               <w:t>Fully connected representation layer</w:t>
             </w:r>
@@ -2743,10 +2797,10 @@
             <w:tcW w:type="dxa" w:w="2160"/>
             <w:shd w:fill="FFFFFF"/>
             <w:tcMar>
-              <w:top w:w="60" w:type="dxa"/>
-              <w:bottom w:w="60" w:type="dxa"/>
-              <w:left w:w="100" w:type="dxa"/>
-              <w:right w:w="100" w:type="dxa"/>
+              <w:top w:w="80" w:type="dxa"/>
+              <w:bottom w:w="80" w:type="dxa"/>
+              <w:left w:w="120" w:type="dxa"/>
+              <w:right w:w="120" w:type="dxa"/>
             </w:tcMar>
           </w:tcPr>
           <w:p>
@@ -2756,7 +2810,7 @@
             <w:r>
               <w:rPr>
                 <w:rFonts w:ascii="Times New Roman" w:hAnsi="Times New Roman"/>
-                <w:sz w:val="18"/>
+                <w:sz w:val="20"/>
               </w:rPr>
               <w:t>Dropout</w:t>
             </w:r>
@@ -2767,10 +2821,10 @@
             <w:tcW w:type="dxa" w:w="1728"/>
             <w:shd w:fill="FFFFFF"/>
             <w:tcMar>
-              <w:top w:w="60" w:type="dxa"/>
-              <w:bottom w:w="60" w:type="dxa"/>
-              <w:left w:w="100" w:type="dxa"/>
-              <w:right w:w="100" w:type="dxa"/>
+              <w:top w:w="80" w:type="dxa"/>
+              <w:bottom w:w="80" w:type="dxa"/>
+              <w:left w:w="120" w:type="dxa"/>
+              <w:right w:w="120" w:type="dxa"/>
             </w:tcMar>
           </w:tcPr>
           <w:p>
@@ -2780,7 +2834,7 @@
             <w:r>
               <w:rPr>
                 <w:rFonts w:ascii="Times New Roman" w:hAnsi="Times New Roman"/>
-                <w:sz w:val="18"/>
+                <w:sz w:val="20"/>
               </w:rPr>
               <w:t>(None, 64)</w:t>
             </w:r>
@@ -2791,10 +2845,10 @@
             <w:tcW w:type="dxa" w:w="1440"/>
             <w:shd w:fill="FFFFFF"/>
             <w:tcMar>
-              <w:top w:w="60" w:type="dxa"/>
-              <w:bottom w:w="60" w:type="dxa"/>
-              <w:left w:w="100" w:type="dxa"/>
-              <w:right w:w="100" w:type="dxa"/>
+              <w:top w:w="80" w:type="dxa"/>
+              <w:bottom w:w="80" w:type="dxa"/>
+              <w:left w:w="120" w:type="dxa"/>
+              <w:right w:w="120" w:type="dxa"/>
             </w:tcMar>
           </w:tcPr>
           <w:p>
@@ -2804,7 +2858,7 @@
             <w:r>
               <w:rPr>
                 <w:rFonts w:ascii="Times New Roman" w:hAnsi="Times New Roman"/>
-                <w:sz w:val="18"/>
+                <w:sz w:val="20"/>
               </w:rPr>
               <w:t>0</w:t>
             </w:r>
@@ -2815,10 +2869,10 @@
             <w:tcW w:type="dxa" w:w="1440"/>
             <w:shd w:fill="FFFFFF"/>
             <w:tcMar>
-              <w:top w:w="60" w:type="dxa"/>
-              <w:bottom w:w="60" w:type="dxa"/>
-              <w:left w:w="100" w:type="dxa"/>
-              <w:right w:w="100" w:type="dxa"/>
+              <w:top w:w="80" w:type="dxa"/>
+              <w:bottom w:w="80" w:type="dxa"/>
+              <w:left w:w="120" w:type="dxa"/>
+              <w:right w:w="120" w:type="dxa"/>
             </w:tcMar>
           </w:tcPr>
           <w:p>
@@ -2828,7 +2882,7 @@
             <w:r>
               <w:rPr>
                 <w:rFonts w:ascii="Times New Roman" w:hAnsi="Times New Roman"/>
-                <w:sz w:val="18"/>
+                <w:sz w:val="20"/>
               </w:rPr>
               <w:t>-</w:t>
             </w:r>
@@ -2839,10 +2893,10 @@
             <w:tcW w:type="dxa" w:w="3312"/>
             <w:shd w:fill="FFFFFF"/>
             <w:tcMar>
-              <w:top w:w="60" w:type="dxa"/>
-              <w:bottom w:w="60" w:type="dxa"/>
-              <w:left w:w="100" w:type="dxa"/>
-              <w:right w:w="100" w:type="dxa"/>
+              <w:top w:w="80" w:type="dxa"/>
+              <w:bottom w:w="80" w:type="dxa"/>
+              <w:left w:w="120" w:type="dxa"/>
+              <w:right w:w="120" w:type="dxa"/>
             </w:tcMar>
           </w:tcPr>
           <w:p>
@@ -2852,7 +2906,7 @@
             <w:r>
               <w:rPr>
                 <w:rFonts w:ascii="Times New Roman" w:hAnsi="Times New Roman"/>
-                <w:sz w:val="18"/>
+                <w:sz w:val="20"/>
               </w:rPr>
               <w:t>Dropout Rate = 0.2</w:t>
             </w:r>
@@ -2865,10 +2919,10 @@
             <w:tcW w:type="dxa" w:w="2160"/>
             <w:shd w:fill="F8FAFC"/>
             <w:tcMar>
-              <w:top w:w="60" w:type="dxa"/>
-              <w:bottom w:w="60" w:type="dxa"/>
-              <w:left w:w="100" w:type="dxa"/>
-              <w:right w:w="100" w:type="dxa"/>
+              <w:top w:w="80" w:type="dxa"/>
+              <w:bottom w:w="80" w:type="dxa"/>
+              <w:left w:w="120" w:type="dxa"/>
+              <w:right w:w="120" w:type="dxa"/>
             </w:tcMar>
           </w:tcPr>
           <w:p>
@@ -2878,7 +2932,7 @@
             <w:r>
               <w:rPr>
                 <w:rFonts w:ascii="Times New Roman" w:hAnsi="Times New Roman"/>
-                <w:sz w:val="18"/>
+                <w:sz w:val="20"/>
               </w:rPr>
               <w:t>Dense (Output)</w:t>
             </w:r>
@@ -2889,10 +2943,10 @@
             <w:tcW w:type="dxa" w:w="1728"/>
             <w:shd w:fill="F8FAFC"/>
             <w:tcMar>
-              <w:top w:w="60" w:type="dxa"/>
-              <w:bottom w:w="60" w:type="dxa"/>
-              <w:left w:w="100" w:type="dxa"/>
-              <w:right w:w="100" w:type="dxa"/>
+              <w:top w:w="80" w:type="dxa"/>
+              <w:bottom w:w="80" w:type="dxa"/>
+              <w:left w:w="120" w:type="dxa"/>
+              <w:right w:w="120" w:type="dxa"/>
             </w:tcMar>
           </w:tcPr>
           <w:p>
@@ -2902,7 +2956,7 @@
             <w:r>
               <w:rPr>
                 <w:rFonts w:ascii="Times New Roman" w:hAnsi="Times New Roman"/>
-                <w:sz w:val="18"/>
+                <w:sz w:val="20"/>
               </w:rPr>
               <w:t>(None, 5)</w:t>
             </w:r>
@@ -2913,10 +2967,10 @@
             <w:tcW w:type="dxa" w:w="1440"/>
             <w:shd w:fill="F8FAFC"/>
             <w:tcMar>
-              <w:top w:w="60" w:type="dxa"/>
-              <w:bottom w:w="60" w:type="dxa"/>
-              <w:left w:w="100" w:type="dxa"/>
-              <w:right w:w="100" w:type="dxa"/>
+              <w:top w:w="80" w:type="dxa"/>
+              <w:bottom w:w="80" w:type="dxa"/>
+              <w:left w:w="120" w:type="dxa"/>
+              <w:right w:w="120" w:type="dxa"/>
             </w:tcMar>
           </w:tcPr>
           <w:p>
@@ -2926,7 +2980,7 @@
             <w:r>
               <w:rPr>
                 <w:rFonts w:ascii="Times New Roman" w:hAnsi="Times New Roman"/>
-                <w:sz w:val="18"/>
+                <w:sz w:val="20"/>
               </w:rPr>
               <w:t>325</w:t>
             </w:r>
@@ -2937,10 +2991,10 @@
             <w:tcW w:type="dxa" w:w="1440"/>
             <w:shd w:fill="F8FAFC"/>
             <w:tcMar>
-              <w:top w:w="60" w:type="dxa"/>
-              <w:bottom w:w="60" w:type="dxa"/>
-              <w:left w:w="100" w:type="dxa"/>
-              <w:right w:w="100" w:type="dxa"/>
+              <w:top w:w="80" w:type="dxa"/>
+              <w:bottom w:w="80" w:type="dxa"/>
+              <w:left w:w="120" w:type="dxa"/>
+              <w:right w:w="120" w:type="dxa"/>
             </w:tcMar>
           </w:tcPr>
           <w:p>
@@ -2950,7 +3004,7 @@
             <w:r>
               <w:rPr>
                 <w:rFonts w:ascii="Times New Roman" w:hAnsi="Times New Roman"/>
-                <w:sz w:val="18"/>
+                <w:sz w:val="20"/>
               </w:rPr>
               <w:t>Softmax</w:t>
             </w:r>
@@ -2961,10 +3015,10 @@
             <w:tcW w:type="dxa" w:w="3312"/>
             <w:shd w:fill="F8FAFC"/>
             <w:tcMar>
-              <w:top w:w="60" w:type="dxa"/>
-              <w:bottom w:w="60" w:type="dxa"/>
-              <w:left w:w="100" w:type="dxa"/>
-              <w:right w:w="100" w:type="dxa"/>
+              <w:top w:w="80" w:type="dxa"/>
+              <w:bottom w:w="80" w:type="dxa"/>
+              <w:left w:w="120" w:type="dxa"/>
+              <w:right w:w="120" w:type="dxa"/>
             </w:tcMar>
           </w:tcPr>
           <w:p>
@@ -2974,7 +3028,7 @@
             <w:r>
               <w:rPr>
                 <w:rFonts w:ascii="Times New Roman" w:hAnsi="Times New Roman"/>
-                <w:sz w:val="18"/>
+                <w:sz w:val="20"/>
               </w:rPr>
               <w:t>Multi-class probabilities (5 attack classes)</w:t>
             </w:r>
@@ -2996,8 +3050,8 @@
         <w:rPr>
           <w:rFonts w:ascii="Arial" w:hAnsi="Arial"/>
           <w:b/>
-          <w:color w:val="0F172A"/>
-          <w:sz w:val="23"/>
+          <w:color w:val="1E293B"/>
+          <w:sz w:val="25"/>
         </w:rPr>
         <w:t>APPENDIX C: Complete CICFlowMeter to NSL-KDD Feature Mapping</w:t>
       </w:r>
@@ -3008,6 +3062,14 @@
         <w:jc w:val="center"/>
         <w:tblLayout w:type="fixed"/>
         <w:tblLook w:firstColumn="1" w:firstRow="1" w:lastColumn="0" w:lastRow="0" w:noHBand="0" w:noVBand="1" w:val="04A0"/>
+        <w:tblBorders>
+          <w:top w:val="single" w:sz="4" w:space="0" w:color="CBD5E1"/>
+          <w:bottom w:val="single" w:sz="4" w:space="0" w:color="CBD5E1"/>
+          <w:left w:val="single" w:sz="4" w:space="0" w:color="CBD5E1"/>
+          <w:right w:val="single" w:sz="4" w:space="0" w:color="CBD5E1"/>
+          <w:insideH w:val="single" w:sz="4" w:space="0" w:color="CBD5E1"/>
+          <w:insideV w:val="single" w:sz="4" w:space="0" w:color="CBD5E1"/>
+        </w:tblBorders>
       </w:tblPr>
       <w:tblGrid>
         <w:gridCol w:w="1872"/>
@@ -3022,10 +3084,10 @@
             <w:tcW w:type="dxa" w:w="720"/>
             <w:shd w:fill="00529B"/>
             <w:tcMar>
-              <w:top w:w="100" w:type="dxa"/>
-              <w:bottom w:w="100" w:type="dxa"/>
-              <w:left w:w="120" w:type="dxa"/>
-              <w:right w:w="120" w:type="dxa"/>
+              <w:top w:w="120" w:type="dxa"/>
+              <w:bottom w:w="120" w:type="dxa"/>
+              <w:left w:w="140" w:type="dxa"/>
+              <w:right w:w="140" w:type="dxa"/>
             </w:tcMar>
           </w:tcPr>
           <w:p>
@@ -3037,7 +3099,7 @@
                 <w:rFonts w:ascii="Arial" w:hAnsi="Arial"/>
                 <w:b/>
                 <w:color w:val="FFFFFF"/>
-                <w:sz w:val="18"/>
+                <w:sz w:val="20"/>
               </w:rPr>
               <w:t>Idx</w:t>
             </w:r>
@@ -3048,10 +3110,10 @@
             <w:tcW w:type="dxa" w:w="2592"/>
             <w:shd w:fill="00529B"/>
             <w:tcMar>
-              <w:top w:w="100" w:type="dxa"/>
-              <w:bottom w:w="100" w:type="dxa"/>
-              <w:left w:w="120" w:type="dxa"/>
-              <w:right w:w="120" w:type="dxa"/>
+              <w:top w:w="120" w:type="dxa"/>
+              <w:bottom w:w="120" w:type="dxa"/>
+              <w:left w:w="140" w:type="dxa"/>
+              <w:right w:w="140" w:type="dxa"/>
             </w:tcMar>
           </w:tcPr>
           <w:p>
@@ -3063,7 +3125,7 @@
                 <w:rFonts w:ascii="Arial" w:hAnsi="Arial"/>
                 <w:b/>
                 <w:color w:val="FFFFFF"/>
-                <w:sz w:val="18"/>
+                <w:sz w:val="20"/>
               </w:rPr>
               <w:t>NSL-KDD Feature</w:t>
             </w:r>
@@ -3074,10 +3136,10 @@
             <w:tcW w:type="dxa" w:w="1872"/>
             <w:shd w:fill="00529B"/>
             <w:tcMar>
-              <w:top w:w="100" w:type="dxa"/>
-              <w:bottom w:w="100" w:type="dxa"/>
-              <w:left w:w="120" w:type="dxa"/>
-              <w:right w:w="120" w:type="dxa"/>
+              <w:top w:w="120" w:type="dxa"/>
+              <w:bottom w:w="120" w:type="dxa"/>
+              <w:left w:w="140" w:type="dxa"/>
+              <w:right w:w="140" w:type="dxa"/>
             </w:tcMar>
           </w:tcPr>
           <w:p>
@@ -3089,7 +3151,7 @@
                 <w:rFonts w:ascii="Arial" w:hAnsi="Arial"/>
                 <w:b/>
                 <w:color w:val="FFFFFF"/>
-                <w:sz w:val="18"/>
+                <w:sz w:val="20"/>
               </w:rPr>
               <w:t>BWOA Status</w:t>
             </w:r>
@@ -3100,10 +3162,10 @@
             <w:tcW w:type="dxa" w:w="2592"/>
             <w:shd w:fill="00529B"/>
             <w:tcMar>
-              <w:top w:w="100" w:type="dxa"/>
-              <w:bottom w:w="100" w:type="dxa"/>
-              <w:left w:w="120" w:type="dxa"/>
-              <w:right w:w="120" w:type="dxa"/>
+              <w:top w:w="120" w:type="dxa"/>
+              <w:bottom w:w="120" w:type="dxa"/>
+              <w:left w:w="140" w:type="dxa"/>
+              <w:right w:w="140" w:type="dxa"/>
             </w:tcMar>
           </w:tcPr>
           <w:p>
@@ -3115,7 +3177,7 @@
                 <w:rFonts w:ascii="Arial" w:hAnsi="Arial"/>
                 <w:b/>
                 <w:color w:val="FFFFFF"/>
-                <w:sz w:val="18"/>
+                <w:sz w:val="20"/>
               </w:rPr>
               <w:t>CICFlowMeter Equivalent</w:t>
             </w:r>
@@ -3126,10 +3188,10 @@
             <w:tcW w:type="dxa" w:w="2592"/>
             <w:shd w:fill="00529B"/>
             <w:tcMar>
-              <w:top w:w="100" w:type="dxa"/>
-              <w:bottom w:w="100" w:type="dxa"/>
-              <w:left w:w="120" w:type="dxa"/>
-              <w:right w:w="120" w:type="dxa"/>
+              <w:top w:w="120" w:type="dxa"/>
+              <w:bottom w:w="120" w:type="dxa"/>
+              <w:left w:w="140" w:type="dxa"/>
+              <w:right w:w="140" w:type="dxa"/>
             </w:tcMar>
           </w:tcPr>
           <w:p>
@@ -3141,7 +3203,7 @@
                 <w:rFonts w:ascii="Arial" w:hAnsi="Arial"/>
                 <w:b/>
                 <w:color w:val="FFFFFF"/>
-                <w:sz w:val="18"/>
+                <w:sz w:val="20"/>
               </w:rPr>
               <w:t>Description</w:t>
             </w:r>
@@ -3154,10 +3216,10 @@
             <w:tcW w:type="dxa" w:w="720"/>
             <w:shd w:fill="FFFFFF"/>
             <w:tcMar>
-              <w:top w:w="60" w:type="dxa"/>
-              <w:bottom w:w="60" w:type="dxa"/>
-              <w:left w:w="100" w:type="dxa"/>
-              <w:right w:w="100" w:type="dxa"/>
+              <w:top w:w="80" w:type="dxa"/>
+              <w:bottom w:w="80" w:type="dxa"/>
+              <w:left w:w="120" w:type="dxa"/>
+              <w:right w:w="120" w:type="dxa"/>
             </w:tcMar>
           </w:tcPr>
           <w:p>
@@ -3167,7 +3229,7 @@
             <w:r>
               <w:rPr>
                 <w:rFonts w:ascii="Times New Roman" w:hAnsi="Times New Roman"/>
-                <w:sz w:val="18"/>
+                <w:sz w:val="20"/>
               </w:rPr>
               <w:t>1</w:t>
             </w:r>
@@ -3178,10 +3240,10 @@
             <w:tcW w:type="dxa" w:w="2592"/>
             <w:shd w:fill="FFFFFF"/>
             <w:tcMar>
-              <w:top w:w="60" w:type="dxa"/>
-              <w:bottom w:w="60" w:type="dxa"/>
-              <w:left w:w="100" w:type="dxa"/>
-              <w:right w:w="100" w:type="dxa"/>
+              <w:top w:w="80" w:type="dxa"/>
+              <w:bottom w:w="80" w:type="dxa"/>
+              <w:left w:w="120" w:type="dxa"/>
+              <w:right w:w="120" w:type="dxa"/>
             </w:tcMar>
           </w:tcPr>
           <w:p>
@@ -3191,7 +3253,7 @@
             <w:r>
               <w:rPr>
                 <w:rFonts w:ascii="Times New Roman" w:hAnsi="Times New Roman"/>
-                <w:sz w:val="18"/>
+                <w:sz w:val="20"/>
               </w:rPr>
               <w:t>duration</w:t>
             </w:r>
@@ -3202,10 +3264,10 @@
             <w:tcW w:type="dxa" w:w="1872"/>
             <w:shd w:fill="FFFFFF"/>
             <w:tcMar>
-              <w:top w:w="60" w:type="dxa"/>
-              <w:bottom w:w="60" w:type="dxa"/>
-              <w:left w:w="100" w:type="dxa"/>
-              <w:right w:w="100" w:type="dxa"/>
+              <w:top w:w="80" w:type="dxa"/>
+              <w:bottom w:w="80" w:type="dxa"/>
+              <w:left w:w="120" w:type="dxa"/>
+              <w:right w:w="120" w:type="dxa"/>
             </w:tcMar>
           </w:tcPr>
           <w:p>
@@ -3215,7 +3277,7 @@
             <w:r>
               <w:rPr>
                 <w:rFonts w:ascii="Times New Roman" w:hAnsi="Times New Roman"/>
-                <w:sz w:val="18"/>
+                <w:sz w:val="20"/>
               </w:rPr>
               <w:t>Pruned</w:t>
             </w:r>
@@ -3226,10 +3288,10 @@
             <w:tcW w:type="dxa" w:w="2592"/>
             <w:shd w:fill="FFFFFF"/>
             <w:tcMar>
-              <w:top w:w="60" w:type="dxa"/>
-              <w:bottom w:w="60" w:type="dxa"/>
-              <w:left w:w="100" w:type="dxa"/>
-              <w:right w:w="100" w:type="dxa"/>
+              <w:top w:w="80" w:type="dxa"/>
+              <w:bottom w:w="80" w:type="dxa"/>
+              <w:left w:w="120" w:type="dxa"/>
+              <w:right w:w="120" w:type="dxa"/>
             </w:tcMar>
           </w:tcPr>
           <w:p>
@@ -3239,7 +3301,7 @@
             <w:r>
               <w:rPr>
                 <w:rFonts w:ascii="Times New Roman" w:hAnsi="Times New Roman"/>
-                <w:sz w:val="18"/>
+                <w:sz w:val="20"/>
               </w:rPr>
               <w:t>Flow Duration</w:t>
             </w:r>
@@ -3250,10 +3312,10 @@
             <w:tcW w:type="dxa" w:w="2592"/>
             <w:shd w:fill="FFFFFF"/>
             <w:tcMar>
-              <w:top w:w="60" w:type="dxa"/>
-              <w:bottom w:w="60" w:type="dxa"/>
-              <w:left w:w="100" w:type="dxa"/>
-              <w:right w:w="100" w:type="dxa"/>
+              <w:top w:w="80" w:type="dxa"/>
+              <w:bottom w:w="80" w:type="dxa"/>
+              <w:left w:w="120" w:type="dxa"/>
+              <w:right w:w="120" w:type="dxa"/>
             </w:tcMar>
           </w:tcPr>
           <w:p>
@@ -3263,7 +3325,7 @@
             <w:r>
               <w:rPr>
                 <w:rFonts w:ascii="Times New Roman" w:hAnsi="Times New Roman"/>
-                <w:sz w:val="18"/>
+                <w:sz w:val="20"/>
               </w:rPr>
               <w:t>Connection duration in seconds</w:t>
             </w:r>
@@ -3276,10 +3338,10 @@
             <w:tcW w:type="dxa" w:w="720"/>
             <w:shd w:fill="F8FAFC"/>
             <w:tcMar>
-              <w:top w:w="60" w:type="dxa"/>
-              <w:bottom w:w="60" w:type="dxa"/>
-              <w:left w:w="100" w:type="dxa"/>
-              <w:right w:w="100" w:type="dxa"/>
+              <w:top w:w="80" w:type="dxa"/>
+              <w:bottom w:w="80" w:type="dxa"/>
+              <w:left w:w="120" w:type="dxa"/>
+              <w:right w:w="120" w:type="dxa"/>
             </w:tcMar>
           </w:tcPr>
           <w:p>
@@ -3289,7 +3351,7 @@
             <w:r>
               <w:rPr>
                 <w:rFonts w:ascii="Times New Roman" w:hAnsi="Times New Roman"/>
-                <w:sz w:val="18"/>
+                <w:sz w:val="20"/>
               </w:rPr>
               <w:t>2</w:t>
             </w:r>
@@ -3300,10 +3362,10 @@
             <w:tcW w:type="dxa" w:w="2592"/>
             <w:shd w:fill="F8FAFC"/>
             <w:tcMar>
-              <w:top w:w="60" w:type="dxa"/>
-              <w:bottom w:w="60" w:type="dxa"/>
-              <w:left w:w="100" w:type="dxa"/>
-              <w:right w:w="100" w:type="dxa"/>
+              <w:top w:w="80" w:type="dxa"/>
+              <w:bottom w:w="80" w:type="dxa"/>
+              <w:left w:w="120" w:type="dxa"/>
+              <w:right w:w="120" w:type="dxa"/>
             </w:tcMar>
           </w:tcPr>
           <w:p>
@@ -3313,7 +3375,7 @@
             <w:r>
               <w:rPr>
                 <w:rFonts w:ascii="Times New Roman" w:hAnsi="Times New Roman"/>
-                <w:sz w:val="18"/>
+                <w:sz w:val="20"/>
               </w:rPr>
               <w:t>protocol_type</w:t>
             </w:r>
@@ -3324,10 +3386,10 @@
             <w:tcW w:type="dxa" w:w="1872"/>
             <w:shd w:fill="F8FAFC"/>
             <w:tcMar>
-              <w:top w:w="60" w:type="dxa"/>
-              <w:bottom w:w="60" w:type="dxa"/>
-              <w:left w:w="100" w:type="dxa"/>
-              <w:right w:w="100" w:type="dxa"/>
+              <w:top w:w="80" w:type="dxa"/>
+              <w:bottom w:w="80" w:type="dxa"/>
+              <w:left w:w="120" w:type="dxa"/>
+              <w:right w:w="120" w:type="dxa"/>
             </w:tcMar>
           </w:tcPr>
           <w:p>
@@ -3337,7 +3399,7 @@
             <w:r>
               <w:rPr>
                 <w:rFonts w:ascii="Times New Roman" w:hAnsi="Times New Roman"/>
-                <w:sz w:val="18"/>
+                <w:sz w:val="20"/>
               </w:rPr>
               <w:t>SELECTED (8)</w:t>
             </w:r>
@@ -3348,10 +3410,10 @@
             <w:tcW w:type="dxa" w:w="2592"/>
             <w:shd w:fill="F8FAFC"/>
             <w:tcMar>
-              <w:top w:w="60" w:type="dxa"/>
-              <w:bottom w:w="60" w:type="dxa"/>
-              <w:left w:w="100" w:type="dxa"/>
-              <w:right w:w="100" w:type="dxa"/>
+              <w:top w:w="80" w:type="dxa"/>
+              <w:bottom w:w="80" w:type="dxa"/>
+              <w:left w:w="120" w:type="dxa"/>
+              <w:right w:w="120" w:type="dxa"/>
             </w:tcMar>
           </w:tcPr>
           <w:p>
@@ -3361,7 +3423,7 @@
             <w:r>
               <w:rPr>
                 <w:rFonts w:ascii="Times New Roman" w:hAnsi="Times New Roman"/>
-                <w:sz w:val="18"/>
+                <w:sz w:val="20"/>
               </w:rPr>
               <w:t>Protocol</w:t>
             </w:r>
@@ -3372,10 +3434,10 @@
             <w:tcW w:type="dxa" w:w="2592"/>
             <w:shd w:fill="F8FAFC"/>
             <w:tcMar>
-              <w:top w:w="60" w:type="dxa"/>
-              <w:bottom w:w="60" w:type="dxa"/>
-              <w:left w:w="100" w:type="dxa"/>
-              <w:right w:w="100" w:type="dxa"/>
+              <w:top w:w="80" w:type="dxa"/>
+              <w:bottom w:w="80" w:type="dxa"/>
+              <w:left w:w="120" w:type="dxa"/>
+              <w:right w:w="120" w:type="dxa"/>
             </w:tcMar>
           </w:tcPr>
           <w:p>
@@ -3385,7 +3447,7 @@
             <w:r>
               <w:rPr>
                 <w:rFonts w:ascii="Times New Roman" w:hAnsi="Times New Roman"/>
-                <w:sz w:val="18"/>
+                <w:sz w:val="20"/>
               </w:rPr>
               <w:t>Network layer protocol (TCP/UDP/ICMP)</w:t>
             </w:r>
@@ -3398,10 +3460,10 @@
             <w:tcW w:type="dxa" w:w="720"/>
             <w:shd w:fill="FFFFFF"/>
             <w:tcMar>
-              <w:top w:w="60" w:type="dxa"/>
-              <w:bottom w:w="60" w:type="dxa"/>
-              <w:left w:w="100" w:type="dxa"/>
-              <w:right w:w="100" w:type="dxa"/>
+              <w:top w:w="80" w:type="dxa"/>
+              <w:bottom w:w="80" w:type="dxa"/>
+              <w:left w:w="120" w:type="dxa"/>
+              <w:right w:w="120" w:type="dxa"/>
             </w:tcMar>
           </w:tcPr>
           <w:p>
@@ -3411,7 +3473,7 @@
             <w:r>
               <w:rPr>
                 <w:rFonts w:ascii="Times New Roman" w:hAnsi="Times New Roman"/>
-                <w:sz w:val="18"/>
+                <w:sz w:val="20"/>
               </w:rPr>
               <w:t>3</w:t>
             </w:r>
@@ -3422,10 +3484,10 @@
             <w:tcW w:type="dxa" w:w="2592"/>
             <w:shd w:fill="FFFFFF"/>
             <w:tcMar>
-              <w:top w:w="60" w:type="dxa"/>
-              <w:bottom w:w="60" w:type="dxa"/>
-              <w:left w:w="100" w:type="dxa"/>
-              <w:right w:w="100" w:type="dxa"/>
+              <w:top w:w="80" w:type="dxa"/>
+              <w:bottom w:w="80" w:type="dxa"/>
+              <w:left w:w="120" w:type="dxa"/>
+              <w:right w:w="120" w:type="dxa"/>
             </w:tcMar>
           </w:tcPr>
           <w:p>
@@ -3435,7 +3497,7 @@
             <w:r>
               <w:rPr>
                 <w:rFonts w:ascii="Times New Roman" w:hAnsi="Times New Roman"/>
-                <w:sz w:val="18"/>
+                <w:sz w:val="20"/>
               </w:rPr>
               <w:t>service</w:t>
             </w:r>
@@ -3446,10 +3508,10 @@
             <w:tcW w:type="dxa" w:w="1872"/>
             <w:shd w:fill="FFFFFF"/>
             <w:tcMar>
-              <w:top w:w="60" w:type="dxa"/>
-              <w:bottom w:w="60" w:type="dxa"/>
-              <w:left w:w="100" w:type="dxa"/>
-              <w:right w:w="100" w:type="dxa"/>
+              <w:top w:w="80" w:type="dxa"/>
+              <w:bottom w:w="80" w:type="dxa"/>
+              <w:left w:w="120" w:type="dxa"/>
+              <w:right w:w="120" w:type="dxa"/>
             </w:tcMar>
           </w:tcPr>
           <w:p>
@@ -3459,7 +3521,7 @@
             <w:r>
               <w:rPr>
                 <w:rFonts w:ascii="Times New Roman" w:hAnsi="Times New Roman"/>
-                <w:sz w:val="18"/>
+                <w:sz w:val="20"/>
               </w:rPr>
               <w:t>SELECTED (2)</w:t>
             </w:r>
@@ -3470,10 +3532,10 @@
             <w:tcW w:type="dxa" w:w="2592"/>
             <w:shd w:fill="FFFFFF"/>
             <w:tcMar>
-              <w:top w:w="60" w:type="dxa"/>
-              <w:bottom w:w="60" w:type="dxa"/>
-              <w:left w:w="100" w:type="dxa"/>
-              <w:right w:w="100" w:type="dxa"/>
+              <w:top w:w="80" w:type="dxa"/>
+              <w:bottom w:w="80" w:type="dxa"/>
+              <w:left w:w="120" w:type="dxa"/>
+              <w:right w:w="120" w:type="dxa"/>
             </w:tcMar>
           </w:tcPr>
           <w:p>
@@ -3483,7 +3545,7 @@
             <w:r>
               <w:rPr>
                 <w:rFonts w:ascii="Times New Roman" w:hAnsi="Times New Roman"/>
-                <w:sz w:val="18"/>
+                <w:sz w:val="20"/>
               </w:rPr>
               <w:t>Dst Port / App Protocol</w:t>
             </w:r>
@@ -3494,10 +3556,10 @@
             <w:tcW w:type="dxa" w:w="2592"/>
             <w:shd w:fill="FFFFFF"/>
             <w:tcMar>
-              <w:top w:w="60" w:type="dxa"/>
-              <w:bottom w:w="60" w:type="dxa"/>
-              <w:left w:w="100" w:type="dxa"/>
-              <w:right w:w="100" w:type="dxa"/>
+              <w:top w:w="80" w:type="dxa"/>
+              <w:bottom w:w="80" w:type="dxa"/>
+              <w:left w:w="120" w:type="dxa"/>
+              <w:right w:w="120" w:type="dxa"/>
             </w:tcMar>
           </w:tcPr>
           <w:p>
@@ -3507,7 +3569,7 @@
             <w:r>
               <w:rPr>
                 <w:rFonts w:ascii="Times New Roman" w:hAnsi="Times New Roman"/>
-                <w:sz w:val="18"/>
+                <w:sz w:val="20"/>
               </w:rPr>
               <w:t>Destination service (HTTP, Modbus, Private)</w:t>
             </w:r>
@@ -3520,10 +3582,10 @@
             <w:tcW w:type="dxa" w:w="720"/>
             <w:shd w:fill="F8FAFC"/>
             <w:tcMar>
-              <w:top w:w="60" w:type="dxa"/>
-              <w:bottom w:w="60" w:type="dxa"/>
-              <w:left w:w="100" w:type="dxa"/>
-              <w:right w:w="100" w:type="dxa"/>
+              <w:top w:w="80" w:type="dxa"/>
+              <w:bottom w:w="80" w:type="dxa"/>
+              <w:left w:w="120" w:type="dxa"/>
+              <w:right w:w="120" w:type="dxa"/>
             </w:tcMar>
           </w:tcPr>
           <w:p>
@@ -3533,7 +3595,7 @@
             <w:r>
               <w:rPr>
                 <w:rFonts w:ascii="Times New Roman" w:hAnsi="Times New Roman"/>
-                <w:sz w:val="18"/>
+                <w:sz w:val="20"/>
               </w:rPr>
               <w:t>4</w:t>
             </w:r>
@@ -3544,10 +3606,10 @@
             <w:tcW w:type="dxa" w:w="2592"/>
             <w:shd w:fill="F8FAFC"/>
             <w:tcMar>
-              <w:top w:w="60" w:type="dxa"/>
-              <w:bottom w:w="60" w:type="dxa"/>
-              <w:left w:w="100" w:type="dxa"/>
-              <w:right w:w="100" w:type="dxa"/>
+              <w:top w:w="80" w:type="dxa"/>
+              <w:bottom w:w="80" w:type="dxa"/>
+              <w:left w:w="120" w:type="dxa"/>
+              <w:right w:w="120" w:type="dxa"/>
             </w:tcMar>
           </w:tcPr>
           <w:p>
@@ -3557,7 +3619,7 @@
             <w:r>
               <w:rPr>
                 <w:rFonts w:ascii="Times New Roman" w:hAnsi="Times New Roman"/>
-                <w:sz w:val="18"/>
+                <w:sz w:val="20"/>
               </w:rPr>
               <w:t>flag</w:t>
             </w:r>
@@ -3568,10 +3630,10 @@
             <w:tcW w:type="dxa" w:w="1872"/>
             <w:shd w:fill="F8FAFC"/>
             <w:tcMar>
-              <w:top w:w="60" w:type="dxa"/>
-              <w:bottom w:w="60" w:type="dxa"/>
-              <w:left w:w="100" w:type="dxa"/>
-              <w:right w:w="100" w:type="dxa"/>
+              <w:top w:w="80" w:type="dxa"/>
+              <w:bottom w:w="80" w:type="dxa"/>
+              <w:left w:w="120" w:type="dxa"/>
+              <w:right w:w="120" w:type="dxa"/>
             </w:tcMar>
           </w:tcPr>
           <w:p>
@@ -3581,7 +3643,7 @@
             <w:r>
               <w:rPr>
                 <w:rFonts w:ascii="Times New Roman" w:hAnsi="Times New Roman"/>
-                <w:sz w:val="18"/>
+                <w:sz w:val="20"/>
               </w:rPr>
               <w:t>SELECTED (3)</w:t>
             </w:r>
@@ -3592,10 +3654,10 @@
             <w:tcW w:type="dxa" w:w="2592"/>
             <w:shd w:fill="F8FAFC"/>
             <w:tcMar>
-              <w:top w:w="60" w:type="dxa"/>
-              <w:bottom w:w="60" w:type="dxa"/>
-              <w:left w:w="100" w:type="dxa"/>
-              <w:right w:w="100" w:type="dxa"/>
+              <w:top w:w="80" w:type="dxa"/>
+              <w:bottom w:w="80" w:type="dxa"/>
+              <w:left w:w="120" w:type="dxa"/>
+              <w:right w:w="120" w:type="dxa"/>
             </w:tcMar>
           </w:tcPr>
           <w:p>
@@ -3605,7 +3667,7 @@
             <w:r>
               <w:rPr>
                 <w:rFonts w:ascii="Times New Roman" w:hAnsi="Times New Roman"/>
-                <w:sz w:val="18"/>
+                <w:sz w:val="20"/>
               </w:rPr>
               <w:t>TCP Flags Count</w:t>
             </w:r>
@@ -3616,10 +3678,10 @@
             <w:tcW w:type="dxa" w:w="2592"/>
             <w:shd w:fill="F8FAFC"/>
             <w:tcMar>
-              <w:top w:w="60" w:type="dxa"/>
-              <w:bottom w:w="60" w:type="dxa"/>
-              <w:left w:w="100" w:type="dxa"/>
-              <w:right w:w="100" w:type="dxa"/>
+              <w:top w:w="80" w:type="dxa"/>
+              <w:bottom w:w="80" w:type="dxa"/>
+              <w:left w:w="120" w:type="dxa"/>
+              <w:right w:w="120" w:type="dxa"/>
             </w:tcMar>
           </w:tcPr>
           <w:p>
@@ -3629,7 +3691,7 @@
             <w:r>
               <w:rPr>
                 <w:rFonts w:ascii="Times New Roman" w:hAnsi="Times New Roman"/>
-                <w:sz w:val="18"/>
+                <w:sz w:val="20"/>
               </w:rPr>
               <w:t>Connection completion status (SF, S0, REJ)</w:t>
             </w:r>
@@ -3642,10 +3704,10 @@
             <w:tcW w:type="dxa" w:w="720"/>
             <w:shd w:fill="FFFFFF"/>
             <w:tcMar>
-              <w:top w:w="60" w:type="dxa"/>
-              <w:bottom w:w="60" w:type="dxa"/>
-              <w:left w:w="100" w:type="dxa"/>
-              <w:right w:w="100" w:type="dxa"/>
+              <w:top w:w="80" w:type="dxa"/>
+              <w:bottom w:w="80" w:type="dxa"/>
+              <w:left w:w="120" w:type="dxa"/>
+              <w:right w:w="120" w:type="dxa"/>
             </w:tcMar>
           </w:tcPr>
           <w:p>
@@ -3655,7 +3717,7 @@
             <w:r>
               <w:rPr>
                 <w:rFonts w:ascii="Times New Roman" w:hAnsi="Times New Roman"/>
-                <w:sz w:val="18"/>
+                <w:sz w:val="20"/>
               </w:rPr>
               <w:t>5</w:t>
             </w:r>
@@ -3666,10 +3728,10 @@
             <w:tcW w:type="dxa" w:w="2592"/>
             <w:shd w:fill="FFFFFF"/>
             <w:tcMar>
-              <w:top w:w="60" w:type="dxa"/>
-              <w:bottom w:w="60" w:type="dxa"/>
-              <w:left w:w="100" w:type="dxa"/>
-              <w:right w:w="100" w:type="dxa"/>
+              <w:top w:w="80" w:type="dxa"/>
+              <w:bottom w:w="80" w:type="dxa"/>
+              <w:left w:w="120" w:type="dxa"/>
+              <w:right w:w="120" w:type="dxa"/>
             </w:tcMar>
           </w:tcPr>
           <w:p>
@@ -3679,7 +3741,7 @@
             <w:r>
               <w:rPr>
                 <w:rFonts w:ascii="Times New Roman" w:hAnsi="Times New Roman"/>
-                <w:sz w:val="18"/>
+                <w:sz w:val="20"/>
               </w:rPr>
               <w:t>src_bytes</w:t>
             </w:r>
@@ -3690,10 +3752,10 @@
             <w:tcW w:type="dxa" w:w="1872"/>
             <w:shd w:fill="FFFFFF"/>
             <w:tcMar>
-              <w:top w:w="60" w:type="dxa"/>
-              <w:bottom w:w="60" w:type="dxa"/>
-              <w:left w:w="100" w:type="dxa"/>
-              <w:right w:w="100" w:type="dxa"/>
+              <w:top w:w="80" w:type="dxa"/>
+              <w:bottom w:w="80" w:type="dxa"/>
+              <w:left w:w="120" w:type="dxa"/>
+              <w:right w:w="120" w:type="dxa"/>
             </w:tcMar>
           </w:tcPr>
           <w:p>
@@ -3703,7 +3765,7 @@
             <w:r>
               <w:rPr>
                 <w:rFonts w:ascii="Times New Roman" w:hAnsi="Times New Roman"/>
-                <w:sz w:val="18"/>
+                <w:sz w:val="20"/>
               </w:rPr>
               <w:t>SELECTED (1)</w:t>
             </w:r>
@@ -3714,10 +3776,10 @@
             <w:tcW w:type="dxa" w:w="2592"/>
             <w:shd w:fill="FFFFFF"/>
             <w:tcMar>
-              <w:top w:w="60" w:type="dxa"/>
-              <w:bottom w:w="60" w:type="dxa"/>
-              <w:left w:w="100" w:type="dxa"/>
-              <w:right w:w="100" w:type="dxa"/>
+              <w:top w:w="80" w:type="dxa"/>
+              <w:bottom w:w="80" w:type="dxa"/>
+              <w:left w:w="120" w:type="dxa"/>
+              <w:right w:w="120" w:type="dxa"/>
             </w:tcMar>
           </w:tcPr>
           <w:p>
@@ -3727,7 +3789,7 @@
             <w:r>
               <w:rPr>
                 <w:rFonts w:ascii="Times New Roman" w:hAnsi="Times New Roman"/>
-                <w:sz w:val="18"/>
+                <w:sz w:val="20"/>
               </w:rPr>
               <w:t>Total Fwd Packets Bytes</w:t>
             </w:r>
@@ -3738,10 +3800,10 @@
             <w:tcW w:type="dxa" w:w="2592"/>
             <w:shd w:fill="FFFFFF"/>
             <w:tcMar>
-              <w:top w:w="60" w:type="dxa"/>
-              <w:bottom w:w="60" w:type="dxa"/>
-              <w:left w:w="100" w:type="dxa"/>
-              <w:right w:w="100" w:type="dxa"/>
+              <w:top w:w="80" w:type="dxa"/>
+              <w:bottom w:w="80" w:type="dxa"/>
+              <w:left w:w="120" w:type="dxa"/>
+              <w:right w:w="120" w:type="dxa"/>
             </w:tcMar>
           </w:tcPr>
           <w:p>
@@ -3751,7 +3813,7 @@
             <w:r>
               <w:rPr>
                 <w:rFonts w:ascii="Times New Roman" w:hAnsi="Times New Roman"/>
-                <w:sz w:val="18"/>
+                <w:sz w:val="20"/>
               </w:rPr>
               <w:t>Bytes sent from source to destination</w:t>
             </w:r>
@@ -3764,10 +3826,10 @@
             <w:tcW w:type="dxa" w:w="720"/>
             <w:shd w:fill="F8FAFC"/>
             <w:tcMar>
-              <w:top w:w="60" w:type="dxa"/>
-              <w:bottom w:w="60" w:type="dxa"/>
-              <w:left w:w="100" w:type="dxa"/>
-              <w:right w:w="100" w:type="dxa"/>
+              <w:top w:w="80" w:type="dxa"/>
+              <w:bottom w:w="80" w:type="dxa"/>
+              <w:left w:w="120" w:type="dxa"/>
+              <w:right w:w="120" w:type="dxa"/>
             </w:tcMar>
           </w:tcPr>
           <w:p>
@@ -3777,7 +3839,7 @@
             <w:r>
               <w:rPr>
                 <w:rFonts w:ascii="Times New Roman" w:hAnsi="Times New Roman"/>
-                <w:sz w:val="18"/>
+                <w:sz w:val="20"/>
               </w:rPr>
               <w:t>6</w:t>
             </w:r>
@@ -3788,10 +3850,10 @@
             <w:tcW w:type="dxa" w:w="2592"/>
             <w:shd w:fill="F8FAFC"/>
             <w:tcMar>
-              <w:top w:w="60" w:type="dxa"/>
-              <w:bottom w:w="60" w:type="dxa"/>
-              <w:left w:w="100" w:type="dxa"/>
-              <w:right w:w="100" w:type="dxa"/>
+              <w:top w:w="80" w:type="dxa"/>
+              <w:bottom w:w="80" w:type="dxa"/>
+              <w:left w:w="120" w:type="dxa"/>
+              <w:right w:w="120" w:type="dxa"/>
             </w:tcMar>
           </w:tcPr>
           <w:p>
@@ -3801,7 +3863,7 @@
             <w:r>
               <w:rPr>
                 <w:rFonts w:ascii="Times New Roman" w:hAnsi="Times New Roman"/>
-                <w:sz w:val="18"/>
+                <w:sz w:val="20"/>
               </w:rPr>
               <w:t>dst_bytes</w:t>
             </w:r>
@@ -3812,10 +3874,10 @@
             <w:tcW w:type="dxa" w:w="1872"/>
             <w:shd w:fill="F8FAFC"/>
             <w:tcMar>
-              <w:top w:w="60" w:type="dxa"/>
-              <w:bottom w:w="60" w:type="dxa"/>
-              <w:left w:w="100" w:type="dxa"/>
-              <w:right w:w="100" w:type="dxa"/>
+              <w:top w:w="80" w:type="dxa"/>
+              <w:bottom w:w="80" w:type="dxa"/>
+              <w:left w:w="120" w:type="dxa"/>
+              <w:right w:w="120" w:type="dxa"/>
             </w:tcMar>
           </w:tcPr>
           <w:p>
@@ -3825,7 +3887,7 @@
             <w:r>
               <w:rPr>
                 <w:rFonts w:ascii="Times New Roman" w:hAnsi="Times New Roman"/>
-                <w:sz w:val="18"/>
+                <w:sz w:val="20"/>
               </w:rPr>
               <w:t>Pruned</w:t>
             </w:r>
@@ -3836,10 +3898,10 @@
             <w:tcW w:type="dxa" w:w="2592"/>
             <w:shd w:fill="F8FAFC"/>
             <w:tcMar>
-              <w:top w:w="60" w:type="dxa"/>
-              <w:bottom w:w="60" w:type="dxa"/>
-              <w:left w:w="100" w:type="dxa"/>
-              <w:right w:w="100" w:type="dxa"/>
+              <w:top w:w="80" w:type="dxa"/>
+              <w:bottom w:w="80" w:type="dxa"/>
+              <w:left w:w="120" w:type="dxa"/>
+              <w:right w:w="120" w:type="dxa"/>
             </w:tcMar>
           </w:tcPr>
           <w:p>
@@ -3849,7 +3911,7 @@
             <w:r>
               <w:rPr>
                 <w:rFonts w:ascii="Times New Roman" w:hAnsi="Times New Roman"/>
-                <w:sz w:val="18"/>
+                <w:sz w:val="20"/>
               </w:rPr>
               <w:t>Total Bwd Packets Bytes</w:t>
             </w:r>
@@ -3860,10 +3922,10 @@
             <w:tcW w:type="dxa" w:w="2592"/>
             <w:shd w:fill="F8FAFC"/>
             <w:tcMar>
-              <w:top w:w="60" w:type="dxa"/>
-              <w:bottom w:w="60" w:type="dxa"/>
-              <w:left w:w="100" w:type="dxa"/>
-              <w:right w:w="100" w:type="dxa"/>
+              <w:top w:w="80" w:type="dxa"/>
+              <w:bottom w:w="80" w:type="dxa"/>
+              <w:left w:w="120" w:type="dxa"/>
+              <w:right w:w="120" w:type="dxa"/>
             </w:tcMar>
           </w:tcPr>
           <w:p>
@@ -3873,7 +3935,7 @@
             <w:r>
               <w:rPr>
                 <w:rFonts w:ascii="Times New Roman" w:hAnsi="Times New Roman"/>
-                <w:sz w:val="18"/>
+                <w:sz w:val="20"/>
               </w:rPr>
               <w:t>Bytes sent from destination to source</w:t>
             </w:r>
@@ -3886,10 +3948,10 @@
             <w:tcW w:type="dxa" w:w="720"/>
             <w:shd w:fill="FFFFFF"/>
             <w:tcMar>
-              <w:top w:w="60" w:type="dxa"/>
-              <w:bottom w:w="60" w:type="dxa"/>
-              <w:left w:w="100" w:type="dxa"/>
-              <w:right w:w="100" w:type="dxa"/>
+              <w:top w:w="80" w:type="dxa"/>
+              <w:bottom w:w="80" w:type="dxa"/>
+              <w:left w:w="120" w:type="dxa"/>
+              <w:right w:w="120" w:type="dxa"/>
             </w:tcMar>
           </w:tcPr>
           <w:p>
@@ -3899,7 +3961,7 @@
             <w:r>
               <w:rPr>
                 <w:rFonts w:ascii="Times New Roman" w:hAnsi="Times New Roman"/>
-                <w:sz w:val="18"/>
+                <w:sz w:val="20"/>
               </w:rPr>
               <w:t>7</w:t>
             </w:r>
@@ -3910,10 +3972,10 @@
             <w:tcW w:type="dxa" w:w="2592"/>
             <w:shd w:fill="FFFFFF"/>
             <w:tcMar>
-              <w:top w:w="60" w:type="dxa"/>
-              <w:bottom w:w="60" w:type="dxa"/>
-              <w:left w:w="100" w:type="dxa"/>
-              <w:right w:w="100" w:type="dxa"/>
+              <w:top w:w="80" w:type="dxa"/>
+              <w:bottom w:w="80" w:type="dxa"/>
+              <w:left w:w="120" w:type="dxa"/>
+              <w:right w:w="120" w:type="dxa"/>
             </w:tcMar>
           </w:tcPr>
           <w:p>
@@ -3923,7 +3985,7 @@
             <w:r>
               <w:rPr>
                 <w:rFonts w:ascii="Times New Roman" w:hAnsi="Times New Roman"/>
-                <w:sz w:val="18"/>
+                <w:sz w:val="20"/>
               </w:rPr>
               <w:t>hot</w:t>
             </w:r>
@@ -3934,10 +3996,10 @@
             <w:tcW w:type="dxa" w:w="1872"/>
             <w:shd w:fill="FFFFFF"/>
             <w:tcMar>
-              <w:top w:w="60" w:type="dxa"/>
-              <w:bottom w:w="60" w:type="dxa"/>
-              <w:left w:w="100" w:type="dxa"/>
-              <w:right w:w="100" w:type="dxa"/>
+              <w:top w:w="80" w:type="dxa"/>
+              <w:bottom w:w="80" w:type="dxa"/>
+              <w:left w:w="120" w:type="dxa"/>
+              <w:right w:w="120" w:type="dxa"/>
             </w:tcMar>
           </w:tcPr>
           <w:p>
@@ -3947,7 +4009,7 @@
             <w:r>
               <w:rPr>
                 <w:rFonts w:ascii="Times New Roman" w:hAnsi="Times New Roman"/>
-                <w:sz w:val="18"/>
+                <w:sz w:val="20"/>
               </w:rPr>
               <w:t>SELECTED (9)</w:t>
             </w:r>
@@ -3958,10 +4020,10 @@
             <w:tcW w:type="dxa" w:w="2592"/>
             <w:shd w:fill="FFFFFF"/>
             <w:tcMar>
-              <w:top w:w="60" w:type="dxa"/>
-              <w:bottom w:w="60" w:type="dxa"/>
-              <w:left w:w="100" w:type="dxa"/>
-              <w:right w:w="100" w:type="dxa"/>
+              <w:top w:w="80" w:type="dxa"/>
+              <w:bottom w:w="80" w:type="dxa"/>
+              <w:left w:w="120" w:type="dxa"/>
+              <w:right w:w="120" w:type="dxa"/>
             </w:tcMar>
           </w:tcPr>
           <w:p>
@@ -3971,7 +4033,7 @@
             <w:r>
               <w:rPr>
                 <w:rFonts w:ascii="Times New Roman" w:hAnsi="Times New Roman"/>
-                <w:sz w:val="18"/>
+                <w:sz w:val="20"/>
               </w:rPr>
               <w:t>Sensitive File Access</w:t>
             </w:r>
@@ -3982,10 +4044,10 @@
             <w:tcW w:type="dxa" w:w="2592"/>
             <w:shd w:fill="FFFFFF"/>
             <w:tcMar>
-              <w:top w:w="60" w:type="dxa"/>
-              <w:bottom w:w="60" w:type="dxa"/>
-              <w:left w:w="100" w:type="dxa"/>
-              <w:right w:w="100" w:type="dxa"/>
+              <w:top w:w="80" w:type="dxa"/>
+              <w:bottom w:w="80" w:type="dxa"/>
+              <w:left w:w="120" w:type="dxa"/>
+              <w:right w:w="120" w:type="dxa"/>
             </w:tcMar>
           </w:tcPr>
           <w:p>
@@ -3995,7 +4057,7 @@
             <w:r>
               <w:rPr>
                 <w:rFonts w:ascii="Times New Roman" w:hAnsi="Times New Roman"/>
-                <w:sz w:val="18"/>
+                <w:sz w:val="20"/>
               </w:rPr>
               <w:t>Indicators of sensitive system access</w:t>
             </w:r>
@@ -4008,10 +4070,10 @@
             <w:tcW w:type="dxa" w:w="720"/>
             <w:shd w:fill="F8FAFC"/>
             <w:tcMar>
-              <w:top w:w="60" w:type="dxa"/>
-              <w:bottom w:w="60" w:type="dxa"/>
-              <w:left w:w="100" w:type="dxa"/>
-              <w:right w:w="100" w:type="dxa"/>
+              <w:top w:w="80" w:type="dxa"/>
+              <w:bottom w:w="80" w:type="dxa"/>
+              <w:left w:w="120" w:type="dxa"/>
+              <w:right w:w="120" w:type="dxa"/>
             </w:tcMar>
           </w:tcPr>
           <w:p>
@@ -4021,7 +4083,7 @@
             <w:r>
               <w:rPr>
                 <w:rFonts w:ascii="Times New Roman" w:hAnsi="Times New Roman"/>
-                <w:sz w:val="18"/>
+                <w:sz w:val="20"/>
               </w:rPr>
               <w:t>8</w:t>
             </w:r>
@@ -4032,10 +4094,10 @@
             <w:tcW w:type="dxa" w:w="2592"/>
             <w:shd w:fill="F8FAFC"/>
             <w:tcMar>
-              <w:top w:w="60" w:type="dxa"/>
-              <w:bottom w:w="60" w:type="dxa"/>
-              <w:left w:w="100" w:type="dxa"/>
-              <w:right w:w="100" w:type="dxa"/>
+              <w:top w:w="80" w:type="dxa"/>
+              <w:bottom w:w="80" w:type="dxa"/>
+              <w:left w:w="120" w:type="dxa"/>
+              <w:right w:w="120" w:type="dxa"/>
             </w:tcMar>
           </w:tcPr>
           <w:p>
@@ -4045,7 +4107,7 @@
             <w:r>
               <w:rPr>
                 <w:rFonts w:ascii="Times New Roman" w:hAnsi="Times New Roman"/>
-                <w:sz w:val="18"/>
+                <w:sz w:val="20"/>
               </w:rPr>
               <w:t>su_attempted</w:t>
             </w:r>
@@ -4056,10 +4118,10 @@
             <w:tcW w:type="dxa" w:w="1872"/>
             <w:shd w:fill="F8FAFC"/>
             <w:tcMar>
-              <w:top w:w="60" w:type="dxa"/>
-              <w:bottom w:w="60" w:type="dxa"/>
-              <w:left w:w="100" w:type="dxa"/>
-              <w:right w:w="100" w:type="dxa"/>
+              <w:top w:w="80" w:type="dxa"/>
+              <w:bottom w:w="80" w:type="dxa"/>
+              <w:left w:w="120" w:type="dxa"/>
+              <w:right w:w="120" w:type="dxa"/>
             </w:tcMar>
           </w:tcPr>
           <w:p>
@@ -4069,7 +4131,7 @@
             <w:r>
               <w:rPr>
                 <w:rFonts w:ascii="Times New Roman" w:hAnsi="Times New Roman"/>
-                <w:sz w:val="18"/>
+                <w:sz w:val="20"/>
               </w:rPr>
               <w:t>SELECTED (10)</w:t>
             </w:r>
@@ -4080,10 +4142,10 @@
             <w:tcW w:type="dxa" w:w="2592"/>
             <w:shd w:fill="F8FAFC"/>
             <w:tcMar>
-              <w:top w:w="60" w:type="dxa"/>
-              <w:bottom w:w="60" w:type="dxa"/>
-              <w:left w:w="100" w:type="dxa"/>
-              <w:right w:w="100" w:type="dxa"/>
+              <w:top w:w="80" w:type="dxa"/>
+              <w:bottom w:w="80" w:type="dxa"/>
+              <w:left w:w="120" w:type="dxa"/>
+              <w:right w:w="120" w:type="dxa"/>
             </w:tcMar>
           </w:tcPr>
           <w:p>
@@ -4093,7 +4155,7 @@
             <w:r>
               <w:rPr>
                 <w:rFonts w:ascii="Times New Roman" w:hAnsi="Times New Roman"/>
-                <w:sz w:val="18"/>
+                <w:sz w:val="20"/>
               </w:rPr>
               <w:t>Privilege Escalation Flag</w:t>
             </w:r>
@@ -4104,10 +4166,10 @@
             <w:tcW w:type="dxa" w:w="2592"/>
             <w:shd w:fill="F8FAFC"/>
             <w:tcMar>
-              <w:top w:w="60" w:type="dxa"/>
-              <w:bottom w:w="60" w:type="dxa"/>
-              <w:left w:w="100" w:type="dxa"/>
-              <w:right w:w="100" w:type="dxa"/>
+              <w:top w:w="80" w:type="dxa"/>
+              <w:bottom w:w="80" w:type="dxa"/>
+              <w:left w:w="120" w:type="dxa"/>
+              <w:right w:w="120" w:type="dxa"/>
             </w:tcMar>
           </w:tcPr>
           <w:p>
@@ -4117,7 +4179,7 @@
             <w:r>
               <w:rPr>
                 <w:rFonts w:ascii="Times New Roman" w:hAnsi="Times New Roman"/>
-                <w:sz w:val="18"/>
+                <w:sz w:val="20"/>
               </w:rPr>
               <w:t>Root/admin privilege escalation attempts</w:t>
             </w:r>
@@ -4130,10 +4192,10 @@
             <w:tcW w:type="dxa" w:w="720"/>
             <w:shd w:fill="FFFFFF"/>
             <w:tcMar>
-              <w:top w:w="60" w:type="dxa"/>
-              <w:bottom w:w="60" w:type="dxa"/>
-              <w:left w:w="100" w:type="dxa"/>
-              <w:right w:w="100" w:type="dxa"/>
+              <w:top w:w="80" w:type="dxa"/>
+              <w:bottom w:w="80" w:type="dxa"/>
+              <w:left w:w="120" w:type="dxa"/>
+              <w:right w:w="120" w:type="dxa"/>
             </w:tcMar>
           </w:tcPr>
           <w:p>
@@ -4143,7 +4205,7 @@
             <w:r>
               <w:rPr>
                 <w:rFonts w:ascii="Times New Roman" w:hAnsi="Times New Roman"/>
-                <w:sz w:val="18"/>
+                <w:sz w:val="20"/>
               </w:rPr>
               <w:t>9</w:t>
             </w:r>
@@ -4154,10 +4216,10 @@
             <w:tcW w:type="dxa" w:w="2592"/>
             <w:shd w:fill="FFFFFF"/>
             <w:tcMar>
-              <w:top w:w="60" w:type="dxa"/>
-              <w:bottom w:w="60" w:type="dxa"/>
-              <w:left w:w="100" w:type="dxa"/>
-              <w:right w:w="100" w:type="dxa"/>
+              <w:top w:w="80" w:type="dxa"/>
+              <w:bottom w:w="80" w:type="dxa"/>
+              <w:left w:w="120" w:type="dxa"/>
+              <w:right w:w="120" w:type="dxa"/>
             </w:tcMar>
           </w:tcPr>
           <w:p>
@@ -4167,7 +4229,7 @@
             <w:r>
               <w:rPr>
                 <w:rFonts w:ascii="Times New Roman" w:hAnsi="Times New Roman"/>
-                <w:sz w:val="18"/>
+                <w:sz w:val="20"/>
               </w:rPr>
               <w:t>serror_rate</w:t>
             </w:r>
@@ -4178,10 +4240,10 @@
             <w:tcW w:type="dxa" w:w="1872"/>
             <w:shd w:fill="FFFFFF"/>
             <w:tcMar>
-              <w:top w:w="60" w:type="dxa"/>
-              <w:bottom w:w="60" w:type="dxa"/>
-              <w:left w:w="100" w:type="dxa"/>
-              <w:right w:w="100" w:type="dxa"/>
+              <w:top w:w="80" w:type="dxa"/>
+              <w:bottom w:w="80" w:type="dxa"/>
+              <w:left w:w="120" w:type="dxa"/>
+              <w:right w:w="120" w:type="dxa"/>
             </w:tcMar>
           </w:tcPr>
           <w:p>
@@ -4191,7 +4253,7 @@
             <w:r>
               <w:rPr>
                 <w:rFonts w:ascii="Times New Roman" w:hAnsi="Times New Roman"/>
-                <w:sz w:val="18"/>
+                <w:sz w:val="20"/>
               </w:rPr>
               <w:t>SELECTED (4)</w:t>
             </w:r>
@@ -4202,10 +4264,10 @@
             <w:tcW w:type="dxa" w:w="2592"/>
             <w:shd w:fill="FFFFFF"/>
             <w:tcMar>
-              <w:top w:w="60" w:type="dxa"/>
-              <w:bottom w:w="60" w:type="dxa"/>
-              <w:left w:w="100" w:type="dxa"/>
-              <w:right w:w="100" w:type="dxa"/>
+              <w:top w:w="80" w:type="dxa"/>
+              <w:bottom w:w="80" w:type="dxa"/>
+              <w:left w:w="120" w:type="dxa"/>
+              <w:right w:w="120" w:type="dxa"/>
             </w:tcMar>
           </w:tcPr>
           <w:p>
@@ -4215,7 +4277,7 @@
             <w:r>
               <w:rPr>
                 <w:rFonts w:ascii="Times New Roman" w:hAnsi="Times New Roman"/>
-                <w:sz w:val="18"/>
+                <w:sz w:val="20"/>
               </w:rPr>
               <w:t>SYN Error Rate</w:t>
             </w:r>
@@ -4226,10 +4288,10 @@
             <w:tcW w:type="dxa" w:w="2592"/>
             <w:shd w:fill="FFFFFF"/>
             <w:tcMar>
-              <w:top w:w="60" w:type="dxa"/>
-              <w:bottom w:w="60" w:type="dxa"/>
-              <w:left w:w="100" w:type="dxa"/>
-              <w:right w:w="100" w:type="dxa"/>
+              <w:top w:w="80" w:type="dxa"/>
+              <w:bottom w:w="80" w:type="dxa"/>
+              <w:left w:w="120" w:type="dxa"/>
+              <w:right w:w="120" w:type="dxa"/>
             </w:tcMar>
           </w:tcPr>
           <w:p>
@@ -4239,7 +4301,7 @@
             <w:r>
               <w:rPr>
                 <w:rFonts w:ascii="Times New Roman" w:hAnsi="Times New Roman"/>
-                <w:sz w:val="18"/>
+                <w:sz w:val="20"/>
               </w:rPr>
               <w:t>Proportion of connections with SYN errors</w:t>
             </w:r>
@@ -4252,10 +4314,10 @@
             <w:tcW w:type="dxa" w:w="720"/>
             <w:shd w:fill="F8FAFC"/>
             <w:tcMar>
-              <w:top w:w="60" w:type="dxa"/>
-              <w:bottom w:w="60" w:type="dxa"/>
-              <w:left w:w="100" w:type="dxa"/>
-              <w:right w:w="100" w:type="dxa"/>
+              <w:top w:w="80" w:type="dxa"/>
+              <w:bottom w:w="80" w:type="dxa"/>
+              <w:left w:w="120" w:type="dxa"/>
+              <w:right w:w="120" w:type="dxa"/>
             </w:tcMar>
           </w:tcPr>
           <w:p>
@@ -4265,7 +4327,7 @@
             <w:r>
               <w:rPr>
                 <w:rFonts w:ascii="Times New Roman" w:hAnsi="Times New Roman"/>
-                <w:sz w:val="18"/>
+                <w:sz w:val="20"/>
               </w:rPr>
               <w:t>10</w:t>
             </w:r>
@@ -4276,10 +4338,10 @@
             <w:tcW w:type="dxa" w:w="2592"/>
             <w:shd w:fill="F8FAFC"/>
             <w:tcMar>
-              <w:top w:w="60" w:type="dxa"/>
-              <w:bottom w:w="60" w:type="dxa"/>
-              <w:left w:w="100" w:type="dxa"/>
-              <w:right w:w="100" w:type="dxa"/>
+              <w:top w:w="80" w:type="dxa"/>
+              <w:bottom w:w="80" w:type="dxa"/>
+              <w:left w:w="120" w:type="dxa"/>
+              <w:right w:w="120" w:type="dxa"/>
             </w:tcMar>
           </w:tcPr>
           <w:p>
@@ -4289,7 +4351,7 @@
             <w:r>
               <w:rPr>
                 <w:rFonts w:ascii="Times New Roman" w:hAnsi="Times New Roman"/>
-                <w:sz w:val="18"/>
+                <w:sz w:val="20"/>
               </w:rPr>
               <w:t>same_srv_rate</w:t>
             </w:r>
@@ -4300,10 +4362,10 @@
             <w:tcW w:type="dxa" w:w="1872"/>
             <w:shd w:fill="F8FAFC"/>
             <w:tcMar>
-              <w:top w:w="60" w:type="dxa"/>
-              <w:bottom w:w="60" w:type="dxa"/>
-              <w:left w:w="100" w:type="dxa"/>
-              <w:right w:w="100" w:type="dxa"/>
+              <w:top w:w="80" w:type="dxa"/>
+              <w:bottom w:w="80" w:type="dxa"/>
+              <w:left w:w="120" w:type="dxa"/>
+              <w:right w:w="120" w:type="dxa"/>
             </w:tcMar>
           </w:tcPr>
           <w:p>
@@ -4313,7 +4375,7 @@
             <w:r>
               <w:rPr>
                 <w:rFonts w:ascii="Times New Roman" w:hAnsi="Times New Roman"/>
-                <w:sz w:val="18"/>
+                <w:sz w:val="20"/>
               </w:rPr>
               <w:t>SELECTED (5)</w:t>
             </w:r>
@@ -4324,10 +4386,10 @@
             <w:tcW w:type="dxa" w:w="2592"/>
             <w:shd w:fill="F8FAFC"/>
             <w:tcMar>
-              <w:top w:w="60" w:type="dxa"/>
-              <w:bottom w:w="60" w:type="dxa"/>
-              <w:left w:w="100" w:type="dxa"/>
-              <w:right w:w="100" w:type="dxa"/>
+              <w:top w:w="80" w:type="dxa"/>
+              <w:bottom w:w="80" w:type="dxa"/>
+              <w:left w:w="120" w:type="dxa"/>
+              <w:right w:w="120" w:type="dxa"/>
             </w:tcMar>
           </w:tcPr>
           <w:p>
@@ -4337,7 +4399,7 @@
             <w:r>
               <w:rPr>
                 <w:rFonts w:ascii="Times New Roman" w:hAnsi="Times New Roman"/>
-                <w:sz w:val="18"/>
+                <w:sz w:val="20"/>
               </w:rPr>
               <w:t>Same Service Ratio</w:t>
             </w:r>
@@ -4348,10 +4410,10 @@
             <w:tcW w:type="dxa" w:w="2592"/>
             <w:shd w:fill="F8FAFC"/>
             <w:tcMar>
-              <w:top w:w="60" w:type="dxa"/>
-              <w:bottom w:w="60" w:type="dxa"/>
-              <w:left w:w="100" w:type="dxa"/>
-              <w:right w:w="100" w:type="dxa"/>
+              <w:top w:w="80" w:type="dxa"/>
+              <w:bottom w:w="80" w:type="dxa"/>
+              <w:left w:w="120" w:type="dxa"/>
+              <w:right w:w="120" w:type="dxa"/>
             </w:tcMar>
           </w:tcPr>
           <w:p>
@@ -4361,7 +4423,7 @@
             <w:r>
               <w:rPr>
                 <w:rFonts w:ascii="Times New Roman" w:hAnsi="Times New Roman"/>
-                <w:sz w:val="18"/>
+                <w:sz w:val="20"/>
               </w:rPr>
               <w:t>Proportion of connections to same service</w:t>
             </w:r>
@@ -4374,10 +4436,10 @@
             <w:tcW w:type="dxa" w:w="720"/>
             <w:shd w:fill="FFFFFF"/>
             <w:tcMar>
-              <w:top w:w="60" w:type="dxa"/>
-              <w:bottom w:w="60" w:type="dxa"/>
-              <w:left w:w="100" w:type="dxa"/>
-              <w:right w:w="100" w:type="dxa"/>
+              <w:top w:w="80" w:type="dxa"/>
+              <w:bottom w:w="80" w:type="dxa"/>
+              <w:left w:w="120" w:type="dxa"/>
+              <w:right w:w="120" w:type="dxa"/>
             </w:tcMar>
           </w:tcPr>
           <w:p>
@@ -4387,7 +4449,7 @@
             <w:r>
               <w:rPr>
                 <w:rFonts w:ascii="Times New Roman" w:hAnsi="Times New Roman"/>
-                <w:sz w:val="18"/>
+                <w:sz w:val="20"/>
               </w:rPr>
               <w:t>11</w:t>
             </w:r>
@@ -4398,10 +4460,10 @@
             <w:tcW w:type="dxa" w:w="2592"/>
             <w:shd w:fill="FFFFFF"/>
             <w:tcMar>
-              <w:top w:w="60" w:type="dxa"/>
-              <w:bottom w:w="60" w:type="dxa"/>
-              <w:left w:w="100" w:type="dxa"/>
-              <w:right w:w="100" w:type="dxa"/>
+              <w:top w:w="80" w:type="dxa"/>
+              <w:bottom w:w="80" w:type="dxa"/>
+              <w:left w:w="120" w:type="dxa"/>
+              <w:right w:w="120" w:type="dxa"/>
             </w:tcMar>
           </w:tcPr>
           <w:p>
@@ -4411,7 +4473,7 @@
             <w:r>
               <w:rPr>
                 <w:rFonts w:ascii="Times New Roman" w:hAnsi="Times New Roman"/>
-                <w:sz w:val="18"/>
+                <w:sz w:val="20"/>
               </w:rPr>
               <w:t>diff_srv_rate</w:t>
             </w:r>
@@ -4422,10 +4484,10 @@
             <w:tcW w:type="dxa" w:w="1872"/>
             <w:shd w:fill="FFFFFF"/>
             <w:tcMar>
-              <w:top w:w="60" w:type="dxa"/>
-              <w:bottom w:w="60" w:type="dxa"/>
-              <w:left w:w="100" w:type="dxa"/>
-              <w:right w:w="100" w:type="dxa"/>
+              <w:top w:w="80" w:type="dxa"/>
+              <w:bottom w:w="80" w:type="dxa"/>
+              <w:left w:w="120" w:type="dxa"/>
+              <w:right w:w="120" w:type="dxa"/>
             </w:tcMar>
           </w:tcPr>
           <w:p>
@@ -4435,7 +4497,7 @@
             <w:r>
               <w:rPr>
                 <w:rFonts w:ascii="Times New Roman" w:hAnsi="Times New Roman"/>
-                <w:sz w:val="18"/>
+                <w:sz w:val="20"/>
               </w:rPr>
               <w:t>SELECTED (6)</w:t>
             </w:r>
@@ -4446,10 +4508,10 @@
             <w:tcW w:type="dxa" w:w="2592"/>
             <w:shd w:fill="FFFFFF"/>
             <w:tcMar>
-              <w:top w:w="60" w:type="dxa"/>
-              <w:bottom w:w="60" w:type="dxa"/>
-              <w:left w:w="100" w:type="dxa"/>
-              <w:right w:w="100" w:type="dxa"/>
+              <w:top w:w="80" w:type="dxa"/>
+              <w:bottom w:w="80" w:type="dxa"/>
+              <w:left w:w="120" w:type="dxa"/>
+              <w:right w:w="120" w:type="dxa"/>
             </w:tcMar>
           </w:tcPr>
           <w:p>
@@ -4459,7 +4521,7 @@
             <w:r>
               <w:rPr>
                 <w:rFonts w:ascii="Times New Roman" w:hAnsi="Times New Roman"/>
-                <w:sz w:val="18"/>
+                <w:sz w:val="20"/>
               </w:rPr>
               <w:t>Diff Service Ratio</w:t>
             </w:r>
@@ -4470,10 +4532,10 @@
             <w:tcW w:type="dxa" w:w="2592"/>
             <w:shd w:fill="FFFFFF"/>
             <w:tcMar>
-              <w:top w:w="60" w:type="dxa"/>
-              <w:bottom w:w="60" w:type="dxa"/>
-              <w:left w:w="100" w:type="dxa"/>
-              <w:right w:w="100" w:type="dxa"/>
+              <w:top w:w="80" w:type="dxa"/>
+              <w:bottom w:w="80" w:type="dxa"/>
+              <w:left w:w="120" w:type="dxa"/>
+              <w:right w:w="120" w:type="dxa"/>
             </w:tcMar>
           </w:tcPr>
           <w:p>
@@ -4483,7 +4545,7 @@
             <w:r>
               <w:rPr>
                 <w:rFonts w:ascii="Times New Roman" w:hAnsi="Times New Roman"/>
-                <w:sz w:val="18"/>
+                <w:sz w:val="20"/>
               </w:rPr>
               <w:t>Proportion of connections to different services</w:t>
             </w:r>
@@ -4496,10 +4558,10 @@
             <w:tcW w:type="dxa" w:w="720"/>
             <w:shd w:fill="F8FAFC"/>
             <w:tcMar>
-              <w:top w:w="60" w:type="dxa"/>
-              <w:bottom w:w="60" w:type="dxa"/>
-              <w:left w:w="100" w:type="dxa"/>
-              <w:right w:w="100" w:type="dxa"/>
+              <w:top w:w="80" w:type="dxa"/>
+              <w:bottom w:w="80" w:type="dxa"/>
+              <w:left w:w="120" w:type="dxa"/>
+              <w:right w:w="120" w:type="dxa"/>
             </w:tcMar>
           </w:tcPr>
           <w:p>
@@ -4509,7 +4571,7 @@
             <w:r>
               <w:rPr>
                 <w:rFonts w:ascii="Times New Roman" w:hAnsi="Times New Roman"/>
-                <w:sz w:val="18"/>
+                <w:sz w:val="20"/>
               </w:rPr>
               <w:t>12</w:t>
             </w:r>
@@ -4520,10 +4582,10 @@
             <w:tcW w:type="dxa" w:w="2592"/>
             <w:shd w:fill="F8FAFC"/>
             <w:tcMar>
-              <w:top w:w="60" w:type="dxa"/>
-              <w:bottom w:w="60" w:type="dxa"/>
-              <w:left w:w="100" w:type="dxa"/>
-              <w:right w:w="100" w:type="dxa"/>
+              <w:top w:w="80" w:type="dxa"/>
+              <w:bottom w:w="80" w:type="dxa"/>
+              <w:left w:w="120" w:type="dxa"/>
+              <w:right w:w="120" w:type="dxa"/>
             </w:tcMar>
           </w:tcPr>
           <w:p>
@@ -4533,7 +4595,7 @@
             <w:r>
               <w:rPr>
                 <w:rFonts w:ascii="Times New Roman" w:hAnsi="Times New Roman"/>
-                <w:sz w:val="18"/>
+                <w:sz w:val="20"/>
               </w:rPr>
               <w:t>dst_host_diff_srv_rate</w:t>
             </w:r>
@@ -4544,10 +4606,10 @@
             <w:tcW w:type="dxa" w:w="1872"/>
             <w:shd w:fill="F8FAFC"/>
             <w:tcMar>
-              <w:top w:w="60" w:type="dxa"/>
-              <w:bottom w:w="60" w:type="dxa"/>
-              <w:left w:w="100" w:type="dxa"/>
-              <w:right w:w="100" w:type="dxa"/>
+              <w:top w:w="80" w:type="dxa"/>
+              <w:bottom w:w="80" w:type="dxa"/>
+              <w:left w:w="120" w:type="dxa"/>
+              <w:right w:w="120" w:type="dxa"/>
             </w:tcMar>
           </w:tcPr>
           <w:p>
@@ -4557,7 +4619,7 @@
             <w:r>
               <w:rPr>
                 <w:rFonts w:ascii="Times New Roman" w:hAnsi="Times New Roman"/>
-                <w:sz w:val="18"/>
+                <w:sz w:val="20"/>
               </w:rPr>
               <w:t>SELECTED (7)</w:t>
             </w:r>
@@ -4568,10 +4630,10 @@
             <w:tcW w:type="dxa" w:w="2592"/>
             <w:shd w:fill="F8FAFC"/>
             <w:tcMar>
-              <w:top w:w="60" w:type="dxa"/>
-              <w:bottom w:w="60" w:type="dxa"/>
-              <w:left w:w="100" w:type="dxa"/>
-              <w:right w:w="100" w:type="dxa"/>
+              <w:top w:w="80" w:type="dxa"/>
+              <w:bottom w:w="80" w:type="dxa"/>
+              <w:left w:w="120" w:type="dxa"/>
+              <w:right w:w="120" w:type="dxa"/>
             </w:tcMar>
           </w:tcPr>
           <w:p>
@@ -4581,7 +4643,7 @@
             <w:r>
               <w:rPr>
                 <w:rFonts w:ascii="Times New Roman" w:hAnsi="Times New Roman"/>
-                <w:sz w:val="18"/>
+                <w:sz w:val="20"/>
               </w:rPr>
               <w:t>Dst Host Diff Srv Rate</w:t>
             </w:r>
@@ -4592,10 +4654,10 @@
             <w:tcW w:type="dxa" w:w="2592"/>
             <w:shd w:fill="F8FAFC"/>
             <w:tcMar>
-              <w:top w:w="60" w:type="dxa"/>
-              <w:bottom w:w="60" w:type="dxa"/>
-              <w:left w:w="100" w:type="dxa"/>
-              <w:right w:w="100" w:type="dxa"/>
+              <w:top w:w="80" w:type="dxa"/>
+              <w:bottom w:w="80" w:type="dxa"/>
+              <w:left w:w="120" w:type="dxa"/>
+              <w:right w:w="120" w:type="dxa"/>
             </w:tcMar>
           </w:tcPr>
           <w:p>
@@ -4605,7 +4667,7 @@
             <w:r>
               <w:rPr>
                 <w:rFonts w:ascii="Times New Roman" w:hAnsi="Times New Roman"/>
-                <w:sz w:val="18"/>
+                <w:sz w:val="20"/>
               </w:rPr>
               <w:t>Destination host service dispersion</w:t>
             </w:r>
@@ -4627,23 +4689,23 @@
         <w:rPr>
           <w:rFonts w:ascii="Arial" w:hAnsi="Arial"/>
           <w:b/>
-          <w:color w:val="0F172A"/>
-          <w:sz w:val="23"/>
+          <w:color w:val="1E293B"/>
+          <w:sz w:val="25"/>
         </w:rPr>
         <w:t>APPENDIX D: User Acceptance Testing (UAT) Questionnaire</w:t>
       </w:r>
     </w:p>
     <w:p>
       <w:pPr>
-        <w:spacing w:line="312" w:lineRule="auto" w:after="120"/>
+        <w:spacing w:line="360" w:lineRule="auto" w:after="120"/>
         <w:jc w:val="both"/>
       </w:pPr>
       <w:r>
         <w:rPr>
           <w:rFonts w:ascii="Times New Roman" w:hAnsi="Times New Roman"/>
-          <w:sz w:val="21"/>
+          <w:sz w:val="24"/>
         </w:rPr>
-        <w:t>Domain specialists (3 cybersecurity analysts and 2 mining OT engineers) scored the platform on a 1–5 Likert scale across five criteria:</w:t>
+        <w:t>Domain specialists (3 cybersecurity analysts and 2 mining OT engineers) scored the platform on a 1 to 5 Likert scale across five criteria:</w:t>
         <w:br/>
         <w:t>1. Alert Clarity: Are threat predictions understandable without deep cybersecurity expertise?</w:t>
         <w:br/>
@@ -4665,8 +4727,8 @@
         <w:rPr>
           <w:rFonts w:ascii="Arial" w:hAnsi="Arial"/>
           <w:b/>
-          <w:color w:val="0F172A"/>
-          <w:sz w:val="23"/>
+          <w:color w:val="1E293B"/>
+          <w:sz w:val="25"/>
         </w:rPr>
         <w:t>APPENDIX E: Repository &amp; Reproducibility Links</w:t>
       </w:r>
@@ -4674,20 +4736,20 @@
     <w:p>
       <w:pPr>
         <w:pStyle w:val="ListBullet"/>
-        <w:spacing w:line="288" w:lineRule="auto" w:after="60"/>
+        <w:spacing w:line="312" w:lineRule="auto" w:after="80"/>
       </w:pPr>
       <w:r>
         <w:rPr>
           <w:rFonts w:ascii="Times New Roman" w:hAnsi="Times New Roman"/>
           <w:b/>
-          <w:sz w:val="20"/>
+          <w:sz w:val="24"/>
         </w:rPr>
         <w:t xml:space="preserve">Source Code: </w:t>
       </w:r>
       <w:r>
         <w:rPr>
           <w:rFonts w:ascii="Times New Roman" w:hAnsi="Times New Roman"/>
-          <w:sz w:val="20"/>
+          <w:sz w:val="24"/>
         </w:rPr>
         <w:t>GitHub Main Repository: https://github.com/mhiskall282/Securing-the-Digital-Mine-UNESCO-Project</w:t>
       </w:r>
@@ -4695,20 +4757,20 @@
     <w:p>
       <w:pPr>
         <w:pStyle w:val="ListBullet"/>
-        <w:spacing w:line="288" w:lineRule="auto" w:after="60"/>
+        <w:spacing w:line="312" w:lineRule="auto" w:after="80"/>
       </w:pPr>
       <w:r>
         <w:rPr>
           <w:rFonts w:ascii="Times New Roman" w:hAnsi="Times New Roman"/>
           <w:b/>
-          <w:sz w:val="20"/>
+          <w:sz w:val="24"/>
         </w:rPr>
         <w:t xml:space="preserve">CLI Package: </w:t>
       </w:r>
       <w:r>
         <w:rPr>
           <w:rFonts w:ascii="Times New Roman" w:hAnsi="Times New Roman"/>
-          <w:sz w:val="20"/>
+          <w:sz w:val="24"/>
         </w:rPr>
         <w:t>NPM Package (GitHub Packages): @mhiskall282/unesco-mine-sec-cli</w:t>
       </w:r>
@@ -4716,20 +4778,20 @@
     <w:p>
       <w:pPr>
         <w:pStyle w:val="ListBullet"/>
-        <w:spacing w:line="288" w:lineRule="auto" w:after="60"/>
+        <w:spacing w:line="312" w:lineRule="auto" w:after="80"/>
       </w:pPr>
       <w:r>
         <w:rPr>
           <w:rFonts w:ascii="Times New Roman" w:hAnsi="Times New Roman"/>
           <w:b/>
-          <w:sz w:val="20"/>
+          <w:sz w:val="24"/>
         </w:rPr>
         <w:t xml:space="preserve">Google Colab: </w:t>
       </w:r>
       <w:r>
         <w:rPr>
           <w:rFonts w:ascii="Times New Roman" w:hAnsi="Times New Roman"/>
-          <w:sz w:val="20"/>
+          <w:sz w:val="24"/>
         </w:rPr>
         <w:t>Google Colab Training Pipeline: notebooks/00_colab_setup_and_train.ipynb</w:t>
       </w:r>
@@ -4737,20 +4799,20 @@
     <w:p>
       <w:pPr>
         <w:pStyle w:val="ListBullet"/>
-        <w:spacing w:line="288" w:lineRule="auto" w:after="60"/>
+        <w:spacing w:line="312" w:lineRule="auto" w:after="80"/>
       </w:pPr>
       <w:r>
         <w:rPr>
           <w:rFonts w:ascii="Times New Roman" w:hAnsi="Times New Roman"/>
           <w:b/>
-          <w:sz w:val="20"/>
+          <w:sz w:val="24"/>
         </w:rPr>
         <w:t xml:space="preserve">Live Demo: </w:t>
       </w:r>
       <w:r>
         <w:rPr>
           <w:rFonts w:ascii="Times New Roman" w:hAnsi="Times New Roman"/>
-          <w:sz w:val="20"/>
+          <w:sz w:val="24"/>
         </w:rPr>
         <w:t>Live Dashboard URL: https://minesec-dashboard-prod.onrender.com</w:t>
       </w:r>

--- a/research/technical_report.docx
+++ b/research/technical_report.docx
@@ -4,7 +4,7 @@
   <w:body>
     <w:p>
       <w:pPr>
-        <w:spacing w:before="240" w:after="80"/>
+        <w:spacing w:before="280" w:after="120"/>
         <w:jc w:val="center"/>
       </w:pPr>
       <w:r>
@@ -19,7 +19,7 @@
     </w:p>
     <w:p>
       <w:pPr>
-        <w:spacing w:after="280"/>
+        <w:spacing w:after="240"/>
         <w:jc w:val="center"/>
       </w:pPr>
       <w:r>
@@ -50,7 +50,7 @@
     </w:p>
     <w:p>
       <w:pPr>
-        <w:spacing w:after="320"/>
+        <w:spacing w:after="280"/>
         <w:jc w:val="center"/>
       </w:pPr>
       <w:r>
@@ -66,7 +66,7 @@
     <w:p>
       <w:pPr>
         <w:keepNext/>
-        <w:spacing w:before="320" w:after="120"/>
+        <w:spacing w:before="360" w:after="120"/>
       </w:pPr>
       <w:r>
         <w:rPr>
@@ -120,7 +120,7 @@
     <w:p>
       <w:pPr>
         <w:keepNext/>
-        <w:spacing w:before="320" w:after="120"/>
+        <w:spacing w:before="360" w:after="120"/>
       </w:pPr>
       <w:r>
         <w:rPr>
@@ -190,7 +190,7 @@
     <w:p>
       <w:pPr>
         <w:keepNext/>
-        <w:spacing w:before="240" w:after="80"/>
+        <w:spacing w:before="280" w:after="80"/>
       </w:pPr>
       <w:r>
         <w:rPr>
@@ -218,7 +218,7 @@
     <w:p>
       <w:pPr>
         <w:keepNext/>
-        <w:spacing w:before="240" w:after="80"/>
+        <w:spacing w:before="280" w:after="80"/>
       </w:pPr>
       <w:r>
         <w:rPr>
@@ -301,7 +301,7 @@
     <w:p>
       <w:pPr>
         <w:keepNext/>
-        <w:spacing w:before="240" w:after="80"/>
+        <w:spacing w:before="280" w:after="80"/>
       </w:pPr>
       <w:r>
         <w:rPr>
@@ -384,7 +384,7 @@
     <w:p>
       <w:pPr>
         <w:keepNext/>
-        <w:spacing w:before="240" w:after="80"/>
+        <w:spacing w:before="280" w:after="80"/>
       </w:pPr>
       <w:r>
         <w:rPr>
@@ -412,7 +412,7 @@
     <w:p>
       <w:pPr>
         <w:keepNext/>
-        <w:spacing w:before="320" w:after="120"/>
+        <w:spacing w:before="360" w:after="120"/>
       </w:pPr>
       <w:r>
         <w:rPr>
@@ -427,7 +427,7 @@
     <w:p>
       <w:pPr>
         <w:keepNext/>
-        <w:spacing w:before="240" w:after="80"/>
+        <w:spacing w:before="280" w:after="80"/>
       </w:pPr>
       <w:r>
         <w:rPr>
@@ -456,6 +456,7 @@
       <w:tblPr>
         <w:tblW w:type="auto" w:w="0"/>
         <w:jc w:val="center"/>
+        <w:tblLayout w:type="fixed"/>
         <w:tblLook w:firstColumn="1" w:firstRow="1" w:lastColumn="0" w:lastRow="0" w:noHBand="0" w:noVBand="1" w:val="04A0"/>
         <w:tblBorders>
           <w:top w:val="single" w:sz="6" w:space="0" w:color="334155"/>
@@ -525,7 +526,7 @@
     <w:p>
       <w:pPr>
         <w:keepNext/>
-        <w:spacing w:before="240" w:after="80"/>
+        <w:spacing w:before="280" w:after="80"/>
       </w:pPr>
       <w:r>
         <w:rPr>
@@ -541,6 +542,7 @@
       <w:tblPr>
         <w:tblW w:type="auto" w:w="0"/>
         <w:jc w:val="center"/>
+        <w:tblLayout w:type="fixed"/>
         <w:tblLook w:firstColumn="1" w:firstRow="1" w:lastColumn="0" w:lastRow="0" w:noHBand="0" w:noVBand="1" w:val="04A0"/>
         <w:tblBorders>
           <w:top w:val="single" w:sz="6" w:space="0" w:color="334155"/>
@@ -607,7 +609,7 @@
     <w:p>
       <w:pPr>
         <w:keepNext/>
-        <w:spacing w:before="320" w:after="120"/>
+        <w:spacing w:before="360" w:after="120"/>
       </w:pPr>
       <w:r>
         <w:rPr>
@@ -642,15 +644,20 @@
         <w:gridCol w:w="1872"/>
       </w:tblGrid>
       <w:tr>
+        <w:trPr>
+          <w:cantSplit/>
+          <w:tblHeader/>
+        </w:trPr>
         <w:tc>
           <w:tcPr>
-            <w:tcW w:type="dxa" w:w="2592"/>
+            <w:tcW w:type="dxa" w:w="2407"/>
+            <w:tcW w:w="2406" w:type="dxa"/>
             <w:shd w:fill="00529B"/>
             <w:tcMar>
-              <w:top w:w="120" w:type="dxa"/>
-              <w:bottom w:w="120" w:type="dxa"/>
-              <w:left w:w="140" w:type="dxa"/>
-              <w:right w:w="140" w:type="dxa"/>
+              <w:top w:w="100" w:type="dxa"/>
+              <w:bottom w:w="100" w:type="dxa"/>
+              <w:left w:w="100" w:type="dxa"/>
+              <w:right w:w="100" w:type="dxa"/>
             </w:tcMar>
           </w:tcPr>
           <w:p>
@@ -662,7 +669,7 @@
                 <w:rFonts w:ascii="Arial" w:hAnsi="Arial"/>
                 <w:b/>
                 <w:color w:val="FFFFFF"/>
-                <w:sz w:val="20"/>
+                <w:sz w:val="19"/>
               </w:rPr>
               <w:t>Metric Category</w:t>
             </w:r>
@@ -670,13 +677,14 @@
         </w:tc>
         <w:tc>
           <w:tcPr>
-            <w:tcW w:type="dxa" w:w="1872"/>
+            <w:tcW w:type="dxa" w:w="1738"/>
+            <w:tcW w:w="1738" w:type="dxa"/>
             <w:shd w:fill="00529B"/>
             <w:tcMar>
-              <w:top w:w="120" w:type="dxa"/>
-              <w:bottom w:w="120" w:type="dxa"/>
-              <w:left w:w="140" w:type="dxa"/>
-              <w:right w:w="140" w:type="dxa"/>
+              <w:top w:w="100" w:type="dxa"/>
+              <w:bottom w:w="100" w:type="dxa"/>
+              <w:left w:w="100" w:type="dxa"/>
+              <w:right w:w="100" w:type="dxa"/>
             </w:tcMar>
           </w:tcPr>
           <w:p>
@@ -688,7 +696,7 @@
                 <w:rFonts w:ascii="Arial" w:hAnsi="Arial"/>
                 <w:b/>
                 <w:color w:val="FFFFFF"/>
-                <w:sz w:val="20"/>
+                <w:sz w:val="19"/>
               </w:rPr>
               <w:t>Baseline (41 Feat)</w:t>
             </w:r>
@@ -696,13 +704,14 @@
         </w:tc>
         <w:tc>
           <w:tcPr>
-            <w:tcW w:type="dxa" w:w="1872"/>
+            <w:tcW w:type="dxa" w:w="1738"/>
+            <w:tcW w:w="1738" w:type="dxa"/>
             <w:shd w:fill="00529B"/>
             <w:tcMar>
-              <w:top w:w="120" w:type="dxa"/>
-              <w:bottom w:w="120" w:type="dxa"/>
-              <w:left w:w="140" w:type="dxa"/>
-              <w:right w:w="140" w:type="dxa"/>
+              <w:top w:w="100" w:type="dxa"/>
+              <w:bottom w:w="100" w:type="dxa"/>
+              <w:left w:w="100" w:type="dxa"/>
+              <w:right w:w="100" w:type="dxa"/>
             </w:tcMar>
           </w:tcPr>
           <w:p>
@@ -714,7 +723,7 @@
                 <w:rFonts w:ascii="Arial" w:hAnsi="Arial"/>
                 <w:b/>
                 <w:color w:val="FFFFFF"/>
-                <w:sz w:val="20"/>
+                <w:sz w:val="19"/>
               </w:rPr>
               <w:t>BWOA v3 (10 Feat)</w:t>
             </w:r>
@@ -722,13 +731,14 @@
         </w:tc>
         <w:tc>
           <w:tcPr>
-            <w:tcW w:type="dxa" w:w="1872"/>
+            <w:tcW w:type="dxa" w:w="1738"/>
+            <w:tcW w:w="1738" w:type="dxa"/>
             <w:shd w:fill="00529B"/>
             <w:tcMar>
-              <w:top w:w="120" w:type="dxa"/>
-              <w:bottom w:w="120" w:type="dxa"/>
-              <w:left w:w="140" w:type="dxa"/>
-              <w:right w:w="140" w:type="dxa"/>
+              <w:top w:w="100" w:type="dxa"/>
+              <w:bottom w:w="100" w:type="dxa"/>
+              <w:left w:w="100" w:type="dxa"/>
+              <w:right w:w="100" w:type="dxa"/>
             </w:tcMar>
           </w:tcPr>
           <w:p>
@@ -740,7 +750,7 @@
                 <w:rFonts w:ascii="Arial" w:hAnsi="Arial"/>
                 <w:b/>
                 <w:color w:val="FFFFFF"/>
-                <w:sz w:val="20"/>
+                <w:sz w:val="19"/>
               </w:rPr>
               <w:t>BWOA Float16</w:t>
             </w:r>
@@ -748,13 +758,14 @@
         </w:tc>
         <w:tc>
           <w:tcPr>
-            <w:tcW w:type="dxa" w:w="1872"/>
+            <w:tcW w:type="dxa" w:w="1738"/>
+            <w:tcW w:w="1738" w:type="dxa"/>
             <w:shd w:fill="00529B"/>
             <w:tcMar>
-              <w:top w:w="120" w:type="dxa"/>
-              <w:bottom w:w="120" w:type="dxa"/>
-              <w:left w:w="140" w:type="dxa"/>
-              <w:right w:w="140" w:type="dxa"/>
+              <w:top w:w="100" w:type="dxa"/>
+              <w:bottom w:w="100" w:type="dxa"/>
+              <w:left w:w="100" w:type="dxa"/>
+              <w:right w:w="100" w:type="dxa"/>
             </w:tcMar>
           </w:tcPr>
           <w:p>
@@ -766,7 +777,7 @@
                 <w:rFonts w:ascii="Arial" w:hAnsi="Arial"/>
                 <w:b/>
                 <w:color w:val="FFFFFF"/>
-                <w:sz w:val="20"/>
+                <w:sz w:val="19"/>
               </w:rPr>
               <w:t>SWaT Transfer</w:t>
             </w:r>
@@ -774,15 +785,19 @@
         </w:tc>
       </w:tr>
       <w:tr>
+        <w:trPr>
+          <w:cantSplit/>
+        </w:trPr>
         <w:tc>
           <w:tcPr>
-            <w:tcW w:type="dxa" w:w="2592"/>
+            <w:tcW w:type="dxa" w:w="2407"/>
+            <w:tcW w:w="2406" w:type="dxa"/>
             <w:shd w:fill="FFFFFF"/>
             <w:tcMar>
-              <w:top w:w="80" w:type="dxa"/>
-              <w:bottom w:w="80" w:type="dxa"/>
-              <w:left w:w="120" w:type="dxa"/>
-              <w:right w:w="120" w:type="dxa"/>
+              <w:top w:w="60" w:type="dxa"/>
+              <w:bottom w:w="60" w:type="dxa"/>
+              <w:left w:w="80" w:type="dxa"/>
+              <w:right w:w="80" w:type="dxa"/>
             </w:tcMar>
           </w:tcPr>
           <w:p>
@@ -792,7 +807,7 @@
             <w:r>
               <w:rPr>
                 <w:rFonts w:ascii="Times New Roman" w:hAnsi="Times New Roman"/>
-                <w:sz w:val="20"/>
+                <w:sz w:val="19"/>
               </w:rPr>
               <w:t>Input Dimensions</w:t>
             </w:r>
@@ -800,13 +815,14 @@
         </w:tc>
         <w:tc>
           <w:tcPr>
-            <w:tcW w:type="dxa" w:w="1872"/>
+            <w:tcW w:type="dxa" w:w="1738"/>
+            <w:tcW w:w="1738" w:type="dxa"/>
             <w:shd w:fill="FFFFFF"/>
             <w:tcMar>
-              <w:top w:w="80" w:type="dxa"/>
-              <w:bottom w:w="80" w:type="dxa"/>
-              <w:left w:w="120" w:type="dxa"/>
-              <w:right w:w="120" w:type="dxa"/>
+              <w:top w:w="60" w:type="dxa"/>
+              <w:bottom w:w="60" w:type="dxa"/>
+              <w:left w:w="80" w:type="dxa"/>
+              <w:right w:w="80" w:type="dxa"/>
             </w:tcMar>
           </w:tcPr>
           <w:p>
@@ -816,7 +832,7 @@
             <w:r>
               <w:rPr>
                 <w:rFonts w:ascii="Times New Roman" w:hAnsi="Times New Roman"/>
-                <w:sz w:val="20"/>
+                <w:sz w:val="19"/>
               </w:rPr>
               <w:t>41 Features</w:t>
             </w:r>
@@ -824,13 +840,14 @@
         </w:tc>
         <w:tc>
           <w:tcPr>
-            <w:tcW w:type="dxa" w:w="1872"/>
+            <w:tcW w:type="dxa" w:w="1738"/>
+            <w:tcW w:w="1738" w:type="dxa"/>
             <w:shd w:fill="FFFFFF"/>
             <w:tcMar>
-              <w:top w:w="80" w:type="dxa"/>
-              <w:bottom w:w="80" w:type="dxa"/>
-              <w:left w:w="120" w:type="dxa"/>
-              <w:right w:w="120" w:type="dxa"/>
+              <w:top w:w="60" w:type="dxa"/>
+              <w:bottom w:w="60" w:type="dxa"/>
+              <w:left w:w="80" w:type="dxa"/>
+              <w:right w:w="80" w:type="dxa"/>
             </w:tcMar>
           </w:tcPr>
           <w:p>
@@ -840,7 +857,7 @@
             <w:r>
               <w:rPr>
                 <w:rFonts w:ascii="Times New Roman" w:hAnsi="Times New Roman"/>
-                <w:sz w:val="20"/>
+                <w:sz w:val="19"/>
               </w:rPr>
               <w:t>10 Features</w:t>
             </w:r>
@@ -848,13 +865,14 @@
         </w:tc>
         <w:tc>
           <w:tcPr>
-            <w:tcW w:type="dxa" w:w="1872"/>
+            <w:tcW w:type="dxa" w:w="1738"/>
+            <w:tcW w:w="1738" w:type="dxa"/>
             <w:shd w:fill="FFFFFF"/>
             <w:tcMar>
-              <w:top w:w="80" w:type="dxa"/>
-              <w:bottom w:w="80" w:type="dxa"/>
-              <w:left w:w="120" w:type="dxa"/>
-              <w:right w:w="120" w:type="dxa"/>
+              <w:top w:w="60" w:type="dxa"/>
+              <w:bottom w:w="60" w:type="dxa"/>
+              <w:left w:w="80" w:type="dxa"/>
+              <w:right w:w="80" w:type="dxa"/>
             </w:tcMar>
           </w:tcPr>
           <w:p>
@@ -864,7 +882,7 @@
             <w:r>
               <w:rPr>
                 <w:rFonts w:ascii="Times New Roman" w:hAnsi="Times New Roman"/>
-                <w:sz w:val="20"/>
+                <w:sz w:val="19"/>
               </w:rPr>
               <w:t>10 Features</w:t>
             </w:r>
@@ -872,13 +890,14 @@
         </w:tc>
         <w:tc>
           <w:tcPr>
-            <w:tcW w:type="dxa" w:w="1872"/>
+            <w:tcW w:type="dxa" w:w="1738"/>
+            <w:tcW w:w="1738" w:type="dxa"/>
             <w:shd w:fill="FFFFFF"/>
             <w:tcMar>
-              <w:top w:w="80" w:type="dxa"/>
-              <w:bottom w:w="80" w:type="dxa"/>
-              <w:left w:w="120" w:type="dxa"/>
-              <w:right w:w="120" w:type="dxa"/>
+              <w:top w:w="60" w:type="dxa"/>
+              <w:bottom w:w="60" w:type="dxa"/>
+              <w:left w:w="80" w:type="dxa"/>
+              <w:right w:w="80" w:type="dxa"/>
             </w:tcMar>
           </w:tcPr>
           <w:p>
@@ -888,7 +907,7 @@
             <w:r>
               <w:rPr>
                 <w:rFonts w:ascii="Times New Roman" w:hAnsi="Times New Roman"/>
-                <w:sz w:val="20"/>
+                <w:sz w:val="19"/>
               </w:rPr>
               <w:t>51 Sensor Feat</w:t>
             </w:r>
@@ -896,15 +915,19 @@
         </w:tc>
       </w:tr>
       <w:tr>
+        <w:trPr>
+          <w:cantSplit/>
+        </w:trPr>
         <w:tc>
           <w:tcPr>
-            <w:tcW w:type="dxa" w:w="2592"/>
+            <w:tcW w:type="dxa" w:w="2407"/>
+            <w:tcW w:w="2406" w:type="dxa"/>
             <w:shd w:fill="F8FAFC"/>
             <w:tcMar>
-              <w:top w:w="80" w:type="dxa"/>
-              <w:bottom w:w="80" w:type="dxa"/>
-              <w:left w:w="120" w:type="dxa"/>
-              <w:right w:w="120" w:type="dxa"/>
+              <w:top w:w="60" w:type="dxa"/>
+              <w:bottom w:w="60" w:type="dxa"/>
+              <w:left w:w="80" w:type="dxa"/>
+              <w:right w:w="80" w:type="dxa"/>
             </w:tcMar>
           </w:tcPr>
           <w:p>
@@ -914,7 +937,7 @@
             <w:r>
               <w:rPr>
                 <w:rFonts w:ascii="Times New Roman" w:hAnsi="Times New Roman"/>
-                <w:sz w:val="20"/>
+                <w:sz w:val="19"/>
               </w:rPr>
               <w:t>Test Accuracy</w:t>
             </w:r>
@@ -922,13 +945,14 @@
         </w:tc>
         <w:tc>
           <w:tcPr>
-            <w:tcW w:type="dxa" w:w="1872"/>
+            <w:tcW w:type="dxa" w:w="1738"/>
+            <w:tcW w:w="1738" w:type="dxa"/>
             <w:shd w:fill="F8FAFC"/>
             <w:tcMar>
-              <w:top w:w="80" w:type="dxa"/>
-              <w:bottom w:w="80" w:type="dxa"/>
-              <w:left w:w="120" w:type="dxa"/>
-              <w:right w:w="120" w:type="dxa"/>
+              <w:top w:w="60" w:type="dxa"/>
+              <w:bottom w:w="60" w:type="dxa"/>
+              <w:left w:w="80" w:type="dxa"/>
+              <w:right w:w="80" w:type="dxa"/>
             </w:tcMar>
           </w:tcPr>
           <w:p>
@@ -938,7 +962,7 @@
             <w:r>
               <w:rPr>
                 <w:rFonts w:ascii="Times New Roman" w:hAnsi="Times New Roman"/>
-                <w:sz w:val="20"/>
+                <w:sz w:val="19"/>
               </w:rPr>
               <w:t>77.70%</w:t>
             </w:r>
@@ -946,13 +970,14 @@
         </w:tc>
         <w:tc>
           <w:tcPr>
-            <w:tcW w:type="dxa" w:w="1872"/>
+            <w:tcW w:type="dxa" w:w="1738"/>
+            <w:tcW w:w="1738" w:type="dxa"/>
             <w:shd w:fill="F8FAFC"/>
             <w:tcMar>
-              <w:top w:w="80" w:type="dxa"/>
-              <w:bottom w:w="80" w:type="dxa"/>
-              <w:left w:w="120" w:type="dxa"/>
-              <w:right w:w="120" w:type="dxa"/>
+              <w:top w:w="60" w:type="dxa"/>
+              <w:bottom w:w="60" w:type="dxa"/>
+              <w:left w:w="80" w:type="dxa"/>
+              <w:right w:w="80" w:type="dxa"/>
             </w:tcMar>
           </w:tcPr>
           <w:p>
@@ -962,7 +987,7 @@
             <w:r>
               <w:rPr>
                 <w:rFonts w:ascii="Times New Roman" w:hAnsi="Times New Roman"/>
-                <w:sz w:val="20"/>
+                <w:sz w:val="19"/>
               </w:rPr>
               <w:t>70.56%</w:t>
             </w:r>
@@ -970,13 +995,14 @@
         </w:tc>
         <w:tc>
           <w:tcPr>
-            <w:tcW w:type="dxa" w:w="1872"/>
+            <w:tcW w:type="dxa" w:w="1738"/>
+            <w:tcW w:w="1738" w:type="dxa"/>
             <w:shd w:fill="F8FAFC"/>
             <w:tcMar>
-              <w:top w:w="80" w:type="dxa"/>
-              <w:bottom w:w="80" w:type="dxa"/>
-              <w:left w:w="120" w:type="dxa"/>
-              <w:right w:w="120" w:type="dxa"/>
+              <w:top w:w="60" w:type="dxa"/>
+              <w:bottom w:w="60" w:type="dxa"/>
+              <w:left w:w="80" w:type="dxa"/>
+              <w:right w:w="80" w:type="dxa"/>
             </w:tcMar>
           </w:tcPr>
           <w:p>
@@ -986,7 +1012,7 @@
             <w:r>
               <w:rPr>
                 <w:rFonts w:ascii="Times New Roman" w:hAnsi="Times New Roman"/>
-                <w:sz w:val="20"/>
+                <w:sz w:val="19"/>
               </w:rPr>
               <w:t>70.56%</w:t>
             </w:r>
@@ -994,13 +1020,14 @@
         </w:tc>
         <w:tc>
           <w:tcPr>
-            <w:tcW w:type="dxa" w:w="1872"/>
+            <w:tcW w:type="dxa" w:w="1738"/>
+            <w:tcW w:w="1738" w:type="dxa"/>
             <w:shd w:fill="F8FAFC"/>
             <w:tcMar>
-              <w:top w:w="80" w:type="dxa"/>
-              <w:bottom w:w="80" w:type="dxa"/>
-              <w:left w:w="120" w:type="dxa"/>
-              <w:right w:w="120" w:type="dxa"/>
+              <w:top w:w="60" w:type="dxa"/>
+              <w:bottom w:w="60" w:type="dxa"/>
+              <w:left w:w="80" w:type="dxa"/>
+              <w:right w:w="80" w:type="dxa"/>
             </w:tcMar>
           </w:tcPr>
           <w:p>
@@ -1010,7 +1037,7 @@
             <w:r>
               <w:rPr>
                 <w:rFonts w:ascii="Times New Roman" w:hAnsi="Times New Roman"/>
-                <w:sz w:val="20"/>
+                <w:sz w:val="19"/>
               </w:rPr>
               <w:t>59.95%</w:t>
             </w:r>
@@ -1018,15 +1045,19 @@
         </w:tc>
       </w:tr>
       <w:tr>
+        <w:trPr>
+          <w:cantSplit/>
+        </w:trPr>
         <w:tc>
           <w:tcPr>
-            <w:tcW w:type="dxa" w:w="2592"/>
+            <w:tcW w:type="dxa" w:w="2407"/>
+            <w:tcW w:w="2406" w:type="dxa"/>
             <w:shd w:fill="FFFFFF"/>
             <w:tcMar>
-              <w:top w:w="80" w:type="dxa"/>
-              <w:bottom w:w="80" w:type="dxa"/>
-              <w:left w:w="120" w:type="dxa"/>
-              <w:right w:w="120" w:type="dxa"/>
+              <w:top w:w="60" w:type="dxa"/>
+              <w:bottom w:w="60" w:type="dxa"/>
+              <w:left w:w="80" w:type="dxa"/>
+              <w:right w:w="80" w:type="dxa"/>
             </w:tcMar>
           </w:tcPr>
           <w:p>
@@ -1036,7 +1067,7 @@
             <w:r>
               <w:rPr>
                 <w:rFonts w:ascii="Times New Roman" w:hAnsi="Times New Roman"/>
-                <w:sz w:val="20"/>
+                <w:sz w:val="19"/>
               </w:rPr>
               <w:t>Macro F1-Score</w:t>
             </w:r>
@@ -1044,13 +1075,14 @@
         </w:tc>
         <w:tc>
           <w:tcPr>
-            <w:tcW w:type="dxa" w:w="1872"/>
+            <w:tcW w:type="dxa" w:w="1738"/>
+            <w:tcW w:w="1738" w:type="dxa"/>
             <w:shd w:fill="FFFFFF"/>
             <w:tcMar>
-              <w:top w:w="80" w:type="dxa"/>
-              <w:bottom w:w="80" w:type="dxa"/>
-              <w:left w:w="120" w:type="dxa"/>
-              <w:right w:w="120" w:type="dxa"/>
+              <w:top w:w="60" w:type="dxa"/>
+              <w:bottom w:w="60" w:type="dxa"/>
+              <w:left w:w="80" w:type="dxa"/>
+              <w:right w:w="80" w:type="dxa"/>
             </w:tcMar>
           </w:tcPr>
           <w:p>
@@ -1060,7 +1092,7 @@
             <w:r>
               <w:rPr>
                 <w:rFonts w:ascii="Times New Roman" w:hAnsi="Times New Roman"/>
-                <w:sz w:val="20"/>
+                <w:sz w:val="19"/>
               </w:rPr>
               <w:t>0.7571</w:t>
             </w:r>
@@ -1068,13 +1100,14 @@
         </w:tc>
         <w:tc>
           <w:tcPr>
-            <w:tcW w:type="dxa" w:w="1872"/>
+            <w:tcW w:type="dxa" w:w="1738"/>
+            <w:tcW w:w="1738" w:type="dxa"/>
             <w:shd w:fill="FFFFFF"/>
             <w:tcMar>
-              <w:top w:w="80" w:type="dxa"/>
-              <w:bottom w:w="80" w:type="dxa"/>
-              <w:left w:w="120" w:type="dxa"/>
-              <w:right w:w="120" w:type="dxa"/>
+              <w:top w:w="60" w:type="dxa"/>
+              <w:bottom w:w="60" w:type="dxa"/>
+              <w:left w:w="80" w:type="dxa"/>
+              <w:right w:w="80" w:type="dxa"/>
             </w:tcMar>
           </w:tcPr>
           <w:p>
@@ -1084,7 +1117,7 @@
             <w:r>
               <w:rPr>
                 <w:rFonts w:ascii="Times New Roman" w:hAnsi="Times New Roman"/>
-                <w:sz w:val="20"/>
+                <w:sz w:val="19"/>
               </w:rPr>
               <w:t>0.7127</w:t>
             </w:r>
@@ -1092,13 +1125,14 @@
         </w:tc>
         <w:tc>
           <w:tcPr>
-            <w:tcW w:type="dxa" w:w="1872"/>
+            <w:tcW w:type="dxa" w:w="1738"/>
+            <w:tcW w:w="1738" w:type="dxa"/>
             <w:shd w:fill="FFFFFF"/>
             <w:tcMar>
-              <w:top w:w="80" w:type="dxa"/>
-              <w:bottom w:w="80" w:type="dxa"/>
-              <w:left w:w="120" w:type="dxa"/>
-              <w:right w:w="120" w:type="dxa"/>
+              <w:top w:w="60" w:type="dxa"/>
+              <w:bottom w:w="60" w:type="dxa"/>
+              <w:left w:w="80" w:type="dxa"/>
+              <w:right w:w="80" w:type="dxa"/>
             </w:tcMar>
           </w:tcPr>
           <w:p>
@@ -1108,7 +1142,7 @@
             <w:r>
               <w:rPr>
                 <w:rFonts w:ascii="Times New Roman" w:hAnsi="Times New Roman"/>
-                <w:sz w:val="20"/>
+                <w:sz w:val="19"/>
               </w:rPr>
               <w:t>0.7127</w:t>
             </w:r>
@@ -1116,13 +1150,14 @@
         </w:tc>
         <w:tc>
           <w:tcPr>
-            <w:tcW w:type="dxa" w:w="1872"/>
+            <w:tcW w:type="dxa" w:w="1738"/>
+            <w:tcW w:w="1738" w:type="dxa"/>
             <w:shd w:fill="FFFFFF"/>
             <w:tcMar>
-              <w:top w:w="80" w:type="dxa"/>
-              <w:bottom w:w="80" w:type="dxa"/>
-              <w:left w:w="120" w:type="dxa"/>
-              <w:right w:w="120" w:type="dxa"/>
+              <w:top w:w="60" w:type="dxa"/>
+              <w:bottom w:w="60" w:type="dxa"/>
+              <w:left w:w="80" w:type="dxa"/>
+              <w:right w:w="80" w:type="dxa"/>
             </w:tcMar>
           </w:tcPr>
           <w:p>
@@ -1132,7 +1167,7 @@
             <w:r>
               <w:rPr>
                 <w:rFonts w:ascii="Times New Roman" w:hAnsi="Times New Roman"/>
-                <w:sz w:val="20"/>
+                <w:sz w:val="19"/>
               </w:rPr>
               <w:t>0.5966</w:t>
             </w:r>
@@ -1140,15 +1175,19 @@
         </w:tc>
       </w:tr>
       <w:tr>
+        <w:trPr>
+          <w:cantSplit/>
+        </w:trPr>
         <w:tc>
           <w:tcPr>
-            <w:tcW w:type="dxa" w:w="2592"/>
+            <w:tcW w:type="dxa" w:w="2407"/>
+            <w:tcW w:w="2406" w:type="dxa"/>
             <w:shd w:fill="F8FAFC"/>
             <w:tcMar>
-              <w:top w:w="80" w:type="dxa"/>
-              <w:bottom w:w="80" w:type="dxa"/>
-              <w:left w:w="120" w:type="dxa"/>
-              <w:right w:w="120" w:type="dxa"/>
+              <w:top w:w="60" w:type="dxa"/>
+              <w:bottom w:w="60" w:type="dxa"/>
+              <w:left w:w="80" w:type="dxa"/>
+              <w:right w:w="80" w:type="dxa"/>
             </w:tcMar>
           </w:tcPr>
           <w:p>
@@ -1158,7 +1197,7 @@
             <w:r>
               <w:rPr>
                 <w:rFonts w:ascii="Times New Roman" w:hAnsi="Times New Roman"/>
-                <w:sz w:val="20"/>
+                <w:sz w:val="19"/>
               </w:rPr>
               <w:t>AUC-ROC Score</w:t>
             </w:r>
@@ -1166,13 +1205,14 @@
         </w:tc>
         <w:tc>
           <w:tcPr>
-            <w:tcW w:type="dxa" w:w="1872"/>
+            <w:tcW w:type="dxa" w:w="1738"/>
+            <w:tcW w:w="1738" w:type="dxa"/>
             <w:shd w:fill="F8FAFC"/>
             <w:tcMar>
-              <w:top w:w="80" w:type="dxa"/>
-              <w:bottom w:w="80" w:type="dxa"/>
-              <w:left w:w="120" w:type="dxa"/>
-              <w:right w:w="120" w:type="dxa"/>
+              <w:top w:w="60" w:type="dxa"/>
+              <w:bottom w:w="60" w:type="dxa"/>
+              <w:left w:w="80" w:type="dxa"/>
+              <w:right w:w="80" w:type="dxa"/>
             </w:tcMar>
           </w:tcPr>
           <w:p>
@@ -1182,7 +1222,7 @@
             <w:r>
               <w:rPr>
                 <w:rFonts w:ascii="Times New Roman" w:hAnsi="Times New Roman"/>
-                <w:sz w:val="20"/>
+                <w:sz w:val="19"/>
               </w:rPr>
               <w:t>0.9359</w:t>
             </w:r>
@@ -1190,13 +1230,14 @@
         </w:tc>
         <w:tc>
           <w:tcPr>
-            <w:tcW w:type="dxa" w:w="1872"/>
+            <w:tcW w:type="dxa" w:w="1738"/>
+            <w:tcW w:w="1738" w:type="dxa"/>
             <w:shd w:fill="F8FAFC"/>
             <w:tcMar>
-              <w:top w:w="80" w:type="dxa"/>
-              <w:bottom w:w="80" w:type="dxa"/>
-              <w:left w:w="120" w:type="dxa"/>
-              <w:right w:w="120" w:type="dxa"/>
+              <w:top w:w="60" w:type="dxa"/>
+              <w:bottom w:w="60" w:type="dxa"/>
+              <w:left w:w="80" w:type="dxa"/>
+              <w:right w:w="80" w:type="dxa"/>
             </w:tcMar>
           </w:tcPr>
           <w:p>
@@ -1206,7 +1247,7 @@
             <w:r>
               <w:rPr>
                 <w:rFonts w:ascii="Times New Roman" w:hAnsi="Times New Roman"/>
-                <w:sz w:val="20"/>
+                <w:sz w:val="19"/>
               </w:rPr>
               <w:t>0.8471</w:t>
             </w:r>
@@ -1214,13 +1255,14 @@
         </w:tc>
         <w:tc>
           <w:tcPr>
-            <w:tcW w:type="dxa" w:w="1872"/>
+            <w:tcW w:type="dxa" w:w="1738"/>
+            <w:tcW w:w="1738" w:type="dxa"/>
             <w:shd w:fill="F8FAFC"/>
             <w:tcMar>
-              <w:top w:w="80" w:type="dxa"/>
-              <w:bottom w:w="80" w:type="dxa"/>
-              <w:left w:w="120" w:type="dxa"/>
-              <w:right w:w="120" w:type="dxa"/>
+              <w:top w:w="60" w:type="dxa"/>
+              <w:bottom w:w="60" w:type="dxa"/>
+              <w:left w:w="80" w:type="dxa"/>
+              <w:right w:w="80" w:type="dxa"/>
             </w:tcMar>
           </w:tcPr>
           <w:p>
@@ -1230,7 +1272,7 @@
             <w:r>
               <w:rPr>
                 <w:rFonts w:ascii="Times New Roman" w:hAnsi="Times New Roman"/>
-                <w:sz w:val="20"/>
+                <w:sz w:val="19"/>
               </w:rPr>
               <w:t>0.8471</w:t>
             </w:r>
@@ -1238,13 +1280,14 @@
         </w:tc>
         <w:tc>
           <w:tcPr>
-            <w:tcW w:type="dxa" w:w="1872"/>
+            <w:tcW w:type="dxa" w:w="1738"/>
+            <w:tcW w:w="1738" w:type="dxa"/>
             <w:shd w:fill="F8FAFC"/>
             <w:tcMar>
-              <w:top w:w="80" w:type="dxa"/>
-              <w:bottom w:w="80" w:type="dxa"/>
-              <w:left w:w="120" w:type="dxa"/>
-              <w:right w:w="120" w:type="dxa"/>
+              <w:top w:w="60" w:type="dxa"/>
+              <w:bottom w:w="60" w:type="dxa"/>
+              <w:left w:w="80" w:type="dxa"/>
+              <w:right w:w="80" w:type="dxa"/>
             </w:tcMar>
           </w:tcPr>
           <w:p>
@@ -1254,7 +1297,7 @@
             <w:r>
               <w:rPr>
                 <w:rFonts w:ascii="Times New Roman" w:hAnsi="Times New Roman"/>
-                <w:sz w:val="20"/>
+                <w:sz w:val="19"/>
               </w:rPr>
               <w:t>0.8650</w:t>
             </w:r>
@@ -1262,15 +1305,19 @@
         </w:tc>
       </w:tr>
       <w:tr>
+        <w:trPr>
+          <w:cantSplit/>
+        </w:trPr>
         <w:tc>
           <w:tcPr>
-            <w:tcW w:type="dxa" w:w="2592"/>
+            <w:tcW w:type="dxa" w:w="2407"/>
+            <w:tcW w:w="2406" w:type="dxa"/>
             <w:shd w:fill="FFFFFF"/>
             <w:tcMar>
-              <w:top w:w="80" w:type="dxa"/>
-              <w:bottom w:w="80" w:type="dxa"/>
-              <w:left w:w="120" w:type="dxa"/>
-              <w:right w:w="120" w:type="dxa"/>
+              <w:top w:w="60" w:type="dxa"/>
+              <w:bottom w:w="60" w:type="dxa"/>
+              <w:left w:w="80" w:type="dxa"/>
+              <w:right w:w="80" w:type="dxa"/>
             </w:tcMar>
           </w:tcPr>
           <w:p>
@@ -1280,7 +1327,7 @@
             <w:r>
               <w:rPr>
                 <w:rFonts w:ascii="Times New Roman" w:hAnsi="Times New Roman"/>
-                <w:sz w:val="20"/>
+                <w:sz w:val="19"/>
               </w:rPr>
               <w:t>Inference Latency</w:t>
             </w:r>
@@ -1288,13 +1335,14 @@
         </w:tc>
         <w:tc>
           <w:tcPr>
-            <w:tcW w:type="dxa" w:w="1872"/>
+            <w:tcW w:type="dxa" w:w="1738"/>
+            <w:tcW w:w="1738" w:type="dxa"/>
             <w:shd w:fill="FFFFFF"/>
             <w:tcMar>
-              <w:top w:w="80" w:type="dxa"/>
-              <w:bottom w:w="80" w:type="dxa"/>
-              <w:left w:w="120" w:type="dxa"/>
-              <w:right w:w="120" w:type="dxa"/>
+              <w:top w:w="60" w:type="dxa"/>
+              <w:bottom w:w="60" w:type="dxa"/>
+              <w:left w:w="80" w:type="dxa"/>
+              <w:right w:w="80" w:type="dxa"/>
             </w:tcMar>
           </w:tcPr>
           <w:p>
@@ -1304,7 +1352,7 @@
             <w:r>
               <w:rPr>
                 <w:rFonts w:ascii="Times New Roman" w:hAnsi="Times New Roman"/>
-                <w:sz w:val="20"/>
+                <w:sz w:val="19"/>
               </w:rPr>
               <w:t>157.66 ms</w:t>
             </w:r>
@@ -1312,13 +1360,14 @@
         </w:tc>
         <w:tc>
           <w:tcPr>
-            <w:tcW w:type="dxa" w:w="1872"/>
+            <w:tcW w:type="dxa" w:w="1738"/>
+            <w:tcW w:w="1738" w:type="dxa"/>
             <w:shd w:fill="FFFFFF"/>
             <w:tcMar>
-              <w:top w:w="80" w:type="dxa"/>
-              <w:bottom w:w="80" w:type="dxa"/>
-              <w:left w:w="120" w:type="dxa"/>
-              <w:right w:w="120" w:type="dxa"/>
+              <w:top w:w="60" w:type="dxa"/>
+              <w:bottom w:w="60" w:type="dxa"/>
+              <w:left w:w="80" w:type="dxa"/>
+              <w:right w:w="80" w:type="dxa"/>
             </w:tcMar>
           </w:tcPr>
           <w:p>
@@ -1328,7 +1377,7 @@
             <w:r>
               <w:rPr>
                 <w:rFonts w:ascii="Times New Roman" w:hAnsi="Times New Roman"/>
-                <w:sz w:val="20"/>
+                <w:sz w:val="19"/>
               </w:rPr>
               <w:t>35.60 ms</w:t>
             </w:r>
@@ -1336,13 +1385,14 @@
         </w:tc>
         <w:tc>
           <w:tcPr>
-            <w:tcW w:type="dxa" w:w="1872"/>
+            <w:tcW w:type="dxa" w:w="1738"/>
+            <w:tcW w:w="1738" w:type="dxa"/>
             <w:shd w:fill="FFFFFF"/>
             <w:tcMar>
-              <w:top w:w="80" w:type="dxa"/>
-              <w:bottom w:w="80" w:type="dxa"/>
-              <w:left w:w="120" w:type="dxa"/>
-              <w:right w:w="120" w:type="dxa"/>
+              <w:top w:w="60" w:type="dxa"/>
+              <w:bottom w:w="60" w:type="dxa"/>
+              <w:left w:w="80" w:type="dxa"/>
+              <w:right w:w="80" w:type="dxa"/>
             </w:tcMar>
           </w:tcPr>
           <w:p>
@@ -1352,7 +1402,7 @@
             <w:r>
               <w:rPr>
                 <w:rFonts w:ascii="Times New Roman" w:hAnsi="Times New Roman"/>
-                <w:sz w:val="20"/>
+                <w:sz w:val="19"/>
               </w:rPr>
               <w:t>0.76 ms</w:t>
             </w:r>
@@ -1360,13 +1410,14 @@
         </w:tc>
         <w:tc>
           <w:tcPr>
-            <w:tcW w:type="dxa" w:w="1872"/>
+            <w:tcW w:type="dxa" w:w="1738"/>
+            <w:tcW w:w="1738" w:type="dxa"/>
             <w:shd w:fill="FFFFFF"/>
             <w:tcMar>
-              <w:top w:w="80" w:type="dxa"/>
-              <w:bottom w:w="80" w:type="dxa"/>
-              <w:left w:w="120" w:type="dxa"/>
-              <w:right w:w="120" w:type="dxa"/>
+              <w:top w:w="60" w:type="dxa"/>
+              <w:bottom w:w="60" w:type="dxa"/>
+              <w:left w:w="80" w:type="dxa"/>
+              <w:right w:w="80" w:type="dxa"/>
             </w:tcMar>
           </w:tcPr>
           <w:p>
@@ -1376,7 +1427,7 @@
             <w:r>
               <w:rPr>
                 <w:rFonts w:ascii="Times New Roman" w:hAnsi="Times New Roman"/>
-                <w:sz w:val="20"/>
+                <w:sz w:val="19"/>
               </w:rPr>
               <w:t>0.12 ms</w:t>
             </w:r>
@@ -1384,15 +1435,19 @@
         </w:tc>
       </w:tr>
       <w:tr>
+        <w:trPr>
+          <w:cantSplit/>
+        </w:trPr>
         <w:tc>
           <w:tcPr>
-            <w:tcW w:type="dxa" w:w="2592"/>
+            <w:tcW w:type="dxa" w:w="2407"/>
+            <w:tcW w:w="2406" w:type="dxa"/>
             <w:shd w:fill="F8FAFC"/>
             <w:tcMar>
-              <w:top w:w="80" w:type="dxa"/>
-              <w:bottom w:w="80" w:type="dxa"/>
-              <w:left w:w="120" w:type="dxa"/>
-              <w:right w:w="120" w:type="dxa"/>
+              <w:top w:w="60" w:type="dxa"/>
+              <w:bottom w:w="60" w:type="dxa"/>
+              <w:left w:w="80" w:type="dxa"/>
+              <w:right w:w="80" w:type="dxa"/>
             </w:tcMar>
           </w:tcPr>
           <w:p>
@@ -1402,7 +1457,7 @@
             <w:r>
               <w:rPr>
                 <w:rFonts w:ascii="Times New Roman" w:hAnsi="Times New Roman"/>
-                <w:sz w:val="20"/>
+                <w:sz w:val="19"/>
               </w:rPr>
               <w:t>Model Size</w:t>
             </w:r>
@@ -1410,13 +1465,14 @@
         </w:tc>
         <w:tc>
           <w:tcPr>
-            <w:tcW w:type="dxa" w:w="1872"/>
+            <w:tcW w:type="dxa" w:w="1738"/>
+            <w:tcW w:w="1738" w:type="dxa"/>
             <w:shd w:fill="F8FAFC"/>
             <w:tcMar>
-              <w:top w:w="80" w:type="dxa"/>
-              <w:bottom w:w="80" w:type="dxa"/>
-              <w:left w:w="120" w:type="dxa"/>
-              <w:right w:w="120" w:type="dxa"/>
+              <w:top w:w="60" w:type="dxa"/>
+              <w:bottom w:w="60" w:type="dxa"/>
+              <w:left w:w="80" w:type="dxa"/>
+              <w:right w:w="80" w:type="dxa"/>
             </w:tcMar>
           </w:tcPr>
           <w:p>
@@ -1426,7 +1482,7 @@
             <w:r>
               <w:rPr>
                 <w:rFonts w:ascii="Times New Roman" w:hAnsi="Times New Roman"/>
-                <w:sz w:val="20"/>
+                <w:sz w:val="19"/>
               </w:rPr>
               <w:t>1.86 MB</w:t>
             </w:r>
@@ -1434,13 +1490,14 @@
         </w:tc>
         <w:tc>
           <w:tcPr>
-            <w:tcW w:type="dxa" w:w="1872"/>
+            <w:tcW w:type="dxa" w:w="1738"/>
+            <w:tcW w:w="1738" w:type="dxa"/>
             <w:shd w:fill="F8FAFC"/>
             <w:tcMar>
-              <w:top w:w="80" w:type="dxa"/>
-              <w:bottom w:w="80" w:type="dxa"/>
-              <w:left w:w="120" w:type="dxa"/>
-              <w:right w:w="120" w:type="dxa"/>
+              <w:top w:w="60" w:type="dxa"/>
+              <w:bottom w:w="60" w:type="dxa"/>
+              <w:left w:w="80" w:type="dxa"/>
+              <w:right w:w="80" w:type="dxa"/>
             </w:tcMar>
           </w:tcPr>
           <w:p>
@@ -1450,7 +1507,7 @@
             <w:r>
               <w:rPr>
                 <w:rFonts w:ascii="Times New Roman" w:hAnsi="Times New Roman"/>
-                <w:sz w:val="20"/>
+                <w:sz w:val="19"/>
               </w:rPr>
               <w:t>4.88 MB</w:t>
             </w:r>
@@ -1458,13 +1515,14 @@
         </w:tc>
         <w:tc>
           <w:tcPr>
-            <w:tcW w:type="dxa" w:w="1872"/>
+            <w:tcW w:type="dxa" w:w="1738"/>
+            <w:tcW w:w="1738" w:type="dxa"/>
             <w:shd w:fill="F8FAFC"/>
             <w:tcMar>
-              <w:top w:w="80" w:type="dxa"/>
-              <w:bottom w:w="80" w:type="dxa"/>
-              <w:left w:w="120" w:type="dxa"/>
-              <w:right w:w="120" w:type="dxa"/>
+              <w:top w:w="60" w:type="dxa"/>
+              <w:bottom w:w="60" w:type="dxa"/>
+              <w:left w:w="80" w:type="dxa"/>
+              <w:right w:w="80" w:type="dxa"/>
             </w:tcMar>
           </w:tcPr>
           <w:p>
@@ -1474,7 +1532,7 @@
             <w:r>
               <w:rPr>
                 <w:rFonts w:ascii="Times New Roman" w:hAnsi="Times New Roman"/>
-                <w:sz w:val="20"/>
+                <w:sz w:val="19"/>
               </w:rPr>
               <w:t>0.82 MB</w:t>
             </w:r>
@@ -1482,13 +1540,14 @@
         </w:tc>
         <w:tc>
           <w:tcPr>
-            <w:tcW w:type="dxa" w:w="1872"/>
+            <w:tcW w:type="dxa" w:w="1738"/>
+            <w:tcW w:w="1738" w:type="dxa"/>
             <w:shd w:fill="F8FAFC"/>
             <w:tcMar>
-              <w:top w:w="80" w:type="dxa"/>
-              <w:bottom w:w="80" w:type="dxa"/>
-              <w:left w:w="120" w:type="dxa"/>
-              <w:right w:w="120" w:type="dxa"/>
+              <w:top w:w="60" w:type="dxa"/>
+              <w:bottom w:w="60" w:type="dxa"/>
+              <w:left w:w="80" w:type="dxa"/>
+              <w:right w:w="80" w:type="dxa"/>
             </w:tcMar>
           </w:tcPr>
           <w:p>
@@ -1498,7 +1557,7 @@
             <w:r>
               <w:rPr>
                 <w:rFonts w:ascii="Times New Roman" w:hAnsi="Times New Roman"/>
-                <w:sz w:val="20"/>
+                <w:sz w:val="19"/>
               </w:rPr>
               <w:t>1.76 MB</w:t>
             </w:r>
@@ -1506,15 +1565,19 @@
         </w:tc>
       </w:tr>
       <w:tr>
+        <w:trPr>
+          <w:cantSplit/>
+        </w:trPr>
         <w:tc>
           <w:tcPr>
-            <w:tcW w:type="dxa" w:w="2592"/>
+            <w:tcW w:type="dxa" w:w="2407"/>
+            <w:tcW w:w="2406" w:type="dxa"/>
             <w:shd w:fill="FFFFFF"/>
             <w:tcMar>
-              <w:top w:w="80" w:type="dxa"/>
-              <w:bottom w:w="80" w:type="dxa"/>
-              <w:left w:w="120" w:type="dxa"/>
-              <w:right w:w="120" w:type="dxa"/>
+              <w:top w:w="60" w:type="dxa"/>
+              <w:bottom w:w="60" w:type="dxa"/>
+              <w:left w:w="80" w:type="dxa"/>
+              <w:right w:w="80" w:type="dxa"/>
             </w:tcMar>
           </w:tcPr>
           <w:p>
@@ -1524,7 +1587,7 @@
             <w:r>
               <w:rPr>
                 <w:rFonts w:ascii="Times New Roman" w:hAnsi="Times New Roman"/>
-                <w:sz w:val="20"/>
+                <w:sz w:val="19"/>
               </w:rPr>
               <w:t>SCADA Compliance</w:t>
             </w:r>
@@ -1532,13 +1595,14 @@
         </w:tc>
         <w:tc>
           <w:tcPr>
-            <w:tcW w:type="dxa" w:w="1872"/>
+            <w:tcW w:type="dxa" w:w="1738"/>
+            <w:tcW w:w="1738" w:type="dxa"/>
             <w:shd w:fill="FFFFFF"/>
             <w:tcMar>
-              <w:top w:w="80" w:type="dxa"/>
-              <w:bottom w:w="80" w:type="dxa"/>
-              <w:left w:w="120" w:type="dxa"/>
-              <w:right w:w="120" w:type="dxa"/>
+              <w:top w:w="60" w:type="dxa"/>
+              <w:bottom w:w="60" w:type="dxa"/>
+              <w:left w:w="80" w:type="dxa"/>
+              <w:right w:w="80" w:type="dxa"/>
             </w:tcMar>
           </w:tcPr>
           <w:p>
@@ -1548,7 +1612,7 @@
             <w:r>
               <w:rPr>
                 <w:rFonts w:ascii="Times New Roman" w:hAnsi="Times New Roman"/>
-                <w:sz w:val="20"/>
+                <w:sz w:val="19"/>
               </w:rPr>
               <w:t>FAIL (&gt;100ms)</w:t>
             </w:r>
@@ -1556,13 +1620,14 @@
         </w:tc>
         <w:tc>
           <w:tcPr>
-            <w:tcW w:type="dxa" w:w="1872"/>
+            <w:tcW w:type="dxa" w:w="1738"/>
+            <w:tcW w:w="1738" w:type="dxa"/>
             <w:shd w:fill="FFFFFF"/>
             <w:tcMar>
-              <w:top w:w="80" w:type="dxa"/>
-              <w:bottom w:w="80" w:type="dxa"/>
-              <w:left w:w="120" w:type="dxa"/>
-              <w:right w:w="120" w:type="dxa"/>
+              <w:top w:w="60" w:type="dxa"/>
+              <w:bottom w:w="60" w:type="dxa"/>
+              <w:left w:w="80" w:type="dxa"/>
+              <w:right w:w="80" w:type="dxa"/>
             </w:tcMar>
           </w:tcPr>
           <w:p>
@@ -1574,7 +1639,7 @@
                 <w:rFonts w:ascii="Times New Roman" w:hAnsi="Times New Roman"/>
                 <w:b/>
                 <w:color w:val="10B981"/>
-                <w:sz w:val="20"/>
+                <w:sz w:val="19"/>
               </w:rPr>
               <w:t>PASS (&lt;100ms)</w:t>
             </w:r>
@@ -1582,13 +1647,14 @@
         </w:tc>
         <w:tc>
           <w:tcPr>
-            <w:tcW w:type="dxa" w:w="1872"/>
+            <w:tcW w:type="dxa" w:w="1738"/>
+            <w:tcW w:w="1738" w:type="dxa"/>
             <w:shd w:fill="FFFFFF"/>
             <w:tcMar>
-              <w:top w:w="80" w:type="dxa"/>
-              <w:bottom w:w="80" w:type="dxa"/>
-              <w:left w:w="120" w:type="dxa"/>
-              <w:right w:w="120" w:type="dxa"/>
+              <w:top w:w="60" w:type="dxa"/>
+              <w:bottom w:w="60" w:type="dxa"/>
+              <w:left w:w="80" w:type="dxa"/>
+              <w:right w:w="80" w:type="dxa"/>
             </w:tcMar>
           </w:tcPr>
           <w:p>
@@ -1600,7 +1666,7 @@
                 <w:rFonts w:ascii="Times New Roman" w:hAnsi="Times New Roman"/>
                 <w:b/>
                 <w:color w:val="10B981"/>
-                <w:sz w:val="20"/>
+                <w:sz w:val="19"/>
               </w:rPr>
               <w:t>PASS (&lt;100ms)</w:t>
             </w:r>
@@ -1608,13 +1674,14 @@
         </w:tc>
         <w:tc>
           <w:tcPr>
-            <w:tcW w:type="dxa" w:w="1872"/>
+            <w:tcW w:type="dxa" w:w="1738"/>
+            <w:tcW w:w="1738" w:type="dxa"/>
             <w:shd w:fill="FFFFFF"/>
             <w:tcMar>
-              <w:top w:w="80" w:type="dxa"/>
-              <w:bottom w:w="80" w:type="dxa"/>
-              <w:left w:w="120" w:type="dxa"/>
-              <w:right w:w="120" w:type="dxa"/>
+              <w:top w:w="60" w:type="dxa"/>
+              <w:bottom w:w="60" w:type="dxa"/>
+              <w:left w:w="80" w:type="dxa"/>
+              <w:right w:w="80" w:type="dxa"/>
             </w:tcMar>
           </w:tcPr>
           <w:p>
@@ -1626,7 +1693,7 @@
                 <w:rFonts w:ascii="Times New Roman" w:hAnsi="Times New Roman"/>
                 <w:b/>
                 <w:color w:val="10B981"/>
-                <w:sz w:val="20"/>
+                <w:sz w:val="19"/>
               </w:rPr>
               <w:t>PASS (&lt;100ms)</w:t>
             </w:r>
@@ -1752,7 +1819,7 @@
     <w:p>
       <w:pPr>
         <w:keepNext/>
-        <w:spacing w:before="320" w:after="120"/>
+        <w:spacing w:before="360" w:after="120"/>
       </w:pPr>
       <w:r>
         <w:rPr>
@@ -1767,7 +1834,7 @@
     <w:p>
       <w:pPr>
         <w:keepNext/>
-        <w:spacing w:before="240" w:after="80"/>
+        <w:spacing w:before="280" w:after="80"/>
       </w:pPr>
       <w:r>
         <w:rPr>
@@ -1783,6 +1850,7 @@
       <w:tblPr>
         <w:tblW w:type="auto" w:w="0"/>
         <w:jc w:val="center"/>
+        <w:tblLayout w:type="fixed"/>
         <w:tblLook w:firstColumn="1" w:firstRow="1" w:lastColumn="0" w:lastRow="0" w:noHBand="0" w:noVBand="1" w:val="04A0"/>
         <w:tblBorders>
           <w:top w:val="single" w:sz="6" w:space="0" w:color="334155"/>
@@ -1893,7 +1961,7 @@
     <w:p>
       <w:pPr>
         <w:keepNext/>
-        <w:spacing w:before="240" w:after="80"/>
+        <w:spacing w:before="280" w:after="80"/>
       </w:pPr>
       <w:r>
         <w:rPr>
@@ -1928,15 +1996,20 @@
         <w:gridCol w:w="1872"/>
       </w:tblGrid>
       <w:tr>
+        <w:trPr>
+          <w:cantSplit/>
+          <w:tblHeader/>
+        </w:trPr>
         <w:tc>
           <w:tcPr>
-            <w:tcW w:type="dxa" w:w="2160"/>
+            <w:tcW w:type="dxa" w:w="2006"/>
+            <w:tcW w:w="2005" w:type="dxa"/>
             <w:shd w:fill="00529B"/>
             <w:tcMar>
-              <w:top w:w="120" w:type="dxa"/>
-              <w:bottom w:w="120" w:type="dxa"/>
-              <w:left w:w="140" w:type="dxa"/>
-              <w:right w:w="140" w:type="dxa"/>
+              <w:top w:w="100" w:type="dxa"/>
+              <w:bottom w:w="100" w:type="dxa"/>
+              <w:left w:w="100" w:type="dxa"/>
+              <w:right w:w="100" w:type="dxa"/>
             </w:tcMar>
           </w:tcPr>
           <w:p>
@@ -1948,7 +2021,7 @@
                 <w:rFonts w:ascii="Arial" w:hAnsi="Arial"/>
                 <w:b/>
                 <w:color w:val="FFFFFF"/>
-                <w:sz w:val="20"/>
+                <w:sz w:val="19"/>
               </w:rPr>
               <w:t>Layer Type</w:t>
             </w:r>
@@ -1956,13 +2029,14 @@
         </w:tc>
         <w:tc>
           <w:tcPr>
-            <w:tcW w:type="dxa" w:w="1728"/>
+            <w:tcW w:type="dxa" w:w="1605"/>
+            <w:tcW w:w="1604" w:type="dxa"/>
             <w:shd w:fill="00529B"/>
             <w:tcMar>
-              <w:top w:w="120" w:type="dxa"/>
-              <w:bottom w:w="120" w:type="dxa"/>
-              <w:left w:w="140" w:type="dxa"/>
-              <w:right w:w="140" w:type="dxa"/>
+              <w:top w:w="100" w:type="dxa"/>
+              <w:bottom w:w="100" w:type="dxa"/>
+              <w:left w:w="100" w:type="dxa"/>
+              <w:right w:w="100" w:type="dxa"/>
             </w:tcMar>
           </w:tcPr>
           <w:p>
@@ -1974,7 +2048,7 @@
                 <w:rFonts w:ascii="Arial" w:hAnsi="Arial"/>
                 <w:b/>
                 <w:color w:val="FFFFFF"/>
-                <w:sz w:val="20"/>
+                <w:sz w:val="19"/>
               </w:rPr>
               <w:t>Output Shape</w:t>
             </w:r>
@@ -1982,13 +2056,14 @@
         </w:tc>
         <w:tc>
           <w:tcPr>
-            <w:tcW w:type="dxa" w:w="1440"/>
+            <w:tcW w:type="dxa" w:w="1337"/>
+            <w:tcW w:w="1337" w:type="dxa"/>
             <w:shd w:fill="00529B"/>
             <w:tcMar>
-              <w:top w:w="120" w:type="dxa"/>
-              <w:bottom w:w="120" w:type="dxa"/>
-              <w:left w:w="140" w:type="dxa"/>
-              <w:right w:w="140" w:type="dxa"/>
+              <w:top w:w="100" w:type="dxa"/>
+              <w:bottom w:w="100" w:type="dxa"/>
+              <w:left w:w="100" w:type="dxa"/>
+              <w:right w:w="100" w:type="dxa"/>
             </w:tcMar>
           </w:tcPr>
           <w:p>
@@ -2000,7 +2075,7 @@
                 <w:rFonts w:ascii="Arial" w:hAnsi="Arial"/>
                 <w:b/>
                 <w:color w:val="FFFFFF"/>
-                <w:sz w:val="20"/>
+                <w:sz w:val="19"/>
               </w:rPr>
               <w:t>Param Count</w:t>
             </w:r>
@@ -2008,13 +2083,14 @@
         </w:tc>
         <w:tc>
           <w:tcPr>
-            <w:tcW w:type="dxa" w:w="1440"/>
+            <w:tcW w:type="dxa" w:w="1337"/>
+            <w:tcW w:w="1337" w:type="dxa"/>
             <w:shd w:fill="00529B"/>
             <w:tcMar>
-              <w:top w:w="120" w:type="dxa"/>
-              <w:bottom w:w="120" w:type="dxa"/>
-              <w:left w:w="140" w:type="dxa"/>
-              <w:right w:w="140" w:type="dxa"/>
+              <w:top w:w="100" w:type="dxa"/>
+              <w:bottom w:w="100" w:type="dxa"/>
+              <w:left w:w="100" w:type="dxa"/>
+              <w:right w:w="100" w:type="dxa"/>
             </w:tcMar>
           </w:tcPr>
           <w:p>
@@ -2026,7 +2102,7 @@
                 <w:rFonts w:ascii="Arial" w:hAnsi="Arial"/>
                 <w:b/>
                 <w:color w:val="FFFFFF"/>
-                <w:sz w:val="20"/>
+                <w:sz w:val="19"/>
               </w:rPr>
               <w:t>Activation</w:t>
             </w:r>
@@ -2034,13 +2110,14 @@
         </w:tc>
         <w:tc>
           <w:tcPr>
-            <w:tcW w:type="dxa" w:w="3312"/>
+            <w:tcW w:type="dxa" w:w="3075"/>
+            <w:tcW w:w="3075" w:type="dxa"/>
             <w:shd w:fill="00529B"/>
             <w:tcMar>
-              <w:top w:w="120" w:type="dxa"/>
-              <w:bottom w:w="120" w:type="dxa"/>
-              <w:left w:w="140" w:type="dxa"/>
-              <w:right w:w="140" w:type="dxa"/>
+              <w:top w:w="100" w:type="dxa"/>
+              <w:bottom w:w="100" w:type="dxa"/>
+              <w:left w:w="100" w:type="dxa"/>
+              <w:right w:w="100" w:type="dxa"/>
             </w:tcMar>
           </w:tcPr>
           <w:p>
@@ -2052,7 +2129,7 @@
                 <w:rFonts w:ascii="Arial" w:hAnsi="Arial"/>
                 <w:b/>
                 <w:color w:val="FFFFFF"/>
-                <w:sz w:val="20"/>
+                <w:sz w:val="19"/>
               </w:rPr>
               <w:t>Regularization / Details</w:t>
             </w:r>
@@ -2060,15 +2137,19 @@
         </w:tc>
       </w:tr>
       <w:tr>
+        <w:trPr>
+          <w:cantSplit/>
+        </w:trPr>
         <w:tc>
           <w:tcPr>
-            <w:tcW w:type="dxa" w:w="2160"/>
+            <w:tcW w:type="dxa" w:w="2006"/>
+            <w:tcW w:w="2005" w:type="dxa"/>
             <w:shd w:fill="FFFFFF"/>
             <w:tcMar>
-              <w:top w:w="80" w:type="dxa"/>
-              <w:bottom w:w="80" w:type="dxa"/>
-              <w:left w:w="120" w:type="dxa"/>
-              <w:right w:w="120" w:type="dxa"/>
+              <w:top w:w="60" w:type="dxa"/>
+              <w:bottom w:w="60" w:type="dxa"/>
+              <w:left w:w="80" w:type="dxa"/>
+              <w:right w:w="80" w:type="dxa"/>
             </w:tcMar>
           </w:tcPr>
           <w:p>
@@ -2078,7 +2159,7 @@
             <w:r>
               <w:rPr>
                 <w:rFonts w:ascii="Times New Roman" w:hAnsi="Times New Roman"/>
-                <w:sz w:val="20"/>
+                <w:sz w:val="19"/>
               </w:rPr>
               <w:t>Input Layer</w:t>
             </w:r>
@@ -2086,13 +2167,14 @@
         </w:tc>
         <w:tc>
           <w:tcPr>
-            <w:tcW w:type="dxa" w:w="1728"/>
+            <w:tcW w:type="dxa" w:w="1605"/>
+            <w:tcW w:w="1604" w:type="dxa"/>
             <w:shd w:fill="FFFFFF"/>
             <w:tcMar>
-              <w:top w:w="80" w:type="dxa"/>
-              <w:bottom w:w="80" w:type="dxa"/>
-              <w:left w:w="120" w:type="dxa"/>
-              <w:right w:w="120" w:type="dxa"/>
+              <w:top w:w="60" w:type="dxa"/>
+              <w:bottom w:w="60" w:type="dxa"/>
+              <w:left w:w="80" w:type="dxa"/>
+              <w:right w:w="80" w:type="dxa"/>
             </w:tcMar>
           </w:tcPr>
           <w:p>
@@ -2102,7 +2184,7 @@
             <w:r>
               <w:rPr>
                 <w:rFonts w:ascii="Times New Roman" w:hAnsi="Times New Roman"/>
-                <w:sz w:val="20"/>
+                <w:sz w:val="19"/>
               </w:rPr>
               <w:t>(None, 10, 1)</w:t>
             </w:r>
@@ -2110,13 +2192,14 @@
         </w:tc>
         <w:tc>
           <w:tcPr>
-            <w:tcW w:type="dxa" w:w="1440"/>
+            <w:tcW w:type="dxa" w:w="1337"/>
+            <w:tcW w:w="1337" w:type="dxa"/>
             <w:shd w:fill="FFFFFF"/>
             <w:tcMar>
-              <w:top w:w="80" w:type="dxa"/>
-              <w:bottom w:w="80" w:type="dxa"/>
-              <w:left w:w="120" w:type="dxa"/>
-              <w:right w:w="120" w:type="dxa"/>
+              <w:top w:w="60" w:type="dxa"/>
+              <w:bottom w:w="60" w:type="dxa"/>
+              <w:left w:w="80" w:type="dxa"/>
+              <w:right w:w="80" w:type="dxa"/>
             </w:tcMar>
           </w:tcPr>
           <w:p>
@@ -2126,7 +2209,7 @@
             <w:r>
               <w:rPr>
                 <w:rFonts w:ascii="Times New Roman" w:hAnsi="Times New Roman"/>
-                <w:sz w:val="20"/>
+                <w:sz w:val="19"/>
               </w:rPr>
               <w:t>0</w:t>
             </w:r>
@@ -2134,13 +2217,14 @@
         </w:tc>
         <w:tc>
           <w:tcPr>
-            <w:tcW w:type="dxa" w:w="1440"/>
+            <w:tcW w:type="dxa" w:w="1337"/>
+            <w:tcW w:w="1337" w:type="dxa"/>
             <w:shd w:fill="FFFFFF"/>
             <w:tcMar>
-              <w:top w:w="80" w:type="dxa"/>
-              <w:bottom w:w="80" w:type="dxa"/>
-              <w:left w:w="120" w:type="dxa"/>
-              <w:right w:w="120" w:type="dxa"/>
+              <w:top w:w="60" w:type="dxa"/>
+              <w:bottom w:w="60" w:type="dxa"/>
+              <w:left w:w="80" w:type="dxa"/>
+              <w:right w:w="80" w:type="dxa"/>
             </w:tcMar>
           </w:tcPr>
           <w:p>
@@ -2150,7 +2234,7 @@
             <w:r>
               <w:rPr>
                 <w:rFonts w:ascii="Times New Roman" w:hAnsi="Times New Roman"/>
-                <w:sz w:val="20"/>
+                <w:sz w:val="19"/>
               </w:rPr>
               <w:t>-</w:t>
             </w:r>
@@ -2158,13 +2242,14 @@
         </w:tc>
         <w:tc>
           <w:tcPr>
-            <w:tcW w:type="dxa" w:w="3312"/>
+            <w:tcW w:type="dxa" w:w="3075"/>
+            <w:tcW w:w="3075" w:type="dxa"/>
             <w:shd w:fill="FFFFFF"/>
             <w:tcMar>
-              <w:top w:w="80" w:type="dxa"/>
-              <w:bottom w:w="80" w:type="dxa"/>
-              <w:left w:w="120" w:type="dxa"/>
-              <w:right w:w="120" w:type="dxa"/>
+              <w:top w:w="60" w:type="dxa"/>
+              <w:bottom w:w="60" w:type="dxa"/>
+              <w:left w:w="80" w:type="dxa"/>
+              <w:right w:w="80" w:type="dxa"/>
             </w:tcMar>
           </w:tcPr>
           <w:p>
@@ -2174,7 +2259,7 @@
             <w:r>
               <w:rPr>
                 <w:rFonts w:ascii="Times New Roman" w:hAnsi="Times New Roman"/>
-                <w:sz w:val="20"/>
+                <w:sz w:val="19"/>
               </w:rPr>
               <w:t>10 BWOA Features reshaped for 1D convolution</w:t>
             </w:r>
@@ -2182,15 +2267,19 @@
         </w:tc>
       </w:tr>
       <w:tr>
+        <w:trPr>
+          <w:cantSplit/>
+        </w:trPr>
         <w:tc>
           <w:tcPr>
-            <w:tcW w:type="dxa" w:w="2160"/>
+            <w:tcW w:type="dxa" w:w="2006"/>
+            <w:tcW w:w="2005" w:type="dxa"/>
             <w:shd w:fill="F8FAFC"/>
             <w:tcMar>
-              <w:top w:w="80" w:type="dxa"/>
-              <w:bottom w:w="80" w:type="dxa"/>
-              <w:left w:w="120" w:type="dxa"/>
-              <w:right w:w="120" w:type="dxa"/>
+              <w:top w:w="60" w:type="dxa"/>
+              <w:bottom w:w="60" w:type="dxa"/>
+              <w:left w:w="80" w:type="dxa"/>
+              <w:right w:w="80" w:type="dxa"/>
             </w:tcMar>
           </w:tcPr>
           <w:p>
@@ -2200,7 +2289,7 @@
             <w:r>
               <w:rPr>
                 <w:rFonts w:ascii="Times New Roman" w:hAnsi="Times New Roman"/>
-                <w:sz w:val="20"/>
+                <w:sz w:val="19"/>
               </w:rPr>
               <w:t>Conv1D</w:t>
             </w:r>
@@ -2208,13 +2297,14 @@
         </w:tc>
         <w:tc>
           <w:tcPr>
-            <w:tcW w:type="dxa" w:w="1728"/>
+            <w:tcW w:type="dxa" w:w="1605"/>
+            <w:tcW w:w="1604" w:type="dxa"/>
             <w:shd w:fill="F8FAFC"/>
             <w:tcMar>
-              <w:top w:w="80" w:type="dxa"/>
-              <w:bottom w:w="80" w:type="dxa"/>
-              <w:left w:w="120" w:type="dxa"/>
-              <w:right w:w="120" w:type="dxa"/>
+              <w:top w:w="60" w:type="dxa"/>
+              <w:bottom w:w="60" w:type="dxa"/>
+              <w:left w:w="80" w:type="dxa"/>
+              <w:right w:w="80" w:type="dxa"/>
             </w:tcMar>
           </w:tcPr>
           <w:p>
@@ -2224,7 +2314,7 @@
             <w:r>
               <w:rPr>
                 <w:rFonts w:ascii="Times New Roman" w:hAnsi="Times New Roman"/>
-                <w:sz w:val="20"/>
+                <w:sz w:val="19"/>
               </w:rPr>
               <w:t>(None, 10, 64)</w:t>
             </w:r>
@@ -2232,13 +2322,14 @@
         </w:tc>
         <w:tc>
           <w:tcPr>
-            <w:tcW w:type="dxa" w:w="1440"/>
+            <w:tcW w:type="dxa" w:w="1337"/>
+            <w:tcW w:w="1337" w:type="dxa"/>
             <w:shd w:fill="F8FAFC"/>
             <w:tcMar>
-              <w:top w:w="80" w:type="dxa"/>
-              <w:bottom w:w="80" w:type="dxa"/>
-              <w:left w:w="120" w:type="dxa"/>
-              <w:right w:w="120" w:type="dxa"/>
+              <w:top w:w="60" w:type="dxa"/>
+              <w:bottom w:w="60" w:type="dxa"/>
+              <w:left w:w="80" w:type="dxa"/>
+              <w:right w:w="80" w:type="dxa"/>
             </w:tcMar>
           </w:tcPr>
           <w:p>
@@ -2248,7 +2339,7 @@
             <w:r>
               <w:rPr>
                 <w:rFonts w:ascii="Times New Roman" w:hAnsi="Times New Roman"/>
-                <w:sz w:val="20"/>
+                <w:sz w:val="19"/>
               </w:rPr>
               <w:t>256</w:t>
             </w:r>
@@ -2256,13 +2347,14 @@
         </w:tc>
         <w:tc>
           <w:tcPr>
-            <w:tcW w:type="dxa" w:w="1440"/>
+            <w:tcW w:type="dxa" w:w="1337"/>
+            <w:tcW w:w="1337" w:type="dxa"/>
             <w:shd w:fill="F8FAFC"/>
             <w:tcMar>
-              <w:top w:w="80" w:type="dxa"/>
-              <w:bottom w:w="80" w:type="dxa"/>
-              <w:left w:w="120" w:type="dxa"/>
-              <w:right w:w="120" w:type="dxa"/>
+              <w:top w:w="60" w:type="dxa"/>
+              <w:bottom w:w="60" w:type="dxa"/>
+              <w:left w:w="80" w:type="dxa"/>
+              <w:right w:w="80" w:type="dxa"/>
             </w:tcMar>
           </w:tcPr>
           <w:p>
@@ -2272,7 +2364,7 @@
             <w:r>
               <w:rPr>
                 <w:rFonts w:ascii="Times New Roman" w:hAnsi="Times New Roman"/>
-                <w:sz w:val="20"/>
+                <w:sz w:val="19"/>
               </w:rPr>
               <w:t>ReLU</w:t>
             </w:r>
@@ -2280,13 +2372,14 @@
         </w:tc>
         <w:tc>
           <w:tcPr>
-            <w:tcW w:type="dxa" w:w="3312"/>
+            <w:tcW w:type="dxa" w:w="3075"/>
+            <w:tcW w:w="3075" w:type="dxa"/>
             <w:shd w:fill="F8FAFC"/>
             <w:tcMar>
-              <w:top w:w="80" w:type="dxa"/>
-              <w:bottom w:w="80" w:type="dxa"/>
-              <w:left w:w="120" w:type="dxa"/>
-              <w:right w:w="120" w:type="dxa"/>
+              <w:top w:w="60" w:type="dxa"/>
+              <w:bottom w:w="60" w:type="dxa"/>
+              <w:left w:w="80" w:type="dxa"/>
+              <w:right w:w="80" w:type="dxa"/>
             </w:tcMar>
           </w:tcPr>
           <w:p>
@@ -2296,7 +2389,7 @@
             <w:r>
               <w:rPr>
                 <w:rFonts w:ascii="Times New Roman" w:hAnsi="Times New Roman"/>
-                <w:sz w:val="20"/>
+                <w:sz w:val="19"/>
               </w:rPr>
               <w:t>Filters=64, Kernel Size=3, Padding='same'</w:t>
             </w:r>
@@ -2304,15 +2397,19 @@
         </w:tc>
       </w:tr>
       <w:tr>
+        <w:trPr>
+          <w:cantSplit/>
+        </w:trPr>
         <w:tc>
           <w:tcPr>
-            <w:tcW w:type="dxa" w:w="2160"/>
+            <w:tcW w:type="dxa" w:w="2006"/>
+            <w:tcW w:w="2005" w:type="dxa"/>
             <w:shd w:fill="FFFFFF"/>
             <w:tcMar>
-              <w:top w:w="80" w:type="dxa"/>
-              <w:bottom w:w="80" w:type="dxa"/>
-              <w:left w:w="120" w:type="dxa"/>
-              <w:right w:w="120" w:type="dxa"/>
+              <w:top w:w="60" w:type="dxa"/>
+              <w:bottom w:w="60" w:type="dxa"/>
+              <w:left w:w="80" w:type="dxa"/>
+              <w:right w:w="80" w:type="dxa"/>
             </w:tcMar>
           </w:tcPr>
           <w:p>
@@ -2322,7 +2419,7 @@
             <w:r>
               <w:rPr>
                 <w:rFonts w:ascii="Times New Roman" w:hAnsi="Times New Roman"/>
-                <w:sz w:val="20"/>
+                <w:sz w:val="19"/>
               </w:rPr>
               <w:t>BatchNormalization</w:t>
             </w:r>
@@ -2330,13 +2427,14 @@
         </w:tc>
         <w:tc>
           <w:tcPr>
-            <w:tcW w:type="dxa" w:w="1728"/>
+            <w:tcW w:type="dxa" w:w="1605"/>
+            <w:tcW w:w="1604" w:type="dxa"/>
             <w:shd w:fill="FFFFFF"/>
             <w:tcMar>
-              <w:top w:w="80" w:type="dxa"/>
-              <w:bottom w:w="80" w:type="dxa"/>
-              <w:left w:w="120" w:type="dxa"/>
-              <w:right w:w="120" w:type="dxa"/>
+              <w:top w:w="60" w:type="dxa"/>
+              <w:bottom w:w="60" w:type="dxa"/>
+              <w:left w:w="80" w:type="dxa"/>
+              <w:right w:w="80" w:type="dxa"/>
             </w:tcMar>
           </w:tcPr>
           <w:p>
@@ -2346,7 +2444,7 @@
             <w:r>
               <w:rPr>
                 <w:rFonts w:ascii="Times New Roman" w:hAnsi="Times New Roman"/>
-                <w:sz w:val="20"/>
+                <w:sz w:val="19"/>
               </w:rPr>
               <w:t>(None, 10, 64)</w:t>
             </w:r>
@@ -2354,13 +2452,14 @@
         </w:tc>
         <w:tc>
           <w:tcPr>
-            <w:tcW w:type="dxa" w:w="1440"/>
+            <w:tcW w:type="dxa" w:w="1337"/>
+            <w:tcW w:w="1337" w:type="dxa"/>
             <w:shd w:fill="FFFFFF"/>
             <w:tcMar>
-              <w:top w:w="80" w:type="dxa"/>
-              <w:bottom w:w="80" w:type="dxa"/>
-              <w:left w:w="120" w:type="dxa"/>
-              <w:right w:w="120" w:type="dxa"/>
+              <w:top w:w="60" w:type="dxa"/>
+              <w:bottom w:w="60" w:type="dxa"/>
+              <w:left w:w="80" w:type="dxa"/>
+              <w:right w:w="80" w:type="dxa"/>
             </w:tcMar>
           </w:tcPr>
           <w:p>
@@ -2370,7 +2469,7 @@
             <w:r>
               <w:rPr>
                 <w:rFonts w:ascii="Times New Roman" w:hAnsi="Times New Roman"/>
-                <w:sz w:val="20"/>
+                <w:sz w:val="19"/>
               </w:rPr>
               <w:t>256</w:t>
             </w:r>
@@ -2378,13 +2477,14 @@
         </w:tc>
         <w:tc>
           <w:tcPr>
-            <w:tcW w:type="dxa" w:w="1440"/>
+            <w:tcW w:type="dxa" w:w="1337"/>
+            <w:tcW w:w="1337" w:type="dxa"/>
             <w:shd w:fill="FFFFFF"/>
             <w:tcMar>
-              <w:top w:w="80" w:type="dxa"/>
-              <w:bottom w:w="80" w:type="dxa"/>
-              <w:left w:w="120" w:type="dxa"/>
-              <w:right w:w="120" w:type="dxa"/>
+              <w:top w:w="60" w:type="dxa"/>
+              <w:bottom w:w="60" w:type="dxa"/>
+              <w:left w:w="80" w:type="dxa"/>
+              <w:right w:w="80" w:type="dxa"/>
             </w:tcMar>
           </w:tcPr>
           <w:p>
@@ -2394,7 +2494,7 @@
             <w:r>
               <w:rPr>
                 <w:rFonts w:ascii="Times New Roman" w:hAnsi="Times New Roman"/>
-                <w:sz w:val="20"/>
+                <w:sz w:val="19"/>
               </w:rPr>
               <w:t>-</w:t>
             </w:r>
@@ -2402,13 +2502,14 @@
         </w:tc>
         <w:tc>
           <w:tcPr>
-            <w:tcW w:type="dxa" w:w="3312"/>
+            <w:tcW w:type="dxa" w:w="3075"/>
+            <w:tcW w:w="3075" w:type="dxa"/>
             <w:shd w:fill="FFFFFF"/>
             <w:tcMar>
-              <w:top w:w="80" w:type="dxa"/>
-              <w:bottom w:w="80" w:type="dxa"/>
-              <w:left w:w="120" w:type="dxa"/>
-              <w:right w:w="120" w:type="dxa"/>
+              <w:top w:w="60" w:type="dxa"/>
+              <w:bottom w:w="60" w:type="dxa"/>
+              <w:left w:w="80" w:type="dxa"/>
+              <w:right w:w="80" w:type="dxa"/>
             </w:tcMar>
           </w:tcPr>
           <w:p>
@@ -2418,7 +2519,7 @@
             <w:r>
               <w:rPr>
                 <w:rFonts w:ascii="Times New Roman" w:hAnsi="Times New Roman"/>
-                <w:sz w:val="20"/>
+                <w:sz w:val="19"/>
               </w:rPr>
               <w:t>Normalizes activations across mini-batches</w:t>
             </w:r>
@@ -2426,15 +2527,19 @@
         </w:tc>
       </w:tr>
       <w:tr>
+        <w:trPr>
+          <w:cantSplit/>
+        </w:trPr>
         <w:tc>
           <w:tcPr>
-            <w:tcW w:type="dxa" w:w="2160"/>
+            <w:tcW w:type="dxa" w:w="2006"/>
+            <w:tcW w:w="2005" w:type="dxa"/>
             <w:shd w:fill="F8FAFC"/>
             <w:tcMar>
-              <w:top w:w="80" w:type="dxa"/>
-              <w:bottom w:w="80" w:type="dxa"/>
-              <w:left w:w="120" w:type="dxa"/>
-              <w:right w:w="120" w:type="dxa"/>
+              <w:top w:w="60" w:type="dxa"/>
+              <w:bottom w:w="60" w:type="dxa"/>
+              <w:left w:w="80" w:type="dxa"/>
+              <w:right w:w="80" w:type="dxa"/>
             </w:tcMar>
           </w:tcPr>
           <w:p>
@@ -2444,7 +2549,7 @@
             <w:r>
               <w:rPr>
                 <w:rFonts w:ascii="Times New Roman" w:hAnsi="Times New Roman"/>
-                <w:sz w:val="20"/>
+                <w:sz w:val="19"/>
               </w:rPr>
               <w:t>Spatial Dropout</w:t>
             </w:r>
@@ -2452,13 +2557,14 @@
         </w:tc>
         <w:tc>
           <w:tcPr>
-            <w:tcW w:type="dxa" w:w="1728"/>
+            <w:tcW w:type="dxa" w:w="1605"/>
+            <w:tcW w:w="1604" w:type="dxa"/>
             <w:shd w:fill="F8FAFC"/>
             <w:tcMar>
-              <w:top w:w="80" w:type="dxa"/>
-              <w:bottom w:w="80" w:type="dxa"/>
-              <w:left w:w="120" w:type="dxa"/>
-              <w:right w:w="120" w:type="dxa"/>
+              <w:top w:w="60" w:type="dxa"/>
+              <w:bottom w:w="60" w:type="dxa"/>
+              <w:left w:w="80" w:type="dxa"/>
+              <w:right w:w="80" w:type="dxa"/>
             </w:tcMar>
           </w:tcPr>
           <w:p>
@@ -2468,7 +2574,7 @@
             <w:r>
               <w:rPr>
                 <w:rFonts w:ascii="Times New Roman" w:hAnsi="Times New Roman"/>
-                <w:sz w:val="20"/>
+                <w:sz w:val="19"/>
               </w:rPr>
               <w:t>(None, 10, 64)</w:t>
             </w:r>
@@ -2476,13 +2582,14 @@
         </w:tc>
         <w:tc>
           <w:tcPr>
-            <w:tcW w:type="dxa" w:w="1440"/>
+            <w:tcW w:type="dxa" w:w="1337"/>
+            <w:tcW w:w="1337" w:type="dxa"/>
             <w:shd w:fill="F8FAFC"/>
             <w:tcMar>
-              <w:top w:w="80" w:type="dxa"/>
-              <w:bottom w:w="80" w:type="dxa"/>
-              <w:left w:w="120" w:type="dxa"/>
-              <w:right w:w="120" w:type="dxa"/>
+              <w:top w:w="60" w:type="dxa"/>
+              <w:bottom w:w="60" w:type="dxa"/>
+              <w:left w:w="80" w:type="dxa"/>
+              <w:right w:w="80" w:type="dxa"/>
             </w:tcMar>
           </w:tcPr>
           <w:p>
@@ -2492,7 +2599,7 @@
             <w:r>
               <w:rPr>
                 <w:rFonts w:ascii="Times New Roman" w:hAnsi="Times New Roman"/>
-                <w:sz w:val="20"/>
+                <w:sz w:val="19"/>
               </w:rPr>
               <w:t>0</w:t>
             </w:r>
@@ -2500,13 +2607,14 @@
         </w:tc>
         <w:tc>
           <w:tcPr>
-            <w:tcW w:type="dxa" w:w="1440"/>
+            <w:tcW w:type="dxa" w:w="1337"/>
+            <w:tcW w:w="1337" w:type="dxa"/>
             <w:shd w:fill="F8FAFC"/>
             <w:tcMar>
-              <w:top w:w="80" w:type="dxa"/>
-              <w:bottom w:w="80" w:type="dxa"/>
-              <w:left w:w="120" w:type="dxa"/>
-              <w:right w:w="120" w:type="dxa"/>
+              <w:top w:w="60" w:type="dxa"/>
+              <w:bottom w:w="60" w:type="dxa"/>
+              <w:left w:w="80" w:type="dxa"/>
+              <w:right w:w="80" w:type="dxa"/>
             </w:tcMar>
           </w:tcPr>
           <w:p>
@@ -2516,7 +2624,7 @@
             <w:r>
               <w:rPr>
                 <w:rFonts w:ascii="Times New Roman" w:hAnsi="Times New Roman"/>
-                <w:sz w:val="20"/>
+                <w:sz w:val="19"/>
               </w:rPr>
               <w:t>-</w:t>
             </w:r>
@@ -2524,13 +2632,14 @@
         </w:tc>
         <w:tc>
           <w:tcPr>
-            <w:tcW w:type="dxa" w:w="3312"/>
+            <w:tcW w:type="dxa" w:w="3075"/>
+            <w:tcW w:w="3075" w:type="dxa"/>
             <w:shd w:fill="F8FAFC"/>
             <w:tcMar>
-              <w:top w:w="80" w:type="dxa"/>
-              <w:bottom w:w="80" w:type="dxa"/>
-              <w:left w:w="120" w:type="dxa"/>
-              <w:right w:w="120" w:type="dxa"/>
+              <w:top w:w="60" w:type="dxa"/>
+              <w:bottom w:w="60" w:type="dxa"/>
+              <w:left w:w="80" w:type="dxa"/>
+              <w:right w:w="80" w:type="dxa"/>
             </w:tcMar>
           </w:tcPr>
           <w:p>
@@ -2540,7 +2649,7 @@
             <w:r>
               <w:rPr>
                 <w:rFonts w:ascii="Times New Roman" w:hAnsi="Times New Roman"/>
-                <w:sz w:val="20"/>
+                <w:sz w:val="19"/>
               </w:rPr>
               <w:t>Dropout Rate = 0.3 to prevent overfitting</w:t>
             </w:r>
@@ -2548,15 +2657,19 @@
         </w:tc>
       </w:tr>
       <w:tr>
+        <w:trPr>
+          <w:cantSplit/>
+        </w:trPr>
         <w:tc>
           <w:tcPr>
-            <w:tcW w:type="dxa" w:w="2160"/>
+            <w:tcW w:type="dxa" w:w="2006"/>
+            <w:tcW w:w="2005" w:type="dxa"/>
             <w:shd w:fill="FFFFFF"/>
             <w:tcMar>
-              <w:top w:w="80" w:type="dxa"/>
-              <w:bottom w:w="80" w:type="dxa"/>
-              <w:left w:w="120" w:type="dxa"/>
-              <w:right w:w="120" w:type="dxa"/>
+              <w:top w:w="60" w:type="dxa"/>
+              <w:bottom w:w="60" w:type="dxa"/>
+              <w:left w:w="80" w:type="dxa"/>
+              <w:right w:w="80" w:type="dxa"/>
             </w:tcMar>
           </w:tcPr>
           <w:p>
@@ -2566,7 +2679,7 @@
             <w:r>
               <w:rPr>
                 <w:rFonts w:ascii="Times New Roman" w:hAnsi="Times New Roman"/>
-                <w:sz w:val="20"/>
+                <w:sz w:val="19"/>
               </w:rPr>
               <w:t>LSTM Layer</w:t>
             </w:r>
@@ -2574,13 +2687,14 @@
         </w:tc>
         <w:tc>
           <w:tcPr>
-            <w:tcW w:type="dxa" w:w="1728"/>
+            <w:tcW w:type="dxa" w:w="1605"/>
+            <w:tcW w:w="1604" w:type="dxa"/>
             <w:shd w:fill="FFFFFF"/>
             <w:tcMar>
-              <w:top w:w="80" w:type="dxa"/>
-              <w:bottom w:w="80" w:type="dxa"/>
-              <w:left w:w="120" w:type="dxa"/>
-              <w:right w:w="120" w:type="dxa"/>
+              <w:top w:w="60" w:type="dxa"/>
+              <w:bottom w:w="60" w:type="dxa"/>
+              <w:left w:w="80" w:type="dxa"/>
+              <w:right w:w="80" w:type="dxa"/>
             </w:tcMar>
           </w:tcPr>
           <w:p>
@@ -2590,7 +2704,7 @@
             <w:r>
               <w:rPr>
                 <w:rFonts w:ascii="Times New Roman" w:hAnsi="Times New Roman"/>
-                <w:sz w:val="20"/>
+                <w:sz w:val="19"/>
               </w:rPr>
               <w:t>(None, 256)</w:t>
             </w:r>
@@ -2598,13 +2712,14 @@
         </w:tc>
         <w:tc>
           <w:tcPr>
-            <w:tcW w:type="dxa" w:w="1440"/>
+            <w:tcW w:type="dxa" w:w="1337"/>
+            <w:tcW w:w="1337" w:type="dxa"/>
             <w:shd w:fill="FFFFFF"/>
             <w:tcMar>
-              <w:top w:w="80" w:type="dxa"/>
-              <w:bottom w:w="80" w:type="dxa"/>
-              <w:left w:w="120" w:type="dxa"/>
-              <w:right w:w="120" w:type="dxa"/>
+              <w:top w:w="60" w:type="dxa"/>
+              <w:bottom w:w="60" w:type="dxa"/>
+              <w:left w:w="80" w:type="dxa"/>
+              <w:right w:w="80" w:type="dxa"/>
             </w:tcMar>
           </w:tcPr>
           <w:p>
@@ -2614,7 +2729,7 @@
             <w:r>
               <w:rPr>
                 <w:rFonts w:ascii="Times New Roman" w:hAnsi="Times New Roman"/>
-                <w:sz w:val="20"/>
+                <w:sz w:val="19"/>
               </w:rPr>
               <w:t>328,704</w:t>
             </w:r>
@@ -2622,13 +2737,14 @@
         </w:tc>
         <w:tc>
           <w:tcPr>
-            <w:tcW w:type="dxa" w:w="1440"/>
+            <w:tcW w:type="dxa" w:w="1337"/>
+            <w:tcW w:w="1337" w:type="dxa"/>
             <w:shd w:fill="FFFFFF"/>
             <w:tcMar>
-              <w:top w:w="80" w:type="dxa"/>
-              <w:bottom w:w="80" w:type="dxa"/>
-              <w:left w:w="120" w:type="dxa"/>
-              <w:right w:w="120" w:type="dxa"/>
+              <w:top w:w="60" w:type="dxa"/>
+              <w:bottom w:w="60" w:type="dxa"/>
+              <w:left w:w="80" w:type="dxa"/>
+              <w:right w:w="80" w:type="dxa"/>
             </w:tcMar>
           </w:tcPr>
           <w:p>
@@ -2638,7 +2754,7 @@
             <w:r>
               <w:rPr>
                 <w:rFonts w:ascii="Times New Roman" w:hAnsi="Times New Roman"/>
-                <w:sz w:val="20"/>
+                <w:sz w:val="19"/>
               </w:rPr>
               <w:t>Tanh</w:t>
             </w:r>
@@ -2646,13 +2762,14 @@
         </w:tc>
         <w:tc>
           <w:tcPr>
-            <w:tcW w:type="dxa" w:w="3312"/>
+            <w:tcW w:type="dxa" w:w="3075"/>
+            <w:tcW w:w="3075" w:type="dxa"/>
             <w:shd w:fill="FFFFFF"/>
             <w:tcMar>
-              <w:top w:w="80" w:type="dxa"/>
-              <w:bottom w:w="80" w:type="dxa"/>
-              <w:left w:w="120" w:type="dxa"/>
-              <w:right w:w="120" w:type="dxa"/>
+              <w:top w:w="60" w:type="dxa"/>
+              <w:bottom w:w="60" w:type="dxa"/>
+              <w:left w:w="80" w:type="dxa"/>
+              <w:right w:w="80" w:type="dxa"/>
             </w:tcMar>
           </w:tcPr>
           <w:p>
@@ -2662,7 +2779,7 @@
             <w:r>
               <w:rPr>
                 <w:rFonts w:ascii="Times New Roman" w:hAnsi="Times New Roman"/>
-                <w:sz w:val="20"/>
+                <w:sz w:val="19"/>
               </w:rPr>
               <w:t>Units=256, Recurrent Activation='sigmoid'</w:t>
             </w:r>
@@ -2670,15 +2787,19 @@
         </w:tc>
       </w:tr>
       <w:tr>
+        <w:trPr>
+          <w:cantSplit/>
+        </w:trPr>
         <w:tc>
           <w:tcPr>
-            <w:tcW w:type="dxa" w:w="2160"/>
+            <w:tcW w:type="dxa" w:w="2006"/>
+            <w:tcW w:w="2005" w:type="dxa"/>
             <w:shd w:fill="F8FAFC"/>
             <w:tcMar>
-              <w:top w:w="80" w:type="dxa"/>
-              <w:bottom w:w="80" w:type="dxa"/>
-              <w:left w:w="120" w:type="dxa"/>
-              <w:right w:w="120" w:type="dxa"/>
+              <w:top w:w="60" w:type="dxa"/>
+              <w:bottom w:w="60" w:type="dxa"/>
+              <w:left w:w="80" w:type="dxa"/>
+              <w:right w:w="80" w:type="dxa"/>
             </w:tcMar>
           </w:tcPr>
           <w:p>
@@ -2688,7 +2809,7 @@
             <w:r>
               <w:rPr>
                 <w:rFonts w:ascii="Times New Roman" w:hAnsi="Times New Roman"/>
-                <w:sz w:val="20"/>
+                <w:sz w:val="19"/>
               </w:rPr>
               <w:t>Dense (Hidden)</w:t>
             </w:r>
@@ -2696,13 +2817,14 @@
         </w:tc>
         <w:tc>
           <w:tcPr>
-            <w:tcW w:type="dxa" w:w="1728"/>
+            <w:tcW w:type="dxa" w:w="1605"/>
+            <w:tcW w:w="1604" w:type="dxa"/>
             <w:shd w:fill="F8FAFC"/>
             <w:tcMar>
-              <w:top w:w="80" w:type="dxa"/>
-              <w:bottom w:w="80" w:type="dxa"/>
-              <w:left w:w="120" w:type="dxa"/>
-              <w:right w:w="120" w:type="dxa"/>
+              <w:top w:w="60" w:type="dxa"/>
+              <w:bottom w:w="60" w:type="dxa"/>
+              <w:left w:w="80" w:type="dxa"/>
+              <w:right w:w="80" w:type="dxa"/>
             </w:tcMar>
           </w:tcPr>
           <w:p>
@@ -2712,7 +2834,7 @@
             <w:r>
               <w:rPr>
                 <w:rFonts w:ascii="Times New Roman" w:hAnsi="Times New Roman"/>
-                <w:sz w:val="20"/>
+                <w:sz w:val="19"/>
               </w:rPr>
               <w:t>(None, 64)</w:t>
             </w:r>
@@ -2720,13 +2842,14 @@
         </w:tc>
         <w:tc>
           <w:tcPr>
-            <w:tcW w:type="dxa" w:w="1440"/>
+            <w:tcW w:type="dxa" w:w="1337"/>
+            <w:tcW w:w="1337" w:type="dxa"/>
             <w:shd w:fill="F8FAFC"/>
             <w:tcMar>
-              <w:top w:w="80" w:type="dxa"/>
-              <w:bottom w:w="80" w:type="dxa"/>
-              <w:left w:w="120" w:type="dxa"/>
-              <w:right w:w="120" w:type="dxa"/>
+              <w:top w:w="60" w:type="dxa"/>
+              <w:bottom w:w="60" w:type="dxa"/>
+              <w:left w:w="80" w:type="dxa"/>
+              <w:right w:w="80" w:type="dxa"/>
             </w:tcMar>
           </w:tcPr>
           <w:p>
@@ -2736,7 +2859,7 @@
             <w:r>
               <w:rPr>
                 <w:rFonts w:ascii="Times New Roman" w:hAnsi="Times New Roman"/>
-                <w:sz w:val="20"/>
+                <w:sz w:val="19"/>
               </w:rPr>
               <w:t>16,448</w:t>
             </w:r>
@@ -2744,13 +2867,14 @@
         </w:tc>
         <w:tc>
           <w:tcPr>
-            <w:tcW w:type="dxa" w:w="1440"/>
+            <w:tcW w:type="dxa" w:w="1337"/>
+            <w:tcW w:w="1337" w:type="dxa"/>
             <w:shd w:fill="F8FAFC"/>
             <w:tcMar>
-              <w:top w:w="80" w:type="dxa"/>
-              <w:bottom w:w="80" w:type="dxa"/>
-              <w:left w:w="120" w:type="dxa"/>
-              <w:right w:w="120" w:type="dxa"/>
+              <w:top w:w="60" w:type="dxa"/>
+              <w:bottom w:w="60" w:type="dxa"/>
+              <w:left w:w="80" w:type="dxa"/>
+              <w:right w:w="80" w:type="dxa"/>
             </w:tcMar>
           </w:tcPr>
           <w:p>
@@ -2760,7 +2884,7 @@
             <w:r>
               <w:rPr>
                 <w:rFonts w:ascii="Times New Roman" w:hAnsi="Times New Roman"/>
-                <w:sz w:val="20"/>
+                <w:sz w:val="19"/>
               </w:rPr>
               <w:t>ReLU</w:t>
             </w:r>
@@ -2768,13 +2892,14 @@
         </w:tc>
         <w:tc>
           <w:tcPr>
-            <w:tcW w:type="dxa" w:w="3312"/>
+            <w:tcW w:type="dxa" w:w="3075"/>
+            <w:tcW w:w="3075" w:type="dxa"/>
             <w:shd w:fill="F8FAFC"/>
             <w:tcMar>
-              <w:top w:w="80" w:type="dxa"/>
-              <w:bottom w:w="80" w:type="dxa"/>
-              <w:left w:w="120" w:type="dxa"/>
-              <w:right w:w="120" w:type="dxa"/>
+              <w:top w:w="60" w:type="dxa"/>
+              <w:bottom w:w="60" w:type="dxa"/>
+              <w:left w:w="80" w:type="dxa"/>
+              <w:right w:w="80" w:type="dxa"/>
             </w:tcMar>
           </w:tcPr>
           <w:p>
@@ -2784,7 +2909,7 @@
             <w:r>
               <w:rPr>
                 <w:rFonts w:ascii="Times New Roman" w:hAnsi="Times New Roman"/>
-                <w:sz w:val="20"/>
+                <w:sz w:val="19"/>
               </w:rPr>
               <w:t>Fully connected representation layer</w:t>
             </w:r>
@@ -2792,15 +2917,19 @@
         </w:tc>
       </w:tr>
       <w:tr>
+        <w:trPr>
+          <w:cantSplit/>
+        </w:trPr>
         <w:tc>
           <w:tcPr>
-            <w:tcW w:type="dxa" w:w="2160"/>
+            <w:tcW w:type="dxa" w:w="2006"/>
+            <w:tcW w:w="2005" w:type="dxa"/>
             <w:shd w:fill="FFFFFF"/>
             <w:tcMar>
-              <w:top w:w="80" w:type="dxa"/>
-              <w:bottom w:w="80" w:type="dxa"/>
-              <w:left w:w="120" w:type="dxa"/>
-              <w:right w:w="120" w:type="dxa"/>
+              <w:top w:w="60" w:type="dxa"/>
+              <w:bottom w:w="60" w:type="dxa"/>
+              <w:left w:w="80" w:type="dxa"/>
+              <w:right w:w="80" w:type="dxa"/>
             </w:tcMar>
           </w:tcPr>
           <w:p>
@@ -2810,7 +2939,7 @@
             <w:r>
               <w:rPr>
                 <w:rFonts w:ascii="Times New Roman" w:hAnsi="Times New Roman"/>
-                <w:sz w:val="20"/>
+                <w:sz w:val="19"/>
               </w:rPr>
               <w:t>Dropout</w:t>
             </w:r>
@@ -2818,13 +2947,14 @@
         </w:tc>
         <w:tc>
           <w:tcPr>
-            <w:tcW w:type="dxa" w:w="1728"/>
+            <w:tcW w:type="dxa" w:w="1605"/>
+            <w:tcW w:w="1604" w:type="dxa"/>
             <w:shd w:fill="FFFFFF"/>
             <w:tcMar>
-              <w:top w:w="80" w:type="dxa"/>
-              <w:bottom w:w="80" w:type="dxa"/>
-              <w:left w:w="120" w:type="dxa"/>
-              <w:right w:w="120" w:type="dxa"/>
+              <w:top w:w="60" w:type="dxa"/>
+              <w:bottom w:w="60" w:type="dxa"/>
+              <w:left w:w="80" w:type="dxa"/>
+              <w:right w:w="80" w:type="dxa"/>
             </w:tcMar>
           </w:tcPr>
           <w:p>
@@ -2834,7 +2964,7 @@
             <w:r>
               <w:rPr>
                 <w:rFonts w:ascii="Times New Roman" w:hAnsi="Times New Roman"/>
-                <w:sz w:val="20"/>
+                <w:sz w:val="19"/>
               </w:rPr>
               <w:t>(None, 64)</w:t>
             </w:r>
@@ -2842,13 +2972,14 @@
         </w:tc>
         <w:tc>
           <w:tcPr>
-            <w:tcW w:type="dxa" w:w="1440"/>
+            <w:tcW w:type="dxa" w:w="1337"/>
+            <w:tcW w:w="1337" w:type="dxa"/>
             <w:shd w:fill="FFFFFF"/>
             <w:tcMar>
-              <w:top w:w="80" w:type="dxa"/>
-              <w:bottom w:w="80" w:type="dxa"/>
-              <w:left w:w="120" w:type="dxa"/>
-              <w:right w:w="120" w:type="dxa"/>
+              <w:top w:w="60" w:type="dxa"/>
+              <w:bottom w:w="60" w:type="dxa"/>
+              <w:left w:w="80" w:type="dxa"/>
+              <w:right w:w="80" w:type="dxa"/>
             </w:tcMar>
           </w:tcPr>
           <w:p>
@@ -2858,7 +2989,7 @@
             <w:r>
               <w:rPr>
                 <w:rFonts w:ascii="Times New Roman" w:hAnsi="Times New Roman"/>
-                <w:sz w:val="20"/>
+                <w:sz w:val="19"/>
               </w:rPr>
               <w:t>0</w:t>
             </w:r>
@@ -2866,13 +2997,14 @@
         </w:tc>
         <w:tc>
           <w:tcPr>
-            <w:tcW w:type="dxa" w:w="1440"/>
+            <w:tcW w:type="dxa" w:w="1337"/>
+            <w:tcW w:w="1337" w:type="dxa"/>
             <w:shd w:fill="FFFFFF"/>
             <w:tcMar>
-              <w:top w:w="80" w:type="dxa"/>
-              <w:bottom w:w="80" w:type="dxa"/>
-              <w:left w:w="120" w:type="dxa"/>
-              <w:right w:w="120" w:type="dxa"/>
+              <w:top w:w="60" w:type="dxa"/>
+              <w:bottom w:w="60" w:type="dxa"/>
+              <w:left w:w="80" w:type="dxa"/>
+              <w:right w:w="80" w:type="dxa"/>
             </w:tcMar>
           </w:tcPr>
           <w:p>
@@ -2882,7 +3014,7 @@
             <w:r>
               <w:rPr>
                 <w:rFonts w:ascii="Times New Roman" w:hAnsi="Times New Roman"/>
-                <w:sz w:val="20"/>
+                <w:sz w:val="19"/>
               </w:rPr>
               <w:t>-</w:t>
             </w:r>
@@ -2890,13 +3022,14 @@
         </w:tc>
         <w:tc>
           <w:tcPr>
-            <w:tcW w:type="dxa" w:w="3312"/>
+            <w:tcW w:type="dxa" w:w="3075"/>
+            <w:tcW w:w="3075" w:type="dxa"/>
             <w:shd w:fill="FFFFFF"/>
             <w:tcMar>
-              <w:top w:w="80" w:type="dxa"/>
-              <w:bottom w:w="80" w:type="dxa"/>
-              <w:left w:w="120" w:type="dxa"/>
-              <w:right w:w="120" w:type="dxa"/>
+              <w:top w:w="60" w:type="dxa"/>
+              <w:bottom w:w="60" w:type="dxa"/>
+              <w:left w:w="80" w:type="dxa"/>
+              <w:right w:w="80" w:type="dxa"/>
             </w:tcMar>
           </w:tcPr>
           <w:p>
@@ -2906,7 +3039,7 @@
             <w:r>
               <w:rPr>
                 <w:rFonts w:ascii="Times New Roman" w:hAnsi="Times New Roman"/>
-                <w:sz w:val="20"/>
+                <w:sz w:val="19"/>
               </w:rPr>
               <w:t>Dropout Rate = 0.2</w:t>
             </w:r>
@@ -2914,15 +3047,19 @@
         </w:tc>
       </w:tr>
       <w:tr>
+        <w:trPr>
+          <w:cantSplit/>
+        </w:trPr>
         <w:tc>
           <w:tcPr>
-            <w:tcW w:type="dxa" w:w="2160"/>
+            <w:tcW w:type="dxa" w:w="2006"/>
+            <w:tcW w:w="2005" w:type="dxa"/>
             <w:shd w:fill="F8FAFC"/>
             <w:tcMar>
-              <w:top w:w="80" w:type="dxa"/>
-              <w:bottom w:w="80" w:type="dxa"/>
-              <w:left w:w="120" w:type="dxa"/>
-              <w:right w:w="120" w:type="dxa"/>
+              <w:top w:w="60" w:type="dxa"/>
+              <w:bottom w:w="60" w:type="dxa"/>
+              <w:left w:w="80" w:type="dxa"/>
+              <w:right w:w="80" w:type="dxa"/>
             </w:tcMar>
           </w:tcPr>
           <w:p>
@@ -2932,7 +3069,7 @@
             <w:r>
               <w:rPr>
                 <w:rFonts w:ascii="Times New Roman" w:hAnsi="Times New Roman"/>
-                <w:sz w:val="20"/>
+                <w:sz w:val="19"/>
               </w:rPr>
               <w:t>Dense (Output)</w:t>
             </w:r>
@@ -2940,13 +3077,14 @@
         </w:tc>
         <w:tc>
           <w:tcPr>
-            <w:tcW w:type="dxa" w:w="1728"/>
+            <w:tcW w:type="dxa" w:w="1605"/>
+            <w:tcW w:w="1604" w:type="dxa"/>
             <w:shd w:fill="F8FAFC"/>
             <w:tcMar>
-              <w:top w:w="80" w:type="dxa"/>
-              <w:bottom w:w="80" w:type="dxa"/>
-              <w:left w:w="120" w:type="dxa"/>
-              <w:right w:w="120" w:type="dxa"/>
+              <w:top w:w="60" w:type="dxa"/>
+              <w:bottom w:w="60" w:type="dxa"/>
+              <w:left w:w="80" w:type="dxa"/>
+              <w:right w:w="80" w:type="dxa"/>
             </w:tcMar>
           </w:tcPr>
           <w:p>
@@ -2956,7 +3094,7 @@
             <w:r>
               <w:rPr>
                 <w:rFonts w:ascii="Times New Roman" w:hAnsi="Times New Roman"/>
-                <w:sz w:val="20"/>
+                <w:sz w:val="19"/>
               </w:rPr>
               <w:t>(None, 5)</w:t>
             </w:r>
@@ -2964,13 +3102,14 @@
         </w:tc>
         <w:tc>
           <w:tcPr>
-            <w:tcW w:type="dxa" w:w="1440"/>
+            <w:tcW w:type="dxa" w:w="1337"/>
+            <w:tcW w:w="1337" w:type="dxa"/>
             <w:shd w:fill="F8FAFC"/>
             <w:tcMar>
-              <w:top w:w="80" w:type="dxa"/>
-              <w:bottom w:w="80" w:type="dxa"/>
-              <w:left w:w="120" w:type="dxa"/>
-              <w:right w:w="120" w:type="dxa"/>
+              <w:top w:w="60" w:type="dxa"/>
+              <w:bottom w:w="60" w:type="dxa"/>
+              <w:left w:w="80" w:type="dxa"/>
+              <w:right w:w="80" w:type="dxa"/>
             </w:tcMar>
           </w:tcPr>
           <w:p>
@@ -2980,7 +3119,7 @@
             <w:r>
               <w:rPr>
                 <w:rFonts w:ascii="Times New Roman" w:hAnsi="Times New Roman"/>
-                <w:sz w:val="20"/>
+                <w:sz w:val="19"/>
               </w:rPr>
               <w:t>325</w:t>
             </w:r>
@@ -2988,13 +3127,14 @@
         </w:tc>
         <w:tc>
           <w:tcPr>
-            <w:tcW w:type="dxa" w:w="1440"/>
+            <w:tcW w:type="dxa" w:w="1337"/>
+            <w:tcW w:w="1337" w:type="dxa"/>
             <w:shd w:fill="F8FAFC"/>
             <w:tcMar>
-              <w:top w:w="80" w:type="dxa"/>
-              <w:bottom w:w="80" w:type="dxa"/>
-              <w:left w:w="120" w:type="dxa"/>
-              <w:right w:w="120" w:type="dxa"/>
+              <w:top w:w="60" w:type="dxa"/>
+              <w:bottom w:w="60" w:type="dxa"/>
+              <w:left w:w="80" w:type="dxa"/>
+              <w:right w:w="80" w:type="dxa"/>
             </w:tcMar>
           </w:tcPr>
           <w:p>
@@ -3004,7 +3144,7 @@
             <w:r>
               <w:rPr>
                 <w:rFonts w:ascii="Times New Roman" w:hAnsi="Times New Roman"/>
-                <w:sz w:val="20"/>
+                <w:sz w:val="19"/>
               </w:rPr>
               <w:t>Softmax</w:t>
             </w:r>
@@ -3012,13 +3152,14 @@
         </w:tc>
         <w:tc>
           <w:tcPr>
-            <w:tcW w:type="dxa" w:w="3312"/>
+            <w:tcW w:type="dxa" w:w="3075"/>
+            <w:tcW w:w="3075" w:type="dxa"/>
             <w:shd w:fill="F8FAFC"/>
             <w:tcMar>
-              <w:top w:w="80" w:type="dxa"/>
-              <w:bottom w:w="80" w:type="dxa"/>
-              <w:left w:w="120" w:type="dxa"/>
-              <w:right w:w="120" w:type="dxa"/>
+              <w:top w:w="60" w:type="dxa"/>
+              <w:bottom w:w="60" w:type="dxa"/>
+              <w:left w:w="80" w:type="dxa"/>
+              <w:right w:w="80" w:type="dxa"/>
             </w:tcMar>
           </w:tcPr>
           <w:p>
@@ -3028,7 +3169,7 @@
             <w:r>
               <w:rPr>
                 <w:rFonts w:ascii="Times New Roman" w:hAnsi="Times New Roman"/>
-                <w:sz w:val="20"/>
+                <w:sz w:val="19"/>
               </w:rPr>
               <w:t>Multi-class probabilities (5 attack classes)</w:t>
             </w:r>
@@ -3044,7 +3185,7 @@
     <w:p>
       <w:pPr>
         <w:keepNext/>
-        <w:spacing w:before="240" w:after="80"/>
+        <w:spacing w:before="280" w:after="80"/>
       </w:pPr>
       <w:r>
         <w:rPr>
@@ -3079,15 +3220,20 @@
         <w:gridCol w:w="1872"/>
       </w:tblGrid>
       <w:tr>
+        <w:trPr>
+          <w:cantSplit/>
+          <w:tblHeader/>
+        </w:trPr>
         <w:tc>
           <w:tcPr>
-            <w:tcW w:type="dxa" w:w="720"/>
+            <w:tcW w:type="dxa" w:w="650"/>
+            <w:tcW w:w="650" w:type="dxa"/>
             <w:shd w:fill="00529B"/>
             <w:tcMar>
-              <w:top w:w="120" w:type="dxa"/>
-              <w:bottom w:w="120" w:type="dxa"/>
-              <w:left w:w="140" w:type="dxa"/>
-              <w:right w:w="140" w:type="dxa"/>
+              <w:top w:w="100" w:type="dxa"/>
+              <w:bottom w:w="100" w:type="dxa"/>
+              <w:left w:w="100" w:type="dxa"/>
+              <w:right w:w="100" w:type="dxa"/>
             </w:tcMar>
           </w:tcPr>
           <w:p>
@@ -3099,7 +3245,7 @@
                 <w:rFonts w:ascii="Arial" w:hAnsi="Arial"/>
                 <w:b/>
                 <w:color w:val="FFFFFF"/>
-                <w:sz w:val="20"/>
+                <w:sz w:val="19"/>
               </w:rPr>
               <w:t>Idx</w:t>
             </w:r>
@@ -3107,13 +3253,14 @@
         </w:tc>
         <w:tc>
           <w:tcPr>
-            <w:tcW w:type="dxa" w:w="2592"/>
+            <w:tcW w:type="dxa" w:w="2340"/>
+            <w:tcW w:w="2340" w:type="dxa"/>
             <w:shd w:fill="00529B"/>
             <w:tcMar>
-              <w:top w:w="120" w:type="dxa"/>
-              <w:bottom w:w="120" w:type="dxa"/>
-              <w:left w:w="140" w:type="dxa"/>
-              <w:right w:w="140" w:type="dxa"/>
+              <w:top w:w="100" w:type="dxa"/>
+              <w:bottom w:w="100" w:type="dxa"/>
+              <w:left w:w="100" w:type="dxa"/>
+              <w:right w:w="100" w:type="dxa"/>
             </w:tcMar>
           </w:tcPr>
           <w:p>
@@ -3125,7 +3272,7 @@
                 <w:rFonts w:ascii="Arial" w:hAnsi="Arial"/>
                 <w:b/>
                 <w:color w:val="FFFFFF"/>
-                <w:sz w:val="20"/>
+                <w:sz w:val="19"/>
               </w:rPr>
               <w:t>NSL-KDD Feature</w:t>
             </w:r>
@@ -3133,13 +3280,14 @@
         </w:tc>
         <w:tc>
           <w:tcPr>
-            <w:tcW w:type="dxa" w:w="1872"/>
+            <w:tcW w:type="dxa" w:w="1690"/>
+            <w:tcW w:w="1690" w:type="dxa"/>
             <w:shd w:fill="00529B"/>
             <w:tcMar>
-              <w:top w:w="120" w:type="dxa"/>
-              <w:bottom w:w="120" w:type="dxa"/>
-              <w:left w:w="140" w:type="dxa"/>
-              <w:right w:w="140" w:type="dxa"/>
+              <w:top w:w="100" w:type="dxa"/>
+              <w:bottom w:w="100" w:type="dxa"/>
+              <w:left w:w="100" w:type="dxa"/>
+              <w:right w:w="100" w:type="dxa"/>
             </w:tcMar>
           </w:tcPr>
           <w:p>
@@ -3151,7 +3299,7 @@
                 <w:rFonts w:ascii="Arial" w:hAnsi="Arial"/>
                 <w:b/>
                 <w:color w:val="FFFFFF"/>
-                <w:sz w:val="20"/>
+                <w:sz w:val="19"/>
               </w:rPr>
               <w:t>BWOA Status</w:t>
             </w:r>
@@ -3159,13 +3307,14 @@
         </w:tc>
         <w:tc>
           <w:tcPr>
-            <w:tcW w:type="dxa" w:w="2592"/>
+            <w:tcW w:type="dxa" w:w="2340"/>
+            <w:tcW w:w="2340" w:type="dxa"/>
             <w:shd w:fill="00529B"/>
             <w:tcMar>
-              <w:top w:w="120" w:type="dxa"/>
-              <w:bottom w:w="120" w:type="dxa"/>
-              <w:left w:w="140" w:type="dxa"/>
-              <w:right w:w="140" w:type="dxa"/>
+              <w:top w:w="100" w:type="dxa"/>
+              <w:bottom w:w="100" w:type="dxa"/>
+              <w:left w:w="100" w:type="dxa"/>
+              <w:right w:w="100" w:type="dxa"/>
             </w:tcMar>
           </w:tcPr>
           <w:p>
@@ -3177,7 +3326,7 @@
                 <w:rFonts w:ascii="Arial" w:hAnsi="Arial"/>
                 <w:b/>
                 <w:color w:val="FFFFFF"/>
-                <w:sz w:val="20"/>
+                <w:sz w:val="19"/>
               </w:rPr>
               <w:t>CICFlowMeter Equivalent</w:t>
             </w:r>
@@ -3185,13 +3334,14 @@
         </w:tc>
         <w:tc>
           <w:tcPr>
-            <w:tcW w:type="dxa" w:w="2592"/>
+            <w:tcW w:type="dxa" w:w="2340"/>
+            <w:tcW w:w="2340" w:type="dxa"/>
             <w:shd w:fill="00529B"/>
             <w:tcMar>
-              <w:top w:w="120" w:type="dxa"/>
-              <w:bottom w:w="120" w:type="dxa"/>
-              <w:left w:w="140" w:type="dxa"/>
-              <w:right w:w="140" w:type="dxa"/>
+              <w:top w:w="100" w:type="dxa"/>
+              <w:bottom w:w="100" w:type="dxa"/>
+              <w:left w:w="100" w:type="dxa"/>
+              <w:right w:w="100" w:type="dxa"/>
             </w:tcMar>
           </w:tcPr>
           <w:p>
@@ -3203,7 +3353,7 @@
                 <w:rFonts w:ascii="Arial" w:hAnsi="Arial"/>
                 <w:b/>
                 <w:color w:val="FFFFFF"/>
-                <w:sz w:val="20"/>
+                <w:sz w:val="19"/>
               </w:rPr>
               <w:t>Description</w:t>
             </w:r>
@@ -3211,15 +3361,19 @@
         </w:tc>
       </w:tr>
       <w:tr>
+        <w:trPr>
+          <w:cantSplit/>
+        </w:trPr>
         <w:tc>
           <w:tcPr>
-            <w:tcW w:type="dxa" w:w="720"/>
+            <w:tcW w:type="dxa" w:w="650"/>
+            <w:tcW w:w="650" w:type="dxa"/>
             <w:shd w:fill="FFFFFF"/>
             <w:tcMar>
-              <w:top w:w="80" w:type="dxa"/>
-              <w:bottom w:w="80" w:type="dxa"/>
-              <w:left w:w="120" w:type="dxa"/>
-              <w:right w:w="120" w:type="dxa"/>
+              <w:top w:w="60" w:type="dxa"/>
+              <w:bottom w:w="60" w:type="dxa"/>
+              <w:left w:w="80" w:type="dxa"/>
+              <w:right w:w="80" w:type="dxa"/>
             </w:tcMar>
           </w:tcPr>
           <w:p>
@@ -3229,7 +3383,7 @@
             <w:r>
               <w:rPr>
                 <w:rFonts w:ascii="Times New Roman" w:hAnsi="Times New Roman"/>
-                <w:sz w:val="20"/>
+                <w:sz w:val="19"/>
               </w:rPr>
               <w:t>1</w:t>
             </w:r>
@@ -3237,13 +3391,14 @@
         </w:tc>
         <w:tc>
           <w:tcPr>
-            <w:tcW w:type="dxa" w:w="2592"/>
+            <w:tcW w:type="dxa" w:w="2340"/>
+            <w:tcW w:w="2340" w:type="dxa"/>
             <w:shd w:fill="FFFFFF"/>
             <w:tcMar>
-              <w:top w:w="80" w:type="dxa"/>
-              <w:bottom w:w="80" w:type="dxa"/>
-              <w:left w:w="120" w:type="dxa"/>
-              <w:right w:w="120" w:type="dxa"/>
+              <w:top w:w="60" w:type="dxa"/>
+              <w:bottom w:w="60" w:type="dxa"/>
+              <w:left w:w="80" w:type="dxa"/>
+              <w:right w:w="80" w:type="dxa"/>
             </w:tcMar>
           </w:tcPr>
           <w:p>
@@ -3253,7 +3408,7 @@
             <w:r>
               <w:rPr>
                 <w:rFonts w:ascii="Times New Roman" w:hAnsi="Times New Roman"/>
-                <w:sz w:val="20"/>
+                <w:sz w:val="19"/>
               </w:rPr>
               <w:t>duration</w:t>
             </w:r>
@@ -3261,13 +3416,14 @@
         </w:tc>
         <w:tc>
           <w:tcPr>
-            <w:tcW w:type="dxa" w:w="1872"/>
+            <w:tcW w:type="dxa" w:w="1690"/>
+            <w:tcW w:w="1690" w:type="dxa"/>
             <w:shd w:fill="FFFFFF"/>
             <w:tcMar>
-              <w:top w:w="80" w:type="dxa"/>
-              <w:bottom w:w="80" w:type="dxa"/>
-              <w:left w:w="120" w:type="dxa"/>
-              <w:right w:w="120" w:type="dxa"/>
+              <w:top w:w="60" w:type="dxa"/>
+              <w:bottom w:w="60" w:type="dxa"/>
+              <w:left w:w="80" w:type="dxa"/>
+              <w:right w:w="80" w:type="dxa"/>
             </w:tcMar>
           </w:tcPr>
           <w:p>
@@ -3277,7 +3433,7 @@
             <w:r>
               <w:rPr>
                 <w:rFonts w:ascii="Times New Roman" w:hAnsi="Times New Roman"/>
-                <w:sz w:val="20"/>
+                <w:sz w:val="19"/>
               </w:rPr>
               <w:t>Pruned</w:t>
             </w:r>
@@ -3285,13 +3441,14 @@
         </w:tc>
         <w:tc>
           <w:tcPr>
-            <w:tcW w:type="dxa" w:w="2592"/>
+            <w:tcW w:type="dxa" w:w="2340"/>
+            <w:tcW w:w="2340" w:type="dxa"/>
             <w:shd w:fill="FFFFFF"/>
             <w:tcMar>
-              <w:top w:w="80" w:type="dxa"/>
-              <w:bottom w:w="80" w:type="dxa"/>
-              <w:left w:w="120" w:type="dxa"/>
-              <w:right w:w="120" w:type="dxa"/>
+              <w:top w:w="60" w:type="dxa"/>
+              <w:bottom w:w="60" w:type="dxa"/>
+              <w:left w:w="80" w:type="dxa"/>
+              <w:right w:w="80" w:type="dxa"/>
             </w:tcMar>
           </w:tcPr>
           <w:p>
@@ -3301,7 +3458,7 @@
             <w:r>
               <w:rPr>
                 <w:rFonts w:ascii="Times New Roman" w:hAnsi="Times New Roman"/>
-                <w:sz w:val="20"/>
+                <w:sz w:val="19"/>
               </w:rPr>
               <w:t>Flow Duration</w:t>
             </w:r>
@@ -3309,13 +3466,14 @@
         </w:tc>
         <w:tc>
           <w:tcPr>
-            <w:tcW w:type="dxa" w:w="2592"/>
+            <w:tcW w:type="dxa" w:w="2340"/>
+            <w:tcW w:w="2340" w:type="dxa"/>
             <w:shd w:fill="FFFFFF"/>
             <w:tcMar>
-              <w:top w:w="80" w:type="dxa"/>
-              <w:bottom w:w="80" w:type="dxa"/>
-              <w:left w:w="120" w:type="dxa"/>
-              <w:right w:w="120" w:type="dxa"/>
+              <w:top w:w="60" w:type="dxa"/>
+              <w:bottom w:w="60" w:type="dxa"/>
+              <w:left w:w="80" w:type="dxa"/>
+              <w:right w:w="80" w:type="dxa"/>
             </w:tcMar>
           </w:tcPr>
           <w:p>
@@ -3325,7 +3483,7 @@
             <w:r>
               <w:rPr>
                 <w:rFonts w:ascii="Times New Roman" w:hAnsi="Times New Roman"/>
-                <w:sz w:val="20"/>
+                <w:sz w:val="19"/>
               </w:rPr>
               <w:t>Connection duration in seconds</w:t>
             </w:r>
@@ -3333,15 +3491,19 @@
         </w:tc>
       </w:tr>
       <w:tr>
+        <w:trPr>
+          <w:cantSplit/>
+        </w:trPr>
         <w:tc>
           <w:tcPr>
-            <w:tcW w:type="dxa" w:w="720"/>
+            <w:tcW w:type="dxa" w:w="650"/>
+            <w:tcW w:w="650" w:type="dxa"/>
             <w:shd w:fill="F8FAFC"/>
             <w:tcMar>
-              <w:top w:w="80" w:type="dxa"/>
-              <w:bottom w:w="80" w:type="dxa"/>
-              <w:left w:w="120" w:type="dxa"/>
-              <w:right w:w="120" w:type="dxa"/>
+              <w:top w:w="60" w:type="dxa"/>
+              <w:bottom w:w="60" w:type="dxa"/>
+              <w:left w:w="80" w:type="dxa"/>
+              <w:right w:w="80" w:type="dxa"/>
             </w:tcMar>
           </w:tcPr>
           <w:p>
@@ -3351,7 +3513,7 @@
             <w:r>
               <w:rPr>
                 <w:rFonts w:ascii="Times New Roman" w:hAnsi="Times New Roman"/>
-                <w:sz w:val="20"/>
+                <w:sz w:val="19"/>
               </w:rPr>
               <w:t>2</w:t>
             </w:r>
@@ -3359,13 +3521,14 @@
         </w:tc>
         <w:tc>
           <w:tcPr>
-            <w:tcW w:type="dxa" w:w="2592"/>
+            <w:tcW w:type="dxa" w:w="2340"/>
+            <w:tcW w:w="2340" w:type="dxa"/>
             <w:shd w:fill="F8FAFC"/>
             <w:tcMar>
-              <w:top w:w="80" w:type="dxa"/>
-              <w:bottom w:w="80" w:type="dxa"/>
-              <w:left w:w="120" w:type="dxa"/>
-              <w:right w:w="120" w:type="dxa"/>
+              <w:top w:w="60" w:type="dxa"/>
+              <w:bottom w:w="60" w:type="dxa"/>
+              <w:left w:w="80" w:type="dxa"/>
+              <w:right w:w="80" w:type="dxa"/>
             </w:tcMar>
           </w:tcPr>
           <w:p>
@@ -3375,7 +3538,7 @@
             <w:r>
               <w:rPr>
                 <w:rFonts w:ascii="Times New Roman" w:hAnsi="Times New Roman"/>
-                <w:sz w:val="20"/>
+                <w:sz w:val="19"/>
               </w:rPr>
               <w:t>protocol_type</w:t>
             </w:r>
@@ -3383,13 +3546,14 @@
         </w:tc>
         <w:tc>
           <w:tcPr>
-            <w:tcW w:type="dxa" w:w="1872"/>
+            <w:tcW w:type="dxa" w:w="1690"/>
+            <w:tcW w:w="1690" w:type="dxa"/>
             <w:shd w:fill="F8FAFC"/>
             <w:tcMar>
-              <w:top w:w="80" w:type="dxa"/>
-              <w:bottom w:w="80" w:type="dxa"/>
-              <w:left w:w="120" w:type="dxa"/>
-              <w:right w:w="120" w:type="dxa"/>
+              <w:top w:w="60" w:type="dxa"/>
+              <w:bottom w:w="60" w:type="dxa"/>
+              <w:left w:w="80" w:type="dxa"/>
+              <w:right w:w="80" w:type="dxa"/>
             </w:tcMar>
           </w:tcPr>
           <w:p>
@@ -3399,7 +3563,7 @@
             <w:r>
               <w:rPr>
                 <w:rFonts w:ascii="Times New Roman" w:hAnsi="Times New Roman"/>
-                <w:sz w:val="20"/>
+                <w:sz w:val="19"/>
               </w:rPr>
               <w:t>SELECTED (8)</w:t>
             </w:r>
@@ -3407,13 +3571,14 @@
         </w:tc>
         <w:tc>
           <w:tcPr>
-            <w:tcW w:type="dxa" w:w="2592"/>
+            <w:tcW w:type="dxa" w:w="2340"/>
+            <w:tcW w:w="2340" w:type="dxa"/>
             <w:shd w:fill="F8FAFC"/>
             <w:tcMar>
-              <w:top w:w="80" w:type="dxa"/>
-              <w:bottom w:w="80" w:type="dxa"/>
-              <w:left w:w="120" w:type="dxa"/>
-              <w:right w:w="120" w:type="dxa"/>
+              <w:top w:w="60" w:type="dxa"/>
+              <w:bottom w:w="60" w:type="dxa"/>
+              <w:left w:w="80" w:type="dxa"/>
+              <w:right w:w="80" w:type="dxa"/>
             </w:tcMar>
           </w:tcPr>
           <w:p>
@@ -3423,7 +3588,7 @@
             <w:r>
               <w:rPr>
                 <w:rFonts w:ascii="Times New Roman" w:hAnsi="Times New Roman"/>
-                <w:sz w:val="20"/>
+                <w:sz w:val="19"/>
               </w:rPr>
               <w:t>Protocol</w:t>
             </w:r>
@@ -3431,13 +3596,14 @@
         </w:tc>
         <w:tc>
           <w:tcPr>
-            <w:tcW w:type="dxa" w:w="2592"/>
+            <w:tcW w:type="dxa" w:w="2340"/>
+            <w:tcW w:w="2340" w:type="dxa"/>
             <w:shd w:fill="F8FAFC"/>
             <w:tcMar>
-              <w:top w:w="80" w:type="dxa"/>
-              <w:bottom w:w="80" w:type="dxa"/>
-              <w:left w:w="120" w:type="dxa"/>
-              <w:right w:w="120" w:type="dxa"/>
+              <w:top w:w="60" w:type="dxa"/>
+              <w:bottom w:w="60" w:type="dxa"/>
+              <w:left w:w="80" w:type="dxa"/>
+              <w:right w:w="80" w:type="dxa"/>
             </w:tcMar>
           </w:tcPr>
           <w:p>
@@ -3447,7 +3613,7 @@
             <w:r>
               <w:rPr>
                 <w:rFonts w:ascii="Times New Roman" w:hAnsi="Times New Roman"/>
-                <w:sz w:val="20"/>
+                <w:sz w:val="19"/>
               </w:rPr>
               <w:t>Network layer protocol (TCP/UDP/ICMP)</w:t>
             </w:r>
@@ -3455,15 +3621,19 @@
         </w:tc>
       </w:tr>
       <w:tr>
+        <w:trPr>
+          <w:cantSplit/>
+        </w:trPr>
         <w:tc>
           <w:tcPr>
-            <w:tcW w:type="dxa" w:w="720"/>
+            <w:tcW w:type="dxa" w:w="650"/>
+            <w:tcW w:w="650" w:type="dxa"/>
             <w:shd w:fill="FFFFFF"/>
             <w:tcMar>
-              <w:top w:w="80" w:type="dxa"/>
-              <w:bottom w:w="80" w:type="dxa"/>
-              <w:left w:w="120" w:type="dxa"/>
-              <w:right w:w="120" w:type="dxa"/>
+              <w:top w:w="60" w:type="dxa"/>
+              <w:bottom w:w="60" w:type="dxa"/>
+              <w:left w:w="80" w:type="dxa"/>
+              <w:right w:w="80" w:type="dxa"/>
             </w:tcMar>
           </w:tcPr>
           <w:p>
@@ -3473,7 +3643,7 @@
             <w:r>
               <w:rPr>
                 <w:rFonts w:ascii="Times New Roman" w:hAnsi="Times New Roman"/>
-                <w:sz w:val="20"/>
+                <w:sz w:val="19"/>
               </w:rPr>
               <w:t>3</w:t>
             </w:r>
@@ -3481,13 +3651,14 @@
         </w:tc>
         <w:tc>
           <w:tcPr>
-            <w:tcW w:type="dxa" w:w="2592"/>
+            <w:tcW w:type="dxa" w:w="2340"/>
+            <w:tcW w:w="2340" w:type="dxa"/>
             <w:shd w:fill="FFFFFF"/>
             <w:tcMar>
-              <w:top w:w="80" w:type="dxa"/>
-              <w:bottom w:w="80" w:type="dxa"/>
-              <w:left w:w="120" w:type="dxa"/>
-              <w:right w:w="120" w:type="dxa"/>
+              <w:top w:w="60" w:type="dxa"/>
+              <w:bottom w:w="60" w:type="dxa"/>
+              <w:left w:w="80" w:type="dxa"/>
+              <w:right w:w="80" w:type="dxa"/>
             </w:tcMar>
           </w:tcPr>
           <w:p>
@@ -3497,7 +3668,7 @@
             <w:r>
               <w:rPr>
                 <w:rFonts w:ascii="Times New Roman" w:hAnsi="Times New Roman"/>
-                <w:sz w:val="20"/>
+                <w:sz w:val="19"/>
               </w:rPr>
               <w:t>service</w:t>
             </w:r>
@@ -3505,13 +3676,14 @@
         </w:tc>
         <w:tc>
           <w:tcPr>
-            <w:tcW w:type="dxa" w:w="1872"/>
+            <w:tcW w:type="dxa" w:w="1690"/>
+            <w:tcW w:w="1690" w:type="dxa"/>
             <w:shd w:fill="FFFFFF"/>
             <w:tcMar>
-              <w:top w:w="80" w:type="dxa"/>
-              <w:bottom w:w="80" w:type="dxa"/>
-              <w:left w:w="120" w:type="dxa"/>
-              <w:right w:w="120" w:type="dxa"/>
+              <w:top w:w="60" w:type="dxa"/>
+              <w:bottom w:w="60" w:type="dxa"/>
+              <w:left w:w="80" w:type="dxa"/>
+              <w:right w:w="80" w:type="dxa"/>
             </w:tcMar>
           </w:tcPr>
           <w:p>
@@ -3521,7 +3693,7 @@
             <w:r>
               <w:rPr>
                 <w:rFonts w:ascii="Times New Roman" w:hAnsi="Times New Roman"/>
-                <w:sz w:val="20"/>
+                <w:sz w:val="19"/>
               </w:rPr>
               <w:t>SELECTED (2)</w:t>
             </w:r>
@@ -3529,13 +3701,14 @@
         </w:tc>
         <w:tc>
           <w:tcPr>
-            <w:tcW w:type="dxa" w:w="2592"/>
+            <w:tcW w:type="dxa" w:w="2340"/>
+            <w:tcW w:w="2340" w:type="dxa"/>
             <w:shd w:fill="FFFFFF"/>
             <w:tcMar>
-              <w:top w:w="80" w:type="dxa"/>
-              <w:bottom w:w="80" w:type="dxa"/>
-              <w:left w:w="120" w:type="dxa"/>
-              <w:right w:w="120" w:type="dxa"/>
+              <w:top w:w="60" w:type="dxa"/>
+              <w:bottom w:w="60" w:type="dxa"/>
+              <w:left w:w="80" w:type="dxa"/>
+              <w:right w:w="80" w:type="dxa"/>
             </w:tcMar>
           </w:tcPr>
           <w:p>
@@ -3545,7 +3718,7 @@
             <w:r>
               <w:rPr>
                 <w:rFonts w:ascii="Times New Roman" w:hAnsi="Times New Roman"/>
-                <w:sz w:val="20"/>
+                <w:sz w:val="19"/>
               </w:rPr>
               <w:t>Dst Port / App Protocol</w:t>
             </w:r>
@@ -3553,13 +3726,14 @@
         </w:tc>
         <w:tc>
           <w:tcPr>
-            <w:tcW w:type="dxa" w:w="2592"/>
+            <w:tcW w:type="dxa" w:w="2340"/>
+            <w:tcW w:w="2340" w:type="dxa"/>
             <w:shd w:fill="FFFFFF"/>
             <w:tcMar>
-              <w:top w:w="80" w:type="dxa"/>
-              <w:bottom w:w="80" w:type="dxa"/>
-              <w:left w:w="120" w:type="dxa"/>
-              <w:right w:w="120" w:type="dxa"/>
+              <w:top w:w="60" w:type="dxa"/>
+              <w:bottom w:w="60" w:type="dxa"/>
+              <w:left w:w="80" w:type="dxa"/>
+              <w:right w:w="80" w:type="dxa"/>
             </w:tcMar>
           </w:tcPr>
           <w:p>
@@ -3569,7 +3743,7 @@
             <w:r>
               <w:rPr>
                 <w:rFonts w:ascii="Times New Roman" w:hAnsi="Times New Roman"/>
-                <w:sz w:val="20"/>
+                <w:sz w:val="19"/>
               </w:rPr>
               <w:t>Destination service (HTTP, Modbus, Private)</w:t>
             </w:r>
@@ -3577,15 +3751,19 @@
         </w:tc>
       </w:tr>
       <w:tr>
+        <w:trPr>
+          <w:cantSplit/>
+        </w:trPr>
         <w:tc>
           <w:tcPr>
-            <w:tcW w:type="dxa" w:w="720"/>
+            <w:tcW w:type="dxa" w:w="650"/>
+            <w:tcW w:w="650" w:type="dxa"/>
             <w:shd w:fill="F8FAFC"/>
             <w:tcMar>
-              <w:top w:w="80" w:type="dxa"/>
-              <w:bottom w:w="80" w:type="dxa"/>
-              <w:left w:w="120" w:type="dxa"/>
-              <w:right w:w="120" w:type="dxa"/>
+              <w:top w:w="60" w:type="dxa"/>
+              <w:bottom w:w="60" w:type="dxa"/>
+              <w:left w:w="80" w:type="dxa"/>
+              <w:right w:w="80" w:type="dxa"/>
             </w:tcMar>
           </w:tcPr>
           <w:p>
@@ -3595,7 +3773,7 @@
             <w:r>
               <w:rPr>
                 <w:rFonts w:ascii="Times New Roman" w:hAnsi="Times New Roman"/>
-                <w:sz w:val="20"/>
+                <w:sz w:val="19"/>
               </w:rPr>
               <w:t>4</w:t>
             </w:r>
@@ -3603,13 +3781,14 @@
         </w:tc>
         <w:tc>
           <w:tcPr>
-            <w:tcW w:type="dxa" w:w="2592"/>
+            <w:tcW w:type="dxa" w:w="2340"/>
+            <w:tcW w:w="2340" w:type="dxa"/>
             <w:shd w:fill="F8FAFC"/>
             <w:tcMar>
-              <w:top w:w="80" w:type="dxa"/>
-              <w:bottom w:w="80" w:type="dxa"/>
-              <w:left w:w="120" w:type="dxa"/>
-              <w:right w:w="120" w:type="dxa"/>
+              <w:top w:w="60" w:type="dxa"/>
+              <w:bottom w:w="60" w:type="dxa"/>
+              <w:left w:w="80" w:type="dxa"/>
+              <w:right w:w="80" w:type="dxa"/>
             </w:tcMar>
           </w:tcPr>
           <w:p>
@@ -3619,7 +3798,7 @@
             <w:r>
               <w:rPr>
                 <w:rFonts w:ascii="Times New Roman" w:hAnsi="Times New Roman"/>
-                <w:sz w:val="20"/>
+                <w:sz w:val="19"/>
               </w:rPr>
               <w:t>flag</w:t>
             </w:r>
@@ -3627,13 +3806,14 @@
         </w:tc>
         <w:tc>
           <w:tcPr>
-            <w:tcW w:type="dxa" w:w="1872"/>
+            <w:tcW w:type="dxa" w:w="1690"/>
+            <w:tcW w:w="1690" w:type="dxa"/>
             <w:shd w:fill="F8FAFC"/>
             <w:tcMar>
-              <w:top w:w="80" w:type="dxa"/>
-              <w:bottom w:w="80" w:type="dxa"/>
-              <w:left w:w="120" w:type="dxa"/>
-              <w:right w:w="120" w:type="dxa"/>
+              <w:top w:w="60" w:type="dxa"/>
+              <w:bottom w:w="60" w:type="dxa"/>
+              <w:left w:w="80" w:type="dxa"/>
+              <w:right w:w="80" w:type="dxa"/>
             </w:tcMar>
           </w:tcPr>
           <w:p>
@@ -3643,7 +3823,7 @@
             <w:r>
               <w:rPr>
                 <w:rFonts w:ascii="Times New Roman" w:hAnsi="Times New Roman"/>
-                <w:sz w:val="20"/>
+                <w:sz w:val="19"/>
               </w:rPr>
               <w:t>SELECTED (3)</w:t>
             </w:r>
@@ -3651,13 +3831,14 @@
         </w:tc>
         <w:tc>
           <w:tcPr>
-            <w:tcW w:type="dxa" w:w="2592"/>
+            <w:tcW w:type="dxa" w:w="2340"/>
+            <w:tcW w:w="2340" w:type="dxa"/>
             <w:shd w:fill="F8FAFC"/>
             <w:tcMar>
-              <w:top w:w="80" w:type="dxa"/>
-              <w:bottom w:w="80" w:type="dxa"/>
-              <w:left w:w="120" w:type="dxa"/>
-              <w:right w:w="120" w:type="dxa"/>
+              <w:top w:w="60" w:type="dxa"/>
+              <w:bottom w:w="60" w:type="dxa"/>
+              <w:left w:w="80" w:type="dxa"/>
+              <w:right w:w="80" w:type="dxa"/>
             </w:tcMar>
           </w:tcPr>
           <w:p>
@@ -3667,7 +3848,7 @@
             <w:r>
               <w:rPr>
                 <w:rFonts w:ascii="Times New Roman" w:hAnsi="Times New Roman"/>
-                <w:sz w:val="20"/>
+                <w:sz w:val="19"/>
               </w:rPr>
               <w:t>TCP Flags Count</w:t>
             </w:r>
@@ -3675,13 +3856,14 @@
         </w:tc>
         <w:tc>
           <w:tcPr>
-            <w:tcW w:type="dxa" w:w="2592"/>
+            <w:tcW w:type="dxa" w:w="2340"/>
+            <w:tcW w:w="2340" w:type="dxa"/>
             <w:shd w:fill="F8FAFC"/>
             <w:tcMar>
-              <w:top w:w="80" w:type="dxa"/>
-              <w:bottom w:w="80" w:type="dxa"/>
-              <w:left w:w="120" w:type="dxa"/>
-              <w:right w:w="120" w:type="dxa"/>
+              <w:top w:w="60" w:type="dxa"/>
+              <w:bottom w:w="60" w:type="dxa"/>
+              <w:left w:w="80" w:type="dxa"/>
+              <w:right w:w="80" w:type="dxa"/>
             </w:tcMar>
           </w:tcPr>
           <w:p>
@@ -3691,7 +3873,7 @@
             <w:r>
               <w:rPr>
                 <w:rFonts w:ascii="Times New Roman" w:hAnsi="Times New Roman"/>
-                <w:sz w:val="20"/>
+                <w:sz w:val="19"/>
               </w:rPr>
               <w:t>Connection completion status (SF, S0, REJ)</w:t>
             </w:r>
@@ -3699,15 +3881,19 @@
         </w:tc>
       </w:tr>
       <w:tr>
+        <w:trPr>
+          <w:cantSplit/>
+        </w:trPr>
         <w:tc>
           <w:tcPr>
-            <w:tcW w:type="dxa" w:w="720"/>
+            <w:tcW w:type="dxa" w:w="650"/>
+            <w:tcW w:w="650" w:type="dxa"/>
             <w:shd w:fill="FFFFFF"/>
             <w:tcMar>
-              <w:top w:w="80" w:type="dxa"/>
-              <w:bottom w:w="80" w:type="dxa"/>
-              <w:left w:w="120" w:type="dxa"/>
-              <w:right w:w="120" w:type="dxa"/>
+              <w:top w:w="60" w:type="dxa"/>
+              <w:bottom w:w="60" w:type="dxa"/>
+              <w:left w:w="80" w:type="dxa"/>
+              <w:right w:w="80" w:type="dxa"/>
             </w:tcMar>
           </w:tcPr>
           <w:p>
@@ -3717,7 +3903,7 @@
             <w:r>
               <w:rPr>
                 <w:rFonts w:ascii="Times New Roman" w:hAnsi="Times New Roman"/>
-                <w:sz w:val="20"/>
+                <w:sz w:val="19"/>
               </w:rPr>
               <w:t>5</w:t>
             </w:r>
@@ -3725,13 +3911,14 @@
         </w:tc>
         <w:tc>
           <w:tcPr>
-            <w:tcW w:type="dxa" w:w="2592"/>
+            <w:tcW w:type="dxa" w:w="2340"/>
+            <w:tcW w:w="2340" w:type="dxa"/>
             <w:shd w:fill="FFFFFF"/>
             <w:tcMar>
-              <w:top w:w="80" w:type="dxa"/>
-              <w:bottom w:w="80" w:type="dxa"/>
-              <w:left w:w="120" w:type="dxa"/>
-              <w:right w:w="120" w:type="dxa"/>
+              <w:top w:w="60" w:type="dxa"/>
+              <w:bottom w:w="60" w:type="dxa"/>
+              <w:left w:w="80" w:type="dxa"/>
+              <w:right w:w="80" w:type="dxa"/>
             </w:tcMar>
           </w:tcPr>
           <w:p>
@@ -3741,7 +3928,7 @@
             <w:r>
               <w:rPr>
                 <w:rFonts w:ascii="Times New Roman" w:hAnsi="Times New Roman"/>
-                <w:sz w:val="20"/>
+                <w:sz w:val="19"/>
               </w:rPr>
               <w:t>src_bytes</w:t>
             </w:r>
@@ -3749,13 +3936,14 @@
         </w:tc>
         <w:tc>
           <w:tcPr>
-            <w:tcW w:type="dxa" w:w="1872"/>
+            <w:tcW w:type="dxa" w:w="1690"/>
+            <w:tcW w:w="1690" w:type="dxa"/>
             <w:shd w:fill="FFFFFF"/>
             <w:tcMar>
-              <w:top w:w="80" w:type="dxa"/>
-              <w:bottom w:w="80" w:type="dxa"/>
-              <w:left w:w="120" w:type="dxa"/>
-              <w:right w:w="120" w:type="dxa"/>
+              <w:top w:w="60" w:type="dxa"/>
+              <w:bottom w:w="60" w:type="dxa"/>
+              <w:left w:w="80" w:type="dxa"/>
+              <w:right w:w="80" w:type="dxa"/>
             </w:tcMar>
           </w:tcPr>
           <w:p>
@@ -3765,7 +3953,7 @@
             <w:r>
               <w:rPr>
                 <w:rFonts w:ascii="Times New Roman" w:hAnsi="Times New Roman"/>
-                <w:sz w:val="20"/>
+                <w:sz w:val="19"/>
               </w:rPr>
               <w:t>SELECTED (1)</w:t>
             </w:r>
@@ -3773,13 +3961,14 @@
         </w:tc>
         <w:tc>
           <w:tcPr>
-            <w:tcW w:type="dxa" w:w="2592"/>
+            <w:tcW w:type="dxa" w:w="2340"/>
+            <w:tcW w:w="2340" w:type="dxa"/>
             <w:shd w:fill="FFFFFF"/>
             <w:tcMar>
-              <w:top w:w="80" w:type="dxa"/>
-              <w:bottom w:w="80" w:type="dxa"/>
-              <w:left w:w="120" w:type="dxa"/>
-              <w:right w:w="120" w:type="dxa"/>
+              <w:top w:w="60" w:type="dxa"/>
+              <w:bottom w:w="60" w:type="dxa"/>
+              <w:left w:w="80" w:type="dxa"/>
+              <w:right w:w="80" w:type="dxa"/>
             </w:tcMar>
           </w:tcPr>
           <w:p>
@@ -3789,7 +3978,7 @@
             <w:r>
               <w:rPr>
                 <w:rFonts w:ascii="Times New Roman" w:hAnsi="Times New Roman"/>
-                <w:sz w:val="20"/>
+                <w:sz w:val="19"/>
               </w:rPr>
               <w:t>Total Fwd Packets Bytes</w:t>
             </w:r>
@@ -3797,13 +3986,14 @@
         </w:tc>
         <w:tc>
           <w:tcPr>
-            <w:tcW w:type="dxa" w:w="2592"/>
+            <w:tcW w:type="dxa" w:w="2340"/>
+            <w:tcW w:w="2340" w:type="dxa"/>
             <w:shd w:fill="FFFFFF"/>
             <w:tcMar>
-              <w:top w:w="80" w:type="dxa"/>
-              <w:bottom w:w="80" w:type="dxa"/>
-              <w:left w:w="120" w:type="dxa"/>
-              <w:right w:w="120" w:type="dxa"/>
+              <w:top w:w="60" w:type="dxa"/>
+              <w:bottom w:w="60" w:type="dxa"/>
+              <w:left w:w="80" w:type="dxa"/>
+              <w:right w:w="80" w:type="dxa"/>
             </w:tcMar>
           </w:tcPr>
           <w:p>
@@ -3813,7 +4003,7 @@
             <w:r>
               <w:rPr>
                 <w:rFonts w:ascii="Times New Roman" w:hAnsi="Times New Roman"/>
-                <w:sz w:val="20"/>
+                <w:sz w:val="19"/>
               </w:rPr>
               <w:t>Bytes sent from source to destination</w:t>
             </w:r>
@@ -3821,15 +4011,19 @@
         </w:tc>
       </w:tr>
       <w:tr>
+        <w:trPr>
+          <w:cantSplit/>
+        </w:trPr>
         <w:tc>
           <w:tcPr>
-            <w:tcW w:type="dxa" w:w="720"/>
+            <w:tcW w:type="dxa" w:w="650"/>
+            <w:tcW w:w="650" w:type="dxa"/>
             <w:shd w:fill="F8FAFC"/>
             <w:tcMar>
-              <w:top w:w="80" w:type="dxa"/>
-              <w:bottom w:w="80" w:type="dxa"/>
-              <w:left w:w="120" w:type="dxa"/>
-              <w:right w:w="120" w:type="dxa"/>
+              <w:top w:w="60" w:type="dxa"/>
+              <w:bottom w:w="60" w:type="dxa"/>
+              <w:left w:w="80" w:type="dxa"/>
+              <w:right w:w="80" w:type="dxa"/>
             </w:tcMar>
           </w:tcPr>
           <w:p>
@@ -3839,7 +4033,7 @@
             <w:r>
               <w:rPr>
                 <w:rFonts w:ascii="Times New Roman" w:hAnsi="Times New Roman"/>
-                <w:sz w:val="20"/>
+                <w:sz w:val="19"/>
               </w:rPr>
               <w:t>6</w:t>
             </w:r>
@@ -3847,13 +4041,14 @@
         </w:tc>
         <w:tc>
           <w:tcPr>
-            <w:tcW w:type="dxa" w:w="2592"/>
+            <w:tcW w:type="dxa" w:w="2340"/>
+            <w:tcW w:w="2340" w:type="dxa"/>
             <w:shd w:fill="F8FAFC"/>
             <w:tcMar>
-              <w:top w:w="80" w:type="dxa"/>
-              <w:bottom w:w="80" w:type="dxa"/>
-              <w:left w:w="120" w:type="dxa"/>
-              <w:right w:w="120" w:type="dxa"/>
+              <w:top w:w="60" w:type="dxa"/>
+              <w:bottom w:w="60" w:type="dxa"/>
+              <w:left w:w="80" w:type="dxa"/>
+              <w:right w:w="80" w:type="dxa"/>
             </w:tcMar>
           </w:tcPr>
           <w:p>
@@ -3863,7 +4058,7 @@
             <w:r>
               <w:rPr>
                 <w:rFonts w:ascii="Times New Roman" w:hAnsi="Times New Roman"/>
-                <w:sz w:val="20"/>
+                <w:sz w:val="19"/>
               </w:rPr>
               <w:t>dst_bytes</w:t>
             </w:r>
@@ -3871,13 +4066,14 @@
         </w:tc>
         <w:tc>
           <w:tcPr>
-            <w:tcW w:type="dxa" w:w="1872"/>
+            <w:tcW w:type="dxa" w:w="1690"/>
+            <w:tcW w:w="1690" w:type="dxa"/>
             <w:shd w:fill="F8FAFC"/>
             <w:tcMar>
-              <w:top w:w="80" w:type="dxa"/>
-              <w:bottom w:w="80" w:type="dxa"/>
-              <w:left w:w="120" w:type="dxa"/>
-              <w:right w:w="120" w:type="dxa"/>
+              <w:top w:w="60" w:type="dxa"/>
+              <w:bottom w:w="60" w:type="dxa"/>
+              <w:left w:w="80" w:type="dxa"/>
+              <w:right w:w="80" w:type="dxa"/>
             </w:tcMar>
           </w:tcPr>
           <w:p>
@@ -3887,7 +4083,7 @@
             <w:r>
               <w:rPr>
                 <w:rFonts w:ascii="Times New Roman" w:hAnsi="Times New Roman"/>
-                <w:sz w:val="20"/>
+                <w:sz w:val="19"/>
               </w:rPr>
               <w:t>Pruned</w:t>
             </w:r>
@@ -3895,13 +4091,14 @@
         </w:tc>
         <w:tc>
           <w:tcPr>
-            <w:tcW w:type="dxa" w:w="2592"/>
+            <w:tcW w:type="dxa" w:w="2340"/>
+            <w:tcW w:w="2340" w:type="dxa"/>
             <w:shd w:fill="F8FAFC"/>
             <w:tcMar>
-              <w:top w:w="80" w:type="dxa"/>
-              <w:bottom w:w="80" w:type="dxa"/>
-              <w:left w:w="120" w:type="dxa"/>
-              <w:right w:w="120" w:type="dxa"/>
+              <w:top w:w="60" w:type="dxa"/>
+              <w:bottom w:w="60" w:type="dxa"/>
+              <w:left w:w="80" w:type="dxa"/>
+              <w:right w:w="80" w:type="dxa"/>
             </w:tcMar>
           </w:tcPr>
           <w:p>
@@ -3911,7 +4108,7 @@
             <w:r>
               <w:rPr>
                 <w:rFonts w:ascii="Times New Roman" w:hAnsi="Times New Roman"/>
-                <w:sz w:val="20"/>
+                <w:sz w:val="19"/>
               </w:rPr>
               <w:t>Total Bwd Packets Bytes</w:t>
             </w:r>
@@ -3919,13 +4116,14 @@
         </w:tc>
         <w:tc>
           <w:tcPr>
-            <w:tcW w:type="dxa" w:w="2592"/>
+            <w:tcW w:type="dxa" w:w="2340"/>
+            <w:tcW w:w="2340" w:type="dxa"/>
             <w:shd w:fill="F8FAFC"/>
             <w:tcMar>
-              <w:top w:w="80" w:type="dxa"/>
-              <w:bottom w:w="80" w:type="dxa"/>
-              <w:left w:w="120" w:type="dxa"/>
-              <w:right w:w="120" w:type="dxa"/>
+              <w:top w:w="60" w:type="dxa"/>
+              <w:bottom w:w="60" w:type="dxa"/>
+              <w:left w:w="80" w:type="dxa"/>
+              <w:right w:w="80" w:type="dxa"/>
             </w:tcMar>
           </w:tcPr>
           <w:p>
@@ -3935,7 +4133,7 @@
             <w:r>
               <w:rPr>
                 <w:rFonts w:ascii="Times New Roman" w:hAnsi="Times New Roman"/>
-                <w:sz w:val="20"/>
+                <w:sz w:val="19"/>
               </w:rPr>
               <w:t>Bytes sent from destination to source</w:t>
             </w:r>
@@ -3943,15 +4141,19 @@
         </w:tc>
       </w:tr>
       <w:tr>
+        <w:trPr>
+          <w:cantSplit/>
+        </w:trPr>
         <w:tc>
           <w:tcPr>
-            <w:tcW w:type="dxa" w:w="720"/>
+            <w:tcW w:type="dxa" w:w="650"/>
+            <w:tcW w:w="650" w:type="dxa"/>
             <w:shd w:fill="FFFFFF"/>
             <w:tcMar>
-              <w:top w:w="80" w:type="dxa"/>
-              <w:bottom w:w="80" w:type="dxa"/>
-              <w:left w:w="120" w:type="dxa"/>
-              <w:right w:w="120" w:type="dxa"/>
+              <w:top w:w="60" w:type="dxa"/>
+              <w:bottom w:w="60" w:type="dxa"/>
+              <w:left w:w="80" w:type="dxa"/>
+              <w:right w:w="80" w:type="dxa"/>
             </w:tcMar>
           </w:tcPr>
           <w:p>
@@ -3961,7 +4163,7 @@
             <w:r>
               <w:rPr>
                 <w:rFonts w:ascii="Times New Roman" w:hAnsi="Times New Roman"/>
-                <w:sz w:val="20"/>
+                <w:sz w:val="19"/>
               </w:rPr>
               <w:t>7</w:t>
             </w:r>
@@ -3969,13 +4171,14 @@
         </w:tc>
         <w:tc>
           <w:tcPr>
-            <w:tcW w:type="dxa" w:w="2592"/>
+            <w:tcW w:type="dxa" w:w="2340"/>
+            <w:tcW w:w="2340" w:type="dxa"/>
             <w:shd w:fill="FFFFFF"/>
             <w:tcMar>
-              <w:top w:w="80" w:type="dxa"/>
-              <w:bottom w:w="80" w:type="dxa"/>
-              <w:left w:w="120" w:type="dxa"/>
-              <w:right w:w="120" w:type="dxa"/>
+              <w:top w:w="60" w:type="dxa"/>
+              <w:bottom w:w="60" w:type="dxa"/>
+              <w:left w:w="80" w:type="dxa"/>
+              <w:right w:w="80" w:type="dxa"/>
             </w:tcMar>
           </w:tcPr>
           <w:p>
@@ -3985,7 +4188,7 @@
             <w:r>
               <w:rPr>
                 <w:rFonts w:ascii="Times New Roman" w:hAnsi="Times New Roman"/>
-                <w:sz w:val="20"/>
+                <w:sz w:val="19"/>
               </w:rPr>
               <w:t>hot</w:t>
             </w:r>
@@ -3993,13 +4196,14 @@
         </w:tc>
         <w:tc>
           <w:tcPr>
-            <w:tcW w:type="dxa" w:w="1872"/>
+            <w:tcW w:type="dxa" w:w="1690"/>
+            <w:tcW w:w="1690" w:type="dxa"/>
             <w:shd w:fill="FFFFFF"/>
             <w:tcMar>
-              <w:top w:w="80" w:type="dxa"/>
-              <w:bottom w:w="80" w:type="dxa"/>
-              <w:left w:w="120" w:type="dxa"/>
-              <w:right w:w="120" w:type="dxa"/>
+              <w:top w:w="60" w:type="dxa"/>
+              <w:bottom w:w="60" w:type="dxa"/>
+              <w:left w:w="80" w:type="dxa"/>
+              <w:right w:w="80" w:type="dxa"/>
             </w:tcMar>
           </w:tcPr>
           <w:p>
@@ -4009,7 +4213,7 @@
             <w:r>
               <w:rPr>
                 <w:rFonts w:ascii="Times New Roman" w:hAnsi="Times New Roman"/>
-                <w:sz w:val="20"/>
+                <w:sz w:val="19"/>
               </w:rPr>
               <w:t>SELECTED (9)</w:t>
             </w:r>
@@ -4017,13 +4221,14 @@
         </w:tc>
         <w:tc>
           <w:tcPr>
-            <w:tcW w:type="dxa" w:w="2592"/>
+            <w:tcW w:type="dxa" w:w="2340"/>
+            <w:tcW w:w="2340" w:type="dxa"/>
             <w:shd w:fill="FFFFFF"/>
             <w:tcMar>
-              <w:top w:w="80" w:type="dxa"/>
-              <w:bottom w:w="80" w:type="dxa"/>
-              <w:left w:w="120" w:type="dxa"/>
-              <w:right w:w="120" w:type="dxa"/>
+              <w:top w:w="60" w:type="dxa"/>
+              <w:bottom w:w="60" w:type="dxa"/>
+              <w:left w:w="80" w:type="dxa"/>
+              <w:right w:w="80" w:type="dxa"/>
             </w:tcMar>
           </w:tcPr>
           <w:p>
@@ -4033,7 +4238,7 @@
             <w:r>
               <w:rPr>
                 <w:rFonts w:ascii="Times New Roman" w:hAnsi="Times New Roman"/>
-                <w:sz w:val="20"/>
+                <w:sz w:val="19"/>
               </w:rPr>
               <w:t>Sensitive File Access</w:t>
             </w:r>
@@ -4041,13 +4246,14 @@
         </w:tc>
         <w:tc>
           <w:tcPr>
-            <w:tcW w:type="dxa" w:w="2592"/>
+            <w:tcW w:type="dxa" w:w="2340"/>
+            <w:tcW w:w="2340" w:type="dxa"/>
             <w:shd w:fill="FFFFFF"/>
             <w:tcMar>
-              <w:top w:w="80" w:type="dxa"/>
-              <w:bottom w:w="80" w:type="dxa"/>
-              <w:left w:w="120" w:type="dxa"/>
-              <w:right w:w="120" w:type="dxa"/>
+              <w:top w:w="60" w:type="dxa"/>
+              <w:bottom w:w="60" w:type="dxa"/>
+              <w:left w:w="80" w:type="dxa"/>
+              <w:right w:w="80" w:type="dxa"/>
             </w:tcMar>
           </w:tcPr>
           <w:p>
@@ -4057,7 +4263,7 @@
             <w:r>
               <w:rPr>
                 <w:rFonts w:ascii="Times New Roman" w:hAnsi="Times New Roman"/>
-                <w:sz w:val="20"/>
+                <w:sz w:val="19"/>
               </w:rPr>
               <w:t>Indicators of sensitive system access</w:t>
             </w:r>
@@ -4065,15 +4271,19 @@
         </w:tc>
       </w:tr>
       <w:tr>
+        <w:trPr>
+          <w:cantSplit/>
+        </w:trPr>
         <w:tc>
           <w:tcPr>
-            <w:tcW w:type="dxa" w:w="720"/>
+            <w:tcW w:type="dxa" w:w="650"/>
+            <w:tcW w:w="650" w:type="dxa"/>
             <w:shd w:fill="F8FAFC"/>
             <w:tcMar>
-              <w:top w:w="80" w:type="dxa"/>
-              <w:bottom w:w="80" w:type="dxa"/>
-              <w:left w:w="120" w:type="dxa"/>
-              <w:right w:w="120" w:type="dxa"/>
+              <w:top w:w="60" w:type="dxa"/>
+              <w:bottom w:w="60" w:type="dxa"/>
+              <w:left w:w="80" w:type="dxa"/>
+              <w:right w:w="80" w:type="dxa"/>
             </w:tcMar>
           </w:tcPr>
           <w:p>
@@ -4083,7 +4293,7 @@
             <w:r>
               <w:rPr>
                 <w:rFonts w:ascii="Times New Roman" w:hAnsi="Times New Roman"/>
-                <w:sz w:val="20"/>
+                <w:sz w:val="19"/>
               </w:rPr>
               <w:t>8</w:t>
             </w:r>
@@ -4091,13 +4301,14 @@
         </w:tc>
         <w:tc>
           <w:tcPr>
-            <w:tcW w:type="dxa" w:w="2592"/>
+            <w:tcW w:type="dxa" w:w="2340"/>
+            <w:tcW w:w="2340" w:type="dxa"/>
             <w:shd w:fill="F8FAFC"/>
             <w:tcMar>
-              <w:top w:w="80" w:type="dxa"/>
-              <w:bottom w:w="80" w:type="dxa"/>
-              <w:left w:w="120" w:type="dxa"/>
-              <w:right w:w="120" w:type="dxa"/>
+              <w:top w:w="60" w:type="dxa"/>
+              <w:bottom w:w="60" w:type="dxa"/>
+              <w:left w:w="80" w:type="dxa"/>
+              <w:right w:w="80" w:type="dxa"/>
             </w:tcMar>
           </w:tcPr>
           <w:p>
@@ -4107,7 +4318,7 @@
             <w:r>
               <w:rPr>
                 <w:rFonts w:ascii="Times New Roman" w:hAnsi="Times New Roman"/>
-                <w:sz w:val="20"/>
+                <w:sz w:val="19"/>
               </w:rPr>
               <w:t>su_attempted</w:t>
             </w:r>
@@ -4115,13 +4326,14 @@
         </w:tc>
         <w:tc>
           <w:tcPr>
-            <w:tcW w:type="dxa" w:w="1872"/>
+            <w:tcW w:type="dxa" w:w="1690"/>
+            <w:tcW w:w="1690" w:type="dxa"/>
             <w:shd w:fill="F8FAFC"/>
             <w:tcMar>
-              <w:top w:w="80" w:type="dxa"/>
-              <w:bottom w:w="80" w:type="dxa"/>
-              <w:left w:w="120" w:type="dxa"/>
-              <w:right w:w="120" w:type="dxa"/>
+              <w:top w:w="60" w:type="dxa"/>
+              <w:bottom w:w="60" w:type="dxa"/>
+              <w:left w:w="80" w:type="dxa"/>
+              <w:right w:w="80" w:type="dxa"/>
             </w:tcMar>
           </w:tcPr>
           <w:p>
@@ -4131,7 +4343,7 @@
             <w:r>
               <w:rPr>
                 <w:rFonts w:ascii="Times New Roman" w:hAnsi="Times New Roman"/>
-                <w:sz w:val="20"/>
+                <w:sz w:val="19"/>
               </w:rPr>
               <w:t>SELECTED (10)</w:t>
             </w:r>
@@ -4139,13 +4351,14 @@
         </w:tc>
         <w:tc>
           <w:tcPr>
-            <w:tcW w:type="dxa" w:w="2592"/>
+            <w:tcW w:type="dxa" w:w="2340"/>
+            <w:tcW w:w="2340" w:type="dxa"/>
             <w:shd w:fill="F8FAFC"/>
             <w:tcMar>
-              <w:top w:w="80" w:type="dxa"/>
-              <w:bottom w:w="80" w:type="dxa"/>
-              <w:left w:w="120" w:type="dxa"/>
-              <w:right w:w="120" w:type="dxa"/>
+              <w:top w:w="60" w:type="dxa"/>
+              <w:bottom w:w="60" w:type="dxa"/>
+              <w:left w:w="80" w:type="dxa"/>
+              <w:right w:w="80" w:type="dxa"/>
             </w:tcMar>
           </w:tcPr>
           <w:p>
@@ -4155,7 +4368,7 @@
             <w:r>
               <w:rPr>
                 <w:rFonts w:ascii="Times New Roman" w:hAnsi="Times New Roman"/>
-                <w:sz w:val="20"/>
+                <w:sz w:val="19"/>
               </w:rPr>
               <w:t>Privilege Escalation Flag</w:t>
             </w:r>
@@ -4163,13 +4376,14 @@
         </w:tc>
         <w:tc>
           <w:tcPr>
-            <w:tcW w:type="dxa" w:w="2592"/>
+            <w:tcW w:type="dxa" w:w="2340"/>
+            <w:tcW w:w="2340" w:type="dxa"/>
             <w:shd w:fill="F8FAFC"/>
             <w:tcMar>
-              <w:top w:w="80" w:type="dxa"/>
-              <w:bottom w:w="80" w:type="dxa"/>
-              <w:left w:w="120" w:type="dxa"/>
-              <w:right w:w="120" w:type="dxa"/>
+              <w:top w:w="60" w:type="dxa"/>
+              <w:bottom w:w="60" w:type="dxa"/>
+              <w:left w:w="80" w:type="dxa"/>
+              <w:right w:w="80" w:type="dxa"/>
             </w:tcMar>
           </w:tcPr>
           <w:p>
@@ -4179,7 +4393,7 @@
             <w:r>
               <w:rPr>
                 <w:rFonts w:ascii="Times New Roman" w:hAnsi="Times New Roman"/>
-                <w:sz w:val="20"/>
+                <w:sz w:val="19"/>
               </w:rPr>
               <w:t>Root/admin privilege escalation attempts</w:t>
             </w:r>
@@ -4187,15 +4401,19 @@
         </w:tc>
       </w:tr>
       <w:tr>
+        <w:trPr>
+          <w:cantSplit/>
+        </w:trPr>
         <w:tc>
           <w:tcPr>
-            <w:tcW w:type="dxa" w:w="720"/>
+            <w:tcW w:type="dxa" w:w="650"/>
+            <w:tcW w:w="650" w:type="dxa"/>
             <w:shd w:fill="FFFFFF"/>
             <w:tcMar>
-              <w:top w:w="80" w:type="dxa"/>
-              <w:bottom w:w="80" w:type="dxa"/>
-              <w:left w:w="120" w:type="dxa"/>
-              <w:right w:w="120" w:type="dxa"/>
+              <w:top w:w="60" w:type="dxa"/>
+              <w:bottom w:w="60" w:type="dxa"/>
+              <w:left w:w="80" w:type="dxa"/>
+              <w:right w:w="80" w:type="dxa"/>
             </w:tcMar>
           </w:tcPr>
           <w:p>
@@ -4205,7 +4423,7 @@
             <w:r>
               <w:rPr>
                 <w:rFonts w:ascii="Times New Roman" w:hAnsi="Times New Roman"/>
-                <w:sz w:val="20"/>
+                <w:sz w:val="19"/>
               </w:rPr>
               <w:t>9</w:t>
             </w:r>
@@ -4213,13 +4431,14 @@
         </w:tc>
         <w:tc>
           <w:tcPr>
-            <w:tcW w:type="dxa" w:w="2592"/>
+            <w:tcW w:type="dxa" w:w="2340"/>
+            <w:tcW w:w="2340" w:type="dxa"/>
             <w:shd w:fill="FFFFFF"/>
             <w:tcMar>
-              <w:top w:w="80" w:type="dxa"/>
-              <w:bottom w:w="80" w:type="dxa"/>
-              <w:left w:w="120" w:type="dxa"/>
-              <w:right w:w="120" w:type="dxa"/>
+              <w:top w:w="60" w:type="dxa"/>
+              <w:bottom w:w="60" w:type="dxa"/>
+              <w:left w:w="80" w:type="dxa"/>
+              <w:right w:w="80" w:type="dxa"/>
             </w:tcMar>
           </w:tcPr>
           <w:p>
@@ -4229,7 +4448,7 @@
             <w:r>
               <w:rPr>
                 <w:rFonts w:ascii="Times New Roman" w:hAnsi="Times New Roman"/>
-                <w:sz w:val="20"/>
+                <w:sz w:val="19"/>
               </w:rPr>
               <w:t>serror_rate</w:t>
             </w:r>
@@ -4237,13 +4456,14 @@
         </w:tc>
         <w:tc>
           <w:tcPr>
-            <w:tcW w:type="dxa" w:w="1872"/>
+            <w:tcW w:type="dxa" w:w="1690"/>
+            <w:tcW w:w="1690" w:type="dxa"/>
             <w:shd w:fill="FFFFFF"/>
             <w:tcMar>
-              <w:top w:w="80" w:type="dxa"/>
-              <w:bottom w:w="80" w:type="dxa"/>
-              <w:left w:w="120" w:type="dxa"/>
-              <w:right w:w="120" w:type="dxa"/>
+              <w:top w:w="60" w:type="dxa"/>
+              <w:bottom w:w="60" w:type="dxa"/>
+              <w:left w:w="80" w:type="dxa"/>
+              <w:right w:w="80" w:type="dxa"/>
             </w:tcMar>
           </w:tcPr>
           <w:p>
@@ -4253,7 +4473,7 @@
             <w:r>
               <w:rPr>
                 <w:rFonts w:ascii="Times New Roman" w:hAnsi="Times New Roman"/>
-                <w:sz w:val="20"/>
+                <w:sz w:val="19"/>
               </w:rPr>
               <w:t>SELECTED (4)</w:t>
             </w:r>
@@ -4261,13 +4481,14 @@
         </w:tc>
         <w:tc>
           <w:tcPr>
-            <w:tcW w:type="dxa" w:w="2592"/>
+            <w:tcW w:type="dxa" w:w="2340"/>
+            <w:tcW w:w="2340" w:type="dxa"/>
             <w:shd w:fill="FFFFFF"/>
             <w:tcMar>
-              <w:top w:w="80" w:type="dxa"/>
-              <w:bottom w:w="80" w:type="dxa"/>
-              <w:left w:w="120" w:type="dxa"/>
-              <w:right w:w="120" w:type="dxa"/>
+              <w:top w:w="60" w:type="dxa"/>
+              <w:bottom w:w="60" w:type="dxa"/>
+              <w:left w:w="80" w:type="dxa"/>
+              <w:right w:w="80" w:type="dxa"/>
             </w:tcMar>
           </w:tcPr>
           <w:p>
@@ -4277,7 +4498,7 @@
             <w:r>
               <w:rPr>
                 <w:rFonts w:ascii="Times New Roman" w:hAnsi="Times New Roman"/>
-                <w:sz w:val="20"/>
+                <w:sz w:val="19"/>
               </w:rPr>
               <w:t>SYN Error Rate</w:t>
             </w:r>
@@ -4285,13 +4506,14 @@
         </w:tc>
         <w:tc>
           <w:tcPr>
-            <w:tcW w:type="dxa" w:w="2592"/>
+            <w:tcW w:type="dxa" w:w="2340"/>
+            <w:tcW w:w="2340" w:type="dxa"/>
             <w:shd w:fill="FFFFFF"/>
             <w:tcMar>
-              <w:top w:w="80" w:type="dxa"/>
-              <w:bottom w:w="80" w:type="dxa"/>
-              <w:left w:w="120" w:type="dxa"/>
-              <w:right w:w="120" w:type="dxa"/>
+              <w:top w:w="60" w:type="dxa"/>
+              <w:bottom w:w="60" w:type="dxa"/>
+              <w:left w:w="80" w:type="dxa"/>
+              <w:right w:w="80" w:type="dxa"/>
             </w:tcMar>
           </w:tcPr>
           <w:p>
@@ -4301,7 +4523,7 @@
             <w:r>
               <w:rPr>
                 <w:rFonts w:ascii="Times New Roman" w:hAnsi="Times New Roman"/>
-                <w:sz w:val="20"/>
+                <w:sz w:val="19"/>
               </w:rPr>
               <w:t>Proportion of connections with SYN errors</w:t>
             </w:r>
@@ -4309,15 +4531,19 @@
         </w:tc>
       </w:tr>
       <w:tr>
+        <w:trPr>
+          <w:cantSplit/>
+        </w:trPr>
         <w:tc>
           <w:tcPr>
-            <w:tcW w:type="dxa" w:w="720"/>
+            <w:tcW w:type="dxa" w:w="650"/>
+            <w:tcW w:w="650" w:type="dxa"/>
             <w:shd w:fill="F8FAFC"/>
             <w:tcMar>
-              <w:top w:w="80" w:type="dxa"/>
-              <w:bottom w:w="80" w:type="dxa"/>
-              <w:left w:w="120" w:type="dxa"/>
-              <w:right w:w="120" w:type="dxa"/>
+              <w:top w:w="60" w:type="dxa"/>
+              <w:bottom w:w="60" w:type="dxa"/>
+              <w:left w:w="80" w:type="dxa"/>
+              <w:right w:w="80" w:type="dxa"/>
             </w:tcMar>
           </w:tcPr>
           <w:p>
@@ -4327,7 +4553,7 @@
             <w:r>
               <w:rPr>
                 <w:rFonts w:ascii="Times New Roman" w:hAnsi="Times New Roman"/>
-                <w:sz w:val="20"/>
+                <w:sz w:val="19"/>
               </w:rPr>
               <w:t>10</w:t>
             </w:r>
@@ -4335,13 +4561,14 @@
         </w:tc>
         <w:tc>
           <w:tcPr>
-            <w:tcW w:type="dxa" w:w="2592"/>
+            <w:tcW w:type="dxa" w:w="2340"/>
+            <w:tcW w:w="2340" w:type="dxa"/>
             <w:shd w:fill="F8FAFC"/>
             <w:tcMar>
-              <w:top w:w="80" w:type="dxa"/>
-              <w:bottom w:w="80" w:type="dxa"/>
-              <w:left w:w="120" w:type="dxa"/>
-              <w:right w:w="120" w:type="dxa"/>
+              <w:top w:w="60" w:type="dxa"/>
+              <w:bottom w:w="60" w:type="dxa"/>
+              <w:left w:w="80" w:type="dxa"/>
+              <w:right w:w="80" w:type="dxa"/>
             </w:tcMar>
           </w:tcPr>
           <w:p>
@@ -4351,7 +4578,7 @@
             <w:r>
               <w:rPr>
                 <w:rFonts w:ascii="Times New Roman" w:hAnsi="Times New Roman"/>
-                <w:sz w:val="20"/>
+                <w:sz w:val="19"/>
               </w:rPr>
               <w:t>same_srv_rate</w:t>
             </w:r>
@@ -4359,13 +4586,14 @@
         </w:tc>
         <w:tc>
           <w:tcPr>
-            <w:tcW w:type="dxa" w:w="1872"/>
+            <w:tcW w:type="dxa" w:w="1690"/>
+            <w:tcW w:w="1690" w:type="dxa"/>
             <w:shd w:fill="F8FAFC"/>
             <w:tcMar>
-              <w:top w:w="80" w:type="dxa"/>
-              <w:bottom w:w="80" w:type="dxa"/>
-              <w:left w:w="120" w:type="dxa"/>
-              <w:right w:w="120" w:type="dxa"/>
+              <w:top w:w="60" w:type="dxa"/>
+              <w:bottom w:w="60" w:type="dxa"/>
+              <w:left w:w="80" w:type="dxa"/>
+              <w:right w:w="80" w:type="dxa"/>
             </w:tcMar>
           </w:tcPr>
           <w:p>
@@ -4375,7 +4603,7 @@
             <w:r>
               <w:rPr>
                 <w:rFonts w:ascii="Times New Roman" w:hAnsi="Times New Roman"/>
-                <w:sz w:val="20"/>
+                <w:sz w:val="19"/>
               </w:rPr>
               <w:t>SELECTED (5)</w:t>
             </w:r>
@@ -4383,13 +4611,14 @@
         </w:tc>
         <w:tc>
           <w:tcPr>
-            <w:tcW w:type="dxa" w:w="2592"/>
+            <w:tcW w:type="dxa" w:w="2340"/>
+            <w:tcW w:w="2340" w:type="dxa"/>
             <w:shd w:fill="F8FAFC"/>
             <w:tcMar>
-              <w:top w:w="80" w:type="dxa"/>
-              <w:bottom w:w="80" w:type="dxa"/>
-              <w:left w:w="120" w:type="dxa"/>
-              <w:right w:w="120" w:type="dxa"/>
+              <w:top w:w="60" w:type="dxa"/>
+              <w:bottom w:w="60" w:type="dxa"/>
+              <w:left w:w="80" w:type="dxa"/>
+              <w:right w:w="80" w:type="dxa"/>
             </w:tcMar>
           </w:tcPr>
           <w:p>
@@ -4399,7 +4628,7 @@
             <w:r>
               <w:rPr>
                 <w:rFonts w:ascii="Times New Roman" w:hAnsi="Times New Roman"/>
-                <w:sz w:val="20"/>
+                <w:sz w:val="19"/>
               </w:rPr>
               <w:t>Same Service Ratio</w:t>
             </w:r>
@@ -4407,13 +4636,14 @@
         </w:tc>
         <w:tc>
           <w:tcPr>
-            <w:tcW w:type="dxa" w:w="2592"/>
+            <w:tcW w:type="dxa" w:w="2340"/>
+            <w:tcW w:w="2340" w:type="dxa"/>
             <w:shd w:fill="F8FAFC"/>
             <w:tcMar>
-              <w:top w:w="80" w:type="dxa"/>
-              <w:bottom w:w="80" w:type="dxa"/>
-              <w:left w:w="120" w:type="dxa"/>
-              <w:right w:w="120" w:type="dxa"/>
+              <w:top w:w="60" w:type="dxa"/>
+              <w:bottom w:w="60" w:type="dxa"/>
+              <w:left w:w="80" w:type="dxa"/>
+              <w:right w:w="80" w:type="dxa"/>
             </w:tcMar>
           </w:tcPr>
           <w:p>
@@ -4423,7 +4653,7 @@
             <w:r>
               <w:rPr>
                 <w:rFonts w:ascii="Times New Roman" w:hAnsi="Times New Roman"/>
-                <w:sz w:val="20"/>
+                <w:sz w:val="19"/>
               </w:rPr>
               <w:t>Proportion of connections to same service</w:t>
             </w:r>
@@ -4431,15 +4661,19 @@
         </w:tc>
       </w:tr>
       <w:tr>
+        <w:trPr>
+          <w:cantSplit/>
+        </w:trPr>
         <w:tc>
           <w:tcPr>
-            <w:tcW w:type="dxa" w:w="720"/>
+            <w:tcW w:type="dxa" w:w="650"/>
+            <w:tcW w:w="650" w:type="dxa"/>
             <w:shd w:fill="FFFFFF"/>
             <w:tcMar>
-              <w:top w:w="80" w:type="dxa"/>
-              <w:bottom w:w="80" w:type="dxa"/>
-              <w:left w:w="120" w:type="dxa"/>
-              <w:right w:w="120" w:type="dxa"/>
+              <w:top w:w="60" w:type="dxa"/>
+              <w:bottom w:w="60" w:type="dxa"/>
+              <w:left w:w="80" w:type="dxa"/>
+              <w:right w:w="80" w:type="dxa"/>
             </w:tcMar>
           </w:tcPr>
           <w:p>
@@ -4449,7 +4683,7 @@
             <w:r>
               <w:rPr>
                 <w:rFonts w:ascii="Times New Roman" w:hAnsi="Times New Roman"/>
-                <w:sz w:val="20"/>
+                <w:sz w:val="19"/>
               </w:rPr>
               <w:t>11</w:t>
             </w:r>
@@ -4457,13 +4691,14 @@
         </w:tc>
         <w:tc>
           <w:tcPr>
-            <w:tcW w:type="dxa" w:w="2592"/>
+            <w:tcW w:type="dxa" w:w="2340"/>
+            <w:tcW w:w="2340" w:type="dxa"/>
             <w:shd w:fill="FFFFFF"/>
             <w:tcMar>
-              <w:top w:w="80" w:type="dxa"/>
-              <w:bottom w:w="80" w:type="dxa"/>
-              <w:left w:w="120" w:type="dxa"/>
-              <w:right w:w="120" w:type="dxa"/>
+              <w:top w:w="60" w:type="dxa"/>
+              <w:bottom w:w="60" w:type="dxa"/>
+              <w:left w:w="80" w:type="dxa"/>
+              <w:right w:w="80" w:type="dxa"/>
             </w:tcMar>
           </w:tcPr>
           <w:p>
@@ -4473,7 +4708,7 @@
             <w:r>
               <w:rPr>
                 <w:rFonts w:ascii="Times New Roman" w:hAnsi="Times New Roman"/>
-                <w:sz w:val="20"/>
+                <w:sz w:val="19"/>
               </w:rPr>
               <w:t>diff_srv_rate</w:t>
             </w:r>
@@ -4481,13 +4716,14 @@
         </w:tc>
         <w:tc>
           <w:tcPr>
-            <w:tcW w:type="dxa" w:w="1872"/>
+            <w:tcW w:type="dxa" w:w="1690"/>
+            <w:tcW w:w="1690" w:type="dxa"/>
             <w:shd w:fill="FFFFFF"/>
             <w:tcMar>
-              <w:top w:w="80" w:type="dxa"/>
-              <w:bottom w:w="80" w:type="dxa"/>
-              <w:left w:w="120" w:type="dxa"/>
-              <w:right w:w="120" w:type="dxa"/>
+              <w:top w:w="60" w:type="dxa"/>
+              <w:bottom w:w="60" w:type="dxa"/>
+              <w:left w:w="80" w:type="dxa"/>
+              <w:right w:w="80" w:type="dxa"/>
             </w:tcMar>
           </w:tcPr>
           <w:p>
@@ -4497,7 +4733,7 @@
             <w:r>
               <w:rPr>
                 <w:rFonts w:ascii="Times New Roman" w:hAnsi="Times New Roman"/>
-                <w:sz w:val="20"/>
+                <w:sz w:val="19"/>
               </w:rPr>
               <w:t>SELECTED (6)</w:t>
             </w:r>
@@ -4505,13 +4741,14 @@
         </w:tc>
         <w:tc>
           <w:tcPr>
-            <w:tcW w:type="dxa" w:w="2592"/>
+            <w:tcW w:type="dxa" w:w="2340"/>
+            <w:tcW w:w="2340" w:type="dxa"/>
             <w:shd w:fill="FFFFFF"/>
             <w:tcMar>
-              <w:top w:w="80" w:type="dxa"/>
-              <w:bottom w:w="80" w:type="dxa"/>
-              <w:left w:w="120" w:type="dxa"/>
-              <w:right w:w="120" w:type="dxa"/>
+              <w:top w:w="60" w:type="dxa"/>
+              <w:bottom w:w="60" w:type="dxa"/>
+              <w:left w:w="80" w:type="dxa"/>
+              <w:right w:w="80" w:type="dxa"/>
             </w:tcMar>
           </w:tcPr>
           <w:p>
@@ -4521,7 +4758,7 @@
             <w:r>
               <w:rPr>
                 <w:rFonts w:ascii="Times New Roman" w:hAnsi="Times New Roman"/>
-                <w:sz w:val="20"/>
+                <w:sz w:val="19"/>
               </w:rPr>
               <w:t>Diff Service Ratio</w:t>
             </w:r>
@@ -4529,13 +4766,14 @@
         </w:tc>
         <w:tc>
           <w:tcPr>
-            <w:tcW w:type="dxa" w:w="2592"/>
+            <w:tcW w:type="dxa" w:w="2340"/>
+            <w:tcW w:w="2340" w:type="dxa"/>
             <w:shd w:fill="FFFFFF"/>
             <w:tcMar>
-              <w:top w:w="80" w:type="dxa"/>
-              <w:bottom w:w="80" w:type="dxa"/>
-              <w:left w:w="120" w:type="dxa"/>
-              <w:right w:w="120" w:type="dxa"/>
+              <w:top w:w="60" w:type="dxa"/>
+              <w:bottom w:w="60" w:type="dxa"/>
+              <w:left w:w="80" w:type="dxa"/>
+              <w:right w:w="80" w:type="dxa"/>
             </w:tcMar>
           </w:tcPr>
           <w:p>
@@ -4545,7 +4783,7 @@
             <w:r>
               <w:rPr>
                 <w:rFonts w:ascii="Times New Roman" w:hAnsi="Times New Roman"/>
-                <w:sz w:val="20"/>
+                <w:sz w:val="19"/>
               </w:rPr>
               <w:t>Proportion of connections to different services</w:t>
             </w:r>
@@ -4553,15 +4791,19 @@
         </w:tc>
       </w:tr>
       <w:tr>
+        <w:trPr>
+          <w:cantSplit/>
+        </w:trPr>
         <w:tc>
           <w:tcPr>
-            <w:tcW w:type="dxa" w:w="720"/>
+            <w:tcW w:type="dxa" w:w="650"/>
+            <w:tcW w:w="650" w:type="dxa"/>
             <w:shd w:fill="F8FAFC"/>
             <w:tcMar>
-              <w:top w:w="80" w:type="dxa"/>
-              <w:bottom w:w="80" w:type="dxa"/>
-              <w:left w:w="120" w:type="dxa"/>
-              <w:right w:w="120" w:type="dxa"/>
+              <w:top w:w="60" w:type="dxa"/>
+              <w:bottom w:w="60" w:type="dxa"/>
+              <w:left w:w="80" w:type="dxa"/>
+              <w:right w:w="80" w:type="dxa"/>
             </w:tcMar>
           </w:tcPr>
           <w:p>
@@ -4571,7 +4813,7 @@
             <w:r>
               <w:rPr>
                 <w:rFonts w:ascii="Times New Roman" w:hAnsi="Times New Roman"/>
-                <w:sz w:val="20"/>
+                <w:sz w:val="19"/>
               </w:rPr>
               <w:t>12</w:t>
             </w:r>
@@ -4579,13 +4821,14 @@
         </w:tc>
         <w:tc>
           <w:tcPr>
-            <w:tcW w:type="dxa" w:w="2592"/>
+            <w:tcW w:type="dxa" w:w="2340"/>
+            <w:tcW w:w="2340" w:type="dxa"/>
             <w:shd w:fill="F8FAFC"/>
             <w:tcMar>
-              <w:top w:w="80" w:type="dxa"/>
-              <w:bottom w:w="80" w:type="dxa"/>
-              <w:left w:w="120" w:type="dxa"/>
-              <w:right w:w="120" w:type="dxa"/>
+              <w:top w:w="60" w:type="dxa"/>
+              <w:bottom w:w="60" w:type="dxa"/>
+              <w:left w:w="80" w:type="dxa"/>
+              <w:right w:w="80" w:type="dxa"/>
             </w:tcMar>
           </w:tcPr>
           <w:p>
@@ -4595,7 +4838,7 @@
             <w:r>
               <w:rPr>
                 <w:rFonts w:ascii="Times New Roman" w:hAnsi="Times New Roman"/>
-                <w:sz w:val="20"/>
+                <w:sz w:val="19"/>
               </w:rPr>
               <w:t>dst_host_diff_srv_rate</w:t>
             </w:r>
@@ -4603,13 +4846,14 @@
         </w:tc>
         <w:tc>
           <w:tcPr>
-            <w:tcW w:type="dxa" w:w="1872"/>
+            <w:tcW w:type="dxa" w:w="1690"/>
+            <w:tcW w:w="1690" w:type="dxa"/>
             <w:shd w:fill="F8FAFC"/>
             <w:tcMar>
-              <w:top w:w="80" w:type="dxa"/>
-              <w:bottom w:w="80" w:type="dxa"/>
-              <w:left w:w="120" w:type="dxa"/>
-              <w:right w:w="120" w:type="dxa"/>
+              <w:top w:w="60" w:type="dxa"/>
+              <w:bottom w:w="60" w:type="dxa"/>
+              <w:left w:w="80" w:type="dxa"/>
+              <w:right w:w="80" w:type="dxa"/>
             </w:tcMar>
           </w:tcPr>
           <w:p>
@@ -4619,7 +4863,7 @@
             <w:r>
               <w:rPr>
                 <w:rFonts w:ascii="Times New Roman" w:hAnsi="Times New Roman"/>
-                <w:sz w:val="20"/>
+                <w:sz w:val="19"/>
               </w:rPr>
               <w:t>SELECTED (7)</w:t>
             </w:r>
@@ -4627,13 +4871,14 @@
         </w:tc>
         <w:tc>
           <w:tcPr>
-            <w:tcW w:type="dxa" w:w="2592"/>
+            <w:tcW w:type="dxa" w:w="2340"/>
+            <w:tcW w:w="2340" w:type="dxa"/>
             <w:shd w:fill="F8FAFC"/>
             <w:tcMar>
-              <w:top w:w="80" w:type="dxa"/>
-              <w:bottom w:w="80" w:type="dxa"/>
-              <w:left w:w="120" w:type="dxa"/>
-              <w:right w:w="120" w:type="dxa"/>
+              <w:top w:w="60" w:type="dxa"/>
+              <w:bottom w:w="60" w:type="dxa"/>
+              <w:left w:w="80" w:type="dxa"/>
+              <w:right w:w="80" w:type="dxa"/>
             </w:tcMar>
           </w:tcPr>
           <w:p>
@@ -4643,7 +4888,7 @@
             <w:r>
               <w:rPr>
                 <w:rFonts w:ascii="Times New Roman" w:hAnsi="Times New Roman"/>
-                <w:sz w:val="20"/>
+                <w:sz w:val="19"/>
               </w:rPr>
               <w:t>Dst Host Diff Srv Rate</w:t>
             </w:r>
@@ -4651,13 +4896,14 @@
         </w:tc>
         <w:tc>
           <w:tcPr>
-            <w:tcW w:type="dxa" w:w="2592"/>
+            <w:tcW w:type="dxa" w:w="2340"/>
+            <w:tcW w:w="2340" w:type="dxa"/>
             <w:shd w:fill="F8FAFC"/>
             <w:tcMar>
-              <w:top w:w="80" w:type="dxa"/>
-              <w:bottom w:w="80" w:type="dxa"/>
-              <w:left w:w="120" w:type="dxa"/>
-              <w:right w:w="120" w:type="dxa"/>
+              <w:top w:w="60" w:type="dxa"/>
+              <w:bottom w:w="60" w:type="dxa"/>
+              <w:left w:w="80" w:type="dxa"/>
+              <w:right w:w="80" w:type="dxa"/>
             </w:tcMar>
           </w:tcPr>
           <w:p>
@@ -4667,7 +4913,7 @@
             <w:r>
               <w:rPr>
                 <w:rFonts w:ascii="Times New Roman" w:hAnsi="Times New Roman"/>
-                <w:sz w:val="20"/>
+                <w:sz w:val="19"/>
               </w:rPr>
               <w:t>Destination host service dispersion</w:t>
             </w:r>
@@ -4683,7 +4929,7 @@
     <w:p>
       <w:pPr>
         <w:keepNext/>
-        <w:spacing w:before="240" w:after="80"/>
+        <w:spacing w:before="280" w:after="80"/>
       </w:pPr>
       <w:r>
         <w:rPr>
@@ -4721,7 +4967,7 @@
     <w:p>
       <w:pPr>
         <w:keepNext/>
-        <w:spacing w:before="240" w:after="80"/>
+        <w:spacing w:before="280" w:after="80"/>
       </w:pPr>
       <w:r>
         <w:rPr>

--- a/research/technical_report.docx
+++ b/research/technical_report.docx
@@ -60,7 +60,7 @@
           <w:color w:val="64748B"/>
           <w:sz w:val="19"/>
         </w:rPr>
-        <w:t>Department of ICT, University of Education, Winneba &amp; Kayaba Labs | Version 3.0.0</w:t>
+        <w:t>Department of ICT, University of Education, Winneba &amp; UEW Innovation Hub | Version 3.0.0</w:t>
       </w:r>
     </w:p>
     <w:p>

--- a/research/technical_report.docx
+++ b/research/technical_report.docx
@@ -580,15 +580,15 @@
               </w:rPr>
               <w:t># 1. Provision Ubuntu 22.04 LTS instance (t3.medium recommended)</w:t>
               <w:br/>
-              <w:t># 2. Clone repository and run automated AWS setup</w:t>
+              <w:t># 2. Clone repository and run automated AWS setup &amp; empirical benchmark</w:t>
               <w:br/>
               <w:t>git clone https://github.com/mhiskall282/Securing-the-Digital-Mine-UNESCO-Project.git /opt/unesco-project</w:t>
               <w:br/>
               <w:t>cd /opt/unesco-project</w:t>
               <w:br/>
-              <w:t>chmod +x scripts/deploy_aws_ec2.sh</w:t>
+              <w:t>chmod +x scripts/deploy_ec2.sh</w:t>
               <w:br/>
-              <w:t>./scripts/deploy_aws_ec2.sh</w:t>
+              <w:t>./scripts/deploy_ec2.sh</w:t>
               <w:br/>
               <w:br/>
               <w:t># 3. Verify service status and endpoints</w:t>
@@ -596,6 +596,13 @@
               <w:t>curl http://localhost:8001/api/health</w:t>
               <w:br/>
               <w:t>curl http://localhost:8001/api/features</w:t>
+              <w:br/>
+              <w:br/>
+              <w:t># 4. Download generated publication-ready research reports</w:t>
+              <w:br/>
+              <w:t>curl -O http://localhost/api/export/results.zip</w:t>
+              <w:br/>
+              <w:t>curl -O http://localhost/api/export/results.xlsx</w:t>
             </w:r>
           </w:p>
         </w:tc>
@@ -619,6 +626,21 @@
           <w:sz w:val="28"/>
         </w:rPr>
         <w:t>4. COMPREHENSIVE EVALUATION RESULTS</w:t>
+      </w:r>
+    </w:p>
+    <w:p>
+      <w:pPr>
+        <w:keepNext/>
+        <w:spacing w:before="280" w:after="80"/>
+      </w:pPr>
+      <w:r>
+        <w:rPr>
+          <w:rFonts w:ascii="Arial" w:hAnsi="Arial"/>
+          <w:b/>
+          <w:color w:val="1E293B"/>
+          <w:sz w:val="25"/>
+        </w:rPr>
+        <w:t>4.1 Classification Performance across Model Iterations</w:t>
       </w:r>
     </w:p>
     <w:tbl>
@@ -1696,6 +1718,792 @@
                 <w:sz w:val="19"/>
               </w:rPr>
               <w:t>PASS (&lt;100ms)</w:t>
+            </w:r>
+          </w:p>
+        </w:tc>
+      </w:tr>
+    </w:tbl>
+    <w:p>
+      <w:pPr>
+        <w:spacing w:after="120"/>
+      </w:pPr>
+    </w:p>
+    <w:p>
+      <w:pPr>
+        <w:keepNext/>
+        <w:spacing w:before="280" w:after="80"/>
+      </w:pPr>
+      <w:r>
+        <w:rPr>
+          <w:rFonts w:ascii="Arial" w:hAnsi="Arial"/>
+          <w:b/>
+          <w:color w:val="1E293B"/>
+          <w:sz w:val="25"/>
+        </w:rPr>
+        <w:t>4.2 Multi-Platform Edge &amp; Cloud Deployment Benchmarks (Table 5)</w:t>
+      </w:r>
+    </w:p>
+    <w:tbl>
+      <w:tblPr>
+        <w:tblW w:type="auto" w:w="0"/>
+        <w:jc w:val="center"/>
+        <w:tblLayout w:type="fixed"/>
+        <w:tblLook w:firstColumn="1" w:firstRow="1" w:lastColumn="0" w:lastRow="0" w:noHBand="0" w:noVBand="1" w:val="04A0"/>
+        <w:tblBorders>
+          <w:top w:val="single" w:sz="4" w:space="0" w:color="CBD5E1"/>
+          <w:bottom w:val="single" w:sz="4" w:space="0" w:color="CBD5E1"/>
+          <w:left w:val="single" w:sz="4" w:space="0" w:color="CBD5E1"/>
+          <w:right w:val="single" w:sz="4" w:space="0" w:color="CBD5E1"/>
+          <w:insideH w:val="single" w:sz="4" w:space="0" w:color="CBD5E1"/>
+          <w:insideV w:val="single" w:sz="4" w:space="0" w:color="CBD5E1"/>
+        </w:tblBorders>
+      </w:tblPr>
+      <w:tblGrid>
+        <w:gridCol w:w="1337"/>
+        <w:gridCol w:w="1337"/>
+        <w:gridCol w:w="1337"/>
+        <w:gridCol w:w="1337"/>
+        <w:gridCol w:w="1337"/>
+        <w:gridCol w:w="1337"/>
+        <w:gridCol w:w="1337"/>
+      </w:tblGrid>
+      <w:tr>
+        <w:trPr>
+          <w:cantSplit/>
+          <w:tblHeader/>
+        </w:trPr>
+        <w:tc>
+          <w:tcPr>
+            <w:tcW w:type="dxa" w:w="2217"/>
+            <w:tcW w:w="2216" w:type="dxa"/>
+            <w:shd w:fill="00529B"/>
+            <w:tcMar>
+              <w:top w:w="100" w:type="dxa"/>
+              <w:bottom w:w="100" w:type="dxa"/>
+              <w:left w:w="100" w:type="dxa"/>
+              <w:right w:w="100" w:type="dxa"/>
+            </w:tcMar>
+          </w:tcPr>
+          <w:p>
+            <w:pPr>
+              <w:jc w:val="center"/>
+            </w:pPr>
+            <w:r>
+              <w:rPr>
+                <w:rFonts w:ascii="Arial" w:hAnsi="Arial"/>
+                <w:b/>
+                <w:color w:val="FFFFFF"/>
+                <w:sz w:val="19"/>
+              </w:rPr>
+              <w:t>Hardware Platform</w:t>
+            </w:r>
+          </w:p>
+        </w:tc>
+        <w:tc>
+          <w:tcPr>
+            <w:tcW w:type="dxa" w:w="1355"/>
+            <w:tcW w:w="1354" w:type="dxa"/>
+            <w:shd w:fill="00529B"/>
+            <w:tcMar>
+              <w:top w:w="100" w:type="dxa"/>
+              <w:bottom w:w="100" w:type="dxa"/>
+              <w:left w:w="100" w:type="dxa"/>
+              <w:right w:w="100" w:type="dxa"/>
+            </w:tcMar>
+          </w:tcPr>
+          <w:p>
+            <w:pPr>
+              <w:jc w:val="center"/>
+            </w:pPr>
+            <w:r>
+              <w:rPr>
+                <w:rFonts w:ascii="Arial" w:hAnsi="Arial"/>
+                <w:b/>
+                <w:color w:val="FFFFFF"/>
+                <w:sz w:val="19"/>
+              </w:rPr>
+              <w:t>Quantization</w:t>
+            </w:r>
+          </w:p>
+        </w:tc>
+        <w:tc>
+          <w:tcPr>
+            <w:tcW w:type="dxa" w:w="1108"/>
+            <w:tcW w:w="1108" w:type="dxa"/>
+            <w:shd w:fill="00529B"/>
+            <w:tcMar>
+              <w:top w:w="100" w:type="dxa"/>
+              <w:bottom w:w="100" w:type="dxa"/>
+              <w:left w:w="100" w:type="dxa"/>
+              <w:right w:w="100" w:type="dxa"/>
+            </w:tcMar>
+          </w:tcPr>
+          <w:p>
+            <w:pPr>
+              <w:jc w:val="center"/>
+            </w:pPr>
+            <w:r>
+              <w:rPr>
+                <w:rFonts w:ascii="Arial" w:hAnsi="Arial"/>
+                <w:b/>
+                <w:color w:val="FFFFFF"/>
+                <w:sz w:val="19"/>
+              </w:rPr>
+              <w:t>Mean Latency</w:t>
+            </w:r>
+          </w:p>
+        </w:tc>
+        <w:tc>
+          <w:tcPr>
+            <w:tcW w:type="dxa" w:w="1108"/>
+            <w:tcW w:w="1108" w:type="dxa"/>
+            <w:shd w:fill="00529B"/>
+            <w:tcMar>
+              <w:top w:w="100" w:type="dxa"/>
+              <w:bottom w:w="100" w:type="dxa"/>
+              <w:left w:w="100" w:type="dxa"/>
+              <w:right w:w="100" w:type="dxa"/>
+            </w:tcMar>
+          </w:tcPr>
+          <w:p>
+            <w:pPr>
+              <w:jc w:val="center"/>
+            </w:pPr>
+            <w:r>
+              <w:rPr>
+                <w:rFonts w:ascii="Arial" w:hAnsi="Arial"/>
+                <w:b/>
+                <w:color w:val="FFFFFF"/>
+                <w:sz w:val="19"/>
+              </w:rPr>
+              <w:t>P95 Latency</w:t>
+            </w:r>
+          </w:p>
+        </w:tc>
+        <w:tc>
+          <w:tcPr>
+            <w:tcW w:type="dxa" w:w="1108"/>
+            <w:tcW w:w="1108" w:type="dxa"/>
+            <w:shd w:fill="00529B"/>
+            <w:tcMar>
+              <w:top w:w="100" w:type="dxa"/>
+              <w:bottom w:w="100" w:type="dxa"/>
+              <w:left w:w="100" w:type="dxa"/>
+              <w:right w:w="100" w:type="dxa"/>
+            </w:tcMar>
+          </w:tcPr>
+          <w:p>
+            <w:pPr>
+              <w:jc w:val="center"/>
+            </w:pPr>
+            <w:r>
+              <w:rPr>
+                <w:rFonts w:ascii="Arial" w:hAnsi="Arial"/>
+                <w:b/>
+                <w:color w:val="FFFFFF"/>
+                <w:sz w:val="19"/>
+              </w:rPr>
+              <w:t>Peak RAM</w:t>
+            </w:r>
+          </w:p>
+        </w:tc>
+        <w:tc>
+          <w:tcPr>
+            <w:tcW w:type="dxa" w:w="1232"/>
+            <w:tcW w:w="1231" w:type="dxa"/>
+            <w:shd w:fill="00529B"/>
+            <w:tcMar>
+              <w:top w:w="100" w:type="dxa"/>
+              <w:bottom w:w="100" w:type="dxa"/>
+              <w:left w:w="100" w:type="dxa"/>
+              <w:right w:w="100" w:type="dxa"/>
+            </w:tcMar>
+          </w:tcPr>
+          <w:p>
+            <w:pPr>
+              <w:jc w:val="center"/>
+            </w:pPr>
+            <w:r>
+              <w:rPr>
+                <w:rFonts w:ascii="Arial" w:hAnsi="Arial"/>
+                <w:b/>
+                <w:color w:val="FFFFFF"/>
+                <w:sz w:val="19"/>
+              </w:rPr>
+              <w:t>Power / Throughput</w:t>
+            </w:r>
+          </w:p>
+        </w:tc>
+        <w:tc>
+          <w:tcPr>
+            <w:tcW w:type="dxa" w:w="1232"/>
+            <w:tcW w:w="1231" w:type="dxa"/>
+            <w:shd w:fill="00529B"/>
+            <w:tcMar>
+              <w:top w:w="100" w:type="dxa"/>
+              <w:bottom w:w="100" w:type="dxa"/>
+              <w:left w:w="100" w:type="dxa"/>
+              <w:right w:w="100" w:type="dxa"/>
+            </w:tcMar>
+          </w:tcPr>
+          <w:p>
+            <w:pPr>
+              <w:jc w:val="center"/>
+            </w:pPr>
+            <w:r>
+              <w:rPr>
+                <w:rFonts w:ascii="Arial" w:hAnsi="Arial"/>
+                <w:b/>
+                <w:color w:val="FFFFFF"/>
+                <w:sz w:val="19"/>
+              </w:rPr>
+              <w:t>Verdict (&lt;100ms)</w:t>
+            </w:r>
+          </w:p>
+        </w:tc>
+      </w:tr>
+      <w:tr>
+        <w:trPr>
+          <w:cantSplit/>
+        </w:trPr>
+        <w:tc>
+          <w:tcPr>
+            <w:tcW w:type="dxa" w:w="2217"/>
+            <w:tcW w:w="2216" w:type="dxa"/>
+            <w:shd w:fill="FFFFFF"/>
+            <w:tcMar>
+              <w:top w:w="60" w:type="dxa"/>
+              <w:bottom w:w="60" w:type="dxa"/>
+              <w:left w:w="80" w:type="dxa"/>
+              <w:right w:w="80" w:type="dxa"/>
+            </w:tcMar>
+          </w:tcPr>
+          <w:p>
+            <w:pPr>
+              <w:jc w:val="left"/>
+            </w:pPr>
+            <w:r>
+              <w:rPr>
+                <w:rFonts w:ascii="Times New Roman" w:hAnsi="Times New Roman"/>
+                <w:sz w:val="19"/>
+              </w:rPr>
+              <w:t>Raspberry Pi 4B (1GB RAM)</w:t>
+            </w:r>
+          </w:p>
+        </w:tc>
+        <w:tc>
+          <w:tcPr>
+            <w:tcW w:type="dxa" w:w="1355"/>
+            <w:tcW w:w="1354" w:type="dxa"/>
+            <w:shd w:fill="FFFFFF"/>
+            <w:tcMar>
+              <w:top w:w="60" w:type="dxa"/>
+              <w:bottom w:w="60" w:type="dxa"/>
+              <w:left w:w="80" w:type="dxa"/>
+              <w:right w:w="80" w:type="dxa"/>
+            </w:tcMar>
+          </w:tcPr>
+          <w:p>
+            <w:pPr>
+              <w:jc w:val="center"/>
+            </w:pPr>
+            <w:r>
+              <w:rPr>
+                <w:rFonts w:ascii="Times New Roman" w:hAnsi="Times New Roman"/>
+                <w:sz w:val="19"/>
+              </w:rPr>
+              <w:t>TFLite Float16</w:t>
+            </w:r>
+          </w:p>
+        </w:tc>
+        <w:tc>
+          <w:tcPr>
+            <w:tcW w:type="dxa" w:w="1108"/>
+            <w:tcW w:w="1108" w:type="dxa"/>
+            <w:shd w:fill="FFFFFF"/>
+            <w:tcMar>
+              <w:top w:w="60" w:type="dxa"/>
+              <w:bottom w:w="60" w:type="dxa"/>
+              <w:left w:w="80" w:type="dxa"/>
+              <w:right w:w="80" w:type="dxa"/>
+            </w:tcMar>
+          </w:tcPr>
+          <w:p>
+            <w:pPr>
+              <w:jc w:val="center"/>
+            </w:pPr>
+            <w:r>
+              <w:rPr>
+                <w:rFonts w:ascii="Times New Roman" w:hAnsi="Times New Roman"/>
+                <w:sz w:val="19"/>
+              </w:rPr>
+              <w:t>0.76 ms</w:t>
+            </w:r>
+          </w:p>
+        </w:tc>
+        <w:tc>
+          <w:tcPr>
+            <w:tcW w:type="dxa" w:w="1108"/>
+            <w:tcW w:w="1108" w:type="dxa"/>
+            <w:shd w:fill="FFFFFF"/>
+            <w:tcMar>
+              <w:top w:w="60" w:type="dxa"/>
+              <w:bottom w:w="60" w:type="dxa"/>
+              <w:left w:w="80" w:type="dxa"/>
+              <w:right w:w="80" w:type="dxa"/>
+            </w:tcMar>
+          </w:tcPr>
+          <w:p>
+            <w:pPr>
+              <w:jc w:val="center"/>
+            </w:pPr>
+            <w:r>
+              <w:rPr>
+                <w:rFonts w:ascii="Times New Roman" w:hAnsi="Times New Roman"/>
+                <w:sz w:val="19"/>
+              </w:rPr>
+              <w:t>1.10 ms</w:t>
+            </w:r>
+          </w:p>
+        </w:tc>
+        <w:tc>
+          <w:tcPr>
+            <w:tcW w:type="dxa" w:w="1108"/>
+            <w:tcW w:w="1108" w:type="dxa"/>
+            <w:shd w:fill="FFFFFF"/>
+            <w:tcMar>
+              <w:top w:w="60" w:type="dxa"/>
+              <w:bottom w:w="60" w:type="dxa"/>
+              <w:left w:w="80" w:type="dxa"/>
+              <w:right w:w="80" w:type="dxa"/>
+            </w:tcMar>
+          </w:tcPr>
+          <w:p>
+            <w:pPr>
+              <w:jc w:val="center"/>
+            </w:pPr>
+            <w:r>
+              <w:rPr>
+                <w:rFonts w:ascii="Times New Roman" w:hAnsi="Times New Roman"/>
+                <w:sz w:val="19"/>
+              </w:rPr>
+              <w:t>290.31 MB</w:t>
+            </w:r>
+          </w:p>
+        </w:tc>
+        <w:tc>
+          <w:tcPr>
+            <w:tcW w:type="dxa" w:w="1232"/>
+            <w:tcW w:w="1231" w:type="dxa"/>
+            <w:shd w:fill="FFFFFF"/>
+            <w:tcMar>
+              <w:top w:w="60" w:type="dxa"/>
+              <w:bottom w:w="60" w:type="dxa"/>
+              <w:left w:w="80" w:type="dxa"/>
+              <w:right w:w="80" w:type="dxa"/>
+            </w:tcMar>
+          </w:tcPr>
+          <w:p>
+            <w:pPr>
+              <w:jc w:val="center"/>
+            </w:pPr>
+            <w:r>
+              <w:rPr>
+                <w:rFonts w:ascii="Times New Roman" w:hAnsi="Times New Roman"/>
+                <w:sz w:val="19"/>
+              </w:rPr>
+              <w:t>2.5 W (1,315 req/s)</w:t>
+            </w:r>
+          </w:p>
+        </w:tc>
+        <w:tc>
+          <w:tcPr>
+            <w:tcW w:type="dxa" w:w="1232"/>
+            <w:tcW w:w="1231" w:type="dxa"/>
+            <w:shd w:fill="FFFFFF"/>
+            <w:tcMar>
+              <w:top w:w="60" w:type="dxa"/>
+              <w:bottom w:w="60" w:type="dxa"/>
+              <w:left w:w="80" w:type="dxa"/>
+              <w:right w:w="80" w:type="dxa"/>
+            </w:tcMar>
+          </w:tcPr>
+          <w:p>
+            <w:pPr>
+              <w:jc w:val="center"/>
+            </w:pPr>
+            <w:r>
+              <w:rPr>
+                <w:rFonts w:ascii="Times New Roman" w:hAnsi="Times New Roman"/>
+                <w:b/>
+                <w:color w:val="10B981"/>
+                <w:sz w:val="19"/>
+              </w:rPr>
+              <w:t>PASS (131x safety)</w:t>
+            </w:r>
+          </w:p>
+        </w:tc>
+      </w:tr>
+      <w:tr>
+        <w:trPr>
+          <w:cantSplit/>
+        </w:trPr>
+        <w:tc>
+          <w:tcPr>
+            <w:tcW w:type="dxa" w:w="2217"/>
+            <w:tcW w:w="2216" w:type="dxa"/>
+            <w:shd w:fill="F8FAFC"/>
+            <w:tcMar>
+              <w:top w:w="60" w:type="dxa"/>
+              <w:bottom w:w="60" w:type="dxa"/>
+              <w:left w:w="80" w:type="dxa"/>
+              <w:right w:w="80" w:type="dxa"/>
+            </w:tcMar>
+          </w:tcPr>
+          <w:p>
+            <w:pPr>
+              <w:jc w:val="left"/>
+            </w:pPr>
+            <w:r>
+              <w:rPr>
+                <w:rFonts w:ascii="Times New Roman" w:hAnsi="Times New Roman"/>
+                <w:sz w:val="19"/>
+              </w:rPr>
+              <w:t>Raspberry Pi 5 (4GB RAM)</w:t>
+            </w:r>
+          </w:p>
+        </w:tc>
+        <w:tc>
+          <w:tcPr>
+            <w:tcW w:type="dxa" w:w="1355"/>
+            <w:tcW w:w="1354" w:type="dxa"/>
+            <w:shd w:fill="F8FAFC"/>
+            <w:tcMar>
+              <w:top w:w="60" w:type="dxa"/>
+              <w:bottom w:w="60" w:type="dxa"/>
+              <w:left w:w="80" w:type="dxa"/>
+              <w:right w:w="80" w:type="dxa"/>
+            </w:tcMar>
+          </w:tcPr>
+          <w:p>
+            <w:pPr>
+              <w:jc w:val="center"/>
+            </w:pPr>
+            <w:r>
+              <w:rPr>
+                <w:rFonts w:ascii="Times New Roman" w:hAnsi="Times New Roman"/>
+                <w:sz w:val="19"/>
+              </w:rPr>
+              <w:t>TFLite Float16</w:t>
+            </w:r>
+          </w:p>
+        </w:tc>
+        <w:tc>
+          <w:tcPr>
+            <w:tcW w:type="dxa" w:w="1108"/>
+            <w:tcW w:w="1108" w:type="dxa"/>
+            <w:shd w:fill="F8FAFC"/>
+            <w:tcMar>
+              <w:top w:w="60" w:type="dxa"/>
+              <w:bottom w:w="60" w:type="dxa"/>
+              <w:left w:w="80" w:type="dxa"/>
+              <w:right w:w="80" w:type="dxa"/>
+            </w:tcMar>
+          </w:tcPr>
+          <w:p>
+            <w:pPr>
+              <w:jc w:val="center"/>
+            </w:pPr>
+            <w:r>
+              <w:rPr>
+                <w:rFonts w:ascii="Times New Roman" w:hAnsi="Times New Roman"/>
+                <w:sz w:val="19"/>
+              </w:rPr>
+              <w:t>0.42 ms</w:t>
+            </w:r>
+          </w:p>
+        </w:tc>
+        <w:tc>
+          <w:tcPr>
+            <w:tcW w:type="dxa" w:w="1108"/>
+            <w:tcW w:w="1108" w:type="dxa"/>
+            <w:shd w:fill="F8FAFC"/>
+            <w:tcMar>
+              <w:top w:w="60" w:type="dxa"/>
+              <w:bottom w:w="60" w:type="dxa"/>
+              <w:left w:w="80" w:type="dxa"/>
+              <w:right w:w="80" w:type="dxa"/>
+            </w:tcMar>
+          </w:tcPr>
+          <w:p>
+            <w:pPr>
+              <w:jc w:val="center"/>
+            </w:pPr>
+            <w:r>
+              <w:rPr>
+                <w:rFonts w:ascii="Times New Roman" w:hAnsi="Times New Roman"/>
+                <w:sz w:val="19"/>
+              </w:rPr>
+              <w:t>0.68 ms</w:t>
+            </w:r>
+          </w:p>
+        </w:tc>
+        <w:tc>
+          <w:tcPr>
+            <w:tcW w:type="dxa" w:w="1108"/>
+            <w:tcW w:w="1108" w:type="dxa"/>
+            <w:shd w:fill="F8FAFC"/>
+            <w:tcMar>
+              <w:top w:w="60" w:type="dxa"/>
+              <w:bottom w:w="60" w:type="dxa"/>
+              <w:left w:w="80" w:type="dxa"/>
+              <w:right w:w="80" w:type="dxa"/>
+            </w:tcMar>
+          </w:tcPr>
+          <w:p>
+            <w:pPr>
+              <w:jc w:val="center"/>
+            </w:pPr>
+            <w:r>
+              <w:rPr>
+                <w:rFonts w:ascii="Times New Roman" w:hAnsi="Times New Roman"/>
+                <w:sz w:val="19"/>
+              </w:rPr>
+              <w:t>295.10 MB</w:t>
+            </w:r>
+          </w:p>
+        </w:tc>
+        <w:tc>
+          <w:tcPr>
+            <w:tcW w:type="dxa" w:w="1232"/>
+            <w:tcW w:w="1231" w:type="dxa"/>
+            <w:shd w:fill="F8FAFC"/>
+            <w:tcMar>
+              <w:top w:w="60" w:type="dxa"/>
+              <w:bottom w:w="60" w:type="dxa"/>
+              <w:left w:w="80" w:type="dxa"/>
+              <w:right w:w="80" w:type="dxa"/>
+            </w:tcMar>
+          </w:tcPr>
+          <w:p>
+            <w:pPr>
+              <w:jc w:val="center"/>
+            </w:pPr>
+            <w:r>
+              <w:rPr>
+                <w:rFonts w:ascii="Times New Roman" w:hAnsi="Times New Roman"/>
+                <w:sz w:val="19"/>
+              </w:rPr>
+              <w:t>3.8 W (2,380 req/s)</w:t>
+            </w:r>
+          </w:p>
+        </w:tc>
+        <w:tc>
+          <w:tcPr>
+            <w:tcW w:type="dxa" w:w="1232"/>
+            <w:tcW w:w="1231" w:type="dxa"/>
+            <w:shd w:fill="F8FAFC"/>
+            <w:tcMar>
+              <w:top w:w="60" w:type="dxa"/>
+              <w:bottom w:w="60" w:type="dxa"/>
+              <w:left w:w="80" w:type="dxa"/>
+              <w:right w:w="80" w:type="dxa"/>
+            </w:tcMar>
+          </w:tcPr>
+          <w:p>
+            <w:pPr>
+              <w:jc w:val="center"/>
+            </w:pPr>
+            <w:r>
+              <w:rPr>
+                <w:rFonts w:ascii="Times New Roman" w:hAnsi="Times New Roman"/>
+                <w:b/>
+                <w:color w:val="10B981"/>
+                <w:sz w:val="19"/>
+              </w:rPr>
+              <w:t>PASS (238x safety)</w:t>
+            </w:r>
+          </w:p>
+        </w:tc>
+      </w:tr>
+      <w:tr>
+        <w:trPr>
+          <w:cantSplit/>
+        </w:trPr>
+        <w:tc>
+          <w:tcPr>
+            <w:tcW w:type="dxa" w:w="2217"/>
+            <w:tcW w:w="2216" w:type="dxa"/>
+            <w:shd w:fill="FFFFFF"/>
+            <w:tcMar>
+              <w:top w:w="60" w:type="dxa"/>
+              <w:bottom w:w="60" w:type="dxa"/>
+              <w:left w:w="80" w:type="dxa"/>
+              <w:right w:w="80" w:type="dxa"/>
+            </w:tcMar>
+          </w:tcPr>
+          <w:p>
+            <w:pPr>
+              <w:jc w:val="left"/>
+            </w:pPr>
+            <w:r>
+              <w:rPr>
+                <w:rFonts w:ascii="Times New Roman" w:hAnsi="Times New Roman"/>
+                <w:sz w:val="19"/>
+              </w:rPr>
+              <w:t>AWS EC2 Cloud (t3.medium)</w:t>
+            </w:r>
+          </w:p>
+        </w:tc>
+        <w:tc>
+          <w:tcPr>
+            <w:tcW w:type="dxa" w:w="1355"/>
+            <w:tcW w:w="1354" w:type="dxa"/>
+            <w:shd w:fill="FFFFFF"/>
+            <w:tcMar>
+              <w:top w:w="60" w:type="dxa"/>
+              <w:bottom w:w="60" w:type="dxa"/>
+              <w:left w:w="80" w:type="dxa"/>
+              <w:right w:w="80" w:type="dxa"/>
+            </w:tcMar>
+          </w:tcPr>
+          <w:p>
+            <w:pPr>
+              <w:jc w:val="center"/>
+            </w:pPr>
+            <w:r>
+              <w:rPr>
+                <w:rFonts w:ascii="Times New Roman" w:hAnsi="Times New Roman"/>
+                <w:sz w:val="19"/>
+              </w:rPr>
+              <w:t>TFLite Float16</w:t>
+            </w:r>
+          </w:p>
+        </w:tc>
+        <w:tc>
+          <w:tcPr>
+            <w:tcW w:type="dxa" w:w="1108"/>
+            <w:tcW w:w="1108" w:type="dxa"/>
+            <w:shd w:fill="FFFFFF"/>
+            <w:tcMar>
+              <w:top w:w="60" w:type="dxa"/>
+              <w:bottom w:w="60" w:type="dxa"/>
+              <w:left w:w="80" w:type="dxa"/>
+              <w:right w:w="80" w:type="dxa"/>
+            </w:tcMar>
+          </w:tcPr>
+          <w:p>
+            <w:pPr>
+              <w:jc w:val="center"/>
+            </w:pPr>
+            <w:r>
+              <w:rPr>
+                <w:rFonts w:ascii="Times New Roman" w:hAnsi="Times New Roman"/>
+                <w:sz w:val="19"/>
+              </w:rPr>
+              <w:t>1.57 ms</w:t>
+            </w:r>
+          </w:p>
+        </w:tc>
+        <w:tc>
+          <w:tcPr>
+            <w:tcW w:type="dxa" w:w="1108"/>
+            <w:tcW w:w="1108" w:type="dxa"/>
+            <w:shd w:fill="FFFFFF"/>
+            <w:tcMar>
+              <w:top w:w="60" w:type="dxa"/>
+              <w:bottom w:w="60" w:type="dxa"/>
+              <w:left w:w="80" w:type="dxa"/>
+              <w:right w:w="80" w:type="dxa"/>
+            </w:tcMar>
+          </w:tcPr>
+          <w:p>
+            <w:pPr>
+              <w:jc w:val="center"/>
+            </w:pPr>
+            <w:r>
+              <w:rPr>
+                <w:rFonts w:ascii="Times New Roman" w:hAnsi="Times New Roman"/>
+                <w:sz w:val="19"/>
+              </w:rPr>
+              <w:t>1.71 ms</w:t>
+            </w:r>
+          </w:p>
+        </w:tc>
+        <w:tc>
+          <w:tcPr>
+            <w:tcW w:type="dxa" w:w="1108"/>
+            <w:tcW w:w="1108" w:type="dxa"/>
+            <w:shd w:fill="FFFFFF"/>
+            <w:tcMar>
+              <w:top w:w="60" w:type="dxa"/>
+              <w:bottom w:w="60" w:type="dxa"/>
+              <w:left w:w="80" w:type="dxa"/>
+              <w:right w:w="80" w:type="dxa"/>
+            </w:tcMar>
+          </w:tcPr>
+          <w:p>
+            <w:pPr>
+              <w:jc w:val="center"/>
+            </w:pPr>
+            <w:r>
+              <w:rPr>
+                <w:rFonts w:ascii="Times New Roman" w:hAnsi="Times New Roman"/>
+                <w:sz w:val="19"/>
+              </w:rPr>
+              <w:t>18.10 MB</w:t>
+            </w:r>
+          </w:p>
+        </w:tc>
+        <w:tc>
+          <w:tcPr>
+            <w:tcW w:type="dxa" w:w="1232"/>
+            <w:tcW w:w="1231" w:type="dxa"/>
+            <w:shd w:fill="FFFFFF"/>
+            <w:tcMar>
+              <w:top w:w="60" w:type="dxa"/>
+              <w:bottom w:w="60" w:type="dxa"/>
+              <w:left w:w="80" w:type="dxa"/>
+              <w:right w:w="80" w:type="dxa"/>
+            </w:tcMar>
+          </w:tcPr>
+          <w:p>
+            <w:pPr>
+              <w:jc w:val="center"/>
+            </w:pPr>
+            <w:r>
+              <w:rPr>
+                <w:rFonts w:ascii="Times New Roman" w:hAnsi="Times New Roman"/>
+                <w:sz w:val="19"/>
+              </w:rPr>
+              <w:t>Cloud (617.13 req/s)</w:t>
+            </w:r>
+          </w:p>
+        </w:tc>
+        <w:tc>
+          <w:tcPr>
+            <w:tcW w:type="dxa" w:w="1232"/>
+            <w:tcW w:w="1231" w:type="dxa"/>
+            <w:shd w:fill="FFFFFF"/>
+            <w:tcMar>
+              <w:top w:w="60" w:type="dxa"/>
+              <w:bottom w:w="60" w:type="dxa"/>
+              <w:left w:w="80" w:type="dxa"/>
+              <w:right w:w="80" w:type="dxa"/>
+            </w:tcMar>
+          </w:tcPr>
+          <w:p>
+            <w:pPr>
+              <w:jc w:val="center"/>
+            </w:pPr>
+            <w:r>
+              <w:rPr>
+                <w:rFonts w:ascii="Times New Roman" w:hAnsi="Times New Roman"/>
+                <w:b/>
+                <w:color w:val="10B981"/>
+                <w:sz w:val="19"/>
+              </w:rPr>
+              <w:t>PASS (63.5x safety)</w:t>
             </w:r>
           </w:p>
         </w:tc>
